--- a/CMA_Summaries_B1_Ch03.docx
+++ b/CMA_Summaries_B1_Ch03.docx
@@ -111,7 +111,7 @@
       <w:r>
         <w:drawing>
           <wp:inline distT="0" distB="0" distL="0" distR="0">
-            <wp:extent cx="5734050" cy="1591950"/>
+            <wp:extent cx="5734050" cy="1856025"/>
             <wp:effectExtent t="0" r="0" b="0" l="0"/>
             <wp:docPr id="1" name="" descr="" title=""/>
             <wp:cNvGraphicFramePr>
@@ -136,7 +136,7 @@
                   <pic:spPr bwMode="auto">
                     <a:xfrm>
                       <a:off x="0" y="0"/>
-                      <a:ext cx="5734050" cy="1591950"/>
+                      <a:ext cx="5734050" cy="1856025"/>
                     </a:xfrm>
                     <a:prstGeom prst="rect">
                       <a:avLst/>
@@ -204,7 +204,7 @@
                 <w:sz w:val="16"/>
                 <w:szCs w:val="16"/>
               </w:rPr>
-              <w:t xml:space="preserve">reclassification adjustment   ·   Unusual items and discontinued operations   ·   Limitations and links to the other statements</w:t>
+              <w:t xml:space="preserve">Purpose and structure of the income statement   ·   Unusual items and discontinued operations   ·   Limitations and links to the other statements</w:t>
             </w:r>
           </w:p>
         </w:tc>
@@ -231,7 +231,7 @@
           <w:sz w:val="16"/>
           <w:szCs w:val="16"/>
         </w:rPr>
-        <w:t xml:space="preserve">      gaps 3–13</w:t>
+        <w:t xml:space="preserve">      gaps 3–14</w:t>
       </w:r>
     </w:p>
     <w:p>
@@ -599,7 +599,7 @@
           <w:sz w:val="19"/>
           <w:szCs w:val="19"/>
         </w:rPr>
-        <w:t xml:space="preserve">Managers use it to compare results with budgets and with </w:t>
+        <w:t xml:space="preserve"/>
       </w:r>
       <w:r>
         <w:rPr>
@@ -610,6 +610,38 @@
           <w:szCs w:val="15"/>
         </w:rPr>
         <w:t xml:space="preserve"> (13) </w:t>
+      </w:r>
+      <w:r>
+        <w:rPr>
+          <w:u w:val="single"/>
+          <w:sz w:val="19"/>
+          <w:szCs w:val="19"/>
+        </w:rPr>
+        <w:t xml:space="preserve">           </w:t>
+      </w:r>
+      <w:r>
+        <w:rPr>
+          <w:sz w:val="19"/>
+          <w:szCs w:val="19"/>
+        </w:rPr>
+        <w:t xml:space="preserve"> </w:t>
+      </w:r>
+      <w:r>
+        <w:rPr>
+          <w:sz w:val="19"/>
+          <w:szCs w:val="19"/>
+        </w:rPr>
+        <w:t xml:space="preserve"> use it to compare results with budgets and with </w:t>
+      </w:r>
+      <w:r>
+        <w:rPr>
+          <w:b/>
+          <w:bCs/>
+          <w:color w:val="8186EF"/>
+          <w:sz w:val="15"/>
+          <w:szCs w:val="15"/>
+        </w:rPr>
+        <w:t xml:space="preserve"> (14) </w:t>
       </w:r>
       <w:r>
         <w:rPr>
@@ -717,7 +749,7 @@
                 <w:sz w:val="16"/>
                 <w:szCs w:val="16"/>
               </w:rPr>
-              <w:t xml:space="preserve">competitors   ·   balance   ·   increases   ·   company's   ·   multi-step income statement   ·   profitable   ·   usually   ·   interest   ·   result   ·   Investors   ·   Lenders   ·   photograph</w:t>
+              <w:t xml:space="preserve">interest   ·   balance   ·   increases   ·   company's   ·   whether   ·   profitable   ·   usually   ·   Managers   ·   competitors   ·   result   ·   Investors   ·   Lenders   ·   photograph</w:t>
             </w:r>
           </w:p>
         </w:tc>
@@ -750,8 +782,8 @@
         </w:tblBorders>
       </w:tblPr>
       <w:tblGrid>
-        <w:gridCol w:w="4992"/>
-        <w:gridCol w:w="4608"/>
+        <w:gridCol w:w="5055"/>
+        <w:gridCol w:w="4545"/>
       </w:tblGrid>
       <w:tr>
         <w:tc>
@@ -786,7 +818,8 @@
       <w:tr>
         <w:tc>
           <w:tcPr>
-            <w:tcW w:type="pct" w:w="2600"/>
+            <w:tcW w:type="pct" w:w="2633"/>
+            <w:shd w:fill="353A7C" w:val="clear"/>
             <w:tcMar>
               <w:top w:type="dxa" w:w="50"/>
               <w:left w:type="dxa" w:w="110"/>
@@ -796,13 +829,13 @@
           </w:tcPr>
           <w:p>
             <w:pPr>
-              <w:spacing w:before="26" w:after="26"/>
-            </w:pPr>
-            <w:r>
-              <w:rPr>
-                <w:b/>
-                <w:bCs/>
-                <w:color w:val="353A7C"/>
+              <w:spacing w:before="30" w:after="30"/>
+            </w:pPr>
+            <w:r>
+              <w:rPr>
+                <w:b/>
+                <w:bCs/>
+                <w:color w:val="FFFFFF"/>
                 <w:sz w:val="15"/>
                 <w:szCs w:val="15"/>
               </w:rPr>
@@ -812,7 +845,8 @@
         </w:tc>
         <w:tc>
           <w:tcPr>
-            <w:tcW w:type="pct" w:w="2400"/>
+            <w:tcW w:type="pct" w:w="2367"/>
+            <w:shd w:fill="353A7C" w:val="clear"/>
             <w:tcMar>
               <w:top w:type="dxa" w:w="50"/>
               <w:left w:type="dxa" w:w="110"/>
@@ -822,13 +856,13 @@
           </w:tcPr>
           <w:p>
             <w:pPr>
-              <w:spacing w:before="26" w:after="26"/>
-            </w:pPr>
-            <w:r>
-              <w:rPr>
-                <w:b/>
-                <w:bCs/>
-                <w:color w:val="353A7C"/>
+              <w:spacing w:before="30" w:after="30"/>
+            </w:pPr>
+            <w:r>
+              <w:rPr>
+                <w:b/>
+                <w:bCs/>
+                <w:color w:val="FFFFFF"/>
                 <w:sz w:val="15"/>
                 <w:szCs w:val="15"/>
               </w:rPr>
@@ -840,7 +874,7 @@
       <w:tr>
         <w:tc>
           <w:tcPr>
-            <w:tcW w:type="pct" w:w="2600"/>
+            <w:tcW w:type="pct" w:w="2633"/>
             <w:tcMar>
               <w:top w:type="dxa" w:w="50"/>
               <w:left w:type="dxa" w:w="110"/>
@@ -850,13 +884,12 @@
           </w:tcPr>
           <w:p>
             <w:pPr>
-              <w:spacing w:before="26" w:after="26"/>
-            </w:pPr>
-            <w:r>
-              <w:rPr>
-                <w:color w:val="232733"/>
-                <w:sz w:val="16"/>
-                <w:szCs w:val="16"/>
+              <w:spacing w:before="28" w:after="28"/>
+            </w:pPr>
+            <w:r>
+              <w:rPr>
+                <w:sz w:val="15"/>
+                <w:szCs w:val="15"/>
               </w:rPr>
               <w:t xml:space="preserve">Net sales</w:t>
             </w:r>
@@ -864,7 +897,7 @@
         </w:tc>
         <w:tc>
           <w:tcPr>
-            <w:tcW w:type="pct" w:w="2400"/>
+            <w:tcW w:type="pct" w:w="2367"/>
             <w:tcMar>
               <w:top w:type="dxa" w:w="50"/>
               <w:left w:type="dxa" w:w="110"/>
@@ -874,13 +907,12 @@
           </w:tcPr>
           <w:p>
             <w:pPr>
-              <w:spacing w:before="26" w:after="26"/>
-            </w:pPr>
-            <w:r>
-              <w:rPr>
-                <w:color w:val="232733"/>
-                <w:sz w:val="16"/>
-                <w:szCs w:val="16"/>
+              <w:spacing w:before="28" w:after="28"/>
+            </w:pPr>
+            <w:r>
+              <w:rPr>
+                <w:sz w:val="15"/>
+                <w:szCs w:val="15"/>
               </w:rPr>
               <w:t xml:space="preserve">42,000,000</w:t>
             </w:r>
@@ -890,8 +922,8 @@
       <w:tr>
         <w:tc>
           <w:tcPr>
-            <w:tcW w:type="pct" w:w="2600"/>
-            <w:shd w:fill="FBFAF6" w:val="clear"/>
+            <w:tcW w:type="pct" w:w="2633"/>
+            <w:shd w:fill="FFFFFF" w:val="clear"/>
             <w:tcMar>
               <w:top w:type="dxa" w:w="50"/>
               <w:left w:type="dxa" w:w="110"/>
@@ -901,21 +933,23 @@
           </w:tcPr>
           <w:p>
             <w:pPr>
-              <w:spacing w:before="26" w:after="26"/>
-            </w:pPr>
-            <w:r>
-              <w:rPr>
-                <w:color w:val="232733"/>
-                <w:sz w:val="16"/>
-                <w:szCs w:val="16"/>
-              </w:rPr>
-              <w:t xml:space="preserve">Cost of goods sold</w:t>
-            </w:r>
-          </w:p>
-        </w:tc>
-        <w:tc>
-          <w:tcPr>
-            <w:tcW w:type="pct" w:w="2400"/>
+              <w:spacing w:before="46" w:after="46"/>
+            </w:pPr>
+            <w:r>
+              <w:rPr>
+                <w:b/>
+                <w:bCs/>
+                <w:color w:val="8186EF"/>
+                <w:sz w:val="14"/>
+                <w:szCs w:val="14"/>
+              </w:rPr>
+              <w:t xml:space="preserve">(15)</w:t>
+            </w:r>
+          </w:p>
+        </w:tc>
+        <w:tc>
+          <w:tcPr>
+            <w:tcW w:type="pct" w:w="2367"/>
             <w:shd w:fill="FBFAF6" w:val="clear"/>
             <w:tcMar>
               <w:top w:type="dxa" w:w="50"/>
@@ -926,13 +960,12 @@
           </w:tcPr>
           <w:p>
             <w:pPr>
-              <w:spacing w:before="26" w:after="26"/>
-            </w:pPr>
-            <w:r>
-              <w:rPr>
-                <w:color w:val="232733"/>
-                <w:sz w:val="16"/>
-                <w:szCs w:val="16"/>
+              <w:spacing w:before="28" w:after="28"/>
+            </w:pPr>
+            <w:r>
+              <w:rPr>
+                <w:sz w:val="15"/>
+                <w:szCs w:val="15"/>
               </w:rPr>
               <w:t xml:space="preserve">(27,300,000)</w:t>
             </w:r>
@@ -942,7 +975,7 @@
       <w:tr>
         <w:tc>
           <w:tcPr>
-            <w:tcW w:type="pct" w:w="2600"/>
+            <w:tcW w:type="pct" w:w="2633"/>
             <w:tcMar>
               <w:top w:type="dxa" w:w="50"/>
               <w:left w:type="dxa" w:w="110"/>
@@ -952,13 +985,12 @@
           </w:tcPr>
           <w:p>
             <w:pPr>
-              <w:spacing w:before="26" w:after="26"/>
-            </w:pPr>
-            <w:r>
-              <w:rPr>
-                <w:color w:val="232733"/>
-                <w:sz w:val="16"/>
-                <w:szCs w:val="16"/>
+              <w:spacing w:before="28" w:after="28"/>
+            </w:pPr>
+            <w:r>
+              <w:rPr>
+                <w:sz w:val="15"/>
+                <w:szCs w:val="15"/>
               </w:rPr>
               <w:t xml:space="preserve">Gross profit</w:t>
             </w:r>
@@ -966,7 +998,7 @@
         </w:tc>
         <w:tc>
           <w:tcPr>
-            <w:tcW w:type="pct" w:w="2400"/>
+            <w:tcW w:type="pct" w:w="2367"/>
             <w:tcMar>
               <w:top w:type="dxa" w:w="50"/>
               <w:left w:type="dxa" w:w="110"/>
@@ -976,13 +1008,12 @@
           </w:tcPr>
           <w:p>
             <w:pPr>
-              <w:spacing w:before="26" w:after="26"/>
-            </w:pPr>
-            <w:r>
-              <w:rPr>
-                <w:color w:val="232733"/>
-                <w:sz w:val="16"/>
-                <w:szCs w:val="16"/>
+              <w:spacing w:before="28" w:after="28"/>
+            </w:pPr>
+            <w:r>
+              <w:rPr>
+                <w:sz w:val="15"/>
+                <w:szCs w:val="15"/>
               </w:rPr>
               <w:t xml:space="preserve">14,700,000</w:t>
             </w:r>
@@ -992,7 +1023,7 @@
       <w:tr>
         <w:tc>
           <w:tcPr>
-            <w:tcW w:type="pct" w:w="2600"/>
+            <w:tcW w:type="pct" w:w="2633"/>
             <w:shd w:fill="FBFAF6" w:val="clear"/>
             <w:tcMar>
               <w:top w:type="dxa" w:w="50"/>
@@ -1003,13 +1034,12 @@
           </w:tcPr>
           <w:p>
             <w:pPr>
-              <w:spacing w:before="26" w:after="26"/>
-            </w:pPr>
-            <w:r>
-              <w:rPr>
-                <w:color w:val="232733"/>
-                <w:sz w:val="16"/>
-                <w:szCs w:val="16"/>
+              <w:spacing w:before="28" w:after="28"/>
+            </w:pPr>
+            <w:r>
+              <w:rPr>
+                <w:sz w:val="15"/>
+                <w:szCs w:val="15"/>
               </w:rPr>
               <w:t xml:space="preserve">Operating expenses</w:t>
             </w:r>
@@ -1017,7 +1047,7 @@
         </w:tc>
         <w:tc>
           <w:tcPr>
-            <w:tcW w:type="pct" w:w="2400"/>
+            <w:tcW w:type="pct" w:w="2367"/>
             <w:shd w:fill="FBFAF6" w:val="clear"/>
             <w:tcMar>
               <w:top w:type="dxa" w:w="50"/>
@@ -1028,23 +1058,22 @@
           </w:tcPr>
           <w:p>
             <w:pPr>
-              <w:spacing w:before="26" w:after="26"/>
-            </w:pPr>
-            <w:r>
-              <w:rPr>
-                <w:color w:val="232733"/>
-                <w:sz w:val="16"/>
-                <w:szCs w:val="16"/>
-              </w:rPr>
-              <w:t xml:space="preserve"/>
-            </w:r>
-          </w:p>
-        </w:tc>
-      </w:tr>
-      <w:tr>
-        <w:tc>
-          <w:tcPr>
-            <w:tcW w:type="pct" w:w="2600"/>
+              <w:spacing w:before="28" w:after="28"/>
+            </w:pPr>
+            <w:r>
+              <w:rPr>
+                <w:sz w:val="15"/>
+                <w:szCs w:val="15"/>
+              </w:rPr>
+              <w:t xml:space="preserve"> </w:t>
+            </w:r>
+          </w:p>
+        </w:tc>
+      </w:tr>
+      <w:tr>
+        <w:tc>
+          <w:tcPr>
+            <w:tcW w:type="pct" w:w="2633"/>
             <w:tcMar>
               <w:top w:type="dxa" w:w="50"/>
               <w:left w:type="dxa" w:w="110"/>
@@ -1054,13 +1083,12 @@
           </w:tcPr>
           <w:p>
             <w:pPr>
-              <w:spacing w:before="26" w:after="26"/>
-            </w:pPr>
-            <w:r>
-              <w:rPr>
-                <w:color w:val="232733"/>
-                <w:sz w:val="16"/>
-                <w:szCs w:val="16"/>
+              <w:spacing w:before="28" w:after="28"/>
+            </w:pPr>
+            <w:r>
+              <w:rPr>
+                <w:sz w:val="15"/>
+                <w:szCs w:val="15"/>
               </w:rPr>
               <w:t xml:space="preserve">Selling, general and administrative</w:t>
             </w:r>
@@ -1068,7 +1096,7 @@
         </w:tc>
         <w:tc>
           <w:tcPr>
-            <w:tcW w:type="pct" w:w="2400"/>
+            <w:tcW w:type="pct" w:w="2367"/>
             <w:tcMar>
               <w:top w:type="dxa" w:w="50"/>
               <w:left w:type="dxa" w:w="110"/>
@@ -1078,13 +1106,12 @@
           </w:tcPr>
           <w:p>
             <w:pPr>
-              <w:spacing w:before="26" w:after="26"/>
-            </w:pPr>
-            <w:r>
-              <w:rPr>
-                <w:color w:val="232733"/>
-                <w:sz w:val="16"/>
-                <w:szCs w:val="16"/>
+              <w:spacing w:before="28" w:after="28"/>
+            </w:pPr>
+            <w:r>
+              <w:rPr>
+                <w:sz w:val="15"/>
+                <w:szCs w:val="15"/>
               </w:rPr>
               <w:t xml:space="preserve">(7,237,000)</w:t>
             </w:r>
@@ -1094,7 +1121,7 @@
       <w:tr>
         <w:tc>
           <w:tcPr>
-            <w:tcW w:type="pct" w:w="2600"/>
+            <w:tcW w:type="pct" w:w="2633"/>
             <w:shd w:fill="FBFAF6" w:val="clear"/>
             <w:tcMar>
               <w:top w:type="dxa" w:w="50"/>
@@ -1105,13 +1132,12 @@
           </w:tcPr>
           <w:p>
             <w:pPr>
-              <w:spacing w:before="26" w:after="26"/>
-            </w:pPr>
-            <w:r>
-              <w:rPr>
-                <w:color w:val="232733"/>
-                <w:sz w:val="16"/>
-                <w:szCs w:val="16"/>
+              <w:spacing w:before="28" w:after="28"/>
+            </w:pPr>
+            <w:r>
+              <w:rPr>
+                <w:sz w:val="15"/>
+                <w:szCs w:val="15"/>
               </w:rPr>
               <w:t xml:space="preserve">Credit loss expense</w:t>
             </w:r>
@@ -1119,7 +1145,7 @@
         </w:tc>
         <w:tc>
           <w:tcPr>
-            <w:tcW w:type="pct" w:w="2400"/>
+            <w:tcW w:type="pct" w:w="2367"/>
             <w:shd w:fill="FBFAF6" w:val="clear"/>
             <w:tcMar>
               <w:top w:type="dxa" w:w="50"/>
@@ -1130,13 +1156,12 @@
           </w:tcPr>
           <w:p>
             <w:pPr>
-              <w:spacing w:before="26" w:after="26"/>
-            </w:pPr>
-            <w:r>
-              <w:rPr>
-                <w:color w:val="232733"/>
-                <w:sz w:val="16"/>
-                <w:szCs w:val="16"/>
+              <w:spacing w:before="28" w:after="28"/>
+            </w:pPr>
+            <w:r>
+              <w:rPr>
+                <w:sz w:val="15"/>
+                <w:szCs w:val="15"/>
               </w:rPr>
               <w:t xml:space="preserve">(63,000)</w:t>
             </w:r>
@@ -1146,7 +1171,8 @@
       <w:tr>
         <w:tc>
           <w:tcPr>
-            <w:tcW w:type="pct" w:w="2600"/>
+            <w:tcW w:type="pct" w:w="2633"/>
+            <w:shd w:fill="FFFFFF" w:val="clear"/>
             <w:tcMar>
               <w:top w:type="dxa" w:w="50"/>
               <w:left w:type="dxa" w:w="110"/>
@@ -1156,21 +1182,23 @@
           </w:tcPr>
           <w:p>
             <w:pPr>
-              <w:spacing w:before="26" w:after="26"/>
-            </w:pPr>
-            <w:r>
-              <w:rPr>
-                <w:color w:val="232733"/>
-                <w:sz w:val="16"/>
-                <w:szCs w:val="16"/>
-              </w:rPr>
-              <w:t xml:space="preserve">Research and development</w:t>
-            </w:r>
-          </w:p>
-        </w:tc>
-        <w:tc>
-          <w:tcPr>
-            <w:tcW w:type="pct" w:w="2400"/>
+              <w:spacing w:before="46" w:after="46"/>
+            </w:pPr>
+            <w:r>
+              <w:rPr>
+                <w:b/>
+                <w:bCs/>
+                <w:color w:val="8186EF"/>
+                <w:sz w:val="14"/>
+                <w:szCs w:val="14"/>
+              </w:rPr>
+              <w:t xml:space="preserve">(16)</w:t>
+            </w:r>
+          </w:p>
+        </w:tc>
+        <w:tc>
+          <w:tcPr>
+            <w:tcW w:type="pct" w:w="2367"/>
             <w:tcMar>
               <w:top w:type="dxa" w:w="50"/>
               <w:left w:type="dxa" w:w="110"/>
@@ -1180,13 +1208,12 @@
           </w:tcPr>
           <w:p>
             <w:pPr>
-              <w:spacing w:before="26" w:after="26"/>
-            </w:pPr>
-            <w:r>
-              <w:rPr>
-                <w:color w:val="232733"/>
-                <w:sz w:val="16"/>
-                <w:szCs w:val="16"/>
+              <w:spacing w:before="28" w:after="28"/>
+            </w:pPr>
+            <w:r>
+              <w:rPr>
+                <w:sz w:val="15"/>
+                <w:szCs w:val="15"/>
               </w:rPr>
               <w:t xml:space="preserve">(500,000)</w:t>
             </w:r>
@@ -1196,7 +1223,7 @@
       <w:tr>
         <w:tc>
           <w:tcPr>
-            <w:tcW w:type="pct" w:w="2600"/>
+            <w:tcW w:type="pct" w:w="2633"/>
             <w:shd w:fill="FBFAF6" w:val="clear"/>
             <w:tcMar>
               <w:top w:type="dxa" w:w="50"/>
@@ -1207,13 +1234,12 @@
           </w:tcPr>
           <w:p>
             <w:pPr>
-              <w:spacing w:before="26" w:after="26"/>
-            </w:pPr>
-            <w:r>
-              <w:rPr>
-                <w:color w:val="232733"/>
-                <w:sz w:val="16"/>
-                <w:szCs w:val="16"/>
+              <w:spacing w:before="28" w:after="28"/>
+            </w:pPr>
+            <w:r>
+              <w:rPr>
+                <w:sz w:val="15"/>
+                <w:szCs w:val="15"/>
               </w:rPr>
               <w:t xml:space="preserve">Impairment losses</w:t>
             </w:r>
@@ -1221,7 +1247,7 @@
         </w:tc>
         <w:tc>
           <w:tcPr>
-            <w:tcW w:type="pct" w:w="2400"/>
+            <w:tcW w:type="pct" w:w="2367"/>
             <w:shd w:fill="FBFAF6" w:val="clear"/>
             <w:tcMar>
               <w:top w:type="dxa" w:w="50"/>
@@ -1232,13 +1258,12 @@
           </w:tcPr>
           <w:p>
             <w:pPr>
-              <w:spacing w:before="26" w:after="26"/>
-            </w:pPr>
-            <w:r>
-              <w:rPr>
-                <w:color w:val="232733"/>
-                <w:sz w:val="16"/>
-                <w:szCs w:val="16"/>
+              <w:spacing w:before="28" w:after="28"/>
+            </w:pPr>
+            <w:r>
+              <w:rPr>
+                <w:sz w:val="15"/>
+                <w:szCs w:val="15"/>
               </w:rPr>
               <w:t xml:space="preserve">(2,724,000)</w:t>
             </w:r>
@@ -1248,7 +1273,8 @@
       <w:tr>
         <w:tc>
           <w:tcPr>
-            <w:tcW w:type="pct" w:w="2600"/>
+            <w:tcW w:type="pct" w:w="2633"/>
+            <w:shd w:fill="FFFFFF" w:val="clear"/>
             <w:tcMar>
               <w:top w:type="dxa" w:w="50"/>
               <w:left w:type="dxa" w:w="110"/>
@@ -1258,21 +1284,23 @@
           </w:tcPr>
           <w:p>
             <w:pPr>
-              <w:spacing w:before="26" w:after="26"/>
-            </w:pPr>
-            <w:r>
-              <w:rPr>
-                <w:color w:val="232733"/>
-                <w:sz w:val="16"/>
-                <w:szCs w:val="16"/>
-              </w:rPr>
-              <w:t xml:space="preserve">Total operating expenses</w:t>
-            </w:r>
-          </w:p>
-        </w:tc>
-        <w:tc>
-          <w:tcPr>
-            <w:tcW w:type="pct" w:w="2400"/>
+              <w:spacing w:before="46" w:after="46"/>
+            </w:pPr>
+            <w:r>
+              <w:rPr>
+                <w:b/>
+                <w:bCs/>
+                <w:color w:val="8186EF"/>
+                <w:sz w:val="14"/>
+                <w:szCs w:val="14"/>
+              </w:rPr>
+              <w:t xml:space="preserve">(17)</w:t>
+            </w:r>
+          </w:p>
+        </w:tc>
+        <w:tc>
+          <w:tcPr>
+            <w:tcW w:type="pct" w:w="2367"/>
             <w:tcMar>
               <w:top w:type="dxa" w:w="50"/>
               <w:left w:type="dxa" w:w="110"/>
@@ -1282,13 +1310,12 @@
           </w:tcPr>
           <w:p>
             <w:pPr>
-              <w:spacing w:before="26" w:after="26"/>
-            </w:pPr>
-            <w:r>
-              <w:rPr>
-                <w:color w:val="232733"/>
-                <w:sz w:val="16"/>
-                <w:szCs w:val="16"/>
+              <w:spacing w:before="28" w:after="28"/>
+            </w:pPr>
+            <w:r>
+              <w:rPr>
+                <w:sz w:val="15"/>
+                <w:szCs w:val="15"/>
               </w:rPr>
               <w:t xml:space="preserve">(10,524,000)</w:t>
             </w:r>
@@ -1298,8 +1325,8 @@
       <w:tr>
         <w:tc>
           <w:tcPr>
-            <w:tcW w:type="pct" w:w="2600"/>
-            <w:shd w:fill="FBFAF6" w:val="clear"/>
+            <w:tcW w:type="pct" w:w="2633"/>
+            <w:shd w:fill="FFFFFF" w:val="clear"/>
             <w:tcMar>
               <w:top w:type="dxa" w:w="50"/>
               <w:left w:type="dxa" w:w="110"/>
@@ -1309,21 +1336,23 @@
           </w:tcPr>
           <w:p>
             <w:pPr>
-              <w:spacing w:before="26" w:after="26"/>
-            </w:pPr>
-            <w:r>
-              <w:rPr>
-                <w:color w:val="232733"/>
-                <w:sz w:val="16"/>
-                <w:szCs w:val="16"/>
-              </w:rPr>
-              <w:t xml:space="preserve">Operating income</w:t>
-            </w:r>
-          </w:p>
-        </w:tc>
-        <w:tc>
-          <w:tcPr>
-            <w:tcW w:type="pct" w:w="2400"/>
+              <w:spacing w:before="46" w:after="46"/>
+            </w:pPr>
+            <w:r>
+              <w:rPr>
+                <w:b/>
+                <w:bCs/>
+                <w:color w:val="8186EF"/>
+                <w:sz w:val="14"/>
+                <w:szCs w:val="14"/>
+              </w:rPr>
+              <w:t xml:space="preserve">(18)</w:t>
+            </w:r>
+          </w:p>
+        </w:tc>
+        <w:tc>
+          <w:tcPr>
+            <w:tcW w:type="pct" w:w="2367"/>
             <w:shd w:fill="FBFAF6" w:val="clear"/>
             <w:tcMar>
               <w:top w:type="dxa" w:w="50"/>
@@ -1334,13 +1363,12 @@
           </w:tcPr>
           <w:p>
             <w:pPr>
-              <w:spacing w:before="26" w:after="26"/>
-            </w:pPr>
-            <w:r>
-              <w:rPr>
-                <w:color w:val="232733"/>
-                <w:sz w:val="16"/>
-                <w:szCs w:val="16"/>
+              <w:spacing w:before="28" w:after="28"/>
+            </w:pPr>
+            <w:r>
+              <w:rPr>
+                <w:sz w:val="15"/>
+                <w:szCs w:val="15"/>
               </w:rPr>
               <w:t xml:space="preserve">4,176,000</w:t>
             </w:r>
@@ -1350,7 +1378,7 @@
       <w:tr>
         <w:tc>
           <w:tcPr>
-            <w:tcW w:type="pct" w:w="2600"/>
+            <w:tcW w:type="pct" w:w="2633"/>
             <w:tcMar>
               <w:top w:type="dxa" w:w="50"/>
               <w:left w:type="dxa" w:w="110"/>
@@ -1360,13 +1388,12 @@
           </w:tcPr>
           <w:p>
             <w:pPr>
-              <w:spacing w:before="26" w:after="26"/>
-            </w:pPr>
-            <w:r>
-              <w:rPr>
-                <w:color w:val="232733"/>
-                <w:sz w:val="16"/>
-                <w:szCs w:val="16"/>
+              <w:spacing w:before="28" w:after="28"/>
+            </w:pPr>
+            <w:r>
+              <w:rPr>
+                <w:sz w:val="15"/>
+                <w:szCs w:val="15"/>
               </w:rPr>
               <w:t xml:space="preserve">Other income and (expense)</w:t>
             </w:r>
@@ -1374,7 +1401,7 @@
         </w:tc>
         <w:tc>
           <w:tcPr>
-            <w:tcW w:type="pct" w:w="2400"/>
+            <w:tcW w:type="pct" w:w="2367"/>
             <w:tcMar>
               <w:top w:type="dxa" w:w="50"/>
               <w:left w:type="dxa" w:w="110"/>
@@ -1384,23 +1411,22 @@
           </w:tcPr>
           <w:p>
             <w:pPr>
-              <w:spacing w:before="26" w:after="26"/>
-            </w:pPr>
-            <w:r>
-              <w:rPr>
-                <w:color w:val="232733"/>
-                <w:sz w:val="16"/>
-                <w:szCs w:val="16"/>
-              </w:rPr>
-              <w:t xml:space="preserve"/>
-            </w:r>
-          </w:p>
-        </w:tc>
-      </w:tr>
-      <w:tr>
-        <w:tc>
-          <w:tcPr>
-            <w:tcW w:type="pct" w:w="2600"/>
+              <w:spacing w:before="28" w:after="28"/>
+            </w:pPr>
+            <w:r>
+              <w:rPr>
+                <w:sz w:val="15"/>
+                <w:szCs w:val="15"/>
+              </w:rPr>
+              <w:t xml:space="preserve"> </w:t>
+            </w:r>
+          </w:p>
+        </w:tc>
+      </w:tr>
+      <w:tr>
+        <w:tc>
+          <w:tcPr>
+            <w:tcW w:type="pct" w:w="2633"/>
             <w:shd w:fill="FBFAF6" w:val="clear"/>
             <w:tcMar>
               <w:top w:type="dxa" w:w="50"/>
@@ -1411,13 +1437,12 @@
           </w:tcPr>
           <w:p>
             <w:pPr>
-              <w:spacing w:before="26" w:after="26"/>
-            </w:pPr>
-            <w:r>
-              <w:rPr>
-                <w:color w:val="232733"/>
-                <w:sz w:val="16"/>
-                <w:szCs w:val="16"/>
+              <w:spacing w:before="28" w:after="28"/>
+            </w:pPr>
+            <w:r>
+              <w:rPr>
+                <w:sz w:val="15"/>
+                <w:szCs w:val="15"/>
               </w:rPr>
               <w:t xml:space="preserve">Interest expense</w:t>
             </w:r>
@@ -1425,7 +1450,7 @@
         </w:tc>
         <w:tc>
           <w:tcPr>
-            <w:tcW w:type="pct" w:w="2400"/>
+            <w:tcW w:type="pct" w:w="2367"/>
             <w:shd w:fill="FBFAF6" w:val="clear"/>
             <w:tcMar>
               <w:top w:type="dxa" w:w="50"/>
@@ -1436,13 +1461,12 @@
           </w:tcPr>
           <w:p>
             <w:pPr>
-              <w:spacing w:before="26" w:after="26"/>
-            </w:pPr>
-            <w:r>
-              <w:rPr>
-                <w:color w:val="232733"/>
-                <w:sz w:val="16"/>
-                <w:szCs w:val="16"/>
+              <w:spacing w:before="28" w:after="28"/>
+            </w:pPr>
+            <w:r>
+              <w:rPr>
+                <w:sz w:val="15"/>
+                <w:szCs w:val="15"/>
               </w:rPr>
               <w:t xml:space="preserve">(390,000)</w:t>
             </w:r>
@@ -1452,7 +1476,7 @@
       <w:tr>
         <w:tc>
           <w:tcPr>
-            <w:tcW w:type="pct" w:w="2600"/>
+            <w:tcW w:type="pct" w:w="2633"/>
             <w:tcMar>
               <w:top w:type="dxa" w:w="50"/>
               <w:left w:type="dxa" w:w="110"/>
@@ -1462,13 +1486,12 @@
           </w:tcPr>
           <w:p>
             <w:pPr>
-              <w:spacing w:before="26" w:after="26"/>
-            </w:pPr>
-            <w:r>
-              <w:rPr>
-                <w:color w:val="232733"/>
-                <w:sz w:val="16"/>
-                <w:szCs w:val="16"/>
+              <w:spacing w:before="28" w:after="28"/>
+            </w:pPr>
+            <w:r>
+              <w:rPr>
+                <w:sz w:val="15"/>
+                <w:szCs w:val="15"/>
               </w:rPr>
               <w:t xml:space="preserve">Interest and dividend income</w:t>
             </w:r>
@@ -1476,7 +1499,7 @@
         </w:tc>
         <w:tc>
           <w:tcPr>
-            <w:tcW w:type="pct" w:w="2400"/>
+            <w:tcW w:type="pct" w:w="2367"/>
             <w:tcMar>
               <w:top w:type="dxa" w:w="50"/>
               <w:left w:type="dxa" w:w="110"/>
@@ -1486,13 +1509,12 @@
           </w:tcPr>
           <w:p>
             <w:pPr>
-              <w:spacing w:before="26" w:after="26"/>
-            </w:pPr>
-            <w:r>
-              <w:rPr>
-                <w:color w:val="232733"/>
-                <w:sz w:val="16"/>
-                <w:szCs w:val="16"/>
+              <w:spacing w:before="28" w:after="28"/>
+            </w:pPr>
+            <w:r>
+              <w:rPr>
+                <w:sz w:val="15"/>
+                <w:szCs w:val="15"/>
               </w:rPr>
               <w:t xml:space="preserve">3,800</w:t>
             </w:r>
@@ -1502,8 +1524,8 @@
       <w:tr>
         <w:tc>
           <w:tcPr>
-            <w:tcW w:type="pct" w:w="2600"/>
-            <w:shd w:fill="FBFAF6" w:val="clear"/>
+            <w:tcW w:type="pct" w:w="2633"/>
+            <w:shd w:fill="FFFFFF" w:val="clear"/>
             <w:tcMar>
               <w:top w:type="dxa" w:w="50"/>
               <w:left w:type="dxa" w:w="110"/>
@@ -1513,21 +1535,23 @@
           </w:tcPr>
           <w:p>
             <w:pPr>
-              <w:spacing w:before="26" w:after="26"/>
-            </w:pPr>
-            <w:r>
-              <w:rPr>
-                <w:color w:val="232733"/>
-                <w:sz w:val="16"/>
-                <w:szCs w:val="16"/>
-              </w:rPr>
-              <w:t xml:space="preserve">Unrealized gains on securities</w:t>
-            </w:r>
-          </w:p>
-        </w:tc>
-        <w:tc>
-          <w:tcPr>
-            <w:tcW w:type="pct" w:w="2400"/>
+              <w:spacing w:before="46" w:after="46"/>
+            </w:pPr>
+            <w:r>
+              <w:rPr>
+                <w:b/>
+                <w:bCs/>
+                <w:color w:val="8186EF"/>
+                <w:sz w:val="14"/>
+                <w:szCs w:val="14"/>
+              </w:rPr>
+              <w:t xml:space="preserve">(19)</w:t>
+            </w:r>
+          </w:p>
+        </w:tc>
+        <w:tc>
+          <w:tcPr>
+            <w:tcW w:type="pct" w:w="2367"/>
             <w:shd w:fill="FBFAF6" w:val="clear"/>
             <w:tcMar>
               <w:top w:type="dxa" w:w="50"/>
@@ -1538,13 +1562,12 @@
           </w:tcPr>
           <w:p>
             <w:pPr>
-              <w:spacing w:before="26" w:after="26"/>
-            </w:pPr>
-            <w:r>
-              <w:rPr>
-                <w:color w:val="232733"/>
-                <w:sz w:val="16"/>
-                <w:szCs w:val="16"/>
+              <w:spacing w:before="28" w:after="28"/>
+            </w:pPr>
+            <w:r>
+              <w:rPr>
+                <w:sz w:val="15"/>
+                <w:szCs w:val="15"/>
               </w:rPr>
               <w:t xml:space="preserve">4,000</w:t>
             </w:r>
@@ -1554,7 +1577,8 @@
       <w:tr>
         <w:tc>
           <w:tcPr>
-            <w:tcW w:type="pct" w:w="2600"/>
+            <w:tcW w:type="pct" w:w="2633"/>
+            <w:shd w:fill="FFFFFF" w:val="clear"/>
             <w:tcMar>
               <w:top w:type="dxa" w:w="50"/>
               <w:left w:type="dxa" w:w="110"/>
@@ -1564,21 +1588,23 @@
           </w:tcPr>
           <w:p>
             <w:pPr>
-              <w:spacing w:before="26" w:after="26"/>
-            </w:pPr>
-            <w:r>
-              <w:rPr>
-                <w:color w:val="232733"/>
-                <w:sz w:val="16"/>
-                <w:szCs w:val="16"/>
-              </w:rPr>
-              <w:t xml:space="preserve">Equity-method income</w:t>
-            </w:r>
-          </w:p>
-        </w:tc>
-        <w:tc>
-          <w:tcPr>
-            <w:tcW w:type="pct" w:w="2400"/>
+              <w:spacing w:before="46" w:after="46"/>
+            </w:pPr>
+            <w:r>
+              <w:rPr>
+                <w:b/>
+                <w:bCs/>
+                <w:color w:val="8186EF"/>
+                <w:sz w:val="14"/>
+                <w:szCs w:val="14"/>
+              </w:rPr>
+              <w:t xml:space="preserve">(20)</w:t>
+            </w:r>
+          </w:p>
+        </w:tc>
+        <w:tc>
+          <w:tcPr>
+            <w:tcW w:type="pct" w:w="2367"/>
             <w:tcMar>
               <w:top w:type="dxa" w:w="50"/>
               <w:left w:type="dxa" w:w="110"/>
@@ -1588,13 +1614,12 @@
           </w:tcPr>
           <w:p>
             <w:pPr>
-              <w:spacing w:before="26" w:after="26"/>
-            </w:pPr>
-            <w:r>
-              <w:rPr>
-                <w:color w:val="232733"/>
-                <w:sz w:val="16"/>
-                <w:szCs w:val="16"/>
+              <w:spacing w:before="28" w:after="28"/>
+            </w:pPr>
+            <w:r>
+              <w:rPr>
+                <w:sz w:val="15"/>
+                <w:szCs w:val="15"/>
               </w:rPr>
               <w:t xml:space="preserve">177,000</w:t>
             </w:r>
@@ -1604,7 +1629,7 @@
       <w:tr>
         <w:tc>
           <w:tcPr>
-            <w:tcW w:type="pct" w:w="2600"/>
+            <w:tcW w:type="pct" w:w="2633"/>
             <w:shd w:fill="FBFAF6" w:val="clear"/>
             <w:tcMar>
               <w:top w:type="dxa" w:w="50"/>
@@ -1615,13 +1640,12 @@
           </w:tcPr>
           <w:p>
             <w:pPr>
-              <w:spacing w:before="26" w:after="26"/>
-            </w:pPr>
-            <w:r>
-              <w:rPr>
-                <w:color w:val="232733"/>
-                <w:sz w:val="16"/>
-                <w:szCs w:val="16"/>
+              <w:spacing w:before="28" w:after="28"/>
+            </w:pPr>
+            <w:r>
+              <w:rPr>
+                <w:sz w:val="15"/>
+                <w:szCs w:val="15"/>
               </w:rPr>
               <w:t xml:space="preserve">Gain on sale of equipment</w:t>
             </w:r>
@@ -1629,7 +1653,7 @@
         </w:tc>
         <w:tc>
           <w:tcPr>
-            <w:tcW w:type="pct" w:w="2400"/>
+            <w:tcW w:type="pct" w:w="2367"/>
             <w:shd w:fill="FBFAF6" w:val="clear"/>
             <w:tcMar>
               <w:top w:type="dxa" w:w="50"/>
@@ -1640,13 +1664,12 @@
           </w:tcPr>
           <w:p>
             <w:pPr>
-              <w:spacing w:before="26" w:after="26"/>
-            </w:pPr>
-            <w:r>
-              <w:rPr>
-                <w:color w:val="232733"/>
-                <w:sz w:val="16"/>
-                <w:szCs w:val="16"/>
+              <w:spacing w:before="28" w:after="28"/>
+            </w:pPr>
+            <w:r>
+              <w:rPr>
+                <w:sz w:val="15"/>
+                <w:szCs w:val="15"/>
               </w:rPr>
               <w:t xml:space="preserve">3,000</w:t>
             </w:r>
@@ -1656,7 +1679,8 @@
       <w:tr>
         <w:tc>
           <w:tcPr>
-            <w:tcW w:type="pct" w:w="2600"/>
+            <w:tcW w:type="pct" w:w="2633"/>
+            <w:shd w:fill="FFFFFF" w:val="clear"/>
             <w:tcMar>
               <w:top w:type="dxa" w:w="50"/>
               <w:left w:type="dxa" w:w="110"/>
@@ -1666,21 +1690,23 @@
           </w:tcPr>
           <w:p>
             <w:pPr>
-              <w:spacing w:before="26" w:after="26"/>
-            </w:pPr>
-            <w:r>
-              <w:rPr>
-                <w:color w:val="232733"/>
-                <w:sz w:val="16"/>
-                <w:szCs w:val="16"/>
-              </w:rPr>
-              <w:t xml:space="preserve">Loss on sale of receivables</w:t>
-            </w:r>
-          </w:p>
-        </w:tc>
-        <w:tc>
-          <w:tcPr>
-            <w:tcW w:type="pct" w:w="2400"/>
+              <w:spacing w:before="46" w:after="46"/>
+            </w:pPr>
+            <w:r>
+              <w:rPr>
+                <w:b/>
+                <w:bCs/>
+                <w:color w:val="8186EF"/>
+                <w:sz w:val="14"/>
+                <w:szCs w:val="14"/>
+              </w:rPr>
+              <w:t xml:space="preserve">(21)</w:t>
+            </w:r>
+          </w:p>
+        </w:tc>
+        <w:tc>
+          <w:tcPr>
+            <w:tcW w:type="pct" w:w="2367"/>
             <w:tcMar>
               <w:top w:type="dxa" w:w="50"/>
               <w:left w:type="dxa" w:w="110"/>
@@ -1690,13 +1716,12 @@
           </w:tcPr>
           <w:p>
             <w:pPr>
-              <w:spacing w:before="26" w:after="26"/>
-            </w:pPr>
-            <w:r>
-              <w:rPr>
-                <w:color w:val="232733"/>
-                <w:sz w:val="16"/>
-                <w:szCs w:val="16"/>
+              <w:spacing w:before="28" w:after="28"/>
+            </w:pPr>
+            <w:r>
+              <w:rPr>
+                <w:sz w:val="15"/>
+                <w:szCs w:val="15"/>
               </w:rPr>
               <w:t xml:space="preserve">(15,000)</w:t>
             </w:r>
@@ -1706,8 +1731,8 @@
       <w:tr>
         <w:tc>
           <w:tcPr>
-            <w:tcW w:type="pct" w:w="2600"/>
-            <w:shd w:fill="FBFAF6" w:val="clear"/>
+            <w:tcW w:type="pct" w:w="2633"/>
+            <w:shd w:fill="FFFFFF" w:val="clear"/>
             <w:tcMar>
               <w:top w:type="dxa" w:w="50"/>
               <w:left w:type="dxa" w:w="110"/>
@@ -1717,21 +1742,23 @@
           </w:tcPr>
           <w:p>
             <w:pPr>
-              <w:spacing w:before="26" w:after="26"/>
-            </w:pPr>
-            <w:r>
-              <w:rPr>
-                <w:color w:val="232733"/>
-                <w:sz w:val="16"/>
-                <w:szCs w:val="16"/>
-              </w:rPr>
-              <w:t xml:space="preserve">Total other income and (expense)</w:t>
-            </w:r>
-          </w:p>
-        </w:tc>
-        <w:tc>
-          <w:tcPr>
-            <w:tcW w:type="pct" w:w="2400"/>
+              <w:spacing w:before="46" w:after="46"/>
+            </w:pPr>
+            <w:r>
+              <w:rPr>
+                <w:b/>
+                <w:bCs/>
+                <w:color w:val="8186EF"/>
+                <w:sz w:val="14"/>
+                <w:szCs w:val="14"/>
+              </w:rPr>
+              <w:t xml:space="preserve">(22)</w:t>
+            </w:r>
+          </w:p>
+        </w:tc>
+        <w:tc>
+          <w:tcPr>
+            <w:tcW w:type="pct" w:w="2367"/>
             <w:shd w:fill="FBFAF6" w:val="clear"/>
             <w:tcMar>
               <w:top w:type="dxa" w:w="50"/>
@@ -1742,13 +1769,12 @@
           </w:tcPr>
           <w:p>
             <w:pPr>
-              <w:spacing w:before="26" w:after="26"/>
-            </w:pPr>
-            <w:r>
-              <w:rPr>
-                <w:color w:val="232733"/>
-                <w:sz w:val="16"/>
-                <w:szCs w:val="16"/>
+              <w:spacing w:before="28" w:after="28"/>
+            </w:pPr>
+            <w:r>
+              <w:rPr>
+                <w:sz w:val="15"/>
+                <w:szCs w:val="15"/>
               </w:rPr>
               <w:t xml:space="preserve">(217,200)</w:t>
             </w:r>
@@ -1758,7 +1784,8 @@
       <w:tr>
         <w:tc>
           <w:tcPr>
-            <w:tcW w:type="pct" w:w="2600"/>
+            <w:tcW w:type="pct" w:w="2633"/>
+            <w:shd w:fill="FFFFFF" w:val="clear"/>
             <w:tcMar>
               <w:top w:type="dxa" w:w="50"/>
               <w:left w:type="dxa" w:w="110"/>
@@ -1768,21 +1795,23 @@
           </w:tcPr>
           <w:p>
             <w:pPr>
-              <w:spacing w:before="26" w:after="26"/>
-            </w:pPr>
-            <w:r>
-              <w:rPr>
-                <w:color w:val="232733"/>
-                <w:sz w:val="16"/>
-                <w:szCs w:val="16"/>
-              </w:rPr>
-              <w:t xml:space="preserve">Income before income taxes</w:t>
-            </w:r>
-          </w:p>
-        </w:tc>
-        <w:tc>
-          <w:tcPr>
-            <w:tcW w:type="pct" w:w="2400"/>
+              <w:spacing w:before="46" w:after="46"/>
+            </w:pPr>
+            <w:r>
+              <w:rPr>
+                <w:b/>
+                <w:bCs/>
+                <w:color w:val="8186EF"/>
+                <w:sz w:val="14"/>
+                <w:szCs w:val="14"/>
+              </w:rPr>
+              <w:t xml:space="preserve">(23)</w:t>
+            </w:r>
+          </w:p>
+        </w:tc>
+        <w:tc>
+          <w:tcPr>
+            <w:tcW w:type="pct" w:w="2367"/>
             <w:tcMar>
               <w:top w:type="dxa" w:w="50"/>
               <w:left w:type="dxa" w:w="110"/>
@@ -1792,13 +1821,12 @@
           </w:tcPr>
           <w:p>
             <w:pPr>
-              <w:spacing w:before="26" w:after="26"/>
-            </w:pPr>
-            <w:r>
-              <w:rPr>
-                <w:color w:val="232733"/>
-                <w:sz w:val="16"/>
-                <w:szCs w:val="16"/>
+              <w:spacing w:before="28" w:after="28"/>
+            </w:pPr>
+            <w:r>
+              <w:rPr>
+                <w:sz w:val="15"/>
+                <w:szCs w:val="15"/>
               </w:rPr>
               <w:t xml:space="preserve">3,958,800</w:t>
             </w:r>
@@ -1808,7 +1836,7 @@
       <w:tr>
         <w:tc>
           <w:tcPr>
-            <w:tcW w:type="pct" w:w="2600"/>
+            <w:tcW w:type="pct" w:w="2633"/>
             <w:shd w:fill="FBFAF6" w:val="clear"/>
             <w:tcMar>
               <w:top w:type="dxa" w:w="50"/>
@@ -1819,13 +1847,12 @@
           </w:tcPr>
           <w:p>
             <w:pPr>
-              <w:spacing w:before="26" w:after="26"/>
-            </w:pPr>
-            <w:r>
-              <w:rPr>
-                <w:color w:val="232733"/>
-                <w:sz w:val="16"/>
-                <w:szCs w:val="16"/>
+              <w:spacing w:before="28" w:after="28"/>
+            </w:pPr>
+            <w:r>
+              <w:rPr>
+                <w:sz w:val="15"/>
+                <w:szCs w:val="15"/>
               </w:rPr>
               <w:t xml:space="preserve">Income tax expense</w:t>
             </w:r>
@@ -1833,7 +1860,7 @@
         </w:tc>
         <w:tc>
           <w:tcPr>
-            <w:tcW w:type="pct" w:w="2400"/>
+            <w:tcW w:type="pct" w:w="2367"/>
             <w:shd w:fill="FBFAF6" w:val="clear"/>
             <w:tcMar>
               <w:top w:type="dxa" w:w="50"/>
@@ -1844,13 +1871,12 @@
           </w:tcPr>
           <w:p>
             <w:pPr>
-              <w:spacing w:before="26" w:after="26"/>
-            </w:pPr>
-            <w:r>
-              <w:rPr>
-                <w:color w:val="232733"/>
-                <w:sz w:val="16"/>
-                <w:szCs w:val="16"/>
+              <w:spacing w:before="28" w:after="28"/>
+            </w:pPr>
+            <w:r>
+              <w:rPr>
+                <w:sz w:val="15"/>
+                <w:szCs w:val="15"/>
               </w:rPr>
               <w:t xml:space="preserve">(989,700)</w:t>
             </w:r>
@@ -1860,7 +1886,7 @@
       <w:tr>
         <w:tc>
           <w:tcPr>
-            <w:tcW w:type="pct" w:w="2600"/>
+            <w:tcW w:type="pct" w:w="2633"/>
             <w:tcMar>
               <w:top w:type="dxa" w:w="50"/>
               <w:left w:type="dxa" w:w="110"/>
@@ -1870,13 +1896,12 @@
           </w:tcPr>
           <w:p>
             <w:pPr>
-              <w:spacing w:before="26" w:after="26"/>
-            </w:pPr>
-            <w:r>
-              <w:rPr>
-                <w:color w:val="232733"/>
-                <w:sz w:val="16"/>
-                <w:szCs w:val="16"/>
+              <w:spacing w:before="28" w:after="28"/>
+            </w:pPr>
+            <w:r>
+              <w:rPr>
+                <w:sz w:val="15"/>
+                <w:szCs w:val="15"/>
               </w:rPr>
               <w:t xml:space="preserve">Net income</w:t>
             </w:r>
@@ -1884,7 +1909,7 @@
         </w:tc>
         <w:tc>
           <w:tcPr>
-            <w:tcW w:type="pct" w:w="2400"/>
+            <w:tcW w:type="pct" w:w="2367"/>
             <w:tcMar>
               <w:top w:type="dxa" w:w="50"/>
               <w:left w:type="dxa" w:w="110"/>
@@ -1894,13 +1919,12 @@
           </w:tcPr>
           <w:p>
             <w:pPr>
-              <w:spacing w:before="26" w:after="26"/>
-            </w:pPr>
-            <w:r>
-              <w:rPr>
-                <w:color w:val="232733"/>
-                <w:sz w:val="16"/>
-                <w:szCs w:val="16"/>
+              <w:spacing w:before="28" w:after="28"/>
+            </w:pPr>
+            <w:r>
+              <w:rPr>
+                <w:sz w:val="15"/>
+                <w:szCs w:val="15"/>
               </w:rPr>
               <w:t xml:space="preserve">2,969,100</w:t>
             </w:r>
@@ -1910,7 +1934,7 @@
       <w:tr>
         <w:tc>
           <w:tcPr>
-            <w:tcW w:type="pct" w:w="2600"/>
+            <w:tcW w:type="pct" w:w="2633"/>
             <w:shd w:fill="FBFAF6" w:val="clear"/>
             <w:tcMar>
               <w:top w:type="dxa" w:w="50"/>
@@ -1921,13 +1945,12 @@
           </w:tcPr>
           <w:p>
             <w:pPr>
-              <w:spacing w:before="26" w:after="26"/>
-            </w:pPr>
-            <w:r>
-              <w:rPr>
-                <w:color w:val="232733"/>
-                <w:sz w:val="16"/>
-                <w:szCs w:val="16"/>
+              <w:spacing w:before="28" w:after="28"/>
+            </w:pPr>
+            <w:r>
+              <w:rPr>
+                <w:sz w:val="15"/>
+                <w:szCs w:val="15"/>
               </w:rPr>
               <w:t xml:space="preserve">Earnings per share, basic and diluted</w:t>
             </w:r>
@@ -1935,7 +1958,7 @@
         </w:tc>
         <w:tc>
           <w:tcPr>
-            <w:tcW w:type="pct" w:w="2400"/>
+            <w:tcW w:type="pct" w:w="2367"/>
             <w:shd w:fill="FBFAF6" w:val="clear"/>
             <w:tcMar>
               <w:top w:type="dxa" w:w="50"/>
@@ -1946,13 +1969,12 @@
           </w:tcPr>
           <w:p>
             <w:pPr>
-              <w:spacing w:before="26" w:after="26"/>
-            </w:pPr>
-            <w:r>
-              <w:rPr>
-                <w:color w:val="232733"/>
-                <w:sz w:val="16"/>
-                <w:szCs w:val="16"/>
+              <w:spacing w:before="28" w:after="28"/>
+            </w:pPr>
+            <w:r>
+              <w:rPr>
+                <w:sz w:val="15"/>
+                <w:szCs w:val="15"/>
               </w:rPr>
               <w:t xml:space="preserve">$0.37</w:t>
             </w:r>
@@ -1962,7 +1984,7 @@
       <w:tr>
         <w:tc>
           <w:tcPr>
-            <w:tcW w:type="pct" w:w="2600"/>
+            <w:tcW w:type="pct" w:w="2633"/>
             <w:tcMar>
               <w:top w:type="dxa" w:w="50"/>
               <w:left w:type="dxa" w:w="110"/>
@@ -1972,13 +1994,12 @@
           </w:tcPr>
           <w:p>
             <w:pPr>
-              <w:spacing w:before="26" w:after="26"/>
-            </w:pPr>
-            <w:r>
-              <w:rPr>
-                <w:color w:val="232733"/>
-                <w:sz w:val="16"/>
-                <w:szCs w:val="16"/>
+              <w:spacing w:before="28" w:after="28"/>
+            </w:pPr>
+            <w:r>
+              <w:rPr>
+                <w:sz w:val="15"/>
+                <w:szCs w:val="15"/>
               </w:rPr>
               <w:t xml:space="preserve">Weighted-average shares outstanding</w:t>
             </w:r>
@@ -1986,7 +2007,7 @@
         </w:tc>
         <w:tc>
           <w:tcPr>
-            <w:tcW w:type="pct" w:w="2400"/>
+            <w:tcW w:type="pct" w:w="2367"/>
             <w:tcMar>
               <w:top w:type="dxa" w:w="50"/>
               <w:left w:type="dxa" w:w="110"/>
@@ -1996,13 +2017,12 @@
           </w:tcPr>
           <w:p>
             <w:pPr>
-              <w:spacing w:before="26" w:after="26"/>
-            </w:pPr>
-            <w:r>
-              <w:rPr>
-                <w:color w:val="232733"/>
-                <w:sz w:val="16"/>
-                <w:szCs w:val="16"/>
+              <w:spacing w:before="28" w:after="28"/>
+            </w:pPr>
+            <w:r>
+              <w:rPr>
+                <w:sz w:val="15"/>
+                <w:szCs w:val="15"/>
               </w:rPr>
               <w:t xml:space="preserve">8,099,726</w:t>
             </w:r>
@@ -2012,8 +2032,8 @@
       <w:tr>
         <w:tc>
           <w:tcPr>
-            <w:tcW w:type="pct" w:w="2600"/>
-            <w:shd w:fill="FBFAF6" w:val="clear"/>
+            <w:tcW w:type="pct" w:w="2633"/>
+            <w:shd w:fill="FFFFFF" w:val="clear"/>
             <w:tcMar>
               <w:top w:type="dxa" w:w="50"/>
               <w:left w:type="dxa" w:w="110"/>
@@ -2023,21 +2043,23 @@
           </w:tcPr>
           <w:p>
             <w:pPr>
-              <w:spacing w:before="26" w:after="26"/>
-            </w:pPr>
-            <w:r>
-              <w:rPr>
-                <w:color w:val="232733"/>
-                <w:sz w:val="16"/>
-                <w:szCs w:val="16"/>
-              </w:rPr>
-              <w:t xml:space="preserve">Other comprehensive income</w:t>
-            </w:r>
-          </w:p>
-        </w:tc>
-        <w:tc>
-          <w:tcPr>
-            <w:tcW w:type="pct" w:w="2400"/>
+              <w:spacing w:before="46" w:after="46"/>
+            </w:pPr>
+            <w:r>
+              <w:rPr>
+                <w:b/>
+                <w:bCs/>
+                <w:color w:val="8186EF"/>
+                <w:sz w:val="14"/>
+                <w:szCs w:val="14"/>
+              </w:rPr>
+              <w:t xml:space="preserve">(24)</w:t>
+            </w:r>
+          </w:p>
+        </w:tc>
+        <w:tc>
+          <w:tcPr>
+            <w:tcW w:type="pct" w:w="2367"/>
             <w:shd w:fill="FBFAF6" w:val="clear"/>
             <w:tcMar>
               <w:top w:type="dxa" w:w="50"/>
@@ -2048,23 +2070,22 @@
           </w:tcPr>
           <w:p>
             <w:pPr>
-              <w:spacing w:before="26" w:after="26"/>
-            </w:pPr>
-            <w:r>
-              <w:rPr>
-                <w:color w:val="232733"/>
-                <w:sz w:val="16"/>
-                <w:szCs w:val="16"/>
-              </w:rPr>
-              <w:t xml:space="preserve"/>
-            </w:r>
-          </w:p>
-        </w:tc>
-      </w:tr>
-      <w:tr>
-        <w:tc>
-          <w:tcPr>
-            <w:tcW w:type="pct" w:w="2600"/>
+              <w:spacing w:before="28" w:after="28"/>
+            </w:pPr>
+            <w:r>
+              <w:rPr>
+                <w:sz w:val="15"/>
+                <w:szCs w:val="15"/>
+              </w:rPr>
+              <w:t xml:space="preserve"> </w:t>
+            </w:r>
+          </w:p>
+        </w:tc>
+      </w:tr>
+      <w:tr>
+        <w:tc>
+          <w:tcPr>
+            <w:tcW w:type="pct" w:w="2633"/>
             <w:tcMar>
               <w:top w:type="dxa" w:w="50"/>
               <w:left w:type="dxa" w:w="110"/>
@@ -2074,13 +2095,12 @@
           </w:tcPr>
           <w:p>
             <w:pPr>
-              <w:spacing w:before="26" w:after="26"/>
-            </w:pPr>
-            <w:r>
-              <w:rPr>
-                <w:color w:val="232733"/>
-                <w:sz w:val="16"/>
-                <w:szCs w:val="16"/>
+              <w:spacing w:before="28" w:after="28"/>
+            </w:pPr>
+            <w:r>
+              <w:rPr>
+                <w:sz w:val="15"/>
+                <w:szCs w:val="15"/>
               </w:rPr>
               <w:t xml:space="preserve">Unrealized loss on available-for-sale debt securities, net of tax of 375</w:t>
             </w:r>
@@ -2088,7 +2108,7 @@
         </w:tc>
         <w:tc>
           <w:tcPr>
-            <w:tcW w:type="pct" w:w="2400"/>
+            <w:tcW w:type="pct" w:w="2367"/>
             <w:tcMar>
               <w:top w:type="dxa" w:w="50"/>
               <w:left w:type="dxa" w:w="110"/>
@@ -2098,13 +2118,12 @@
           </w:tcPr>
           <w:p>
             <w:pPr>
-              <w:spacing w:before="26" w:after="26"/>
-            </w:pPr>
-            <w:r>
-              <w:rPr>
-                <w:color w:val="232733"/>
-                <w:sz w:val="16"/>
-                <w:szCs w:val="16"/>
+              <w:spacing w:before="28" w:after="28"/>
+            </w:pPr>
+            <w:r>
+              <w:rPr>
+                <w:sz w:val="15"/>
+                <w:szCs w:val="15"/>
               </w:rPr>
               <w:t xml:space="preserve">(1,125)</w:t>
             </w:r>
@@ -2114,7 +2133,7 @@
       <w:tr>
         <w:tc>
           <w:tcPr>
-            <w:tcW w:type="pct" w:w="2600"/>
+            <w:tcW w:type="pct" w:w="2633"/>
             <w:shd w:fill="FBFAF6" w:val="clear"/>
             <w:tcMar>
               <w:top w:type="dxa" w:w="50"/>
@@ -2125,13 +2144,12 @@
           </w:tcPr>
           <w:p>
             <w:pPr>
-              <w:spacing w:before="26" w:after="26"/>
-            </w:pPr>
-            <w:r>
-              <w:rPr>
-                <w:color w:val="232733"/>
-                <w:sz w:val="16"/>
-                <w:szCs w:val="16"/>
+              <w:spacing w:before="28" w:after="28"/>
+            </w:pPr>
+            <w:r>
+              <w:rPr>
+                <w:sz w:val="15"/>
+                <w:szCs w:val="15"/>
               </w:rPr>
               <w:t xml:space="preserve">Comprehensive income</w:t>
             </w:r>
@@ -2139,7 +2157,7 @@
         </w:tc>
         <w:tc>
           <w:tcPr>
-            <w:tcW w:type="pct" w:w="2400"/>
+            <w:tcW w:type="pct" w:w="2367"/>
             <w:shd w:fill="FBFAF6" w:val="clear"/>
             <w:tcMar>
               <w:top w:type="dxa" w:w="50"/>
@@ -2150,15 +2168,76 @@
           </w:tcPr>
           <w:p>
             <w:pPr>
-              <w:spacing w:before="26" w:after="26"/>
-            </w:pPr>
-            <w:r>
-              <w:rPr>
-                <w:color w:val="232733"/>
-                <w:sz w:val="16"/>
-                <w:szCs w:val="16"/>
+              <w:spacing w:before="28" w:after="28"/>
+            </w:pPr>
+            <w:r>
+              <w:rPr>
+                <w:sz w:val="15"/>
+                <w:szCs w:val="15"/>
               </w:rPr>
               <w:t xml:space="preserve">2,967,975</w:t>
+            </w:r>
+          </w:p>
+        </w:tc>
+      </w:tr>
+    </w:tbl>
+    <w:p/>
+    <w:tbl>
+      <w:tblPr>
+        <w:tblW w:type="pct" w:w="100%"/>
+        <w:tblLayout w:type="fixed"/>
+        <w:tblBorders>
+          <w:top w:val="single" w:color="FBFAF6" w:sz="4"/>
+          <w:left w:val="single" w:color="FBFAF6" w:sz="4"/>
+          <w:bottom w:val="single" w:color="FBFAF6" w:sz="4"/>
+          <w:right w:val="single" w:color="FBFAF6" w:sz="4"/>
+          <w:insideH w:val="single" w:color="FBFAF6" w:sz="4"/>
+          <w:insideV w:val="single" w:color="FBFAF6" w:sz="4"/>
+        </w:tblBorders>
+      </w:tblPr>
+      <w:tblGrid>
+        <w:gridCol w:w="9600"/>
+      </w:tblGrid>
+      <w:tr>
+        <w:tc>
+          <w:tcPr>
+            <w:tcW w:type="pct" w:w="5000"/>
+            <w:shd w:fill="FBFAF6" w:val="clear"/>
+            <w:tcMar>
+              <w:top w:type="dxa" w:w="40"/>
+              <w:left w:type="dxa" w:w="100"/>
+              <w:bottom w:type="dxa" w:w="40"/>
+              <w:right w:type="dxa" w:w="100"/>
+            </w:tcMar>
+          </w:tcPr>
+          <w:p>
+            <w:pPr>
+              <w:spacing w:before="18" w:after="6"/>
+            </w:pPr>
+            <w:r>
+              <w:rPr>
+                <w:b/>
+                <w:bCs/>
+                <w:color w:val="6B7280"/>
+                <w:sz w:val="14"/>
+                <w:szCs w:val="14"/>
+              </w:rPr>
+              <w:t xml:space="preserve">word list</w:t>
+            </w:r>
+          </w:p>
+          <w:p>
+            <w:pPr>
+              <w:spacing w:before="0" w:after="18"/>
+            </w:pPr>
+            <w:r>
+              <w:rPr>
+                <w:b/>
+                <w:bCs/>
+                <w:color w:val="353A7C"/>
+                <w:sz w:val="16"/>
+                <w:szCs w:val="16"/>
+              </w:rPr>
+              <w:t xml:space="preserve">Income before income taxes   ·   Operating income   ·   Gross profit   ·   Total other income and (expense)   ·   Research and development   ·   Loss on sale of receivables   ·   Total operating expenses   ·   Cost of goods sold   ·   Unrealized gains on securities   ·   Equity-method income   ·   Other comprehensive income</w:t>
             </w:r>
           </w:p>
         </w:tc>
@@ -2306,7 +2385,7 @@
                 <w:sz w:val="16"/>
                 <w:szCs w:val="16"/>
               </w:rPr>
-              <w:t xml:space="preserve">comprehensive income   ·   single-step income statement   ·   multi-step income statement</w:t>
+              <w:t xml:space="preserve">intraperiod tax allocation   ·   single-step income statement   ·   multi-step income statement</w:t>
             </w:r>
           </w:p>
         </w:tc>
@@ -2641,14 +2720,14 @@
                 <w:sz w:val="16"/>
                 <w:szCs w:val="16"/>
               </w:rPr>
-              <w:t xml:space="preserve">9  </w:t>
-            </w:r>
-            <w:r>
-              <w:rPr>
-                <w:sz w:val="16"/>
-                <w:szCs w:val="16"/>
-              </w:rPr>
-              <w:t xml:space="preserve">Investors</w:t>
+              <w:t xml:space="preserve">14  </w:t>
+            </w:r>
+            <w:r>
+              <w:rPr>
+                <w:sz w:val="16"/>
+                <w:szCs w:val="16"/>
+              </w:rPr>
+              <w:t xml:space="preserve">competitors</w:t>
             </w:r>
           </w:p>
         </w:tc>
@@ -2709,14 +2788,14 @@
                 <w:sz w:val="16"/>
                 <w:szCs w:val="16"/>
               </w:rPr>
-              <w:t xml:space="preserve">10  </w:t>
-            </w:r>
-            <w:r>
-              <w:rPr>
-                <w:sz w:val="16"/>
-                <w:szCs w:val="16"/>
-              </w:rPr>
-              <w:t xml:space="preserve">profitable</w:t>
+              <w:t xml:space="preserve">15  </w:t>
+            </w:r>
+            <w:r>
+              <w:rPr>
+                <w:sz w:val="16"/>
+                <w:szCs w:val="16"/>
+              </w:rPr>
+              <w:t xml:space="preserve">Cost of goods sold</w:t>
             </w:r>
           </w:p>
         </w:tc>
@@ -2777,14 +2856,14 @@
                 <w:sz w:val="16"/>
                 <w:szCs w:val="16"/>
               </w:rPr>
-              <w:t xml:space="preserve">11  </w:t>
-            </w:r>
-            <w:r>
-              <w:rPr>
-                <w:sz w:val="16"/>
-                <w:szCs w:val="16"/>
-              </w:rPr>
-              <w:t xml:space="preserve">Lenders</w:t>
+              <w:t xml:space="preserve">16  </w:t>
+            </w:r>
+            <w:r>
+              <w:rPr>
+                <w:sz w:val="16"/>
+                <w:szCs w:val="16"/>
+              </w:rPr>
+              <w:t xml:space="preserve">Research and development</w:t>
             </w:r>
           </w:p>
         </w:tc>
@@ -2845,14 +2924,14 @@
                 <w:sz w:val="16"/>
                 <w:szCs w:val="16"/>
               </w:rPr>
-              <w:t xml:space="preserve">12  </w:t>
-            </w:r>
-            <w:r>
-              <w:rPr>
-                <w:sz w:val="16"/>
-                <w:szCs w:val="16"/>
-              </w:rPr>
-              <w:t xml:space="preserve">interest</w:t>
+              <w:t xml:space="preserve">17  </w:t>
+            </w:r>
+            <w:r>
+              <w:rPr>
+                <w:sz w:val="16"/>
+                <w:szCs w:val="16"/>
+              </w:rPr>
+              <w:t xml:space="preserve">Total operating expenses</w:t>
             </w:r>
           </w:p>
         </w:tc>
@@ -2913,14 +2992,14 @@
                 <w:sz w:val="16"/>
                 <w:szCs w:val="16"/>
               </w:rPr>
-              <w:t xml:space="preserve">13  </w:t>
-            </w:r>
-            <w:r>
-              <w:rPr>
-                <w:sz w:val="16"/>
-                <w:szCs w:val="16"/>
-              </w:rPr>
-              <w:t xml:space="preserve">competitors</w:t>
+              <w:t xml:space="preserve">18  </w:t>
+            </w:r>
+            <w:r>
+              <w:rPr>
+                <w:sz w:val="16"/>
+                <w:szCs w:val="16"/>
+              </w:rPr>
+              <w:t xml:space="preserve">Operating income</w:t>
             </w:r>
           </w:p>
         </w:tc>
@@ -2981,14 +3060,14 @@
                 <w:sz w:val="16"/>
                 <w:szCs w:val="16"/>
               </w:rPr>
-              <w:t xml:space="preserve">14  </w:t>
-            </w:r>
-            <w:r>
-              <w:rPr>
-                <w:sz w:val="16"/>
-                <w:szCs w:val="16"/>
-              </w:rPr>
-              <w:t xml:space="preserve">multi-step income statement</w:t>
+              <w:t xml:space="preserve">19  </w:t>
+            </w:r>
+            <w:r>
+              <w:rPr>
+                <w:sz w:val="16"/>
+                <w:szCs w:val="16"/>
+              </w:rPr>
+              <w:t xml:space="preserve">Unrealized gains on securities</w:t>
             </w:r>
           </w:p>
         </w:tc>
@@ -3049,14 +3128,14 @@
                 <w:sz w:val="16"/>
                 <w:szCs w:val="16"/>
               </w:rPr>
-              <w:t xml:space="preserve">15  </w:t>
-            </w:r>
-            <w:r>
-              <w:rPr>
-                <w:sz w:val="16"/>
-                <w:szCs w:val="16"/>
-              </w:rPr>
-              <w:t xml:space="preserve">single-step income statement</w:t>
+              <w:t xml:space="preserve">20  </w:t>
+            </w:r>
+            <w:r>
+              <w:rPr>
+                <w:sz w:val="16"/>
+                <w:szCs w:val="16"/>
+              </w:rPr>
+              <w:t xml:space="preserve">Equity-method income</w:t>
             </w:r>
           </w:p>
         </w:tc>
@@ -3107,14 +3186,364 @@
           </w:tcPr>
           <w:p>
             <w:pPr>
-              <w:spacing w:before="24" w:after="24"/>
-            </w:pPr>
-            <w:r>
-              <w:rPr>
-                <w:sz w:val="16"/>
-                <w:szCs w:val="16"/>
-              </w:rPr>
-              <w:t xml:space="preserve"/>
+              <w:spacing w:before="12" w:after="12"/>
+            </w:pPr>
+            <w:r>
+              <w:rPr>
+                <w:b/>
+                <w:bCs/>
+                <w:color w:val="8186EF"/>
+                <w:sz w:val="16"/>
+                <w:szCs w:val="16"/>
+              </w:rPr>
+              <w:t xml:space="preserve">21  </w:t>
+            </w:r>
+            <w:r>
+              <w:rPr>
+                <w:sz w:val="16"/>
+                <w:szCs w:val="16"/>
+              </w:rPr>
+              <w:t xml:space="preserve">Loss on sale of receivables</w:t>
+            </w:r>
+          </w:p>
+        </w:tc>
+      </w:tr>
+      <w:tr>
+        <w:tc>
+          <w:tcPr>
+            <w:tcW w:type="pct" w:w="2500"/>
+            <w:tcMar>
+              <w:top w:type="dxa" w:w="20"/>
+              <w:left w:type="dxa" w:w="80"/>
+              <w:bottom w:type="dxa" w:w="20"/>
+              <w:right w:type="dxa" w:w="80"/>
+            </w:tcMar>
+          </w:tcPr>
+          <w:p>
+            <w:pPr>
+              <w:spacing w:before="12" w:after="12"/>
+            </w:pPr>
+            <w:r>
+              <w:rPr>
+                <w:b/>
+                <w:bCs/>
+                <w:color w:val="8186EF"/>
+                <w:sz w:val="16"/>
+                <w:szCs w:val="16"/>
+              </w:rPr>
+              <w:t xml:space="preserve">9  </w:t>
+            </w:r>
+            <w:r>
+              <w:rPr>
+                <w:sz w:val="16"/>
+                <w:szCs w:val="16"/>
+              </w:rPr>
+              <w:t xml:space="preserve">Investors</w:t>
+            </w:r>
+          </w:p>
+        </w:tc>
+        <w:tc>
+          <w:tcPr>
+            <w:tcW w:type="pct" w:w="2500"/>
+            <w:tcMar>
+              <w:top w:type="dxa" w:w="20"/>
+              <w:left w:type="dxa" w:w="80"/>
+              <w:bottom w:type="dxa" w:w="20"/>
+              <w:right w:type="dxa" w:w="80"/>
+            </w:tcMar>
+          </w:tcPr>
+          <w:p>
+            <w:pPr>
+              <w:spacing w:before="12" w:after="12"/>
+            </w:pPr>
+            <w:r>
+              <w:rPr>
+                <w:b/>
+                <w:bCs/>
+                <w:color w:val="8186EF"/>
+                <w:sz w:val="16"/>
+                <w:szCs w:val="16"/>
+              </w:rPr>
+              <w:t xml:space="preserve">22  </w:t>
+            </w:r>
+            <w:r>
+              <w:rPr>
+                <w:sz w:val="16"/>
+                <w:szCs w:val="16"/>
+              </w:rPr>
+              <w:t xml:space="preserve">Total other income and (expense)</w:t>
+            </w:r>
+          </w:p>
+        </w:tc>
+      </w:tr>
+      <w:tr>
+        <w:tc>
+          <w:tcPr>
+            <w:tcW w:type="pct" w:w="2500"/>
+            <w:tcMar>
+              <w:top w:type="dxa" w:w="20"/>
+              <w:left w:type="dxa" w:w="80"/>
+              <w:bottom w:type="dxa" w:w="20"/>
+              <w:right w:type="dxa" w:w="80"/>
+            </w:tcMar>
+          </w:tcPr>
+          <w:p>
+            <w:pPr>
+              <w:spacing w:before="12" w:after="12"/>
+            </w:pPr>
+            <w:r>
+              <w:rPr>
+                <w:b/>
+                <w:bCs/>
+                <w:color w:val="8186EF"/>
+                <w:sz w:val="16"/>
+                <w:szCs w:val="16"/>
+              </w:rPr>
+              <w:t xml:space="preserve">10  </w:t>
+            </w:r>
+            <w:r>
+              <w:rPr>
+                <w:sz w:val="16"/>
+                <w:szCs w:val="16"/>
+              </w:rPr>
+              <w:t xml:space="preserve">profitable</w:t>
+            </w:r>
+          </w:p>
+        </w:tc>
+        <w:tc>
+          <w:tcPr>
+            <w:tcW w:type="pct" w:w="2500"/>
+            <w:tcMar>
+              <w:top w:type="dxa" w:w="20"/>
+              <w:left w:type="dxa" w:w="80"/>
+              <w:bottom w:type="dxa" w:w="20"/>
+              <w:right w:type="dxa" w:w="80"/>
+            </w:tcMar>
+          </w:tcPr>
+          <w:p>
+            <w:pPr>
+              <w:spacing w:before="12" w:after="12"/>
+            </w:pPr>
+            <w:r>
+              <w:rPr>
+                <w:b/>
+                <w:bCs/>
+                <w:color w:val="8186EF"/>
+                <w:sz w:val="16"/>
+                <w:szCs w:val="16"/>
+              </w:rPr>
+              <w:t xml:space="preserve">23  </w:t>
+            </w:r>
+            <w:r>
+              <w:rPr>
+                <w:sz w:val="16"/>
+                <w:szCs w:val="16"/>
+              </w:rPr>
+              <w:t xml:space="preserve">Income before income taxes</w:t>
+            </w:r>
+          </w:p>
+        </w:tc>
+      </w:tr>
+      <w:tr>
+        <w:tc>
+          <w:tcPr>
+            <w:tcW w:type="pct" w:w="2500"/>
+            <w:tcMar>
+              <w:top w:type="dxa" w:w="20"/>
+              <w:left w:type="dxa" w:w="80"/>
+              <w:bottom w:type="dxa" w:w="20"/>
+              <w:right w:type="dxa" w:w="80"/>
+            </w:tcMar>
+          </w:tcPr>
+          <w:p>
+            <w:pPr>
+              <w:spacing w:before="12" w:after="12"/>
+            </w:pPr>
+            <w:r>
+              <w:rPr>
+                <w:b/>
+                <w:bCs/>
+                <w:color w:val="8186EF"/>
+                <w:sz w:val="16"/>
+                <w:szCs w:val="16"/>
+              </w:rPr>
+              <w:t xml:space="preserve">11  </w:t>
+            </w:r>
+            <w:r>
+              <w:rPr>
+                <w:sz w:val="16"/>
+                <w:szCs w:val="16"/>
+              </w:rPr>
+              <w:t xml:space="preserve">Lenders</w:t>
+            </w:r>
+          </w:p>
+        </w:tc>
+        <w:tc>
+          <w:tcPr>
+            <w:tcW w:type="pct" w:w="2500"/>
+            <w:tcMar>
+              <w:top w:type="dxa" w:w="20"/>
+              <w:left w:type="dxa" w:w="80"/>
+              <w:bottom w:type="dxa" w:w="20"/>
+              <w:right w:type="dxa" w:w="80"/>
+            </w:tcMar>
+          </w:tcPr>
+          <w:p>
+            <w:pPr>
+              <w:spacing w:before="12" w:after="12"/>
+            </w:pPr>
+            <w:r>
+              <w:rPr>
+                <w:b/>
+                <w:bCs/>
+                <w:color w:val="8186EF"/>
+                <w:sz w:val="16"/>
+                <w:szCs w:val="16"/>
+              </w:rPr>
+              <w:t xml:space="preserve">24  </w:t>
+            </w:r>
+            <w:r>
+              <w:rPr>
+                <w:sz w:val="16"/>
+                <w:szCs w:val="16"/>
+              </w:rPr>
+              <w:t xml:space="preserve">Other comprehensive income</w:t>
+            </w:r>
+          </w:p>
+        </w:tc>
+      </w:tr>
+      <w:tr>
+        <w:tc>
+          <w:tcPr>
+            <w:tcW w:type="pct" w:w="2500"/>
+            <w:tcMar>
+              <w:top w:type="dxa" w:w="20"/>
+              <w:left w:type="dxa" w:w="80"/>
+              <w:bottom w:type="dxa" w:w="20"/>
+              <w:right w:type="dxa" w:w="80"/>
+            </w:tcMar>
+          </w:tcPr>
+          <w:p>
+            <w:pPr>
+              <w:spacing w:before="12" w:after="12"/>
+            </w:pPr>
+            <w:r>
+              <w:rPr>
+                <w:b/>
+                <w:bCs/>
+                <w:color w:val="8186EF"/>
+                <w:sz w:val="16"/>
+                <w:szCs w:val="16"/>
+              </w:rPr>
+              <w:t xml:space="preserve">12  </w:t>
+            </w:r>
+            <w:r>
+              <w:rPr>
+                <w:sz w:val="16"/>
+                <w:szCs w:val="16"/>
+              </w:rPr>
+              <w:t xml:space="preserve">interest</w:t>
+            </w:r>
+          </w:p>
+        </w:tc>
+        <w:tc>
+          <w:tcPr>
+            <w:tcW w:type="pct" w:w="2500"/>
+            <w:tcMar>
+              <w:top w:type="dxa" w:w="20"/>
+              <w:left w:type="dxa" w:w="80"/>
+              <w:bottom w:type="dxa" w:w="20"/>
+              <w:right w:type="dxa" w:w="80"/>
+            </w:tcMar>
+          </w:tcPr>
+          <w:p>
+            <w:pPr>
+              <w:spacing w:before="12" w:after="12"/>
+            </w:pPr>
+            <w:r>
+              <w:rPr>
+                <w:b/>
+                <w:bCs/>
+                <w:color w:val="8186EF"/>
+                <w:sz w:val="16"/>
+                <w:szCs w:val="16"/>
+              </w:rPr>
+              <w:t xml:space="preserve">25  </w:t>
+            </w:r>
+            <w:r>
+              <w:rPr>
+                <w:sz w:val="16"/>
+                <w:szCs w:val="16"/>
+              </w:rPr>
+              <w:t xml:space="preserve">multi-step income statement</w:t>
+            </w:r>
+          </w:p>
+        </w:tc>
+      </w:tr>
+      <w:tr>
+        <w:tc>
+          <w:tcPr>
+            <w:tcW w:type="pct" w:w="2500"/>
+            <w:tcMar>
+              <w:top w:type="dxa" w:w="20"/>
+              <w:left w:type="dxa" w:w="80"/>
+              <w:bottom w:type="dxa" w:w="20"/>
+              <w:right w:type="dxa" w:w="80"/>
+            </w:tcMar>
+          </w:tcPr>
+          <w:p>
+            <w:pPr>
+              <w:spacing w:before="12" w:after="12"/>
+            </w:pPr>
+            <w:r>
+              <w:rPr>
+                <w:b/>
+                <w:bCs/>
+                <w:color w:val="8186EF"/>
+                <w:sz w:val="16"/>
+                <w:szCs w:val="16"/>
+              </w:rPr>
+              <w:t xml:space="preserve">13  </w:t>
+            </w:r>
+            <w:r>
+              <w:rPr>
+                <w:sz w:val="16"/>
+                <w:szCs w:val="16"/>
+              </w:rPr>
+              <w:t xml:space="preserve">Managers</w:t>
+            </w:r>
+          </w:p>
+        </w:tc>
+        <w:tc>
+          <w:tcPr>
+            <w:tcW w:type="pct" w:w="2500"/>
+            <w:tcMar>
+              <w:top w:type="dxa" w:w="20"/>
+              <w:left w:type="dxa" w:w="80"/>
+              <w:bottom w:type="dxa" w:w="20"/>
+              <w:right w:type="dxa" w:w="80"/>
+            </w:tcMar>
+          </w:tcPr>
+          <w:p>
+            <w:pPr>
+              <w:spacing w:before="12" w:after="12"/>
+            </w:pPr>
+            <w:r>
+              <w:rPr>
+                <w:b/>
+                <w:bCs/>
+                <w:color w:val="8186EF"/>
+                <w:sz w:val="16"/>
+                <w:szCs w:val="16"/>
+              </w:rPr>
+              <w:t xml:space="preserve">26  </w:t>
+            </w:r>
+            <w:r>
+              <w:rPr>
+                <w:sz w:val="16"/>
+                <w:szCs w:val="16"/>
+              </w:rPr>
+              <w:t xml:space="preserve">single-step income statement</w:t>
             </w:r>
           </w:p>
         </w:tc>
@@ -3264,7 +3693,7 @@
           <w:sz w:val="16"/>
           <w:szCs w:val="16"/>
         </w:rPr>
-        <w:t xml:space="preserve">      gaps 1–6</w:t>
+        <w:t xml:space="preserve">      gaps 1–9</w:t>
       </w:r>
     </w:p>
     <w:p>
@@ -3330,28 +3759,7 @@
           <w:sz w:val="19"/>
           <w:szCs w:val="19"/>
         </w:rPr>
-        <w:t xml:space="preserve"> expenses, research and development, credit losses and impairments. </w:t>
-      </w:r>
-      <w:r>
-        <w:rPr>
-          <w:sz w:val="19"/>
-          <w:szCs w:val="19"/>
-        </w:rPr>
-        <w:t xml:space="preserve">Interest and income tax are never operating expenses. </w:t>
-      </w:r>
-      <w:r>
-        <w:rPr>
-          <w:sz w:val="19"/>
-          <w:szCs w:val="19"/>
-        </w:rPr>
-        <w:t xml:space="preserve">Orontes's operating income is $4,176,000. </w:t>
-      </w:r>
-      <w:r>
-        <w:rPr>
-          <w:sz w:val="19"/>
-          <w:szCs w:val="19"/>
-        </w:rPr>
-        <w:t xml:space="preserve">Other income and expense </w:t>
+        <w:t xml:space="preserve"> expenses, research and </w:t>
       </w:r>
       <w:r>
         <w:rPr>
@@ -3369,7 +3777,7 @@
           <w:sz w:val="19"/>
           <w:szCs w:val="19"/>
         </w:rPr>
-        <w:t xml:space="preserve">           </w:t>
+        <w:t xml:space="preserve">             </w:t>
       </w:r>
       <w:r>
         <w:rPr>
@@ -3383,14 +3791,28 @@
           <w:sz w:val="19"/>
           <w:szCs w:val="19"/>
         </w:rPr>
-        <w:t xml:space="preserve"> operating income. </w:t>
-      </w:r>
-      <w:r>
-        <w:rPr>
-          <w:sz w:val="19"/>
-          <w:szCs w:val="19"/>
-        </w:rPr>
-        <w:t xml:space="preserve">It contains interest, </w:t>
+        <w:t xml:space="preserve">, credit losses and impairments. </w:t>
+      </w:r>
+      <w:r>
+        <w:rPr>
+          <w:sz w:val="19"/>
+          <w:szCs w:val="19"/>
+        </w:rPr>
+        <w:t xml:space="preserve">Interest and income tax are never operating expenses. </w:t>
+      </w:r>
+      <w:r>
+        <w:rPr>
+          <w:sz w:val="19"/>
+          <w:szCs w:val="19"/>
+        </w:rPr>
+        <w:t xml:space="preserve">Orontes's operating income is $4,176,000. </w:t>
+      </w:r>
+      <w:r>
+        <w:rPr>
+          <w:sz w:val="19"/>
+          <w:szCs w:val="19"/>
+        </w:rPr>
+        <w:t xml:space="preserve">Other income and expense </w:t>
       </w:r>
       <w:r>
         <w:rPr>
@@ -3408,7 +3830,7 @@
           <w:sz w:val="19"/>
           <w:szCs w:val="19"/>
         </w:rPr>
-        <w:t xml:space="preserve">            </w:t>
+        <w:t xml:space="preserve">           </w:t>
       </w:r>
       <w:r>
         <w:rPr>
@@ -3422,14 +3844,14 @@
           <w:sz w:val="19"/>
           <w:szCs w:val="19"/>
         </w:rPr>
-        <w:t xml:space="preserve"> income and gains and losses. </w:t>
-      </w:r>
-      <w:r>
-        <w:rPr>
-          <w:sz w:val="19"/>
-          <w:szCs w:val="19"/>
-        </w:rPr>
-        <w:t xml:space="preserve">A gain or loss comes from a peripheral or incidental </w:t>
+        <w:t xml:space="preserve"> operating income. </w:t>
+      </w:r>
+      <w:r>
+        <w:rPr>
+          <w:sz w:val="19"/>
+          <w:szCs w:val="19"/>
+        </w:rPr>
+        <w:t xml:space="preserve">It contains interest, </w:t>
       </w:r>
       <w:r>
         <w:rPr>
@@ -3447,7 +3869,7 @@
           <w:sz w:val="19"/>
           <w:szCs w:val="19"/>
         </w:rPr>
-        <w:t xml:space="preserve">             </w:t>
+        <w:t xml:space="preserve">            </w:t>
       </w:r>
       <w:r>
         <w:rPr>
@@ -3461,14 +3883,14 @@
           <w:sz w:val="19"/>
           <w:szCs w:val="19"/>
         </w:rPr>
-        <w:t xml:space="preserve">, and it is shown net. </w:t>
-      </w:r>
-      <w:r>
-        <w:rPr>
-          <w:sz w:val="19"/>
-          <w:szCs w:val="19"/>
-        </w:rPr>
-        <w:t xml:space="preserve">For example, Orontes sold an old oven and </w:t>
+        <w:t xml:space="preserve"> income and gains and losses. </w:t>
+      </w:r>
+      <w:r>
+        <w:rPr>
+          <w:sz w:val="19"/>
+          <w:szCs w:val="19"/>
+        </w:rPr>
+        <w:t xml:space="preserve">A gain or loss comes from a </w:t>
       </w:r>
       <w:r>
         <w:rPr>
@@ -3486,7 +3908,7 @@
           <w:sz w:val="19"/>
           <w:szCs w:val="19"/>
         </w:rPr>
-        <w:t xml:space="preserve">           </w:t>
+        <w:t xml:space="preserve">            </w:t>
       </w:r>
       <w:r>
         <w:rPr>
@@ -3500,14 +3922,7 @@
           <w:sz w:val="19"/>
           <w:szCs w:val="19"/>
         </w:rPr>
-        <w:t xml:space="preserve"> a gain of $3,000: the proceeds minus the carrying amount, not the full proceeds. </w:t>
-      </w:r>
-      <w:r>
-        <w:rPr>
-          <w:sz w:val="19"/>
-          <w:szCs w:val="19"/>
-        </w:rPr>
-        <w:t xml:space="preserve">Income tax expense is then </w:t>
+        <w:t xml:space="preserve"> or incidental </w:t>
       </w:r>
       <w:r>
         <w:rPr>
@@ -3518,6 +3933,116 @@
           <w:szCs w:val="15"/>
         </w:rPr>
         <w:t xml:space="preserve"> (6) </w:t>
+      </w:r>
+      <w:r>
+        <w:rPr>
+          <w:u w:val="single"/>
+          <w:sz w:val="19"/>
+          <w:szCs w:val="19"/>
+        </w:rPr>
+        <w:t xml:space="preserve">             </w:t>
+      </w:r>
+      <w:r>
+        <w:rPr>
+          <w:sz w:val="19"/>
+          <w:szCs w:val="19"/>
+        </w:rPr>
+        <w:t xml:space="preserve"> </w:t>
+      </w:r>
+      <w:r>
+        <w:rPr>
+          <w:sz w:val="19"/>
+          <w:szCs w:val="19"/>
+        </w:rPr>
+        <w:t xml:space="preserve">, and it is shown net. </w:t>
+      </w:r>
+      <w:r>
+        <w:rPr>
+          <w:sz w:val="19"/>
+          <w:szCs w:val="19"/>
+        </w:rPr>
+        <w:t xml:space="preserve">For example, Orontes sold an old oven and </w:t>
+      </w:r>
+      <w:r>
+        <w:rPr>
+          <w:b/>
+          <w:bCs/>
+          <w:color w:val="8186EF"/>
+          <w:sz w:val="15"/>
+          <w:szCs w:val="15"/>
+        </w:rPr>
+        <w:t xml:space="preserve"> (7) </w:t>
+      </w:r>
+      <w:r>
+        <w:rPr>
+          <w:u w:val="single"/>
+          <w:sz w:val="19"/>
+          <w:szCs w:val="19"/>
+        </w:rPr>
+        <w:t xml:space="preserve">           </w:t>
+      </w:r>
+      <w:r>
+        <w:rPr>
+          <w:sz w:val="19"/>
+          <w:szCs w:val="19"/>
+        </w:rPr>
+        <w:t xml:space="preserve"> </w:t>
+      </w:r>
+      <w:r>
+        <w:rPr>
+          <w:sz w:val="19"/>
+          <w:szCs w:val="19"/>
+        </w:rPr>
+        <w:t xml:space="preserve"> a gain of $3,000: the proceeds minus the </w:t>
+      </w:r>
+      <w:r>
+        <w:rPr>
+          <w:b/>
+          <w:bCs/>
+          <w:color w:val="8186EF"/>
+          <w:sz w:val="15"/>
+          <w:szCs w:val="15"/>
+        </w:rPr>
+        <w:t xml:space="preserve"> (8) </w:t>
+      </w:r>
+      <w:r>
+        <w:rPr>
+          <w:u w:val="single"/>
+          <w:sz w:val="19"/>
+          <w:szCs w:val="19"/>
+        </w:rPr>
+        <w:t xml:space="preserve">           </w:t>
+      </w:r>
+      <w:r>
+        <w:rPr>
+          <w:sz w:val="19"/>
+          <w:szCs w:val="19"/>
+        </w:rPr>
+        <w:t xml:space="preserve"> </w:t>
+      </w:r>
+      <w:r>
+        <w:rPr>
+          <w:sz w:val="19"/>
+          <w:szCs w:val="19"/>
+        </w:rPr>
+        <w:t xml:space="preserve"> amount, not the full proceeds. </w:t>
+      </w:r>
+      <w:r>
+        <w:rPr>
+          <w:sz w:val="19"/>
+          <w:szCs w:val="19"/>
+        </w:rPr>
+        <w:t xml:space="preserve">Income tax expense is then </w:t>
+      </w:r>
+      <w:r>
+        <w:rPr>
+          <w:b/>
+          <w:bCs/>
+          <w:color w:val="8186EF"/>
+          <w:sz w:val="15"/>
+          <w:szCs w:val="15"/>
+        </w:rPr>
+        <w:t xml:space="preserve"> (9) </w:t>
       </w:r>
       <w:r>
         <w:rPr>
@@ -3597,7 +4122,7 @@
                 <w:sz w:val="16"/>
                 <w:szCs w:val="16"/>
               </w:rPr>
-              <w:t xml:space="preserve">investment   ·   deducted   ·   administrative   ·   transaction   ·   function of expense   ·   reported   ·   follows</w:t>
+              <w:t xml:space="preserve">peripheral   ·   development   ·   transaction   ·   deducted   ·   investment   ·   administrative   ·   carrying   ·   reported   ·   divided   ·   follows</w:t>
             </w:r>
           </w:p>
         </w:tc>
@@ -3624,7 +4149,7 @@
           <w:sz w:val="16"/>
           <w:szCs w:val="16"/>
         </w:rPr>
-        <w:t xml:space="preserve">      gaps 7–9</w:t>
+        <w:t xml:space="preserve">      gaps 10–12</w:t>
       </w:r>
     </w:p>
     <w:p>
@@ -3647,7 +4172,7 @@
           <w:sz w:val="15"/>
           <w:szCs w:val="15"/>
         </w:rPr>
-        <w:t xml:space="preserve"> (7) </w:t>
+        <w:t xml:space="preserve"> (10) </w:t>
       </w:r>
       <w:r>
         <w:rPr>
@@ -3686,7 +4211,7 @@
           <w:sz w:val="15"/>
           <w:szCs w:val="15"/>
         </w:rPr>
-        <w:t xml:space="preserve"> (8) </w:t>
+        <w:t xml:space="preserve"> (11) </w:t>
       </w:r>
       <w:r>
         <w:rPr>
@@ -3725,7 +4250,7 @@
           <w:sz w:val="15"/>
           <w:szCs w:val="15"/>
         </w:rPr>
-        <w:t xml:space="preserve"> (9) </w:t>
+        <w:t xml:space="preserve"> (12) </w:t>
       </w:r>
       <w:r>
         <w:rPr>
@@ -3805,7 +4330,7 @@
                 <w:sz w:val="16"/>
                 <w:szCs w:val="16"/>
               </w:rPr>
-              <w:t xml:space="preserve">other income and expense   ·   analyzes   ·   statement   ·   weighted-average</w:t>
+              <w:t xml:space="preserve">reported   ·   analyzes   ·   statement   ·   weighted-average</w:t>
             </w:r>
           </w:p>
         </w:tc>
@@ -3879,7 +4404,7 @@
           <w:sz w:val="16"/>
           <w:szCs w:val="16"/>
         </w:rPr>
-        <w:t xml:space="preserve">      gaps 10–12</w:t>
+        <w:t xml:space="preserve">      gaps 13–15</w:t>
       </w:r>
     </w:p>
     <w:p>
@@ -3902,7 +4427,7 @@
           <w:sz w:val="15"/>
           <w:szCs w:val="15"/>
         </w:rPr>
-        <w:t xml:space="preserve"> (10) </w:t>
+        <w:t xml:space="preserve"> (13) </w:t>
       </w:r>
       <w:r>
         <w:rPr>
@@ -3941,7 +4466,7 @@
           <w:sz w:val="15"/>
           <w:szCs w:val="15"/>
         </w:rPr>
-        <w:t xml:space="preserve"> (11) </w:t>
+        <w:t xml:space="preserve"> (14) </w:t>
       </w:r>
       <w:r>
         <w:rPr>
@@ -3980,7 +4505,7 @@
           <w:sz w:val="15"/>
           <w:szCs w:val="15"/>
         </w:rPr>
-        <w:t xml:space="preserve"> (12) </w:t>
+        <w:t xml:space="preserve"> (15) </w:t>
       </w:r>
       <w:r>
         <w:rPr>
@@ -4067,7 +4592,7 @@
                 <w:sz w:val="16"/>
                 <w:szCs w:val="16"/>
               </w:rPr>
-              <w:t xml:space="preserve">profit   ·   other income and expense   ·   expenses   ·   before</w:t>
+              <w:t xml:space="preserve">profit   ·   research   ·   expenses   ·   before</w:t>
             </w:r>
           </w:p>
         </w:tc>
@@ -4188,7 +4713,7 @@
           <w:sz w:val="16"/>
           <w:szCs w:val="16"/>
         </w:rPr>
-        <w:t xml:space="preserve">      gaps 13–14</w:t>
+        <w:t xml:space="preserve">      gaps 16–18</w:t>
       </w:r>
     </w:p>
     <w:p>
@@ -4211,7 +4736,7 @@
           <w:sz w:val="15"/>
           <w:szCs w:val="15"/>
         </w:rPr>
-        <w:t xml:space="preserve"> (13) </w:t>
+        <w:t xml:space="preserve"> (16) </w:t>
       </w:r>
       <w:r>
         <w:rPr>
@@ -4250,7 +4775,7 @@
           <w:sz w:val="15"/>
           <w:szCs w:val="15"/>
         </w:rPr>
-        <w:t xml:space="preserve"> (14) </w:t>
+        <w:t xml:space="preserve"> (17) </w:t>
       </w:r>
       <w:r>
         <w:rPr>
@@ -4279,7 +4804,39 @@
           <w:sz w:val="19"/>
           <w:szCs w:val="19"/>
         </w:rPr>
-        <w:t xml:space="preserve">Gross profit uses cost of goods sold only; wages and depreciation outside production are operating expenses. </w:t>
+        <w:t xml:space="preserve">Gross profit uses cost of goods sold only; wages and </w:t>
+      </w:r>
+      <w:r>
+        <w:rPr>
+          <w:b/>
+          <w:bCs/>
+          <w:color w:val="8186EF"/>
+          <w:sz w:val="15"/>
+          <w:szCs w:val="15"/>
+        </w:rPr>
+        <w:t xml:space="preserve"> (18) </w:t>
+      </w:r>
+      <w:r>
+        <w:rPr>
+          <w:u w:val="single"/>
+          <w:sz w:val="19"/>
+          <w:szCs w:val="19"/>
+        </w:rPr>
+        <w:t xml:space="preserve">              </w:t>
+      </w:r>
+      <w:r>
+        <w:rPr>
+          <w:sz w:val="19"/>
+          <w:szCs w:val="19"/>
+        </w:rPr>
+        <w:t xml:space="preserve"> </w:t>
+      </w:r>
+      <w:r>
+        <w:rPr>
+          <w:sz w:val="19"/>
+          <w:szCs w:val="19"/>
+        </w:rPr>
+        <w:t xml:space="preserve"> outside production are operating expenses. </w:t>
       </w:r>
     </w:p>
     <w:tbl>
@@ -4337,7 +4894,7 @@
                 <w:sz w:val="16"/>
                 <w:szCs w:val="16"/>
               </w:rPr>
-              <w:t xml:space="preserve">expense   ·   earnings per share (EPS)   ·   equipment</w:t>
+              <w:t xml:space="preserve">expense   ·   equipment   ·   Orontes   ·   depreciation</w:t>
             </w:r>
           </w:p>
         </w:tc>
@@ -4370,8 +4927,8 @@
         </w:tblBorders>
       </w:tblPr>
       <w:tblGrid>
-        <w:gridCol w:w="4992"/>
-        <w:gridCol w:w="4608"/>
+        <w:gridCol w:w="5014"/>
+        <w:gridCol w:w="4586"/>
       </w:tblGrid>
       <w:tr>
         <w:tc>
@@ -4406,7 +4963,8 @@
       <w:tr>
         <w:tc>
           <w:tcPr>
-            <w:tcW w:type="pct" w:w="2600"/>
+            <w:tcW w:type="pct" w:w="2612"/>
+            <w:shd w:fill="353A7C" w:val="clear"/>
             <w:tcMar>
               <w:top w:type="dxa" w:w="50"/>
               <w:left w:type="dxa" w:w="110"/>
@@ -4416,13 +4974,13 @@
           </w:tcPr>
           <w:p>
             <w:pPr>
-              <w:spacing w:before="26" w:after="26"/>
-            </w:pPr>
-            <w:r>
-              <w:rPr>
-                <w:b/>
-                <w:bCs/>
-                <w:color w:val="353A7C"/>
+              <w:spacing w:before="30" w:after="30"/>
+            </w:pPr>
+            <w:r>
+              <w:rPr>
+                <w:b/>
+                <w:bCs/>
+                <w:color w:val="FFFFFF"/>
                 <w:sz w:val="15"/>
                 <w:szCs w:val="15"/>
               </w:rPr>
@@ -4432,7 +4990,8 @@
         </w:tc>
         <w:tc>
           <w:tcPr>
-            <w:tcW w:type="pct" w:w="2400"/>
+            <w:tcW w:type="pct" w:w="2388"/>
+            <w:shd w:fill="353A7C" w:val="clear"/>
             <w:tcMar>
               <w:top w:type="dxa" w:w="50"/>
               <w:left w:type="dxa" w:w="110"/>
@@ -4442,13 +5001,13 @@
           </w:tcPr>
           <w:p>
             <w:pPr>
-              <w:spacing w:before="26" w:after="26"/>
-            </w:pPr>
-            <w:r>
-              <w:rPr>
-                <w:b/>
-                <w:bCs/>
-                <w:color w:val="353A7C"/>
+              <w:spacing w:before="30" w:after="30"/>
+            </w:pPr>
+            <w:r>
+              <w:rPr>
+                <w:b/>
+                <w:bCs/>
+                <w:color w:val="FFFFFF"/>
                 <w:sz w:val="15"/>
                 <w:szCs w:val="15"/>
               </w:rPr>
@@ -4460,7 +5019,8 @@
       <w:tr>
         <w:tc>
           <w:tcPr>
-            <w:tcW w:type="pct" w:w="2600"/>
+            <w:tcW w:type="pct" w:w="2612"/>
+            <w:shd w:fill="FFFFFF" w:val="clear"/>
             <w:tcMar>
               <w:top w:type="dxa" w:w="50"/>
               <w:left w:type="dxa" w:w="110"/>
@@ -4470,21 +5030,23 @@
           </w:tcPr>
           <w:p>
             <w:pPr>
-              <w:spacing w:before="26" w:after="26"/>
-            </w:pPr>
-            <w:r>
-              <w:rPr>
-                <w:color w:val="232733"/>
-                <w:sz w:val="16"/>
-                <w:szCs w:val="16"/>
-              </w:rPr>
-              <w:t xml:space="preserve">Sales revenue</w:t>
-            </w:r>
-          </w:p>
-        </w:tc>
-        <w:tc>
-          <w:tcPr>
-            <w:tcW w:type="pct" w:w="2400"/>
+              <w:spacing w:before="46" w:after="46"/>
+            </w:pPr>
+            <w:r>
+              <w:rPr>
+                <w:b/>
+                <w:bCs/>
+                <w:color w:val="8186EF"/>
+                <w:sz w:val="14"/>
+                <w:szCs w:val="14"/>
+              </w:rPr>
+              <w:t xml:space="preserve">(19)</w:t>
+            </w:r>
+          </w:p>
+        </w:tc>
+        <w:tc>
+          <w:tcPr>
+            <w:tcW w:type="pct" w:w="2388"/>
             <w:tcMar>
               <w:top w:type="dxa" w:w="50"/>
               <w:left w:type="dxa" w:w="110"/>
@@ -4494,13 +5056,12 @@
           </w:tcPr>
           <w:p>
             <w:pPr>
-              <w:spacing w:before="26" w:after="26"/>
-            </w:pPr>
-            <w:r>
-              <w:rPr>
-                <w:color w:val="232733"/>
-                <w:sz w:val="16"/>
-                <w:szCs w:val="16"/>
+              <w:spacing w:before="28" w:after="28"/>
+            </w:pPr>
+            <w:r>
+              <w:rPr>
+                <w:sz w:val="15"/>
+                <w:szCs w:val="15"/>
               </w:rPr>
               <w:t xml:space="preserve">3,100</w:t>
             </w:r>
@@ -4510,7 +5071,7 @@
       <w:tr>
         <w:tc>
           <w:tcPr>
-            <w:tcW w:type="pct" w:w="2600"/>
+            <w:tcW w:type="pct" w:w="2612"/>
             <w:shd w:fill="FBFAF6" w:val="clear"/>
             <w:tcMar>
               <w:top w:type="dxa" w:w="50"/>
@@ -4521,13 +5082,12 @@
           </w:tcPr>
           <w:p>
             <w:pPr>
-              <w:spacing w:before="26" w:after="26"/>
-            </w:pPr>
-            <w:r>
-              <w:rPr>
-                <w:color w:val="232733"/>
-                <w:sz w:val="16"/>
-                <w:szCs w:val="16"/>
+              <w:spacing w:before="28" w:after="28"/>
+            </w:pPr>
+            <w:r>
+              <w:rPr>
+                <w:sz w:val="15"/>
+                <w:szCs w:val="15"/>
               </w:rPr>
               <w:t xml:space="preserve">Cost of goods sold</w:t>
             </w:r>
@@ -4535,7 +5095,7 @@
         </w:tc>
         <w:tc>
           <w:tcPr>
-            <w:tcW w:type="pct" w:w="2400"/>
+            <w:tcW w:type="pct" w:w="2388"/>
             <w:shd w:fill="FBFAF6" w:val="clear"/>
             <w:tcMar>
               <w:top w:type="dxa" w:w="50"/>
@@ -4546,13 +5106,12 @@
           </w:tcPr>
           <w:p>
             <w:pPr>
-              <w:spacing w:before="26" w:after="26"/>
-            </w:pPr>
-            <w:r>
-              <w:rPr>
-                <w:color w:val="232733"/>
-                <w:sz w:val="16"/>
-                <w:szCs w:val="16"/>
+              <w:spacing w:before="28" w:after="28"/>
+            </w:pPr>
+            <w:r>
+              <w:rPr>
+                <w:sz w:val="15"/>
+                <w:szCs w:val="15"/>
               </w:rPr>
               <w:t xml:space="preserve">(1,860)</w:t>
             </w:r>
@@ -4562,7 +5121,7 @@
       <w:tr>
         <w:tc>
           <w:tcPr>
-            <w:tcW w:type="pct" w:w="2600"/>
+            <w:tcW w:type="pct" w:w="2612"/>
             <w:tcMar>
               <w:top w:type="dxa" w:w="50"/>
               <w:left w:type="dxa" w:w="110"/>
@@ -4572,13 +5131,12 @@
           </w:tcPr>
           <w:p>
             <w:pPr>
-              <w:spacing w:before="26" w:after="26"/>
-            </w:pPr>
-            <w:r>
-              <w:rPr>
-                <w:color w:val="232733"/>
-                <w:sz w:val="16"/>
-                <w:szCs w:val="16"/>
+              <w:spacing w:before="28" w:after="28"/>
+            </w:pPr>
+            <w:r>
+              <w:rPr>
+                <w:sz w:val="15"/>
+                <w:szCs w:val="15"/>
               </w:rPr>
               <w:t xml:space="preserve">Gross profit</w:t>
             </w:r>
@@ -4586,7 +5144,7 @@
         </w:tc>
         <w:tc>
           <w:tcPr>
-            <w:tcW w:type="pct" w:w="2400"/>
+            <w:tcW w:type="pct" w:w="2388"/>
             <w:tcMar>
               <w:top w:type="dxa" w:w="50"/>
               <w:left w:type="dxa" w:w="110"/>
@@ -4596,13 +5154,12 @@
           </w:tcPr>
           <w:p>
             <w:pPr>
-              <w:spacing w:before="26" w:after="26"/>
-            </w:pPr>
-            <w:r>
-              <w:rPr>
-                <w:color w:val="232733"/>
-                <w:sz w:val="16"/>
-                <w:szCs w:val="16"/>
+              <w:spacing w:before="28" w:after="28"/>
+            </w:pPr>
+            <w:r>
+              <w:rPr>
+                <w:sz w:val="15"/>
+                <w:szCs w:val="15"/>
               </w:rPr>
               <w:t xml:space="preserve">1,240</w:t>
             </w:r>
@@ -4612,7 +5169,7 @@
       <w:tr>
         <w:tc>
           <w:tcPr>
-            <w:tcW w:type="pct" w:w="2600"/>
+            <w:tcW w:type="pct" w:w="2612"/>
             <w:shd w:fill="FBFAF6" w:val="clear"/>
             <w:tcMar>
               <w:top w:type="dxa" w:w="50"/>
@@ -4623,13 +5180,12 @@
           </w:tcPr>
           <w:p>
             <w:pPr>
-              <w:spacing w:before="26" w:after="26"/>
-            </w:pPr>
-            <w:r>
-              <w:rPr>
-                <w:color w:val="232733"/>
-                <w:sz w:val="16"/>
-                <w:szCs w:val="16"/>
+              <w:spacing w:before="28" w:after="28"/>
+            </w:pPr>
+            <w:r>
+              <w:rPr>
+                <w:sz w:val="15"/>
+                <w:szCs w:val="15"/>
               </w:rPr>
               <w:t xml:space="preserve">Wages expense</w:t>
             </w:r>
@@ -4637,7 +5193,7 @@
         </w:tc>
         <w:tc>
           <w:tcPr>
-            <w:tcW w:type="pct" w:w="2400"/>
+            <w:tcW w:type="pct" w:w="2388"/>
             <w:shd w:fill="FBFAF6" w:val="clear"/>
             <w:tcMar>
               <w:top w:type="dxa" w:w="50"/>
@@ -4648,13 +5204,12 @@
           </w:tcPr>
           <w:p>
             <w:pPr>
-              <w:spacing w:before="26" w:after="26"/>
-            </w:pPr>
-            <w:r>
-              <w:rPr>
-                <w:color w:val="232733"/>
-                <w:sz w:val="16"/>
-                <w:szCs w:val="16"/>
+              <w:spacing w:before="28" w:after="28"/>
+            </w:pPr>
+            <w:r>
+              <w:rPr>
+                <w:sz w:val="15"/>
+                <w:szCs w:val="15"/>
               </w:rPr>
               <w:t xml:space="preserve">(520)</w:t>
             </w:r>
@@ -4664,7 +5219,8 @@
       <w:tr>
         <w:tc>
           <w:tcPr>
-            <w:tcW w:type="pct" w:w="2600"/>
+            <w:tcW w:type="pct" w:w="2612"/>
+            <w:shd w:fill="FFFFFF" w:val="clear"/>
             <w:tcMar>
               <w:top w:type="dxa" w:w="50"/>
               <w:left w:type="dxa" w:w="110"/>
@@ -4674,21 +5230,23 @@
           </w:tcPr>
           <w:p>
             <w:pPr>
-              <w:spacing w:before="26" w:after="26"/>
-            </w:pPr>
-            <w:r>
-              <w:rPr>
-                <w:color w:val="232733"/>
-                <w:sz w:val="16"/>
-                <w:szCs w:val="16"/>
-              </w:rPr>
-              <w:t xml:space="preserve">Depreciation expense</w:t>
-            </w:r>
-          </w:p>
-        </w:tc>
-        <w:tc>
-          <w:tcPr>
-            <w:tcW w:type="pct" w:w="2400"/>
+              <w:spacing w:before="46" w:after="46"/>
+            </w:pPr>
+            <w:r>
+              <w:rPr>
+                <w:b/>
+                <w:bCs/>
+                <w:color w:val="8186EF"/>
+                <w:sz w:val="14"/>
+                <w:szCs w:val="14"/>
+              </w:rPr>
+              <w:t xml:space="preserve">(20)</w:t>
+            </w:r>
+          </w:p>
+        </w:tc>
+        <w:tc>
+          <w:tcPr>
+            <w:tcW w:type="pct" w:w="2388"/>
             <w:tcMar>
               <w:top w:type="dxa" w:w="50"/>
               <w:left w:type="dxa" w:w="110"/>
@@ -4698,13 +5256,12 @@
           </w:tcPr>
           <w:p>
             <w:pPr>
-              <w:spacing w:before="26" w:after="26"/>
-            </w:pPr>
-            <w:r>
-              <w:rPr>
-                <w:color w:val="232733"/>
-                <w:sz w:val="16"/>
-                <w:szCs w:val="16"/>
+              <w:spacing w:before="28" w:after="28"/>
+            </w:pPr>
+            <w:r>
+              <w:rPr>
+                <w:sz w:val="15"/>
+                <w:szCs w:val="15"/>
               </w:rPr>
               <w:t xml:space="preserve">(300)</w:t>
             </w:r>
@@ -4714,8 +5271,8 @@
       <w:tr>
         <w:tc>
           <w:tcPr>
-            <w:tcW w:type="pct" w:w="2600"/>
-            <w:shd w:fill="FBFAF6" w:val="clear"/>
+            <w:tcW w:type="pct" w:w="2612"/>
+            <w:shd w:fill="FFFFFF" w:val="clear"/>
             <w:tcMar>
               <w:top w:type="dxa" w:w="50"/>
               <w:left w:type="dxa" w:w="110"/>
@@ -4725,21 +5282,23 @@
           </w:tcPr>
           <w:p>
             <w:pPr>
-              <w:spacing w:before="26" w:after="26"/>
-            </w:pPr>
-            <w:r>
-              <w:rPr>
-                <w:color w:val="232733"/>
-                <w:sz w:val="16"/>
-                <w:szCs w:val="16"/>
-              </w:rPr>
-              <w:t xml:space="preserve">Operating income</w:t>
-            </w:r>
-          </w:p>
-        </w:tc>
-        <w:tc>
-          <w:tcPr>
-            <w:tcW w:type="pct" w:w="2400"/>
+              <w:spacing w:before="46" w:after="46"/>
+            </w:pPr>
+            <w:r>
+              <w:rPr>
+                <w:b/>
+                <w:bCs/>
+                <w:color w:val="8186EF"/>
+                <w:sz w:val="14"/>
+                <w:szCs w:val="14"/>
+              </w:rPr>
+              <w:t xml:space="preserve">(21)</w:t>
+            </w:r>
+          </w:p>
+        </w:tc>
+        <w:tc>
+          <w:tcPr>
+            <w:tcW w:type="pct" w:w="2388"/>
             <w:shd w:fill="FBFAF6" w:val="clear"/>
             <w:tcMar>
               <w:top w:type="dxa" w:w="50"/>
@@ -4750,13 +5309,12 @@
           </w:tcPr>
           <w:p>
             <w:pPr>
-              <w:spacing w:before="26" w:after="26"/>
-            </w:pPr>
-            <w:r>
-              <w:rPr>
-                <w:color w:val="232733"/>
-                <w:sz w:val="16"/>
-                <w:szCs w:val="16"/>
+              <w:spacing w:before="28" w:after="28"/>
+            </w:pPr>
+            <w:r>
+              <w:rPr>
+                <w:sz w:val="15"/>
+                <w:szCs w:val="15"/>
               </w:rPr>
               <w:t xml:space="preserve">________</w:t>
             </w:r>
@@ -4766,7 +5324,7 @@
       <w:tr>
         <w:tc>
           <w:tcPr>
-            <w:tcW w:type="pct" w:w="2600"/>
+            <w:tcW w:type="pct" w:w="2612"/>
             <w:tcMar>
               <w:top w:type="dxa" w:w="50"/>
               <w:left w:type="dxa" w:w="110"/>
@@ -4776,13 +5334,12 @@
           </w:tcPr>
           <w:p>
             <w:pPr>
-              <w:spacing w:before="26" w:after="26"/>
-            </w:pPr>
-            <w:r>
-              <w:rPr>
-                <w:color w:val="232733"/>
-                <w:sz w:val="16"/>
-                <w:szCs w:val="16"/>
+              <w:spacing w:before="28" w:after="28"/>
+            </w:pPr>
+            <w:r>
+              <w:rPr>
+                <w:sz w:val="15"/>
+                <w:szCs w:val="15"/>
               </w:rPr>
               <w:t xml:space="preserve">Interest expense</w:t>
             </w:r>
@@ -4790,7 +5347,7 @@
         </w:tc>
         <w:tc>
           <w:tcPr>
-            <w:tcW w:type="pct" w:w="2400"/>
+            <w:tcW w:type="pct" w:w="2388"/>
             <w:tcMar>
               <w:top w:type="dxa" w:w="50"/>
               <w:left w:type="dxa" w:w="110"/>
@@ -4800,13 +5357,12 @@
           </w:tcPr>
           <w:p>
             <w:pPr>
-              <w:spacing w:before="26" w:after="26"/>
-            </w:pPr>
-            <w:r>
-              <w:rPr>
-                <w:color w:val="232733"/>
-                <w:sz w:val="16"/>
-                <w:szCs w:val="16"/>
+              <w:spacing w:before="28" w:after="28"/>
+            </w:pPr>
+            <w:r>
+              <w:rPr>
+                <w:sz w:val="15"/>
+                <w:szCs w:val="15"/>
               </w:rPr>
               <w:t xml:space="preserve">(90)</w:t>
             </w:r>
@@ -4816,8 +5372,8 @@
       <w:tr>
         <w:tc>
           <w:tcPr>
-            <w:tcW w:type="pct" w:w="2600"/>
-            <w:shd w:fill="FBFAF6" w:val="clear"/>
+            <w:tcW w:type="pct" w:w="2612"/>
+            <w:shd w:fill="FFFFFF" w:val="clear"/>
             <w:tcMar>
               <w:top w:type="dxa" w:w="50"/>
               <w:left w:type="dxa" w:w="110"/>
@@ -4827,21 +5383,23 @@
           </w:tcPr>
           <w:p>
             <w:pPr>
-              <w:spacing w:before="26" w:after="26"/>
-            </w:pPr>
-            <w:r>
-              <w:rPr>
-                <w:color w:val="232733"/>
-                <w:sz w:val="16"/>
-                <w:szCs w:val="16"/>
-              </w:rPr>
-              <w:t xml:space="preserve">Net income</w:t>
-            </w:r>
-          </w:p>
-        </w:tc>
-        <w:tc>
-          <w:tcPr>
-            <w:tcW w:type="pct" w:w="2400"/>
+              <w:spacing w:before="46" w:after="46"/>
+            </w:pPr>
+            <w:r>
+              <w:rPr>
+                <w:b/>
+                <w:bCs/>
+                <w:color w:val="8186EF"/>
+                <w:sz w:val="14"/>
+                <w:szCs w:val="14"/>
+              </w:rPr>
+              <w:t xml:space="preserve">(22)</w:t>
+            </w:r>
+          </w:p>
+        </w:tc>
+        <w:tc>
+          <w:tcPr>
+            <w:tcW w:type="pct" w:w="2388"/>
             <w:shd w:fill="FBFAF6" w:val="clear"/>
             <w:tcMar>
               <w:top w:type="dxa" w:w="50"/>
@@ -4852,13 +5410,12 @@
           </w:tcPr>
           <w:p>
             <w:pPr>
-              <w:spacing w:before="26" w:after="26"/>
-            </w:pPr>
-            <w:r>
-              <w:rPr>
-                <w:color w:val="232733"/>
-                <w:sz w:val="16"/>
-                <w:szCs w:val="16"/>
+              <w:spacing w:before="28" w:after="28"/>
+            </w:pPr>
+            <w:r>
+              <w:rPr>
+                <w:sz w:val="15"/>
+                <w:szCs w:val="15"/>
               </w:rPr>
               <w:t xml:space="preserve">________</w:t>
             </w:r>
@@ -4868,7 +5425,7 @@
       <w:tr>
         <w:tc>
           <w:tcPr>
-            <w:tcW w:type="pct" w:w="2600"/>
+            <w:tcW w:type="pct" w:w="2612"/>
             <w:tcMar>
               <w:top w:type="dxa" w:w="50"/>
               <w:left w:type="dxa" w:w="110"/>
@@ -4878,13 +5435,12 @@
           </w:tcPr>
           <w:p>
             <w:pPr>
-              <w:spacing w:before="26" w:after="26"/>
-            </w:pPr>
-            <w:r>
-              <w:rPr>
-                <w:color w:val="232733"/>
-                <w:sz w:val="16"/>
-                <w:szCs w:val="16"/>
+              <w:spacing w:before="28" w:after="28"/>
+            </w:pPr>
+            <w:r>
+              <w:rPr>
+                <w:sz w:val="15"/>
+                <w:szCs w:val="15"/>
               </w:rPr>
               <w:t xml:space="preserve">Gross profit as a percentage of sales</w:t>
             </w:r>
@@ -4892,7 +5448,7 @@
         </w:tc>
         <w:tc>
           <w:tcPr>
-            <w:tcW w:type="pct" w:w="2400"/>
+            <w:tcW w:type="pct" w:w="2388"/>
             <w:tcMar>
               <w:top w:type="dxa" w:w="50"/>
               <w:left w:type="dxa" w:w="110"/>
@@ -4902,15 +5458,76 @@
           </w:tcPr>
           <w:p>
             <w:pPr>
-              <w:spacing w:before="26" w:after="26"/>
-            </w:pPr>
-            <w:r>
-              <w:rPr>
-                <w:color w:val="232733"/>
-                <w:sz w:val="16"/>
-                <w:szCs w:val="16"/>
+              <w:spacing w:before="28" w:after="28"/>
+            </w:pPr>
+            <w:r>
+              <w:rPr>
+                <w:sz w:val="15"/>
+                <w:szCs w:val="15"/>
               </w:rPr>
               <w:t xml:space="preserve">________</w:t>
+            </w:r>
+          </w:p>
+        </w:tc>
+      </w:tr>
+    </w:tbl>
+    <w:p/>
+    <w:tbl>
+      <w:tblPr>
+        <w:tblW w:type="pct" w:w="100%"/>
+        <w:tblLayout w:type="fixed"/>
+        <w:tblBorders>
+          <w:top w:val="single" w:color="FBFAF6" w:sz="4"/>
+          <w:left w:val="single" w:color="FBFAF6" w:sz="4"/>
+          <w:bottom w:val="single" w:color="FBFAF6" w:sz="4"/>
+          <w:right w:val="single" w:color="FBFAF6" w:sz="4"/>
+          <w:insideH w:val="single" w:color="FBFAF6" w:sz="4"/>
+          <w:insideV w:val="single" w:color="FBFAF6" w:sz="4"/>
+        </w:tblBorders>
+      </w:tblPr>
+      <w:tblGrid>
+        <w:gridCol w:w="9600"/>
+      </w:tblGrid>
+      <w:tr>
+        <w:tc>
+          <w:tcPr>
+            <w:tcW w:type="pct" w:w="5000"/>
+            <w:shd w:fill="FBFAF6" w:val="clear"/>
+            <w:tcMar>
+              <w:top w:type="dxa" w:w="40"/>
+              <w:left w:type="dxa" w:w="100"/>
+              <w:bottom w:type="dxa" w:w="40"/>
+              <w:right w:type="dxa" w:w="100"/>
+            </w:tcMar>
+          </w:tcPr>
+          <w:p>
+            <w:pPr>
+              <w:spacing w:before="18" w:after="6"/>
+            </w:pPr>
+            <w:r>
+              <w:rPr>
+                <w:b/>
+                <w:bCs/>
+                <w:color w:val="6B7280"/>
+                <w:sz w:val="14"/>
+                <w:szCs w:val="14"/>
+              </w:rPr>
+              <w:t xml:space="preserve">word list</w:t>
+            </w:r>
+          </w:p>
+          <w:p>
+            <w:pPr>
+              <w:spacing w:before="0" w:after="18"/>
+            </w:pPr>
+            <w:r>
+              <w:rPr>
+                <w:b/>
+                <w:bCs/>
+                <w:color w:val="353A7C"/>
+                <w:sz w:val="16"/>
+                <w:szCs w:val="16"/>
+              </w:rPr>
+              <w:t xml:space="preserve">Interest expense   ·   Depreciation expense   ·   Sales revenue   ·   Net income   ·   Operating income</w:t>
             </w:r>
           </w:p>
         </w:tc>
@@ -5046,7 +5663,7 @@
                 <w:sz w:val="16"/>
                 <w:szCs w:val="16"/>
               </w:rPr>
-              <w:t xml:space="preserve">single-step income statement   ·   other income and expense   ·   earnings per share (EPS)</w:t>
+              <w:t xml:space="preserve">income from continuing operations   ·   other income and expense   ·   earnings per share (EPS)</w:t>
             </w:r>
           </w:p>
         </w:tc>
@@ -5483,14 +6100,14 @@
                 <w:sz w:val="16"/>
                 <w:szCs w:val="16"/>
               </w:rPr>
-              <w:t xml:space="preserve">9  </w:t>
-            </w:r>
-            <w:r>
-              <w:rPr>
-                <w:sz w:val="16"/>
-                <w:szCs w:val="16"/>
-              </w:rPr>
-              <w:t xml:space="preserve">analyzes</w:t>
+              <w:t xml:space="preserve">13  </w:t>
+            </w:r>
+            <w:r>
+              <w:rPr>
+                <w:sz w:val="16"/>
+                <w:szCs w:val="16"/>
+              </w:rPr>
+              <w:t xml:space="preserve">profit</w:t>
             </w:r>
           </w:p>
         </w:tc>
@@ -5525,7 +6142,7 @@
                 <w:sz w:val="16"/>
                 <w:szCs w:val="16"/>
               </w:rPr>
-              <w:t xml:space="preserve">follows</w:t>
+              <w:t xml:space="preserve">development</w:t>
             </w:r>
           </w:p>
         </w:tc>
@@ -5551,14 +6168,14 @@
                 <w:sz w:val="16"/>
                 <w:szCs w:val="16"/>
               </w:rPr>
-              <w:t xml:space="preserve">10  </w:t>
-            </w:r>
-            <w:r>
-              <w:rPr>
-                <w:sz w:val="16"/>
-                <w:szCs w:val="16"/>
-              </w:rPr>
-              <w:t xml:space="preserve">profit</w:t>
+              <w:t xml:space="preserve">14  </w:t>
+            </w:r>
+            <w:r>
+              <w:rPr>
+                <w:sz w:val="16"/>
+                <w:szCs w:val="16"/>
+              </w:rPr>
+              <w:t xml:space="preserve">expenses</w:t>
             </w:r>
           </w:p>
         </w:tc>
@@ -5593,7 +6210,7 @@
                 <w:sz w:val="16"/>
                 <w:szCs w:val="16"/>
               </w:rPr>
-              <w:t xml:space="preserve">investment</w:t>
+              <w:t xml:space="preserve">follows</w:t>
             </w:r>
           </w:p>
         </w:tc>
@@ -5619,14 +6236,14 @@
                 <w:sz w:val="16"/>
                 <w:szCs w:val="16"/>
               </w:rPr>
-              <w:t xml:space="preserve">11  </w:t>
-            </w:r>
-            <w:r>
-              <w:rPr>
-                <w:sz w:val="16"/>
-                <w:szCs w:val="16"/>
-              </w:rPr>
-              <w:t xml:space="preserve">expenses</w:t>
+              <w:t xml:space="preserve">15  </w:t>
+            </w:r>
+            <w:r>
+              <w:rPr>
+                <w:sz w:val="16"/>
+                <w:szCs w:val="16"/>
+              </w:rPr>
+              <w:t xml:space="preserve">before</w:t>
             </w:r>
           </w:p>
         </w:tc>
@@ -5661,7 +6278,7 @@
                 <w:sz w:val="16"/>
                 <w:szCs w:val="16"/>
               </w:rPr>
-              <w:t xml:space="preserve">transaction</w:t>
+              <w:t xml:space="preserve">investment</w:t>
             </w:r>
           </w:p>
         </w:tc>
@@ -5687,14 +6304,14 @@
                 <w:sz w:val="16"/>
                 <w:szCs w:val="16"/>
               </w:rPr>
-              <w:t xml:space="preserve">12  </w:t>
-            </w:r>
-            <w:r>
-              <w:rPr>
-                <w:sz w:val="16"/>
-                <w:szCs w:val="16"/>
-              </w:rPr>
-              <w:t xml:space="preserve">before</w:t>
+              <w:t xml:space="preserve">16  </w:t>
+            </w:r>
+            <w:r>
+              <w:rPr>
+                <w:sz w:val="16"/>
+                <w:szCs w:val="16"/>
+              </w:rPr>
+              <w:t xml:space="preserve">expense</w:t>
             </w:r>
           </w:p>
         </w:tc>
@@ -5729,7 +6346,7 @@
                 <w:sz w:val="16"/>
                 <w:szCs w:val="16"/>
               </w:rPr>
-              <w:t xml:space="preserve">reported</w:t>
+              <w:t xml:space="preserve">peripheral</w:t>
             </w:r>
           </w:p>
         </w:tc>
@@ -5755,14 +6372,14 @@
                 <w:sz w:val="16"/>
                 <w:szCs w:val="16"/>
               </w:rPr>
-              <w:t xml:space="preserve">13  </w:t>
-            </w:r>
-            <w:r>
-              <w:rPr>
-                <w:sz w:val="16"/>
-                <w:szCs w:val="16"/>
-              </w:rPr>
-              <w:t xml:space="preserve">expense</w:t>
+              <w:t xml:space="preserve">17  </w:t>
+            </w:r>
+            <w:r>
+              <w:rPr>
+                <w:sz w:val="16"/>
+                <w:szCs w:val="16"/>
+              </w:rPr>
+              <w:t xml:space="preserve">equipment</w:t>
             </w:r>
           </w:p>
         </w:tc>
@@ -5797,7 +6414,7 @@
                 <w:sz w:val="16"/>
                 <w:szCs w:val="16"/>
               </w:rPr>
-              <w:t xml:space="preserve">deducted</w:t>
+              <w:t xml:space="preserve">transaction</w:t>
             </w:r>
           </w:p>
         </w:tc>
@@ -5823,14 +6440,14 @@
                 <w:sz w:val="16"/>
                 <w:szCs w:val="16"/>
               </w:rPr>
-              <w:t xml:space="preserve">14  </w:t>
-            </w:r>
-            <w:r>
-              <w:rPr>
-                <w:sz w:val="16"/>
-                <w:szCs w:val="16"/>
-              </w:rPr>
-              <w:t xml:space="preserve">equipment</w:t>
+              <w:t xml:space="preserve">18  </w:t>
+            </w:r>
+            <w:r>
+              <w:rPr>
+                <w:sz w:val="16"/>
+                <w:szCs w:val="16"/>
+              </w:rPr>
+              <w:t xml:space="preserve">depreciation</w:t>
             </w:r>
           </w:p>
         </w:tc>
@@ -5865,7 +6482,7 @@
                 <w:sz w:val="16"/>
                 <w:szCs w:val="16"/>
               </w:rPr>
-              <w:t xml:space="preserve">statement</w:t>
+              <w:t xml:space="preserve">reported</w:t>
             </w:r>
           </w:p>
         </w:tc>
@@ -5891,14 +6508,14 @@
                 <w:sz w:val="16"/>
                 <w:szCs w:val="16"/>
               </w:rPr>
-              <w:t xml:space="preserve">15  </w:t>
-            </w:r>
-            <w:r>
-              <w:rPr>
-                <w:sz w:val="16"/>
-                <w:szCs w:val="16"/>
-              </w:rPr>
-              <w:t xml:space="preserve">other income and expense</w:t>
+              <w:t xml:space="preserve">19  </w:t>
+            </w:r>
+            <w:r>
+              <w:rPr>
+                <w:sz w:val="16"/>
+                <w:szCs w:val="16"/>
+              </w:rPr>
+              <w:t xml:space="preserve">Sales revenue</w:t>
             </w:r>
           </w:p>
         </w:tc>
@@ -5933,7 +6550,7 @@
                 <w:sz w:val="16"/>
                 <w:szCs w:val="16"/>
               </w:rPr>
-              <w:t xml:space="preserve">weighted-average</w:t>
+              <w:t xml:space="preserve">carrying</w:t>
             </w:r>
           </w:p>
         </w:tc>
@@ -5959,7 +6576,279 @@
                 <w:sz w:val="16"/>
                 <w:szCs w:val="16"/>
               </w:rPr>
-              <w:t xml:space="preserve">16  </w:t>
+              <w:t xml:space="preserve">20  </w:t>
+            </w:r>
+            <w:r>
+              <w:rPr>
+                <w:sz w:val="16"/>
+                <w:szCs w:val="16"/>
+              </w:rPr>
+              <w:t xml:space="preserve">Depreciation expense</w:t>
+            </w:r>
+          </w:p>
+        </w:tc>
+      </w:tr>
+      <w:tr>
+        <w:tc>
+          <w:tcPr>
+            <w:tcW w:type="pct" w:w="2500"/>
+            <w:tcMar>
+              <w:top w:type="dxa" w:w="20"/>
+              <w:left w:type="dxa" w:w="80"/>
+              <w:bottom w:type="dxa" w:w="20"/>
+              <w:right w:type="dxa" w:w="80"/>
+            </w:tcMar>
+          </w:tcPr>
+          <w:p>
+            <w:pPr>
+              <w:spacing w:before="12" w:after="12"/>
+            </w:pPr>
+            <w:r>
+              <w:rPr>
+                <w:b/>
+                <w:bCs/>
+                <w:color w:val="8186EF"/>
+                <w:sz w:val="16"/>
+                <w:szCs w:val="16"/>
+              </w:rPr>
+              <w:t xml:space="preserve">9  </w:t>
+            </w:r>
+            <w:r>
+              <w:rPr>
+                <w:sz w:val="16"/>
+                <w:szCs w:val="16"/>
+              </w:rPr>
+              <w:t xml:space="preserve">deducted</w:t>
+            </w:r>
+          </w:p>
+        </w:tc>
+        <w:tc>
+          <w:tcPr>
+            <w:tcW w:type="pct" w:w="2500"/>
+            <w:tcMar>
+              <w:top w:type="dxa" w:w="20"/>
+              <w:left w:type="dxa" w:w="80"/>
+              <w:bottom w:type="dxa" w:w="20"/>
+              <w:right w:type="dxa" w:w="80"/>
+            </w:tcMar>
+          </w:tcPr>
+          <w:p>
+            <w:pPr>
+              <w:spacing w:before="12" w:after="12"/>
+            </w:pPr>
+            <w:r>
+              <w:rPr>
+                <w:b/>
+                <w:bCs/>
+                <w:color w:val="8186EF"/>
+                <w:sz w:val="16"/>
+                <w:szCs w:val="16"/>
+              </w:rPr>
+              <w:t xml:space="preserve">21  </w:t>
+            </w:r>
+            <w:r>
+              <w:rPr>
+                <w:sz w:val="16"/>
+                <w:szCs w:val="16"/>
+              </w:rPr>
+              <w:t xml:space="preserve">Operating income</w:t>
+            </w:r>
+          </w:p>
+        </w:tc>
+      </w:tr>
+      <w:tr>
+        <w:tc>
+          <w:tcPr>
+            <w:tcW w:type="pct" w:w="2500"/>
+            <w:tcMar>
+              <w:top w:type="dxa" w:w="20"/>
+              <w:left w:type="dxa" w:w="80"/>
+              <w:bottom w:type="dxa" w:w="20"/>
+              <w:right w:type="dxa" w:w="80"/>
+            </w:tcMar>
+          </w:tcPr>
+          <w:p>
+            <w:pPr>
+              <w:spacing w:before="12" w:after="12"/>
+            </w:pPr>
+            <w:r>
+              <w:rPr>
+                <w:b/>
+                <w:bCs/>
+                <w:color w:val="8186EF"/>
+                <w:sz w:val="16"/>
+                <w:szCs w:val="16"/>
+              </w:rPr>
+              <w:t xml:space="preserve">10  </w:t>
+            </w:r>
+            <w:r>
+              <w:rPr>
+                <w:sz w:val="16"/>
+                <w:szCs w:val="16"/>
+              </w:rPr>
+              <w:t xml:space="preserve">statement</w:t>
+            </w:r>
+          </w:p>
+        </w:tc>
+        <w:tc>
+          <w:tcPr>
+            <w:tcW w:type="pct" w:w="2500"/>
+            <w:tcMar>
+              <w:top w:type="dxa" w:w="20"/>
+              <w:left w:type="dxa" w:w="80"/>
+              <w:bottom w:type="dxa" w:w="20"/>
+              <w:right w:type="dxa" w:w="80"/>
+            </w:tcMar>
+          </w:tcPr>
+          <w:p>
+            <w:pPr>
+              <w:spacing w:before="12" w:after="12"/>
+            </w:pPr>
+            <w:r>
+              <w:rPr>
+                <w:b/>
+                <w:bCs/>
+                <w:color w:val="8186EF"/>
+                <w:sz w:val="16"/>
+                <w:szCs w:val="16"/>
+              </w:rPr>
+              <w:t xml:space="preserve">22  </w:t>
+            </w:r>
+            <w:r>
+              <w:rPr>
+                <w:sz w:val="16"/>
+                <w:szCs w:val="16"/>
+              </w:rPr>
+              <w:t xml:space="preserve">Net income</w:t>
+            </w:r>
+          </w:p>
+        </w:tc>
+      </w:tr>
+      <w:tr>
+        <w:tc>
+          <w:tcPr>
+            <w:tcW w:type="pct" w:w="2500"/>
+            <w:tcMar>
+              <w:top w:type="dxa" w:w="20"/>
+              <w:left w:type="dxa" w:w="80"/>
+              <w:bottom w:type="dxa" w:w="20"/>
+              <w:right w:type="dxa" w:w="80"/>
+            </w:tcMar>
+          </w:tcPr>
+          <w:p>
+            <w:pPr>
+              <w:spacing w:before="12" w:after="12"/>
+            </w:pPr>
+            <w:r>
+              <w:rPr>
+                <w:b/>
+                <w:bCs/>
+                <w:color w:val="8186EF"/>
+                <w:sz w:val="16"/>
+                <w:szCs w:val="16"/>
+              </w:rPr>
+              <w:t xml:space="preserve">11  </w:t>
+            </w:r>
+            <w:r>
+              <w:rPr>
+                <w:sz w:val="16"/>
+                <w:szCs w:val="16"/>
+              </w:rPr>
+              <w:t xml:space="preserve">weighted-average</w:t>
+            </w:r>
+          </w:p>
+        </w:tc>
+        <w:tc>
+          <w:tcPr>
+            <w:tcW w:type="pct" w:w="2500"/>
+            <w:tcMar>
+              <w:top w:type="dxa" w:w="20"/>
+              <w:left w:type="dxa" w:w="80"/>
+              <w:bottom w:type="dxa" w:w="20"/>
+              <w:right w:type="dxa" w:w="80"/>
+            </w:tcMar>
+          </w:tcPr>
+          <w:p>
+            <w:pPr>
+              <w:spacing w:before="12" w:after="12"/>
+            </w:pPr>
+            <w:r>
+              <w:rPr>
+                <w:b/>
+                <w:bCs/>
+                <w:color w:val="8186EF"/>
+                <w:sz w:val="16"/>
+                <w:szCs w:val="16"/>
+              </w:rPr>
+              <w:t xml:space="preserve">23  </w:t>
+            </w:r>
+            <w:r>
+              <w:rPr>
+                <w:sz w:val="16"/>
+                <w:szCs w:val="16"/>
+              </w:rPr>
+              <w:t xml:space="preserve">other income and expense</w:t>
+            </w:r>
+          </w:p>
+        </w:tc>
+      </w:tr>
+      <w:tr>
+        <w:tc>
+          <w:tcPr>
+            <w:tcW w:type="pct" w:w="2500"/>
+            <w:tcMar>
+              <w:top w:type="dxa" w:w="20"/>
+              <w:left w:type="dxa" w:w="80"/>
+              <w:bottom w:type="dxa" w:w="20"/>
+              <w:right w:type="dxa" w:w="80"/>
+            </w:tcMar>
+          </w:tcPr>
+          <w:p>
+            <w:pPr>
+              <w:spacing w:before="12" w:after="12"/>
+            </w:pPr>
+            <w:r>
+              <w:rPr>
+                <w:b/>
+                <w:bCs/>
+                <w:color w:val="8186EF"/>
+                <w:sz w:val="16"/>
+                <w:szCs w:val="16"/>
+              </w:rPr>
+              <w:t xml:space="preserve">12  </w:t>
+            </w:r>
+            <w:r>
+              <w:rPr>
+                <w:sz w:val="16"/>
+                <w:szCs w:val="16"/>
+              </w:rPr>
+              <w:t xml:space="preserve">analyzes</w:t>
+            </w:r>
+          </w:p>
+        </w:tc>
+        <w:tc>
+          <w:tcPr>
+            <w:tcW w:type="pct" w:w="2500"/>
+            <w:tcMar>
+              <w:top w:type="dxa" w:w="20"/>
+              <w:left w:type="dxa" w:w="80"/>
+              <w:bottom w:type="dxa" w:w="20"/>
+              <w:right w:type="dxa" w:w="80"/>
+            </w:tcMar>
+          </w:tcPr>
+          <w:p>
+            <w:pPr>
+              <w:spacing w:before="12" w:after="12"/>
+            </w:pPr>
+            <w:r>
+              <w:rPr>
+                <w:b/>
+                <w:bCs/>
+                <w:color w:val="8186EF"/>
+                <w:sz w:val="16"/>
+                <w:szCs w:val="16"/>
+              </w:rPr>
+              <w:t xml:space="preserve">24  </w:t>
             </w:r>
             <w:r>
               <w:rPr>
@@ -6188,7 +7077,7 @@
           <w:sz w:val="16"/>
           <w:szCs w:val="16"/>
         </w:rPr>
-        <w:t xml:space="preserve">      gaps 1–10</w:t>
+        <w:t xml:space="preserve">      gaps 1–12</w:t>
       </w:r>
     </w:p>
     <w:p>
@@ -6414,6 +7303,13 @@
           <w:sz w:val="19"/>
           <w:szCs w:val="19"/>
         </w:rPr>
+        <w:t xml:space="preserve">It is never shown net of tax. </w:t>
+      </w:r>
+      <w:r>
+        <w:rPr>
+          <w:sz w:val="19"/>
+          <w:szCs w:val="19"/>
+        </w:rPr>
         <w:t xml:space="preserve">A discontinued operation is a </w:t>
       </w:r>
       <w:r>
@@ -6556,7 +7452,71 @@
           <w:sz w:val="19"/>
           <w:szCs w:val="19"/>
         </w:rPr>
-        <w:t xml:space="preserve">Examples are leaving a major line of business or a major geographic area. </w:t>
+        <w:t xml:space="preserve"/>
+      </w:r>
+      <w:r>
+        <w:rPr>
+          <w:b/>
+          <w:bCs/>
+          <w:color w:val="8186EF"/>
+          <w:sz w:val="15"/>
+          <w:szCs w:val="15"/>
+        </w:rPr>
+        <w:t xml:space="preserve"> (11) </w:t>
+      </w:r>
+      <w:r>
+        <w:rPr>
+          <w:u w:val="single"/>
+          <w:sz w:val="19"/>
+          <w:szCs w:val="19"/>
+        </w:rPr>
+        <w:t xml:space="preserve">           </w:t>
+      </w:r>
+      <w:r>
+        <w:rPr>
+          <w:sz w:val="19"/>
+          <w:szCs w:val="19"/>
+        </w:rPr>
+        <w:t xml:space="preserve"> </w:t>
+      </w:r>
+      <w:r>
+        <w:rPr>
+          <w:sz w:val="19"/>
+          <w:szCs w:val="19"/>
+        </w:rPr>
+        <w:t xml:space="preserve"> are leaving a major line of business or a major </w:t>
+      </w:r>
+      <w:r>
+        <w:rPr>
+          <w:b/>
+          <w:bCs/>
+          <w:color w:val="8186EF"/>
+          <w:sz w:val="15"/>
+          <w:szCs w:val="15"/>
+        </w:rPr>
+        <w:t xml:space="preserve"> (12) </w:t>
+      </w:r>
+      <w:r>
+        <w:rPr>
+          <w:u w:val="single"/>
+          <w:sz w:val="19"/>
+          <w:szCs w:val="19"/>
+        </w:rPr>
+        <w:t xml:space="preserve">            </w:t>
+      </w:r>
+      <w:r>
+        <w:rPr>
+          <w:sz w:val="19"/>
+          <w:szCs w:val="19"/>
+        </w:rPr>
+        <w:t xml:space="preserve"> </w:t>
+      </w:r>
+      <w:r>
+        <w:rPr>
+          <w:sz w:val="19"/>
+          <w:szCs w:val="19"/>
+        </w:rPr>
+        <w:t xml:space="preserve"> area. </w:t>
       </w:r>
       <w:r>
         <w:rPr>
@@ -6635,7 +7595,7 @@
                 <w:sz w:val="16"/>
                 <w:szCs w:val="16"/>
               </w:rPr>
-              <w:t xml:space="preserve">extraordinary   ·   happen   ·   discontinued operation   ·   effect   ·   removed   ·   infrequent   ·   attention   ·   separate   ·   strategic   ·   component   ·   classified</w:t>
+              <w:t xml:space="preserve">extraordinary   ·   geographic   ·   Examples   ·   happen   ·   disposal   ·   removed   ·   infrequent   ·   attention   ·   separate   ·   effect   ·   strategic   ·   component   ·   classified</w:t>
             </w:r>
           </w:p>
         </w:tc>
@@ -6656,10 +7616,10 @@
         </w:tblBorders>
       </w:tblPr>
       <w:tblGrid>
-        <w:gridCol w:w="4728"/>
-        <w:gridCol w:w="1749"/>
-        <w:gridCol w:w="1374"/>
-        <w:gridCol w:w="1749"/>
+        <w:gridCol w:w="4224"/>
+        <w:gridCol w:w="1930"/>
+        <w:gridCol w:w="1516"/>
+        <w:gridCol w:w="1930"/>
       </w:tblGrid>
       <w:tr>
         <w:tc>
@@ -6694,7 +7654,7 @@
       <w:tr>
         <w:tc>
           <w:tcPr>
-            <w:tcW w:type="pct" w:w="2462"/>
+            <w:tcW w:type="pct" w:w="2200"/>
             <w:shd w:fill="353A7C" w:val="clear"/>
             <w:tcMar>
               <w:top w:type="dxa" w:w="50"/>
@@ -6721,7 +7681,7 @@
         </w:tc>
         <w:tc>
           <w:tcPr>
-            <w:tcW w:type="pct" w:w="911"/>
+            <w:tcW w:type="pct" w:w="1005"/>
             <w:shd w:fill="353A7C" w:val="clear"/>
             <w:tcMar>
               <w:top w:type="dxa" w:w="50"/>
@@ -6748,7 +7708,7 @@
         </w:tc>
         <w:tc>
           <w:tcPr>
-            <w:tcW w:type="pct" w:w="716"/>
+            <w:tcW w:type="pct" w:w="790"/>
             <w:shd w:fill="353A7C" w:val="clear"/>
             <w:tcMar>
               <w:top w:type="dxa" w:w="50"/>
@@ -6775,7 +7735,7 @@
         </w:tc>
         <w:tc>
           <w:tcPr>
-            <w:tcW w:type="pct" w:w="911"/>
+            <w:tcW w:type="pct" w:w="1005"/>
             <w:shd w:fill="353A7C" w:val="clear"/>
             <w:tcMar>
               <w:top w:type="dxa" w:w="50"/>
@@ -6804,7 +7764,7 @@
       <w:tr>
         <w:tc>
           <w:tcPr>
-            <w:tcW w:type="pct" w:w="2462"/>
+            <w:tcW w:type="pct" w:w="2200"/>
             <w:shd w:fill="FFFFFF" w:val="clear"/>
             <w:tcMar>
               <w:top w:type="dxa" w:w="50"/>
@@ -6825,13 +7785,13 @@
                 <w:sz w:val="14"/>
                 <w:szCs w:val="14"/>
               </w:rPr>
-              <w:t xml:space="preserve">(11)</w:t>
-            </w:r>
-          </w:p>
-        </w:tc>
-        <w:tc>
-          <w:tcPr>
-            <w:tcW w:type="pct" w:w="911"/>
+              <w:t xml:space="preserve">(13)</w:t>
+            </w:r>
+          </w:p>
+        </w:tc>
+        <w:tc>
+          <w:tcPr>
+            <w:tcW w:type="pct" w:w="1005"/>
             <w:tcMar>
               <w:top w:type="dxa" w:w="50"/>
               <w:left w:type="dxa" w:w="110"/>
@@ -6854,7 +7814,7 @@
         </w:tc>
         <w:tc>
           <w:tcPr>
-            <w:tcW w:type="pct" w:w="716"/>
+            <w:tcW w:type="pct" w:w="790"/>
             <w:tcMar>
               <w:top w:type="dxa" w:w="50"/>
               <w:left w:type="dxa" w:w="110"/>
@@ -6877,7 +7837,7 @@
         </w:tc>
         <w:tc>
           <w:tcPr>
-            <w:tcW w:type="pct" w:w="911"/>
+            <w:tcW w:type="pct" w:w="1005"/>
             <w:tcMar>
               <w:top w:type="dxa" w:w="50"/>
               <w:left w:type="dxa" w:w="110"/>
@@ -6902,7 +7862,7 @@
       <w:tr>
         <w:tc>
           <w:tcPr>
-            <w:tcW w:type="pct" w:w="2462"/>
+            <w:tcW w:type="pct" w:w="2200"/>
             <w:shd w:fill="FBFAF6" w:val="clear"/>
             <w:tcMar>
               <w:top w:type="dxa" w:w="50"/>
@@ -6926,7 +7886,7 @@
         </w:tc>
         <w:tc>
           <w:tcPr>
-            <w:tcW w:type="pct" w:w="911"/>
+            <w:tcW w:type="pct" w:w="1005"/>
             <w:shd w:fill="FBFAF6" w:val="clear"/>
             <w:tcMar>
               <w:top w:type="dxa" w:w="50"/>
@@ -6950,7 +7910,7 @@
         </w:tc>
         <w:tc>
           <w:tcPr>
-            <w:tcW w:type="pct" w:w="716"/>
+            <w:tcW w:type="pct" w:w="790"/>
             <w:shd w:fill="FBFAF6" w:val="clear"/>
             <w:tcMar>
               <w:top w:type="dxa" w:w="50"/>
@@ -6974,7 +7934,7 @@
         </w:tc>
         <w:tc>
           <w:tcPr>
-            <w:tcW w:type="pct" w:w="911"/>
+            <w:tcW w:type="pct" w:w="1005"/>
             <w:shd w:fill="FBFAF6" w:val="clear"/>
             <w:tcMar>
               <w:top w:type="dxa" w:w="50"/>
@@ -7000,7 +7960,7 @@
       <w:tr>
         <w:tc>
           <w:tcPr>
-            <w:tcW w:type="pct" w:w="2462"/>
+            <w:tcW w:type="pct" w:w="2200"/>
             <w:shd w:fill="FFFFFF" w:val="clear"/>
             <w:tcMar>
               <w:top w:type="dxa" w:w="50"/>
@@ -7021,13 +7981,13 @@
                 <w:sz w:val="14"/>
                 <w:szCs w:val="14"/>
               </w:rPr>
-              <w:t xml:space="preserve">(12)</w:t>
-            </w:r>
-          </w:p>
-        </w:tc>
-        <w:tc>
-          <w:tcPr>
-            <w:tcW w:type="pct" w:w="911"/>
+              <w:t xml:space="preserve">(14)</w:t>
+            </w:r>
+          </w:p>
+        </w:tc>
+        <w:tc>
+          <w:tcPr>
+            <w:tcW w:type="pct" w:w="1005"/>
             <w:tcMar>
               <w:top w:type="dxa" w:w="50"/>
               <w:left w:type="dxa" w:w="110"/>
@@ -7050,7 +8010,7 @@
         </w:tc>
         <w:tc>
           <w:tcPr>
-            <w:tcW w:type="pct" w:w="716"/>
+            <w:tcW w:type="pct" w:w="790"/>
             <w:tcMar>
               <w:top w:type="dxa" w:w="50"/>
               <w:left w:type="dxa" w:w="110"/>
@@ -7073,7 +8033,7 @@
         </w:tc>
         <w:tc>
           <w:tcPr>
-            <w:tcW w:type="pct" w:w="911"/>
+            <w:tcW w:type="pct" w:w="1005"/>
             <w:tcMar>
               <w:top w:type="dxa" w:w="50"/>
               <w:left w:type="dxa" w:w="110"/>
@@ -7152,7 +8112,7 @@
                 <w:sz w:val="16"/>
                 <w:szCs w:val="16"/>
               </w:rPr>
-              <w:t xml:space="preserve">Loss on disposal of the business   ·   Loss from discontinued operations   ·   Loss from operations of the frozen-foods business</w:t>
+              <w:t xml:space="preserve">component of an entity   ·   Loss from discontinued operations   ·   Loss from operations of the frozen-foods business</w:t>
             </w:r>
           </w:p>
         </w:tc>
@@ -7226,7 +8186,7 @@
           <w:sz w:val="16"/>
           <w:szCs w:val="16"/>
         </w:rPr>
-        <w:t xml:space="preserve">      gaps 13–17</w:t>
+        <w:t xml:space="preserve">      gaps 15–20</w:t>
       </w:r>
     </w:p>
     <w:p>
@@ -7239,7 +8199,7 @@
           <w:sz w:val="19"/>
           <w:szCs w:val="19"/>
         </w:rPr>
-        <w:t xml:space="preserve">Older textbooks show earthquakes and </w:t>
+        <w:t xml:space="preserve">Older </w:t>
       </w:r>
       <w:r>
         <w:rPr>
@@ -7249,7 +8209,7 @@
           <w:sz w:val="15"/>
           <w:szCs w:val="15"/>
         </w:rPr>
-        <w:t xml:space="preserve"> (13) </w:t>
+        <w:t xml:space="preserve"> (15) </w:t>
       </w:r>
       <w:r>
         <w:rPr>
@@ -7257,7 +8217,7 @@
           <w:sz w:val="19"/>
           <w:szCs w:val="19"/>
         </w:rPr>
-        <w:t xml:space="preserve">                </w:t>
+        <w:t xml:space="preserve">           </w:t>
       </w:r>
       <w:r>
         <w:rPr>
@@ -7271,14 +8231,7 @@
           <w:sz w:val="19"/>
           <w:szCs w:val="19"/>
         </w:rPr>
-        <w:t xml:space="preserve"> as extraordinary items, net of tax, below continuing operations. </w:t>
-      </w:r>
-      <w:r>
-        <w:rPr>
-          <w:sz w:val="19"/>
-          <w:szCs w:val="19"/>
-        </w:rPr>
-        <w:t xml:space="preserve">On today's exam, such an item is unusual or </w:t>
+        <w:t xml:space="preserve"> show earthquakes and </w:t>
       </w:r>
       <w:r>
         <w:rPr>
@@ -7288,7 +8241,7 @@
           <w:sz w:val="15"/>
           <w:szCs w:val="15"/>
         </w:rPr>
-        <w:t xml:space="preserve"> (14) </w:t>
+        <w:t xml:space="preserve"> (16) </w:t>
       </w:r>
       <w:r>
         <w:rPr>
@@ -7296,7 +8249,7 @@
           <w:sz w:val="19"/>
           <w:szCs w:val="19"/>
         </w:rPr>
-        <w:t xml:space="preserve">            </w:t>
+        <w:t xml:space="preserve">                </w:t>
       </w:r>
       <w:r>
         <w:rPr>
@@ -7310,14 +8263,14 @@
           <w:sz w:val="19"/>
           <w:szCs w:val="19"/>
         </w:rPr>
-        <w:t xml:space="preserve">: a separate pre-tax line in continuing operations. </w:t>
-      </w:r>
-      <w:r>
-        <w:rPr>
-          <w:sz w:val="19"/>
-          <w:szCs w:val="19"/>
-        </w:rPr>
-        <w:t xml:space="preserve">Only </w:t>
+        <w:t xml:space="preserve"> as extraordinary items, net of tax, below continuing operations. </w:t>
+      </w:r>
+      <w:r>
+        <w:rPr>
+          <w:sz w:val="19"/>
+          <w:szCs w:val="19"/>
+        </w:rPr>
+        <w:t xml:space="preserve">On </w:t>
       </w:r>
       <w:r>
         <w:rPr>
@@ -7327,7 +8280,7 @@
           <w:sz w:val="15"/>
           <w:szCs w:val="15"/>
         </w:rPr>
-        <w:t xml:space="preserve"> (15) </w:t>
+        <w:t xml:space="preserve"> (17) </w:t>
       </w:r>
       <w:r>
         <w:rPr>
@@ -7335,7 +8288,7 @@
           <w:sz w:val="19"/>
           <w:szCs w:val="19"/>
         </w:rPr>
-        <w:t xml:space="preserve">              </w:t>
+        <w:t xml:space="preserve">           </w:t>
       </w:r>
       <w:r>
         <w:rPr>
@@ -7349,14 +8302,7 @@
           <w:sz w:val="19"/>
           <w:szCs w:val="19"/>
         </w:rPr>
-        <w:t xml:space="preserve"> operations are shown net of tax below continuing operations. </w:t>
-      </w:r>
-      <w:r>
-        <w:rPr>
-          <w:sz w:val="19"/>
-          <w:szCs w:val="19"/>
-        </w:rPr>
-        <w:t xml:space="preserve">IFRS 5 uses a similar idea: a separate major line of business or </w:t>
+        <w:t xml:space="preserve"> exam, such an item is unusual or </w:t>
       </w:r>
       <w:r>
         <w:rPr>
@@ -7366,7 +8312,7 @@
           <w:sz w:val="15"/>
           <w:szCs w:val="15"/>
         </w:rPr>
-        <w:t xml:space="preserve"> (16) </w:t>
+        <w:t xml:space="preserve"> (18) </w:t>
       </w:r>
       <w:r>
         <w:rPr>
@@ -7388,14 +8334,14 @@
           <w:sz w:val="19"/>
           <w:szCs w:val="19"/>
         </w:rPr>
-        <w:t xml:space="preserve"> area. </w:t>
-      </w:r>
-      <w:r>
-        <w:rPr>
-          <w:sz w:val="19"/>
-          <w:szCs w:val="19"/>
-        </w:rPr>
-        <w:t xml:space="preserve">IFRS also prohibits extraordinary items, so the two </w:t>
+        <w:t xml:space="preserve">: a separate pre-tax line in continuing operations. </w:t>
+      </w:r>
+      <w:r>
+        <w:rPr>
+          <w:sz w:val="19"/>
+          <w:szCs w:val="19"/>
+        </w:rPr>
+        <w:t xml:space="preserve">Only </w:t>
       </w:r>
       <w:r>
         <w:rPr>
@@ -7405,7 +8351,7 @@
           <w:sz w:val="15"/>
           <w:szCs w:val="15"/>
         </w:rPr>
-        <w:t xml:space="preserve"> (17) </w:t>
+        <w:t xml:space="preserve"> (19) </w:t>
       </w:r>
       <w:r>
         <w:rPr>
@@ -7413,6 +8359,45 @@
           <w:sz w:val="19"/>
           <w:szCs w:val="19"/>
         </w:rPr>
+        <w:t xml:space="preserve">              </w:t>
+      </w:r>
+      <w:r>
+        <w:rPr>
+          <w:sz w:val="19"/>
+          <w:szCs w:val="19"/>
+        </w:rPr>
+        <w:t xml:space="preserve"> </w:t>
+      </w:r>
+      <w:r>
+        <w:rPr>
+          <w:sz w:val="19"/>
+          <w:szCs w:val="19"/>
+        </w:rPr>
+        <w:t xml:space="preserve"> operations are shown net of tax below continuing operations. </w:t>
+      </w:r>
+      <w:r>
+        <w:rPr>
+          <w:sz w:val="19"/>
+          <w:szCs w:val="19"/>
+        </w:rPr>
+        <w:t xml:space="preserve">IFRS 5 uses a similar idea: a separate major line of business or </w:t>
+      </w:r>
+      <w:r>
+        <w:rPr>
+          <w:b/>
+          <w:bCs/>
+          <w:color w:val="8186EF"/>
+          <w:sz w:val="15"/>
+          <w:szCs w:val="15"/>
+        </w:rPr>
+        <w:t xml:space="preserve"> (20) </w:t>
+      </w:r>
+      <w:r>
+        <w:rPr>
+          <w:u w:val="single"/>
+          <w:sz w:val="19"/>
+          <w:szCs w:val="19"/>
+        </w:rPr>
         <w:t xml:space="preserve">            </w:t>
       </w:r>
       <w:r>
@@ -7427,7 +8412,14 @@
           <w:sz w:val="19"/>
           <w:szCs w:val="19"/>
         </w:rPr>
-        <w:t xml:space="preserve"> now give very similar results in this area. </w:t>
+        <w:t xml:space="preserve"> area. </w:t>
+      </w:r>
+      <w:r>
+        <w:rPr>
+          <w:sz w:val="19"/>
+          <w:szCs w:val="19"/>
+        </w:rPr>
+        <w:t xml:space="preserve">IFRS also prohibits extraordinary items, so the two frameworks now give very similar results in this area. </w:t>
       </w:r>
     </w:p>
     <w:tbl>
@@ -7485,7 +8477,7 @@
                 <w:sz w:val="16"/>
                 <w:szCs w:val="16"/>
               </w:rPr>
-              <w:t xml:space="preserve">expropriations   ·   infrequent   ·   frameworks   ·   geographic   ·   discontinued   ·   intraperiod tax allocation</w:t>
+              <w:t xml:space="preserve">results   ·   textbooks   ·   expropriations   ·   discontinued   ·   infrequent   ·   today's   ·   geographic</w:t>
             </w:r>
           </w:p>
         </w:tc>
@@ -7633,7 +8625,7 @@
                 <w:sz w:val="16"/>
                 <w:szCs w:val="16"/>
               </w:rPr>
-              <w:t xml:space="preserve">component of an entity   ·   reclassification adjustment   ·   unusual or infrequent item</w:t>
+              <w:t xml:space="preserve">income from continuing operations   ·   component of an entity   ·   unusual or infrequent item   ·   other income and expense</w:t>
             </w:r>
           </w:p>
         </w:tc>
@@ -8172,7 +9164,7 @@
                 <w:sz w:val="16"/>
                 <w:szCs w:val="16"/>
               </w:rPr>
-              <w:t xml:space="preserve">11  </w:t>
+              <w:t xml:space="preserve">13  </w:t>
             </w:r>
             <w:r>
               <w:rPr>
@@ -8240,7 +9232,7 @@
                 <w:sz w:val="16"/>
                 <w:szCs w:val="16"/>
               </w:rPr>
-              <w:t xml:space="preserve">12  </w:t>
+              <w:t xml:space="preserve">14  </w:t>
             </w:r>
             <w:r>
               <w:rPr>
@@ -8308,14 +9300,14 @@
                 <w:sz w:val="16"/>
                 <w:szCs w:val="16"/>
               </w:rPr>
-              <w:t xml:space="preserve">13  </w:t>
-            </w:r>
-            <w:r>
-              <w:rPr>
-                <w:sz w:val="16"/>
-                <w:szCs w:val="16"/>
-              </w:rPr>
-              <w:t xml:space="preserve">expropriations</w:t>
+              <w:t xml:space="preserve">15  </w:t>
+            </w:r>
+            <w:r>
+              <w:rPr>
+                <w:sz w:val="16"/>
+                <w:szCs w:val="16"/>
+              </w:rPr>
+              <w:t xml:space="preserve">textbooks</w:t>
             </w:r>
           </w:p>
         </w:tc>
@@ -8376,14 +9368,14 @@
                 <w:sz w:val="16"/>
                 <w:szCs w:val="16"/>
               </w:rPr>
-              <w:t xml:space="preserve">14  </w:t>
-            </w:r>
-            <w:r>
-              <w:rPr>
-                <w:sz w:val="16"/>
-                <w:szCs w:val="16"/>
-              </w:rPr>
-              <w:t xml:space="preserve">infrequent</w:t>
+              <w:t xml:space="preserve">16  </w:t>
+            </w:r>
+            <w:r>
+              <w:rPr>
+                <w:sz w:val="16"/>
+                <w:szCs w:val="16"/>
+              </w:rPr>
+              <w:t xml:space="preserve">expropriations</w:t>
             </w:r>
           </w:p>
         </w:tc>
@@ -8444,14 +9436,14 @@
                 <w:sz w:val="16"/>
                 <w:szCs w:val="16"/>
               </w:rPr>
-              <w:t xml:space="preserve">15  </w:t>
-            </w:r>
-            <w:r>
-              <w:rPr>
-                <w:sz w:val="16"/>
-                <w:szCs w:val="16"/>
-              </w:rPr>
-              <w:t xml:space="preserve">discontinued</w:t>
+              <w:t xml:space="preserve">17  </w:t>
+            </w:r>
+            <w:r>
+              <w:rPr>
+                <w:sz w:val="16"/>
+                <w:szCs w:val="16"/>
+              </w:rPr>
+              <w:t xml:space="preserve">today's</w:t>
             </w:r>
           </w:p>
         </w:tc>
@@ -8512,14 +9504,14 @@
                 <w:sz w:val="16"/>
                 <w:szCs w:val="16"/>
               </w:rPr>
-              <w:t xml:space="preserve">16  </w:t>
-            </w:r>
-            <w:r>
-              <w:rPr>
-                <w:sz w:val="16"/>
-                <w:szCs w:val="16"/>
-              </w:rPr>
-              <w:t xml:space="preserve">geographic</w:t>
+              <w:t xml:space="preserve">18  </w:t>
+            </w:r>
+            <w:r>
+              <w:rPr>
+                <w:sz w:val="16"/>
+                <w:szCs w:val="16"/>
+              </w:rPr>
+              <w:t xml:space="preserve">infrequent</w:t>
             </w:r>
           </w:p>
         </w:tc>
@@ -8580,14 +9572,14 @@
                 <w:sz w:val="16"/>
                 <w:szCs w:val="16"/>
               </w:rPr>
-              <w:t xml:space="preserve">17  </w:t>
-            </w:r>
-            <w:r>
-              <w:rPr>
-                <w:sz w:val="16"/>
-                <w:szCs w:val="16"/>
-              </w:rPr>
-              <w:t xml:space="preserve">frameworks</w:t>
+              <w:t xml:space="preserve">19  </w:t>
+            </w:r>
+            <w:r>
+              <w:rPr>
+                <w:sz w:val="16"/>
+                <w:szCs w:val="16"/>
+              </w:rPr>
+              <w:t xml:space="preserve">discontinued</w:t>
             </w:r>
           </w:p>
         </w:tc>
@@ -8648,14 +9640,14 @@
                 <w:sz w:val="16"/>
                 <w:szCs w:val="16"/>
               </w:rPr>
-              <w:t xml:space="preserve">18  </w:t>
-            </w:r>
-            <w:r>
-              <w:rPr>
-                <w:sz w:val="16"/>
-                <w:szCs w:val="16"/>
-              </w:rPr>
-              <w:t xml:space="preserve">component of an entity</w:t>
+              <w:t xml:space="preserve">20  </w:t>
+            </w:r>
+            <w:r>
+              <w:rPr>
+                <w:sz w:val="16"/>
+                <w:szCs w:val="16"/>
+              </w:rPr>
+              <w:t xml:space="preserve">geographic</w:t>
             </w:r>
           </w:p>
         </w:tc>
@@ -8716,14 +9708,14 @@
                 <w:sz w:val="16"/>
                 <w:szCs w:val="16"/>
               </w:rPr>
-              <w:t xml:space="preserve">19  </w:t>
-            </w:r>
-            <w:r>
-              <w:rPr>
-                <w:sz w:val="16"/>
-                <w:szCs w:val="16"/>
-              </w:rPr>
-              <w:t xml:space="preserve">unusual or infrequent item</w:t>
+              <w:t xml:space="preserve">21  </w:t>
+            </w:r>
+            <w:r>
+              <w:rPr>
+                <w:sz w:val="16"/>
+                <w:szCs w:val="16"/>
+              </w:rPr>
+              <w:t xml:space="preserve">income from continuing operations</w:t>
             </w:r>
           </w:p>
         </w:tc>
@@ -8759,6 +9751,142 @@
                 <w:szCs w:val="16"/>
               </w:rPr>
               <w:t xml:space="preserve">effect</w:t>
+            </w:r>
+          </w:p>
+        </w:tc>
+        <w:tc>
+          <w:tcPr>
+            <w:tcW w:type="pct" w:w="2500"/>
+            <w:tcMar>
+              <w:top w:type="dxa" w:w="20"/>
+              <w:left w:type="dxa" w:w="80"/>
+              <w:bottom w:type="dxa" w:w="20"/>
+              <w:right w:type="dxa" w:w="80"/>
+            </w:tcMar>
+          </w:tcPr>
+          <w:p>
+            <w:pPr>
+              <w:spacing w:before="12" w:after="12"/>
+            </w:pPr>
+            <w:r>
+              <w:rPr>
+                <w:b/>
+                <w:bCs/>
+                <w:color w:val="8186EF"/>
+                <w:sz w:val="16"/>
+                <w:szCs w:val="16"/>
+              </w:rPr>
+              <w:t xml:space="preserve">22  </w:t>
+            </w:r>
+            <w:r>
+              <w:rPr>
+                <w:sz w:val="16"/>
+                <w:szCs w:val="16"/>
+              </w:rPr>
+              <w:t xml:space="preserve">component of an entity</w:t>
+            </w:r>
+          </w:p>
+        </w:tc>
+      </w:tr>
+      <w:tr>
+        <w:tc>
+          <w:tcPr>
+            <w:tcW w:type="pct" w:w="2500"/>
+            <w:tcMar>
+              <w:top w:type="dxa" w:w="20"/>
+              <w:left w:type="dxa" w:w="80"/>
+              <w:bottom w:type="dxa" w:w="20"/>
+              <w:right w:type="dxa" w:w="80"/>
+            </w:tcMar>
+          </w:tcPr>
+          <w:p>
+            <w:pPr>
+              <w:spacing w:before="12" w:after="12"/>
+            </w:pPr>
+            <w:r>
+              <w:rPr>
+                <w:b/>
+                <w:bCs/>
+                <w:color w:val="8186EF"/>
+                <w:sz w:val="16"/>
+                <w:szCs w:val="16"/>
+              </w:rPr>
+              <w:t xml:space="preserve">11  </w:t>
+            </w:r>
+            <w:r>
+              <w:rPr>
+                <w:sz w:val="16"/>
+                <w:szCs w:val="16"/>
+              </w:rPr>
+              <w:t xml:space="preserve">Examples</w:t>
+            </w:r>
+          </w:p>
+        </w:tc>
+        <w:tc>
+          <w:tcPr>
+            <w:tcW w:type="pct" w:w="2500"/>
+            <w:tcMar>
+              <w:top w:type="dxa" w:w="20"/>
+              <w:left w:type="dxa" w:w="80"/>
+              <w:bottom w:type="dxa" w:w="20"/>
+              <w:right w:type="dxa" w:w="80"/>
+            </w:tcMar>
+          </w:tcPr>
+          <w:p>
+            <w:pPr>
+              <w:spacing w:before="12" w:after="12"/>
+            </w:pPr>
+            <w:r>
+              <w:rPr>
+                <w:b/>
+                <w:bCs/>
+                <w:color w:val="8186EF"/>
+                <w:sz w:val="16"/>
+                <w:szCs w:val="16"/>
+              </w:rPr>
+              <w:t xml:space="preserve">23  </w:t>
+            </w:r>
+            <w:r>
+              <w:rPr>
+                <w:sz w:val="16"/>
+                <w:szCs w:val="16"/>
+              </w:rPr>
+              <w:t xml:space="preserve">unusual or infrequent item</w:t>
+            </w:r>
+          </w:p>
+        </w:tc>
+      </w:tr>
+      <w:tr>
+        <w:tc>
+          <w:tcPr>
+            <w:tcW w:type="pct" w:w="2500"/>
+            <w:tcMar>
+              <w:top w:type="dxa" w:w="20"/>
+              <w:left w:type="dxa" w:w="80"/>
+              <w:bottom w:type="dxa" w:w="20"/>
+              <w:right w:type="dxa" w:w="80"/>
+            </w:tcMar>
+          </w:tcPr>
+          <w:p>
+            <w:pPr>
+              <w:spacing w:before="12" w:after="12"/>
+            </w:pPr>
+            <w:r>
+              <w:rPr>
+                <w:b/>
+                <w:bCs/>
+                <w:color w:val="8186EF"/>
+                <w:sz w:val="16"/>
+                <w:szCs w:val="16"/>
+              </w:rPr>
+              <w:t xml:space="preserve">12  </w:t>
+            </w:r>
+            <w:r>
+              <w:rPr>
+                <w:sz w:val="16"/>
+                <w:szCs w:val="16"/>
+              </w:rPr>
+              <w:t xml:space="preserve">geographic</w:t>
             </w:r>
           </w:p>
         </w:tc>
@@ -8824,7 +9952,7 @@
           <w:sz w:val="15"/>
           <w:szCs w:val="15"/>
         </w:rPr>
-        <w:t xml:space="preserve">Some items need special attention because they may not happen again. U.S. GAAP no longer has extraordinary items; the FASB removed them in 2015. An unusual or infrequent item, such as a large fire loss, is shown as a separate line within continuing operations, before tax. A discontinued operation is a component of an entity that the company has sold, has classified as held for sale, or has abandoned. The disposal must also be a strategic shift with a major effect on the company. Examples are leaving a major line of business or a major geographic area. Closing one store or stopping one small product does not qualify. The results of a discontinued operation, including any gain or loss on disposal, appear below income from continuing operations, net of their own tax. This is called intraperiod tax allocation.</w:t>
+        <w:t xml:space="preserve">Some items need special attention because they may not happen again. U.S. GAAP no longer has extraordinary items; the FASB removed them in 2015. An unusual or infrequent item, such as a large fire loss, is shown as a separate line within continuing operations, before tax. It is never shown net of tax. A discontinued operation is a component of an entity that the company has sold, has classified as held for sale, or has abandoned. The disposal must also be a strategic shift with a major effect on the company. Examples are leaving a major line of business or a major geographic area. Closing one store or stopping one small product does not qualify. The results of a discontinued operation, including any gain or loss on disposal, appear below income from continuing operations, net of their own tax. This is called intraperiod tax allocation.</w:t>
       </w:r>
     </w:p>
     <w:p>
@@ -8955,7 +10083,7 @@
           <w:sz w:val="16"/>
           <w:szCs w:val="16"/>
         </w:rPr>
-        <w:t xml:space="preserve">      gaps 1–6</w:t>
+        <w:t xml:space="preserve">      gaps 1–12</w:t>
       </w:r>
     </w:p>
     <w:p>
@@ -9007,7 +10135,14 @@
           <w:sz w:val="19"/>
           <w:szCs w:val="19"/>
         </w:rPr>
-        <w:t xml:space="preserve">U.S. GAAP sends them to other comprehensive income (OCI) until they are </w:t>
+        <w:t xml:space="preserve">U.S. GAAP sends them to other comprehensive income (OCI) until they are realized. </w:t>
+      </w:r>
+      <w:r>
+        <w:rPr>
+          <w:sz w:val="19"/>
+          <w:szCs w:val="19"/>
+        </w:rPr>
+        <w:t xml:space="preserve">Comprehensive income is net income plus OCI for the </w:t>
       </w:r>
       <w:r>
         <w:rPr>
@@ -9046,7 +10181,7 @@
           <w:sz w:val="19"/>
           <w:szCs w:val="19"/>
         </w:rPr>
-        <w:t xml:space="preserve">Comprehensive income is net income plus OCI for the </w:t>
+        <w:t xml:space="preserve">Orontes's </w:t>
       </w:r>
       <w:r>
         <w:rPr>
@@ -9064,7 +10199,7 @@
           <w:sz w:val="19"/>
           <w:szCs w:val="19"/>
         </w:rPr>
-        <w:t xml:space="preserve">           </w:t>
+        <w:t xml:space="preserve">                    </w:t>
       </w:r>
       <w:r>
         <w:rPr>
@@ -9078,14 +10213,21 @@
           <w:sz w:val="19"/>
           <w:szCs w:val="19"/>
         </w:rPr>
-        <w:t xml:space="preserve">. </w:t>
-      </w:r>
-      <w:r>
-        <w:rPr>
-          <w:sz w:val="19"/>
-          <w:szCs w:val="19"/>
-        </w:rPr>
-        <w:t xml:space="preserve">Orontes's </w:t>
+        <w:t xml:space="preserve"> debt securities lost $1,500 in fair value in 2025. </w:t>
+      </w:r>
+      <w:r>
+        <w:rPr>
+          <w:sz w:val="19"/>
+          <w:szCs w:val="19"/>
+        </w:rPr>
+        <w:t xml:space="preserve">After tax, the loss in OCI is $1,125, so comprehensive income is $2,969,100 − $1,125 = $2,967,975. </w:t>
+      </w:r>
+      <w:r>
+        <w:rPr>
+          <w:sz w:val="19"/>
+          <w:szCs w:val="19"/>
+        </w:rPr>
+        <w:t xml:space="preserve">Companies show this in one </w:t>
       </w:r>
       <w:r>
         <w:rPr>
@@ -9103,7 +10245,7 @@
           <w:sz w:val="19"/>
           <w:szCs w:val="19"/>
         </w:rPr>
-        <w:t xml:space="preserve">                    </w:t>
+        <w:t xml:space="preserve">            </w:t>
       </w:r>
       <w:r>
         <w:rPr>
@@ -9117,21 +10259,7 @@
           <w:sz w:val="19"/>
           <w:szCs w:val="19"/>
         </w:rPr>
-        <w:t xml:space="preserve"> debt securities lost $1,500 in fair value in 2025. </w:t>
-      </w:r>
-      <w:r>
-        <w:rPr>
-          <w:sz w:val="19"/>
-          <w:szCs w:val="19"/>
-        </w:rPr>
-        <w:t xml:space="preserve">After tax, the loss in OCI is $1,125, so comprehensive income is $2,969,100 − $1,125 = $2,967,975. </w:t>
-      </w:r>
-      <w:r>
-        <w:rPr>
-          <w:sz w:val="19"/>
-          <w:szCs w:val="19"/>
-        </w:rPr>
-        <w:t xml:space="preserve">Companies show this in one continuous statement, as Orontes does, or in two </w:t>
+        <w:t xml:space="preserve"> statement, as Orontes does, or in two </w:t>
       </w:r>
       <w:r>
         <w:rPr>
@@ -9202,7 +10330,220 @@
           <w:sz w:val="19"/>
           <w:szCs w:val="19"/>
         </w:rPr>
-        <w:t xml:space="preserve"> OCI only in the statement of changes in equity is not allowed. </w:t>
+        <w:t xml:space="preserve"> OCI only in the statement of changes in equity is not </w:t>
+      </w:r>
+      <w:r>
+        <w:rPr>
+          <w:b/>
+          <w:bCs/>
+          <w:color w:val="8186EF"/>
+          <w:sz w:val="15"/>
+          <w:szCs w:val="15"/>
+        </w:rPr>
+        <w:t xml:space="preserve"> (7) </w:t>
+      </w:r>
+      <w:r>
+        <w:rPr>
+          <w:u w:val="single"/>
+          <w:sz w:val="19"/>
+          <w:szCs w:val="19"/>
+        </w:rPr>
+        <w:t xml:space="preserve">           </w:t>
+      </w:r>
+      <w:r>
+        <w:rPr>
+          <w:sz w:val="19"/>
+          <w:szCs w:val="19"/>
+        </w:rPr>
+        <w:t xml:space="preserve"> </w:t>
+      </w:r>
+      <w:r>
+        <w:rPr>
+          <w:sz w:val="19"/>
+          <w:szCs w:val="19"/>
+        </w:rPr>
+        <w:t xml:space="preserve">. </w:t>
+      </w:r>
+      <w:r>
+        <w:rPr>
+          <w:sz w:val="19"/>
+          <w:szCs w:val="19"/>
+        </w:rPr>
+        <w:t xml:space="preserve">OCI builds a </w:t>
+      </w:r>
+      <w:r>
+        <w:rPr>
+          <w:b/>
+          <w:bCs/>
+          <w:color w:val="8186EF"/>
+          <w:sz w:val="15"/>
+          <w:szCs w:val="15"/>
+        </w:rPr>
+        <w:t xml:space="preserve"> (8) </w:t>
+      </w:r>
+      <w:r>
+        <w:rPr>
+          <w:u w:val="single"/>
+          <w:sz w:val="19"/>
+          <w:szCs w:val="19"/>
+        </w:rPr>
+        <w:t xml:space="preserve">           </w:t>
+      </w:r>
+      <w:r>
+        <w:rPr>
+          <w:sz w:val="19"/>
+          <w:szCs w:val="19"/>
+        </w:rPr>
+        <w:t xml:space="preserve"> </w:t>
+      </w:r>
+      <w:r>
+        <w:rPr>
+          <w:sz w:val="19"/>
+          <w:szCs w:val="19"/>
+        </w:rPr>
+        <w:t xml:space="preserve"> in equity called </w:t>
+      </w:r>
+      <w:r>
+        <w:rPr>
+          <w:b/>
+          <w:bCs/>
+          <w:color w:val="8186EF"/>
+          <w:sz w:val="15"/>
+          <w:szCs w:val="15"/>
+        </w:rPr>
+        <w:t xml:space="preserve"> (9) </w:t>
+      </w:r>
+      <w:r>
+        <w:rPr>
+          <w:u w:val="single"/>
+          <w:sz w:val="19"/>
+          <w:szCs w:val="19"/>
+        </w:rPr>
+        <w:t xml:space="preserve">             </w:t>
+      </w:r>
+      <w:r>
+        <w:rPr>
+          <w:sz w:val="19"/>
+          <w:szCs w:val="19"/>
+        </w:rPr>
+        <w:t xml:space="preserve"> </w:t>
+      </w:r>
+      <w:r>
+        <w:rPr>
+          <w:sz w:val="19"/>
+          <w:szCs w:val="19"/>
+        </w:rPr>
+        <w:t xml:space="preserve"> other comprehensive income (AOCI). </w:t>
+      </w:r>
+      <w:r>
+        <w:rPr>
+          <w:sz w:val="19"/>
+          <w:szCs w:val="19"/>
+        </w:rPr>
+        <w:t xml:space="preserve">When an item is realized, for example when Orontes sells an AFS </w:t>
+      </w:r>
+      <w:r>
+        <w:rPr>
+          <w:b/>
+          <w:bCs/>
+          <w:color w:val="8186EF"/>
+          <w:sz w:val="15"/>
+          <w:szCs w:val="15"/>
+        </w:rPr>
+        <w:t xml:space="preserve"> (10) </w:t>
+      </w:r>
+      <w:r>
+        <w:rPr>
+          <w:u w:val="single"/>
+          <w:sz w:val="19"/>
+          <w:szCs w:val="19"/>
+        </w:rPr>
+        <w:t xml:space="preserve">           </w:t>
+      </w:r>
+      <w:r>
+        <w:rPr>
+          <w:sz w:val="19"/>
+          <w:szCs w:val="19"/>
+        </w:rPr>
+        <w:t xml:space="preserve"> </w:t>
+      </w:r>
+      <w:r>
+        <w:rPr>
+          <w:sz w:val="19"/>
+          <w:szCs w:val="19"/>
+        </w:rPr>
+        <w:t xml:space="preserve">, the gain or loss moves from AOCI into net income. </w:t>
+      </w:r>
+      <w:r>
+        <w:rPr>
+          <w:sz w:val="19"/>
+          <w:szCs w:val="19"/>
+        </w:rPr>
+        <w:t xml:space="preserve">This </w:t>
+      </w:r>
+      <w:r>
+        <w:rPr>
+          <w:b/>
+          <w:bCs/>
+          <w:color w:val="8186EF"/>
+          <w:sz w:val="15"/>
+          <w:szCs w:val="15"/>
+        </w:rPr>
+        <w:t xml:space="preserve"> (11) </w:t>
+      </w:r>
+      <w:r>
+        <w:rPr>
+          <w:u w:val="single"/>
+          <w:sz w:val="19"/>
+          <w:szCs w:val="19"/>
+        </w:rPr>
+        <w:t xml:space="preserve">                  </w:t>
+      </w:r>
+      <w:r>
+        <w:rPr>
+          <w:sz w:val="19"/>
+          <w:szCs w:val="19"/>
+        </w:rPr>
+        <w:t xml:space="preserve"> </w:t>
+      </w:r>
+      <w:r>
+        <w:rPr>
+          <w:sz w:val="19"/>
+          <w:szCs w:val="19"/>
+        </w:rPr>
+        <w:t xml:space="preserve"> adjustment stops the same gain being </w:t>
+      </w:r>
+      <w:r>
+        <w:rPr>
+          <w:b/>
+          <w:bCs/>
+          <w:color w:val="8186EF"/>
+          <w:sz w:val="15"/>
+          <w:szCs w:val="15"/>
+        </w:rPr>
+        <w:t xml:space="preserve"> (12) </w:t>
+      </w:r>
+      <w:r>
+        <w:rPr>
+          <w:u w:val="single"/>
+          <w:sz w:val="19"/>
+          <w:szCs w:val="19"/>
+        </w:rPr>
+        <w:t xml:space="preserve">           </w:t>
+      </w:r>
+      <w:r>
+        <w:rPr>
+          <w:sz w:val="19"/>
+          <w:szCs w:val="19"/>
+        </w:rPr>
+        <w:t xml:space="preserve"> </w:t>
+      </w:r>
+      <w:r>
+        <w:rPr>
+          <w:sz w:val="19"/>
+          <w:szCs w:val="19"/>
+        </w:rPr>
+        <w:t xml:space="preserve"> twice. </w:t>
       </w:r>
     </w:p>
     <w:tbl>
@@ -9260,7 +10601,7 @@
                 <w:sz w:val="16"/>
                 <w:szCs w:val="16"/>
               </w:rPr>
-              <w:t xml:space="preserve">available-for-sale   ·   consecutive   ·   comprehensive income   ·   period   ·   through   ·   Showing   ·   realized</w:t>
+              <w:t xml:space="preserve">question   ·   allowed   ·   through   ·   counted   ·   Showing   ·   accumulated   ·   security   ·   continuous   ·   balance   ·   consecutive   ·   period   ·   reclassification   ·   available-for-sale</w:t>
             </w:r>
           </w:p>
         </w:tc>
@@ -9396,13 +10737,25 @@
                 <w:sz w:val="16"/>
                 <w:szCs w:val="16"/>
               </w:rPr>
-              <w:t xml:space="preserve">OCI; reclassified when the hedged item affects income   ·   earnings per share (EPS)   ·   OCI; reclassified when the foreign operation is sold   ·   OCI; amortized into net income later   ·   OCI; reclassified to net income on sale</w:t>
+              <w:t xml:space="preserve">OCI; reclassified when the hedged item affects income   ·   Revaluation surplus in OCI; never reclassified   ·   OCI; reclassified when the foreign operation is sold   ·   OCI; amortized into net income later   ·   OCI; reclassified to net income on sale</w:t>
             </w:r>
           </w:p>
         </w:tc>
       </w:tr>
     </w:tbl>
     <w:p/>
+    <w:p>
+      <w:pPr>
+        <w:pageBreakBefore w:val="true"/>
+        <w:spacing w:after="0"/>
+      </w:pPr>
+      <w:r>
+        <w:rPr>
+          <w:sz w:val="2"/>
+        </w:rPr>
+        <w:t xml:space="preserve"> </w:t>
+      </w:r>
+    </w:p>
     <w:p>
       <w:pPr>
         <w:spacing w:before="44" w:after="14"/>
@@ -9423,7 +10776,7 @@
           <w:sz w:val="16"/>
           <w:szCs w:val="16"/>
         </w:rPr>
-        <w:t xml:space="preserve">      gaps 11–13</w:t>
+        <w:t xml:space="preserve">      gaps 17–19</w:t>
       </w:r>
     </w:p>
     <w:p>
@@ -9446,7 +10799,7 @@
           <w:sz w:val="15"/>
           <w:szCs w:val="15"/>
         </w:rPr>
-        <w:t xml:space="preserve"> (11) </w:t>
+        <w:t xml:space="preserve"> (17) </w:t>
       </w:r>
       <w:r>
         <w:rPr>
@@ -9478,7 +10831,7 @@
           <w:sz w:val="15"/>
           <w:szCs w:val="15"/>
         </w:rPr>
-        <w:t xml:space="preserve"> (12) </w:t>
+        <w:t xml:space="preserve"> (18) </w:t>
       </w:r>
       <w:r>
         <w:rPr>
@@ -9517,7 +10870,7 @@
           <w:sz w:val="15"/>
           <w:szCs w:val="15"/>
         </w:rPr>
-        <w:t xml:space="preserve"> (13) </w:t>
+        <w:t xml:space="preserve"> (19) </w:t>
       </w:r>
       <w:r>
         <w:rPr>
@@ -9597,25 +10950,13 @@
                 <w:sz w:val="16"/>
                 <w:szCs w:val="16"/>
               </w:rPr>
-              <w:t xml:space="preserve">comprehensive income   ·   reclassifies   ·   investments   ·   remeasurements</w:t>
+              <w:t xml:space="preserve">Orontes's   ·   reclassifies   ·   investments   ·   remeasurements</w:t>
             </w:r>
           </w:p>
         </w:tc>
       </w:tr>
     </w:tbl>
     <w:p/>
-    <w:p>
-      <w:pPr>
-        <w:pageBreakBefore w:val="true"/>
-        <w:spacing w:after="0"/>
-      </w:pPr>
-      <w:r>
-        <w:rPr>
-          <w:sz w:val="2"/>
-        </w:rPr>
-        <w:t xml:space="preserve"> </w:t>
-      </w:r>
-    </w:p>
     <w:tbl>
       <w:tblPr>
         <w:tblW w:type="pct" w:w="100%"/>
@@ -9683,7 +11024,7 @@
           <w:sz w:val="16"/>
           <w:szCs w:val="16"/>
         </w:rPr>
-        <w:t xml:space="preserve">      gaps 14–15</w:t>
+        <w:t xml:space="preserve">      gaps 20–22</w:t>
       </w:r>
     </w:p>
     <w:p>
@@ -9706,7 +11047,7 @@
           <w:sz w:val="15"/>
           <w:szCs w:val="15"/>
         </w:rPr>
-        <w:t xml:space="preserve"> (14) </w:t>
+        <w:t xml:space="preserve"> (20) </w:t>
       </w:r>
       <w:r>
         <w:rPr>
@@ -9745,7 +11086,7 @@
           <w:sz w:val="15"/>
           <w:szCs w:val="15"/>
         </w:rPr>
-        <w:t xml:space="preserve"> (15) </w:t>
+        <w:t xml:space="preserve"> (21) </w:t>
       </w:r>
       <w:r>
         <w:rPr>
@@ -9774,7 +11115,39 @@
           <w:sz w:val="19"/>
           <w:szCs w:val="19"/>
         </w:rPr>
-        <w:t xml:space="preserve">Use OCI after tax, unless the question shows the tax on a separate line. </w:t>
+        <w:t xml:space="preserve">Use OCI after tax, unless the </w:t>
+      </w:r>
+      <w:r>
+        <w:rPr>
+          <w:b/>
+          <w:bCs/>
+          <w:color w:val="8186EF"/>
+          <w:sz w:val="15"/>
+          <w:szCs w:val="15"/>
+        </w:rPr>
+        <w:t xml:space="preserve"> (22) </w:t>
+      </w:r>
+      <w:r>
+        <w:rPr>
+          <w:u w:val="single"/>
+          <w:sz w:val="19"/>
+          <w:szCs w:val="19"/>
+        </w:rPr>
+        <w:t xml:space="preserve">           </w:t>
+      </w:r>
+      <w:r>
+        <w:rPr>
+          <w:sz w:val="19"/>
+          <w:szCs w:val="19"/>
+        </w:rPr>
+        <w:t xml:space="preserve"> </w:t>
+      </w:r>
+      <w:r>
+        <w:rPr>
+          <w:sz w:val="19"/>
+          <w:szCs w:val="19"/>
+        </w:rPr>
+        <w:t xml:space="preserve"> shows the tax on a separate line. </w:t>
       </w:r>
     </w:p>
     <w:tbl>
@@ -9832,7 +11205,7 @@
                 <w:sz w:val="16"/>
                 <w:szCs w:val="16"/>
               </w:rPr>
-              <w:t xml:space="preserve">comprehensive income   ·   balance   ·   Unrealized</w:t>
+              <w:t xml:space="preserve">Unrealized   ·   balance   ·   through   ·   question</w:t>
             </w:r>
           </w:p>
         </w:tc>
@@ -9968,7 +11341,7 @@
                 <w:sz w:val="16"/>
                 <w:szCs w:val="16"/>
               </w:rPr>
-              <w:t xml:space="preserve">strategic shift   ·   other comprehensive income (OCI)   ·   accumulated other comprehensive income (AOCI)</w:t>
+              <w:t xml:space="preserve">الدخل الشامل الآخر المتراكم   ·   other comprehensive income (OCI)   ·   accumulated other comprehensive income (AOCI)</w:t>
             </w:r>
           </w:p>
         </w:tc>
@@ -10405,14 +11778,14 @@
                 <w:sz w:val="16"/>
                 <w:szCs w:val="16"/>
               </w:rPr>
-              <w:t xml:space="preserve">10  </w:t>
-            </w:r>
-            <w:r>
-              <w:rPr>
-                <w:sz w:val="16"/>
-                <w:szCs w:val="16"/>
-              </w:rPr>
-              <w:t xml:space="preserve">OCI; reclassified when the hedged item affects income</w:t>
+              <w:t xml:space="preserve">13  </w:t>
+            </w:r>
+            <w:r>
+              <w:rPr>
+                <w:sz w:val="16"/>
+                <w:szCs w:val="16"/>
+              </w:rPr>
+              <w:t xml:space="preserve">OCI; reclassified to net income on sale</w:t>
             </w:r>
           </w:p>
         </w:tc>
@@ -10447,7 +11820,7 @@
                 <w:sz w:val="16"/>
                 <w:szCs w:val="16"/>
               </w:rPr>
-              <w:t xml:space="preserve">realized</w:t>
+              <w:t xml:space="preserve">period</w:t>
             </w:r>
           </w:p>
         </w:tc>
@@ -10473,14 +11846,14 @@
                 <w:sz w:val="16"/>
                 <w:szCs w:val="16"/>
               </w:rPr>
-              <w:t xml:space="preserve">11  </w:t>
-            </w:r>
-            <w:r>
-              <w:rPr>
-                <w:sz w:val="16"/>
-                <w:szCs w:val="16"/>
-              </w:rPr>
-              <w:t xml:space="preserve">investments</w:t>
+              <w:t xml:space="preserve">14  </w:t>
+            </w:r>
+            <w:r>
+              <w:rPr>
+                <w:sz w:val="16"/>
+                <w:szCs w:val="16"/>
+              </w:rPr>
+              <w:t xml:space="preserve">OCI; reclassified when the foreign operation is sold</w:t>
             </w:r>
           </w:p>
         </w:tc>
@@ -10515,7 +11888,7 @@
                 <w:sz w:val="16"/>
                 <w:szCs w:val="16"/>
               </w:rPr>
-              <w:t xml:space="preserve">period</w:t>
+              <w:t xml:space="preserve">available-for-sale</w:t>
             </w:r>
           </w:p>
         </w:tc>
@@ -10541,14 +11914,14 @@
                 <w:sz w:val="16"/>
                 <w:szCs w:val="16"/>
               </w:rPr>
-              <w:t xml:space="preserve">12  </w:t>
-            </w:r>
-            <w:r>
-              <w:rPr>
-                <w:sz w:val="16"/>
-                <w:szCs w:val="16"/>
-              </w:rPr>
-              <w:t xml:space="preserve">remeasurements</w:t>
+              <w:t xml:space="preserve">15  </w:t>
+            </w:r>
+            <w:r>
+              <w:rPr>
+                <w:sz w:val="16"/>
+                <w:szCs w:val="16"/>
+              </w:rPr>
+              <w:t xml:space="preserve">OCI; amortized into net income later</w:t>
             </w:r>
           </w:p>
         </w:tc>
@@ -10583,7 +11956,7 @@
                 <w:sz w:val="16"/>
                 <w:szCs w:val="16"/>
               </w:rPr>
-              <w:t xml:space="preserve">available-for-sale</w:t>
+              <w:t xml:space="preserve">continuous</w:t>
             </w:r>
           </w:p>
         </w:tc>
@@ -10609,14 +11982,14 @@
                 <w:sz w:val="16"/>
                 <w:szCs w:val="16"/>
               </w:rPr>
-              <w:t xml:space="preserve">13  </w:t>
-            </w:r>
-            <w:r>
-              <w:rPr>
-                <w:sz w:val="16"/>
-                <w:szCs w:val="16"/>
-              </w:rPr>
-              <w:t xml:space="preserve">reclassifies</w:t>
+              <w:t xml:space="preserve">16  </w:t>
+            </w:r>
+            <w:r>
+              <w:rPr>
+                <w:sz w:val="16"/>
+                <w:szCs w:val="16"/>
+              </w:rPr>
+              <w:t xml:space="preserve">OCI; reclassified when the hedged item affects income</w:t>
             </w:r>
           </w:p>
         </w:tc>
@@ -10677,14 +12050,14 @@
                 <w:sz w:val="16"/>
                 <w:szCs w:val="16"/>
               </w:rPr>
-              <w:t xml:space="preserve">14  </w:t>
-            </w:r>
-            <w:r>
-              <w:rPr>
-                <w:sz w:val="16"/>
-                <w:szCs w:val="16"/>
-              </w:rPr>
-              <w:t xml:space="preserve">balance</w:t>
+              <w:t xml:space="preserve">17  </w:t>
+            </w:r>
+            <w:r>
+              <w:rPr>
+                <w:sz w:val="16"/>
+                <w:szCs w:val="16"/>
+              </w:rPr>
+              <w:t xml:space="preserve">investments</w:t>
             </w:r>
           </w:p>
         </w:tc>
@@ -10745,14 +12118,14 @@
                 <w:sz w:val="16"/>
                 <w:szCs w:val="16"/>
               </w:rPr>
-              <w:t xml:space="preserve">15  </w:t>
-            </w:r>
-            <w:r>
-              <w:rPr>
-                <w:sz w:val="16"/>
-                <w:szCs w:val="16"/>
-              </w:rPr>
-              <w:t xml:space="preserve">Unrealized</w:t>
+              <w:t xml:space="preserve">18  </w:t>
+            </w:r>
+            <w:r>
+              <w:rPr>
+                <w:sz w:val="16"/>
+                <w:szCs w:val="16"/>
+              </w:rPr>
+              <w:t xml:space="preserve">remeasurements</w:t>
             </w:r>
           </w:p>
         </w:tc>
@@ -10787,7 +12160,7 @@
                 <w:sz w:val="16"/>
                 <w:szCs w:val="16"/>
               </w:rPr>
-              <w:t xml:space="preserve">OCI; reclassified to net income on sale</w:t>
+              <w:t xml:space="preserve">allowed</w:t>
             </w:r>
           </w:p>
         </w:tc>
@@ -10813,14 +12186,14 @@
                 <w:sz w:val="16"/>
                 <w:szCs w:val="16"/>
               </w:rPr>
-              <w:t xml:space="preserve">16  </w:t>
-            </w:r>
-            <w:r>
-              <w:rPr>
-                <w:sz w:val="16"/>
-                <w:szCs w:val="16"/>
-              </w:rPr>
-              <w:t xml:space="preserve">other comprehensive income (OCI)</w:t>
+              <w:t xml:space="preserve">19  </w:t>
+            </w:r>
+            <w:r>
+              <w:rPr>
+                <w:sz w:val="16"/>
+                <w:szCs w:val="16"/>
+              </w:rPr>
+              <w:t xml:space="preserve">reclassifies</w:t>
             </w:r>
           </w:p>
         </w:tc>
@@ -10855,7 +12228,7 @@
                 <w:sz w:val="16"/>
                 <w:szCs w:val="16"/>
               </w:rPr>
-              <w:t xml:space="preserve">OCI; reclassified when the foreign operation is sold</w:t>
+              <w:t xml:space="preserve">balance</w:t>
             </w:r>
           </w:p>
         </w:tc>
@@ -10881,14 +12254,14 @@
                 <w:sz w:val="16"/>
                 <w:szCs w:val="16"/>
               </w:rPr>
-              <w:t xml:space="preserve">17  </w:t>
-            </w:r>
-            <w:r>
-              <w:rPr>
-                <w:sz w:val="16"/>
-                <w:szCs w:val="16"/>
-              </w:rPr>
-              <w:t xml:space="preserve">accumulated other comprehensive income (AOCI)</w:t>
+              <w:t xml:space="preserve">20  </w:t>
+            </w:r>
+            <w:r>
+              <w:rPr>
+                <w:sz w:val="16"/>
+                <w:szCs w:val="16"/>
+              </w:rPr>
+              <w:t xml:space="preserve">balance</w:t>
             </w:r>
           </w:p>
         </w:tc>
@@ -10923,7 +12296,7 @@
                 <w:sz w:val="16"/>
                 <w:szCs w:val="16"/>
               </w:rPr>
-              <w:t xml:space="preserve">OCI; amortized into net income later</w:t>
+              <w:t xml:space="preserve">accumulated</w:t>
             </w:r>
           </w:p>
         </w:tc>
@@ -10939,14 +12312,228 @@
           </w:tcPr>
           <w:p>
             <w:pPr>
-              <w:spacing w:before="24" w:after="24"/>
-            </w:pPr>
-            <w:r>
-              <w:rPr>
-                <w:sz w:val="16"/>
-                <w:szCs w:val="16"/>
-              </w:rPr>
-              <w:t xml:space="preserve"/>
+              <w:spacing w:before="12" w:after="12"/>
+            </w:pPr>
+            <w:r>
+              <w:rPr>
+                <w:b/>
+                <w:bCs/>
+                <w:color w:val="8186EF"/>
+                <w:sz w:val="16"/>
+                <w:szCs w:val="16"/>
+              </w:rPr>
+              <w:t xml:space="preserve">21  </w:t>
+            </w:r>
+            <w:r>
+              <w:rPr>
+                <w:sz w:val="16"/>
+                <w:szCs w:val="16"/>
+              </w:rPr>
+              <w:t xml:space="preserve">Unrealized</w:t>
+            </w:r>
+          </w:p>
+        </w:tc>
+      </w:tr>
+      <w:tr>
+        <w:tc>
+          <w:tcPr>
+            <w:tcW w:type="pct" w:w="2500"/>
+            <w:tcMar>
+              <w:top w:type="dxa" w:w="20"/>
+              <w:left w:type="dxa" w:w="80"/>
+              <w:bottom w:type="dxa" w:w="20"/>
+              <w:right w:type="dxa" w:w="80"/>
+            </w:tcMar>
+          </w:tcPr>
+          <w:p>
+            <w:pPr>
+              <w:spacing w:before="12" w:after="12"/>
+            </w:pPr>
+            <w:r>
+              <w:rPr>
+                <w:b/>
+                <w:bCs/>
+                <w:color w:val="8186EF"/>
+                <w:sz w:val="16"/>
+                <w:szCs w:val="16"/>
+              </w:rPr>
+              <w:t xml:space="preserve">10  </w:t>
+            </w:r>
+            <w:r>
+              <w:rPr>
+                <w:sz w:val="16"/>
+                <w:szCs w:val="16"/>
+              </w:rPr>
+              <w:t xml:space="preserve">security</w:t>
+            </w:r>
+          </w:p>
+        </w:tc>
+        <w:tc>
+          <w:tcPr>
+            <w:tcW w:type="pct" w:w="2500"/>
+            <w:tcMar>
+              <w:top w:type="dxa" w:w="20"/>
+              <w:left w:type="dxa" w:w="80"/>
+              <w:bottom w:type="dxa" w:w="20"/>
+              <w:right w:type="dxa" w:w="80"/>
+            </w:tcMar>
+          </w:tcPr>
+          <w:p>
+            <w:pPr>
+              <w:spacing w:before="12" w:after="12"/>
+            </w:pPr>
+            <w:r>
+              <w:rPr>
+                <w:b/>
+                <w:bCs/>
+                <w:color w:val="8186EF"/>
+                <w:sz w:val="16"/>
+                <w:szCs w:val="16"/>
+              </w:rPr>
+              <w:t xml:space="preserve">22  </w:t>
+            </w:r>
+            <w:r>
+              <w:rPr>
+                <w:sz w:val="16"/>
+                <w:szCs w:val="16"/>
+              </w:rPr>
+              <w:t xml:space="preserve">question</w:t>
+            </w:r>
+          </w:p>
+        </w:tc>
+      </w:tr>
+      <w:tr>
+        <w:tc>
+          <w:tcPr>
+            <w:tcW w:type="pct" w:w="2500"/>
+            <w:tcMar>
+              <w:top w:type="dxa" w:w="20"/>
+              <w:left w:type="dxa" w:w="80"/>
+              <w:bottom w:type="dxa" w:w="20"/>
+              <w:right w:type="dxa" w:w="80"/>
+            </w:tcMar>
+          </w:tcPr>
+          <w:p>
+            <w:pPr>
+              <w:spacing w:before="12" w:after="12"/>
+            </w:pPr>
+            <w:r>
+              <w:rPr>
+                <w:b/>
+                <w:bCs/>
+                <w:color w:val="8186EF"/>
+                <w:sz w:val="16"/>
+                <w:szCs w:val="16"/>
+              </w:rPr>
+              <w:t xml:space="preserve">11  </w:t>
+            </w:r>
+            <w:r>
+              <w:rPr>
+                <w:sz w:val="16"/>
+                <w:szCs w:val="16"/>
+              </w:rPr>
+              <w:t xml:space="preserve">reclassification</w:t>
+            </w:r>
+          </w:p>
+        </w:tc>
+        <w:tc>
+          <w:tcPr>
+            <w:tcW w:type="pct" w:w="2500"/>
+            <w:tcMar>
+              <w:top w:type="dxa" w:w="20"/>
+              <w:left w:type="dxa" w:w="80"/>
+              <w:bottom w:type="dxa" w:w="20"/>
+              <w:right w:type="dxa" w:w="80"/>
+            </w:tcMar>
+          </w:tcPr>
+          <w:p>
+            <w:pPr>
+              <w:spacing w:before="12" w:after="12"/>
+            </w:pPr>
+            <w:r>
+              <w:rPr>
+                <w:b/>
+                <w:bCs/>
+                <w:color w:val="8186EF"/>
+                <w:sz w:val="16"/>
+                <w:szCs w:val="16"/>
+              </w:rPr>
+              <w:t xml:space="preserve">23  </w:t>
+            </w:r>
+            <w:r>
+              <w:rPr>
+                <w:sz w:val="16"/>
+                <w:szCs w:val="16"/>
+              </w:rPr>
+              <w:t xml:space="preserve">other comprehensive income (OCI)</w:t>
+            </w:r>
+          </w:p>
+        </w:tc>
+      </w:tr>
+      <w:tr>
+        <w:tc>
+          <w:tcPr>
+            <w:tcW w:type="pct" w:w="2500"/>
+            <w:tcMar>
+              <w:top w:type="dxa" w:w="20"/>
+              <w:left w:type="dxa" w:w="80"/>
+              <w:bottom w:type="dxa" w:w="20"/>
+              <w:right w:type="dxa" w:w="80"/>
+            </w:tcMar>
+          </w:tcPr>
+          <w:p>
+            <w:pPr>
+              <w:spacing w:before="12" w:after="12"/>
+            </w:pPr>
+            <w:r>
+              <w:rPr>
+                <w:b/>
+                <w:bCs/>
+                <w:color w:val="8186EF"/>
+                <w:sz w:val="16"/>
+                <w:szCs w:val="16"/>
+              </w:rPr>
+              <w:t xml:space="preserve">12  </w:t>
+            </w:r>
+            <w:r>
+              <w:rPr>
+                <w:sz w:val="16"/>
+                <w:szCs w:val="16"/>
+              </w:rPr>
+              <w:t xml:space="preserve">counted</w:t>
+            </w:r>
+          </w:p>
+        </w:tc>
+        <w:tc>
+          <w:tcPr>
+            <w:tcW w:type="pct" w:w="2500"/>
+            <w:tcMar>
+              <w:top w:type="dxa" w:w="20"/>
+              <w:left w:type="dxa" w:w="80"/>
+              <w:bottom w:type="dxa" w:w="20"/>
+              <w:right w:type="dxa" w:w="80"/>
+            </w:tcMar>
+          </w:tcPr>
+          <w:p>
+            <w:pPr>
+              <w:spacing w:before="12" w:after="12"/>
+            </w:pPr>
+            <w:r>
+              <w:rPr>
+                <w:b/>
+                <w:bCs/>
+                <w:color w:val="8186EF"/>
+                <w:sz w:val="16"/>
+                <w:szCs w:val="16"/>
+              </w:rPr>
+              <w:t xml:space="preserve">24  </w:t>
+            </w:r>
+            <w:r>
+              <w:rPr>
+                <w:sz w:val="16"/>
+                <w:szCs w:val="16"/>
+              </w:rPr>
+              <w:t xml:space="preserve">accumulated other comprehensive income (AOCI)</w:t>
             </w:r>
           </w:p>
         </w:tc>
@@ -10989,7 +12576,7 @@
           <w:sz w:val="15"/>
           <w:szCs w:val="15"/>
         </w:rPr>
-        <w:t xml:space="preserve">Some changes in value do not go through net income. U.S. GAAP sends them to other comprehensive income (OCI) until they are realized. Comprehensive income is net income plus OCI for the period. Orontes's available-for-sale debt securities lost $1,500 in fair value in 2025. After tax, the loss in OCI is $1,125, so comprehensive income is $2,969,100 − $1,125 = $2,967,975. Companies show this in one continuous statement, as Orontes does, or in two consecutive statements. Showing OCI only in the statement of changes in equity is not allowed.</w:t>
+        <w:t xml:space="preserve">Some changes in value do not go through net income. U.S. GAAP sends them to other comprehensive income (OCI) until they are realized. Comprehensive income is net income plus OCI for the period. Orontes's available-for-sale debt securities lost $1,500 in fair value in 2025. After tax, the loss in OCI is $1,125, so comprehensive income is $2,969,100 − $1,125 = $2,967,975. Companies show this in one continuous statement, as Orontes does, or in two consecutive statements. Showing OCI only in the statement of changes in equity is not allowed. OCI builds a balance in equity called accumulated other comprehensive income (AOCI). When an item is realized, for example when Orontes sells an AFS security, the gain or loss moves from AOCI into net income. This reclassification adjustment stops the same gain being counted twice.</w:t>
       </w:r>
     </w:p>
     <w:p>
@@ -11157,7 +12744,7 @@
           <w:sz w:val="19"/>
           <w:szCs w:val="19"/>
         </w:rPr>
-        <w:t xml:space="preserve">Net income depends on many estimates: useful lives, credit losses, </w:t>
+        <w:t xml:space="preserve">Net income depends on many </w:t>
       </w:r>
       <w:r>
         <w:rPr>
@@ -11175,7 +12762,7 @@
           <w:sz w:val="19"/>
           <w:szCs w:val="19"/>
         </w:rPr>
-        <w:t xml:space="preserve">            </w:t>
+        <w:t xml:space="preserve">           </w:t>
       </w:r>
       <w:r>
         <w:rPr>
@@ -11189,14 +12776,7 @@
           <w:sz w:val="19"/>
           <w:szCs w:val="19"/>
         </w:rPr>
-        <w:t xml:space="preserve"> tests and warranty costs. </w:t>
-      </w:r>
-      <w:r>
-        <w:rPr>
-          <w:sz w:val="19"/>
-          <w:szCs w:val="19"/>
-        </w:rPr>
-        <w:t xml:space="preserve">Different companies also choose different methods, such as FIFO or LIFO for </w:t>
+        <w:t xml:space="preserve">: useful lives, credit losses, </w:t>
       </w:r>
       <w:r>
         <w:rPr>
@@ -11214,7 +12794,7 @@
           <w:sz w:val="19"/>
           <w:szCs w:val="19"/>
         </w:rPr>
-        <w:t xml:space="preserve">           </w:t>
+        <w:t xml:space="preserve">            </w:t>
       </w:r>
       <w:r>
         <w:rPr>
@@ -11228,14 +12808,14 @@
           <w:sz w:val="19"/>
           <w:szCs w:val="19"/>
         </w:rPr>
-        <w:t xml:space="preserve">. </w:t>
-      </w:r>
-      <w:r>
-        <w:rPr>
-          <w:sz w:val="19"/>
-          <w:szCs w:val="19"/>
-        </w:rPr>
-        <w:t xml:space="preserve">Two similar companies can </w:t>
+        <w:t xml:space="preserve"> tests and warranty costs. </w:t>
+      </w:r>
+      <w:r>
+        <w:rPr>
+          <w:sz w:val="19"/>
+          <w:szCs w:val="19"/>
+        </w:rPr>
+        <w:t xml:space="preserve">Different companies also choose different </w:t>
       </w:r>
       <w:r>
         <w:rPr>
@@ -11267,14 +12847,7 @@
           <w:sz w:val="19"/>
           <w:szCs w:val="19"/>
         </w:rPr>
-        <w:t xml:space="preserve"> report different profits from the same activity. </w:t>
-      </w:r>
-      <w:r>
-        <w:rPr>
-          <w:sz w:val="19"/>
-          <w:szCs w:val="19"/>
-        </w:rPr>
-        <w:t xml:space="preserve">The income statement also </w:t>
+        <w:t xml:space="preserve">, such as FIFO or LIFO for </w:t>
       </w:r>
       <w:r>
         <w:rPr>
@@ -11306,14 +12879,14 @@
           <w:sz w:val="19"/>
           <w:szCs w:val="19"/>
         </w:rPr>
-        <w:t xml:space="preserve"> things out. </w:t>
-      </w:r>
-      <w:r>
-        <w:rPr>
-          <w:sz w:val="19"/>
-          <w:szCs w:val="19"/>
-        </w:rPr>
-        <w:t xml:space="preserve">An increase in the value of </w:t>
+        <w:t xml:space="preserve">. </w:t>
+      </w:r>
+      <w:r>
+        <w:rPr>
+          <w:sz w:val="19"/>
+          <w:szCs w:val="19"/>
+        </w:rPr>
+        <w:t xml:space="preserve">Two similar companies can </w:t>
       </w:r>
       <w:r>
         <w:rPr>
@@ -11345,14 +12918,7 @@
           <w:sz w:val="19"/>
           <w:szCs w:val="19"/>
         </w:rPr>
-        <w:t xml:space="preserve"> land, or of a brand it built itself, is not reported. </w:t>
-      </w:r>
-      <w:r>
-        <w:rPr>
-          <w:sz w:val="19"/>
-          <w:szCs w:val="19"/>
-        </w:rPr>
-        <w:t xml:space="preserve">Managers can influence results by timing sales or </w:t>
+        <w:t xml:space="preserve"> report different profits from the same </w:t>
       </w:r>
       <w:r>
         <w:rPr>
@@ -11370,7 +12936,7 @@
           <w:sz w:val="19"/>
           <w:szCs w:val="19"/>
         </w:rPr>
-        <w:t xml:space="preserve">               </w:t>
+        <w:t xml:space="preserve">           </w:t>
       </w:r>
       <w:r>
         <w:rPr>
@@ -11384,14 +12950,14 @@
           <w:sz w:val="19"/>
           <w:szCs w:val="19"/>
         </w:rPr>
-        <w:t xml:space="preserve"> costs, such as research or advertising, near the year-end. </w:t>
-      </w:r>
-      <w:r>
-        <w:rPr>
-          <w:sz w:val="19"/>
-          <w:szCs w:val="19"/>
-        </w:rPr>
-        <w:t xml:space="preserve">Net income then moves to the statement of changes in equity, where it </w:t>
+        <w:t xml:space="preserve">. </w:t>
+      </w:r>
+      <w:r>
+        <w:rPr>
+          <w:sz w:val="19"/>
+          <w:szCs w:val="19"/>
+        </w:rPr>
+        <w:t xml:space="preserve">The income statement also </w:t>
       </w:r>
       <w:r>
         <w:rPr>
@@ -11423,14 +12989,14 @@
           <w:sz w:val="19"/>
           <w:szCs w:val="19"/>
         </w:rPr>
-        <w:t xml:space="preserve"> retained earnings. </w:t>
-      </w:r>
-      <w:r>
-        <w:rPr>
-          <w:sz w:val="19"/>
-          <w:szCs w:val="19"/>
-        </w:rPr>
-        <w:t xml:space="preserve">In the statement of cash flows, the </w:t>
+        <w:t xml:space="preserve"> things out. </w:t>
+      </w:r>
+      <w:r>
+        <w:rPr>
+          <w:sz w:val="19"/>
+          <w:szCs w:val="19"/>
+        </w:rPr>
+        <w:t xml:space="preserve">An </w:t>
       </w:r>
       <w:r>
         <w:rPr>
@@ -11462,14 +13028,7 @@
           <w:sz w:val="19"/>
           <w:szCs w:val="19"/>
         </w:rPr>
-        <w:t xml:space="preserve"> method starts from net income. </w:t>
-      </w:r>
-      <w:r>
-        <w:rPr>
-          <w:sz w:val="19"/>
-          <w:szCs w:val="19"/>
-        </w:rPr>
-        <w:t xml:space="preserve">ASU 2024-03 (DISE) requires public companies to break down some expense captions in the notes, such as employee pay and </w:t>
+        <w:t xml:space="preserve"> in the value of </w:t>
       </w:r>
       <w:r>
         <w:rPr>
@@ -11487,7 +13046,7 @@
           <w:sz w:val="19"/>
           <w:szCs w:val="19"/>
         </w:rPr>
-        <w:t xml:space="preserve">              </w:t>
+        <w:t xml:space="preserve">           </w:t>
       </w:r>
       <w:r>
         <w:rPr>
@@ -11501,14 +13060,14 @@
           <w:sz w:val="19"/>
           <w:szCs w:val="19"/>
         </w:rPr>
-        <w:t xml:space="preserve">. </w:t>
-      </w:r>
-      <w:r>
-        <w:rPr>
-          <w:sz w:val="19"/>
-          <w:szCs w:val="19"/>
-        </w:rPr>
-        <w:t xml:space="preserve">The face of the statement does not </w:t>
+        <w:t xml:space="preserve"> land, or of a brand it built itself, is not reported. </w:t>
+      </w:r>
+      <w:r>
+        <w:rPr>
+          <w:sz w:val="19"/>
+          <w:szCs w:val="19"/>
+        </w:rPr>
+        <w:t xml:space="preserve">Managers can influence results by timing sales or </w:t>
       </w:r>
       <w:r>
         <w:rPr>
@@ -11526,7 +13085,7 @@
           <w:sz w:val="19"/>
           <w:szCs w:val="19"/>
         </w:rPr>
-        <w:t xml:space="preserve">           </w:t>
+        <w:t xml:space="preserve">               </w:t>
       </w:r>
       <w:r>
         <w:rPr>
@@ -11540,14 +13099,7 @@
           <w:sz w:val="19"/>
           <w:szCs w:val="19"/>
         </w:rPr>
-        <w:t xml:space="preserve">. </w:t>
-      </w:r>
-      <w:r>
-        <w:rPr>
-          <w:sz w:val="19"/>
-          <w:szCs w:val="19"/>
-        </w:rPr>
-        <w:t xml:space="preserve">IFRS 18 replaces IAS 1 and adds required </w:t>
+        <w:t xml:space="preserve"> costs, such as research or </w:t>
       </w:r>
       <w:r>
         <w:rPr>
@@ -11565,7 +13117,7 @@
           <w:sz w:val="19"/>
           <w:szCs w:val="19"/>
         </w:rPr>
-        <w:t xml:space="preserve">           </w:t>
+        <w:t xml:space="preserve">             </w:t>
       </w:r>
       <w:r>
         <w:rPr>
@@ -11579,14 +13131,14 @@
           <w:sz w:val="19"/>
           <w:szCs w:val="19"/>
         </w:rPr>
-        <w:t xml:space="preserve">, including operating profit. </w:t>
-      </w:r>
-      <w:r>
-        <w:rPr>
-          <w:sz w:val="19"/>
-          <w:szCs w:val="19"/>
-        </w:rPr>
-        <w:t xml:space="preserve">Both apply from 2027 and are not </w:t>
+        <w:t xml:space="preserve">, near the year-end. </w:t>
+      </w:r>
+      <w:r>
+        <w:rPr>
+          <w:sz w:val="19"/>
+          <w:szCs w:val="19"/>
+        </w:rPr>
+        <w:t xml:space="preserve">Most </w:t>
       </w:r>
       <w:r>
         <w:rPr>
@@ -11604,7 +13156,7 @@
           <w:sz w:val="19"/>
           <w:szCs w:val="19"/>
         </w:rPr>
-        <w:t xml:space="preserve">           </w:t>
+        <w:t xml:space="preserve">             </w:t>
       </w:r>
       <w:r>
         <w:rPr>
@@ -11618,7 +13170,35 @@
           <w:sz w:val="19"/>
           <w:szCs w:val="19"/>
         </w:rPr>
-        <w:t xml:space="preserve"> before about January 2028. </w:t>
+        <w:t xml:space="preserve">, net income is not cash. </w:t>
+      </w:r>
+      <w:r>
+        <w:rPr>
+          <w:sz w:val="19"/>
+          <w:szCs w:val="19"/>
+        </w:rPr>
+        <w:t xml:space="preserve">Accrual accounting records revenue when it is earned and expenses when they are incurred. </w:t>
+      </w:r>
+      <w:r>
+        <w:rPr>
+          <w:sz w:val="19"/>
+          <w:szCs w:val="19"/>
+        </w:rPr>
+        <w:t xml:space="preserve">Depreciation and impairments of $4,824,000 reduced income but used no cash in 2025. </w:t>
+      </w:r>
+      <w:r>
+        <w:rPr>
+          <w:sz w:val="19"/>
+          <w:szCs w:val="19"/>
+        </w:rPr>
+        <w:t xml:space="preserve">Net income then moves to the statement of changes in equity, where it increases retained earnings. </w:t>
+      </w:r>
+      <w:r>
+        <w:rPr>
+          <w:sz w:val="19"/>
+          <w:szCs w:val="19"/>
+        </w:rPr>
+        <w:t xml:space="preserve">In the statement of cash flows, the indirect method starts from net income. </w:t>
       </w:r>
     </w:p>
     <w:tbl>
@@ -11676,54 +13256,7 @@
                 <w:sz w:val="16"/>
                 <w:szCs w:val="16"/>
               </w:rPr>
-              <w:t xml:space="preserve">Orontes's   ·   increases   ·   unusual or infrequent item   ·   inventory   ·   depreciation   ·   testable   ·   discretionary   ·   impairment   ·   indirect   ·   leaves   ·   subtotals   ·   therefore   ·   change</w:t>
-            </w:r>
-          </w:p>
-        </w:tc>
-      </w:tr>
-    </w:tbl>
-    <w:p/>
-    <w:tbl>
-      <w:tblPr>
-        <w:tblW w:type="pct" w:w="100%"/>
-        <w:tblLayout w:type="fixed"/>
-        <w:tblBorders>
-          <w:top w:val="single" w:color="353A7C" w:sz="4"/>
-          <w:left w:val="single" w:color="353A7C" w:sz="4"/>
-          <w:bottom w:val="single" w:color="353A7C" w:sz="4"/>
-          <w:right w:val="single" w:color="353A7C" w:sz="4"/>
-          <w:insideH w:val="single" w:color="353A7C" w:sz="4"/>
-          <w:insideV w:val="single" w:color="353A7C" w:sz="4"/>
-        </w:tblBorders>
-      </w:tblPr>
-      <w:tblGrid>
-        <w:gridCol w:w="9600"/>
-      </w:tblGrid>
-      <w:tr>
-        <w:tc>
-          <w:tcPr>
-            <w:tcW w:type="pct" w:w="5000"/>
-            <w:shd w:fill="F2F4FB" w:val="clear"/>
-            <w:tcMar>
-              <w:top w:type="dxa" w:w="50"/>
-              <w:left w:type="dxa" w:w="110"/>
-              <w:bottom w:type="dxa" w:w="50"/>
-              <w:right w:type="dxa" w:w="110"/>
-            </w:tcMar>
-          </w:tcPr>
-          <w:p>
-            <w:pPr>
-              <w:spacing w:before="30" w:after="30"/>
-            </w:pPr>
-            <w:r>
-              <w:rPr>
-                <w:b/>
-                <w:bCs/>
-                <w:color w:val="353A7C"/>
-                <w:sz w:val="19"/>
-                <w:szCs w:val="19"/>
-              </w:rPr>
-              <w:t xml:space="preserve">Résultat and إيرادات</w:t>
+              <w:t xml:space="preserve">therefore   ·   leaves   ·   Accrual   ·   impairment   ·   Orontes's   ·   importantly   ·   activity   ·   estimates   ·   increase   ·   inventory   ·   advertising   ·   methods   ·   discretionary</w:t>
             </w:r>
           </w:p>
         </w:tc>
@@ -11750,7 +13283,7 @@
           <w:sz w:val="16"/>
           <w:szCs w:val="16"/>
         </w:rPr>
-        <w:t xml:space="preserve">      gaps 13–14</w:t>
+        <w:t xml:space="preserve">      gaps 13–17</w:t>
       </w:r>
     </w:p>
     <w:p>
@@ -11763,7 +13296,7 @@
           <w:sz w:val="19"/>
           <w:szCs w:val="19"/>
         </w:rPr>
-        <w:t xml:space="preserve">French résultat means profit, not result in general, and résultat </w:t>
+        <w:t xml:space="preserve">ASU 2024-03 (DISE) requires public companies to break down some expense captions in the notes, such as employee pay and </w:t>
       </w:r>
       <w:r>
         <w:rPr>
@@ -11795,14 +13328,14 @@
           <w:sz w:val="19"/>
           <w:szCs w:val="19"/>
         </w:rPr>
-        <w:t xml:space="preserve"> is not a U.S. category. </w:t>
-      </w:r>
-      <w:r>
-        <w:rPr>
-          <w:sz w:val="19"/>
-          <w:szCs w:val="19"/>
-        </w:rPr>
-        <w:t xml:space="preserve">Arabic إيرادات can mean revenue or income; in U.S. GAAP, revenue comes from main </w:t>
+        <w:t xml:space="preserve">. </w:t>
+      </w:r>
+      <w:r>
+        <w:rPr>
+          <w:sz w:val="19"/>
+          <w:szCs w:val="19"/>
+        </w:rPr>
+        <w:t xml:space="preserve">The face of the </w:t>
       </w:r>
       <w:r>
         <w:rPr>
@@ -11820,7 +13353,7 @@
           <w:sz w:val="19"/>
           <w:szCs w:val="19"/>
         </w:rPr>
-        <w:t xml:space="preserve">            </w:t>
+        <w:t xml:space="preserve">           </w:t>
       </w:r>
       <w:r>
         <w:rPr>
@@ -11834,7 +13367,124 @@
           <w:sz w:val="19"/>
           <w:szCs w:val="19"/>
         </w:rPr>
-        <w:t xml:space="preserve">, and income is what remains after expenses. </w:t>
+        <w:t xml:space="preserve"> does not change. </w:t>
+      </w:r>
+      <w:r>
+        <w:rPr>
+          <w:sz w:val="19"/>
+          <w:szCs w:val="19"/>
+        </w:rPr>
+        <w:t xml:space="preserve">IFRS 18 replaces IAS 1 and adds required </w:t>
+      </w:r>
+      <w:r>
+        <w:rPr>
+          <w:b/>
+          <w:bCs/>
+          <w:color w:val="8186EF"/>
+          <w:sz w:val="15"/>
+          <w:szCs w:val="15"/>
+        </w:rPr>
+        <w:t xml:space="preserve"> (15) </w:t>
+      </w:r>
+      <w:r>
+        <w:rPr>
+          <w:u w:val="single"/>
+          <w:sz w:val="19"/>
+          <w:szCs w:val="19"/>
+        </w:rPr>
+        <w:t xml:space="preserve">           </w:t>
+      </w:r>
+      <w:r>
+        <w:rPr>
+          <w:sz w:val="19"/>
+          <w:szCs w:val="19"/>
+        </w:rPr>
+        <w:t xml:space="preserve"> </w:t>
+      </w:r>
+      <w:r>
+        <w:rPr>
+          <w:sz w:val="19"/>
+          <w:szCs w:val="19"/>
+        </w:rPr>
+        <w:t xml:space="preserve">, including operating profit. </w:t>
+      </w:r>
+      <w:r>
+        <w:rPr>
+          <w:sz w:val="19"/>
+          <w:szCs w:val="19"/>
+        </w:rPr>
+        <w:t xml:space="preserve">Both apply from 2027 and are not </w:t>
+      </w:r>
+      <w:r>
+        <w:rPr>
+          <w:b/>
+          <w:bCs/>
+          <w:color w:val="8186EF"/>
+          <w:sz w:val="15"/>
+          <w:szCs w:val="15"/>
+        </w:rPr>
+        <w:t xml:space="preserve"> (16) </w:t>
+      </w:r>
+      <w:r>
+        <w:rPr>
+          <w:u w:val="single"/>
+          <w:sz w:val="19"/>
+          <w:szCs w:val="19"/>
+        </w:rPr>
+        <w:t xml:space="preserve">           </w:t>
+      </w:r>
+      <w:r>
+        <w:rPr>
+          <w:sz w:val="19"/>
+          <w:szCs w:val="19"/>
+        </w:rPr>
+        <w:t xml:space="preserve"> </w:t>
+      </w:r>
+      <w:r>
+        <w:rPr>
+          <w:sz w:val="19"/>
+          <w:szCs w:val="19"/>
+        </w:rPr>
+        <w:t xml:space="preserve"> before about January 2028. </w:t>
+      </w:r>
+      <w:r>
+        <w:rPr>
+          <w:sz w:val="19"/>
+          <w:szCs w:val="19"/>
+        </w:rPr>
+        <w:t xml:space="preserve">Not result in general.S. </w:t>
+      </w:r>
+      <w:r>
+        <w:rPr>
+          <w:b/>
+          <w:bCs/>
+          <w:color w:val="8186EF"/>
+          <w:sz w:val="15"/>
+          <w:szCs w:val="15"/>
+        </w:rPr>
+        <w:t xml:space="preserve"> (17) </w:t>
+      </w:r>
+      <w:r>
+        <w:rPr>
+          <w:u w:val="single"/>
+          <w:sz w:val="19"/>
+          <w:szCs w:val="19"/>
+        </w:rPr>
+        <w:t xml:space="preserve">           </w:t>
+      </w:r>
+      <w:r>
+        <w:rPr>
+          <w:sz w:val="19"/>
+          <w:szCs w:val="19"/>
+        </w:rPr>
+        <w:t xml:space="preserve"> </w:t>
+      </w:r>
+      <w:r>
+        <w:rPr>
+          <w:sz w:val="19"/>
+          <w:szCs w:val="19"/>
+        </w:rPr>
+        <w:t xml:space="preserve">. </w:t>
       </w:r>
     </w:p>
     <w:tbl>
@@ -11892,7 +13542,7 @@
                 <w:sz w:val="16"/>
                 <w:szCs w:val="16"/>
               </w:rPr>
-              <w:t xml:space="preserve">exceptionnel   ·   activities   ·   unusual or infrequent item</w:t>
+              <w:t xml:space="preserve">statement   ·   category   ·   depreciation   ·   subtotals   ·   testable   ·   expenses</w:t>
             </w:r>
           </w:p>
         </w:tc>
@@ -11925,8 +13575,8 @@
         </w:tblBorders>
       </w:tblPr>
       <w:tblGrid>
-        <w:gridCol w:w="4608"/>
-        <w:gridCol w:w="4992"/>
+        <w:gridCol w:w="4586"/>
+        <w:gridCol w:w="5014"/>
       </w:tblGrid>
       <w:tr>
         <w:tc>
@@ -11953,15 +13603,16 @@
                 <w:sz w:val="17"/>
                 <w:szCs w:val="17"/>
               </w:rPr>
-              <w:t xml:space="preserve">Résultat and إيرادات</w:t>
-            </w:r>
-          </w:p>
-        </w:tc>
-      </w:tr>
-      <w:tr>
-        <w:tc>
-          <w:tcPr>
-            <w:tcW w:type="pct" w:w="2400"/>
+              <w:t xml:space="preserve">Item / memo (USD 000) — Amount / details</w:t>
+            </w:r>
+          </w:p>
+        </w:tc>
+      </w:tr>
+      <w:tr>
+        <w:tc>
+          <w:tcPr>
+            <w:tcW w:type="pct" w:w="2389"/>
+            <w:shd w:fill="353A7C" w:val="clear"/>
             <w:tcMar>
               <w:top w:type="dxa" w:w="50"/>
               <w:left w:type="dxa" w:w="110"/>
@@ -11971,13 +13622,13 @@
           </w:tcPr>
           <w:p>
             <w:pPr>
-              <w:spacing w:before="26" w:after="26"/>
-            </w:pPr>
-            <w:r>
-              <w:rPr>
-                <w:b/>
-                <w:bCs/>
-                <w:color w:val="353A7C"/>
+              <w:spacing w:before="30" w:after="30"/>
+            </w:pPr>
+            <w:r>
+              <w:rPr>
+                <w:b/>
+                <w:bCs/>
+                <w:color w:val="FFFFFF"/>
                 <w:sz w:val="15"/>
                 <w:szCs w:val="15"/>
               </w:rPr>
@@ -11987,7 +13638,8 @@
         </w:tc>
         <w:tc>
           <w:tcPr>
-            <w:tcW w:type="pct" w:w="2600"/>
+            <w:tcW w:type="pct" w:w="2611"/>
+            <w:shd w:fill="353A7C" w:val="clear"/>
             <w:tcMar>
               <w:top w:type="dxa" w:w="50"/>
               <w:left w:type="dxa" w:w="110"/>
@@ -11997,13 +13649,13 @@
           </w:tcPr>
           <w:p>
             <w:pPr>
-              <w:spacing w:before="26" w:after="26"/>
-            </w:pPr>
-            <w:r>
-              <w:rPr>
-                <w:b/>
-                <w:bCs/>
-                <w:color w:val="353A7C"/>
+              <w:spacing w:before="30" w:after="30"/>
+            </w:pPr>
+            <w:r>
+              <w:rPr>
+                <w:b/>
+                <w:bCs/>
+                <w:color w:val="FFFFFF"/>
                 <w:sz w:val="15"/>
                 <w:szCs w:val="15"/>
               </w:rPr>
@@ -12015,7 +13667,7 @@
       <w:tr>
         <w:tc>
           <w:tcPr>
-            <w:tcW w:type="pct" w:w="2400"/>
+            <w:tcW w:type="pct" w:w="2389"/>
             <w:tcMar>
               <w:top w:type="dxa" w:w="50"/>
               <w:left w:type="dxa" w:w="110"/>
@@ -12025,13 +13677,12 @@
           </w:tcPr>
           <w:p>
             <w:pPr>
-              <w:spacing w:before="26" w:after="26"/>
-            </w:pPr>
-            <w:r>
-              <w:rPr>
-                <w:color w:val="232733"/>
-                <w:sz w:val="16"/>
-                <w:szCs w:val="16"/>
+              <w:spacing w:before="28" w:after="28"/>
+            </w:pPr>
+            <w:r>
+              <w:rPr>
+                <w:sz w:val="15"/>
+                <w:szCs w:val="15"/>
               </w:rPr>
               <w:t xml:space="preserve">Net sales</w:t>
             </w:r>
@@ -12039,7 +13690,7 @@
         </w:tc>
         <w:tc>
           <w:tcPr>
-            <w:tcW w:type="pct" w:w="2600"/>
+            <w:tcW w:type="pct" w:w="2611"/>
             <w:tcMar>
               <w:top w:type="dxa" w:w="50"/>
               <w:left w:type="dxa" w:w="110"/>
@@ -12049,13 +13700,12 @@
           </w:tcPr>
           <w:p>
             <w:pPr>
-              <w:spacing w:before="26" w:after="26"/>
-            </w:pPr>
-            <w:r>
-              <w:rPr>
-                <w:color w:val="232733"/>
-                <w:sz w:val="16"/>
-                <w:szCs w:val="16"/>
+              <w:spacing w:before="28" w:after="28"/>
+            </w:pPr>
+            <w:r>
+              <w:rPr>
+                <w:sz w:val="15"/>
+                <w:szCs w:val="15"/>
               </w:rPr>
               <w:t xml:space="preserve">3,400</w:t>
             </w:r>
@@ -12065,7 +13715,7 @@
       <w:tr>
         <w:tc>
           <w:tcPr>
-            <w:tcW w:type="pct" w:w="2400"/>
+            <w:tcW w:type="pct" w:w="2389"/>
             <w:shd w:fill="FBFAF6" w:val="clear"/>
             <w:tcMar>
               <w:top w:type="dxa" w:w="50"/>
@@ -12076,13 +13726,12 @@
           </w:tcPr>
           <w:p>
             <w:pPr>
-              <w:spacing w:before="26" w:after="26"/>
-            </w:pPr>
-            <w:r>
-              <w:rPr>
-                <w:color w:val="232733"/>
-                <w:sz w:val="16"/>
-                <w:szCs w:val="16"/>
+              <w:spacing w:before="28" w:after="28"/>
+            </w:pPr>
+            <w:r>
+              <w:rPr>
+                <w:sz w:val="15"/>
+                <w:szCs w:val="15"/>
               </w:rPr>
               <w:t xml:space="preserve">Cost of goods sold</w:t>
             </w:r>
@@ -12090,7 +13739,7 @@
         </w:tc>
         <w:tc>
           <w:tcPr>
-            <w:tcW w:type="pct" w:w="2600"/>
+            <w:tcW w:type="pct" w:w="2611"/>
             <w:shd w:fill="FBFAF6" w:val="clear"/>
             <w:tcMar>
               <w:top w:type="dxa" w:w="50"/>
@@ -12101,13 +13750,12 @@
           </w:tcPr>
           <w:p>
             <w:pPr>
-              <w:spacing w:before="26" w:after="26"/>
-            </w:pPr>
-            <w:r>
-              <w:rPr>
-                <w:color w:val="232733"/>
-                <w:sz w:val="16"/>
-                <w:szCs w:val="16"/>
+              <w:spacing w:before="28" w:after="28"/>
+            </w:pPr>
+            <w:r>
+              <w:rPr>
+                <w:sz w:val="15"/>
+                <w:szCs w:val="15"/>
               </w:rPr>
               <w:t xml:space="preserve">2,040</w:t>
             </w:r>
@@ -12117,7 +13765,7 @@
       <w:tr>
         <w:tc>
           <w:tcPr>
-            <w:tcW w:type="pct" w:w="2400"/>
+            <w:tcW w:type="pct" w:w="2389"/>
             <w:tcMar>
               <w:top w:type="dxa" w:w="50"/>
               <w:left w:type="dxa" w:w="110"/>
@@ -12127,13 +13775,12 @@
           </w:tcPr>
           <w:p>
             <w:pPr>
-              <w:spacing w:before="26" w:after="26"/>
-            </w:pPr>
-            <w:r>
-              <w:rPr>
-                <w:color w:val="232733"/>
-                <w:sz w:val="16"/>
-                <w:szCs w:val="16"/>
+              <w:spacing w:before="28" w:after="28"/>
+            </w:pPr>
+            <w:r>
+              <w:rPr>
+                <w:sz w:val="15"/>
+                <w:szCs w:val="15"/>
               </w:rPr>
               <w:t xml:space="preserve">Wages expense</w:t>
             </w:r>
@@ -12141,7 +13788,7 @@
         </w:tc>
         <w:tc>
           <w:tcPr>
-            <w:tcW w:type="pct" w:w="2600"/>
+            <w:tcW w:type="pct" w:w="2611"/>
             <w:tcMar>
               <w:top w:type="dxa" w:w="50"/>
               <w:left w:type="dxa" w:w="110"/>
@@ -12151,13 +13798,12 @@
           </w:tcPr>
           <w:p>
             <w:pPr>
-              <w:spacing w:before="26" w:after="26"/>
-            </w:pPr>
-            <w:r>
-              <w:rPr>
-                <w:color w:val="232733"/>
-                <w:sz w:val="16"/>
-                <w:szCs w:val="16"/>
+              <w:spacing w:before="28" w:after="28"/>
+            </w:pPr>
+            <w:r>
+              <w:rPr>
+                <w:sz w:val="15"/>
+                <w:szCs w:val="15"/>
               </w:rPr>
               <w:t xml:space="preserve">560</w:t>
             </w:r>
@@ -12167,7 +13813,7 @@
       <w:tr>
         <w:tc>
           <w:tcPr>
-            <w:tcW w:type="pct" w:w="2400"/>
+            <w:tcW w:type="pct" w:w="2389"/>
             <w:shd w:fill="FBFAF6" w:val="clear"/>
             <w:tcMar>
               <w:top w:type="dxa" w:w="50"/>
@@ -12178,13 +13824,12 @@
           </w:tcPr>
           <w:p>
             <w:pPr>
-              <w:spacing w:before="26" w:after="26"/>
-            </w:pPr>
-            <w:r>
-              <w:rPr>
-                <w:color w:val="232733"/>
-                <w:sz w:val="16"/>
-                <w:szCs w:val="16"/>
+              <w:spacing w:before="28" w:after="28"/>
+            </w:pPr>
+            <w:r>
+              <w:rPr>
+                <w:sz w:val="15"/>
+                <w:szCs w:val="15"/>
               </w:rPr>
               <w:t xml:space="preserve">Depreciation expense</w:t>
             </w:r>
@@ -12192,7 +13837,7 @@
         </w:tc>
         <w:tc>
           <w:tcPr>
-            <w:tcW w:type="pct" w:w="2600"/>
+            <w:tcW w:type="pct" w:w="2611"/>
             <w:shd w:fill="FBFAF6" w:val="clear"/>
             <w:tcMar>
               <w:top w:type="dxa" w:w="50"/>
@@ -12203,13 +13848,12 @@
           </w:tcPr>
           <w:p>
             <w:pPr>
-              <w:spacing w:before="26" w:after="26"/>
-            </w:pPr>
-            <w:r>
-              <w:rPr>
-                <w:color w:val="232733"/>
-                <w:sz w:val="16"/>
-                <w:szCs w:val="16"/>
+              <w:spacing w:before="28" w:after="28"/>
+            </w:pPr>
+            <w:r>
+              <w:rPr>
+                <w:sz w:val="15"/>
+                <w:szCs w:val="15"/>
               </w:rPr>
               <w:t xml:space="preserve">300</w:t>
             </w:r>
@@ -12219,7 +13863,7 @@
       <w:tr>
         <w:tc>
           <w:tcPr>
-            <w:tcW w:type="pct" w:w="2400"/>
+            <w:tcW w:type="pct" w:w="2389"/>
             <w:tcMar>
               <w:top w:type="dxa" w:w="50"/>
               <w:left w:type="dxa" w:w="110"/>
@@ -12229,13 +13873,12 @@
           </w:tcPr>
           <w:p>
             <w:pPr>
-              <w:spacing w:before="26" w:after="26"/>
-            </w:pPr>
-            <w:r>
-              <w:rPr>
-                <w:color w:val="232733"/>
-                <w:sz w:val="16"/>
-                <w:szCs w:val="16"/>
+              <w:spacing w:before="28" w:after="28"/>
+            </w:pPr>
+            <w:r>
+              <w:rPr>
+                <w:sz w:val="15"/>
+                <w:szCs w:val="15"/>
               </w:rPr>
               <w:t xml:space="preserve">Fire loss (uninsured inventory)</w:t>
             </w:r>
@@ -12243,7 +13886,7 @@
         </w:tc>
         <w:tc>
           <w:tcPr>
-            <w:tcW w:type="pct" w:w="2600"/>
+            <w:tcW w:type="pct" w:w="2611"/>
             <w:tcMar>
               <w:top w:type="dxa" w:w="50"/>
               <w:left w:type="dxa" w:w="110"/>
@@ -12253,13 +13896,12 @@
           </w:tcPr>
           <w:p>
             <w:pPr>
-              <w:spacing w:before="26" w:after="26"/>
-            </w:pPr>
-            <w:r>
-              <w:rPr>
-                <w:color w:val="232733"/>
-                <w:sz w:val="16"/>
-                <w:szCs w:val="16"/>
+              <w:spacing w:before="28" w:after="28"/>
+            </w:pPr>
+            <w:r>
+              <w:rPr>
+                <w:sz w:val="15"/>
+                <w:szCs w:val="15"/>
               </w:rPr>
               <w:t xml:space="preserve">70</w:t>
             </w:r>
@@ -12269,7 +13911,7 @@
       <w:tr>
         <w:tc>
           <w:tcPr>
-            <w:tcW w:type="pct" w:w="2400"/>
+            <w:tcW w:type="pct" w:w="2389"/>
             <w:shd w:fill="FBFAF6" w:val="clear"/>
             <w:tcMar>
               <w:top w:type="dxa" w:w="50"/>
@@ -12280,13 +13922,12 @@
           </w:tcPr>
           <w:p>
             <w:pPr>
-              <w:spacing w:before="26" w:after="26"/>
-            </w:pPr>
-            <w:r>
-              <w:rPr>
-                <w:color w:val="232733"/>
-                <w:sz w:val="16"/>
-                <w:szCs w:val="16"/>
+              <w:spacing w:before="28" w:after="28"/>
+            </w:pPr>
+            <w:r>
+              <w:rPr>
+                <w:sz w:val="15"/>
+                <w:szCs w:val="15"/>
               </w:rPr>
               <w:t xml:space="preserve">Lawsuit settlement</w:t>
             </w:r>
@@ -12294,7 +13935,7 @@
         </w:tc>
         <w:tc>
           <w:tcPr>
-            <w:tcW w:type="pct" w:w="2600"/>
+            <w:tcW w:type="pct" w:w="2611"/>
             <w:shd w:fill="FBFAF6" w:val="clear"/>
             <w:tcMar>
               <w:top w:type="dxa" w:w="50"/>
@@ -12305,13 +13946,12 @@
           </w:tcPr>
           <w:p>
             <w:pPr>
-              <w:spacing w:before="26" w:after="26"/>
-            </w:pPr>
-            <w:r>
-              <w:rPr>
-                <w:color w:val="232733"/>
-                <w:sz w:val="16"/>
-                <w:szCs w:val="16"/>
+              <w:spacing w:before="28" w:after="28"/>
+            </w:pPr>
+            <w:r>
+              <w:rPr>
+                <w:sz w:val="15"/>
+                <w:szCs w:val="15"/>
               </w:rPr>
               <w:t xml:space="preserve">50</w:t>
             </w:r>
@@ -12321,7 +13961,7 @@
       <w:tr>
         <w:tc>
           <w:tcPr>
-            <w:tcW w:type="pct" w:w="2400"/>
+            <w:tcW w:type="pct" w:w="2389"/>
             <w:tcMar>
               <w:top w:type="dxa" w:w="50"/>
               <w:left w:type="dxa" w:w="110"/>
@@ -12331,13 +13971,12 @@
           </w:tcPr>
           <w:p>
             <w:pPr>
-              <w:spacing w:before="26" w:after="26"/>
-            </w:pPr>
-            <w:r>
-              <w:rPr>
-                <w:color w:val="232733"/>
-                <w:sz w:val="16"/>
-                <w:szCs w:val="16"/>
+              <w:spacing w:before="28" w:after="28"/>
+            </w:pPr>
+            <w:r>
+              <w:rPr>
+                <w:sz w:val="15"/>
+                <w:szCs w:val="15"/>
               </w:rPr>
               <w:t xml:space="preserve">Interest expense</w:t>
             </w:r>
@@ -12345,7 +13984,7 @@
         </w:tc>
         <w:tc>
           <w:tcPr>
-            <w:tcW w:type="pct" w:w="2600"/>
+            <w:tcW w:type="pct" w:w="2611"/>
             <w:tcMar>
               <w:top w:type="dxa" w:w="50"/>
               <w:left w:type="dxa" w:w="110"/>
@@ -12355,13 +13994,12 @@
           </w:tcPr>
           <w:p>
             <w:pPr>
-              <w:spacing w:before="26" w:after="26"/>
-            </w:pPr>
-            <w:r>
-              <w:rPr>
-                <w:color w:val="232733"/>
-                <w:sz w:val="16"/>
-                <w:szCs w:val="16"/>
+              <w:spacing w:before="28" w:after="28"/>
+            </w:pPr>
+            <w:r>
+              <w:rPr>
+                <w:sz w:val="15"/>
+                <w:szCs w:val="15"/>
               </w:rPr>
               <w:t xml:space="preserve">80</w:t>
             </w:r>
@@ -12371,7 +14009,7 @@
       <w:tr>
         <w:tc>
           <w:tcPr>
-            <w:tcW w:type="pct" w:w="2400"/>
+            <w:tcW w:type="pct" w:w="2389"/>
             <w:shd w:fill="FBFAF6" w:val="clear"/>
             <w:tcMar>
               <w:top w:type="dxa" w:w="50"/>
@@ -12382,13 +14020,12 @@
           </w:tcPr>
           <w:p>
             <w:pPr>
-              <w:spacing w:before="26" w:after="26"/>
-            </w:pPr>
-            <w:r>
-              <w:rPr>
-                <w:color w:val="232733"/>
-                <w:sz w:val="16"/>
-                <w:szCs w:val="16"/>
+              <w:spacing w:before="28" w:after="28"/>
+            </w:pPr>
+            <w:r>
+              <w:rPr>
+                <w:sz w:val="15"/>
+                <w:szCs w:val="15"/>
               </w:rPr>
               <w:t xml:space="preserve">Gain on sale of equipment</w:t>
             </w:r>
@@ -12396,7 +14033,7 @@
         </w:tc>
         <w:tc>
           <w:tcPr>
-            <w:tcW w:type="pct" w:w="2600"/>
+            <w:tcW w:type="pct" w:w="2611"/>
             <w:shd w:fill="FBFAF6" w:val="clear"/>
             <w:tcMar>
               <w:top w:type="dxa" w:w="50"/>
@@ -12407,13 +14044,12 @@
           </w:tcPr>
           <w:p>
             <w:pPr>
-              <w:spacing w:before="26" w:after="26"/>
-            </w:pPr>
-            <w:r>
-              <w:rPr>
-                <w:color w:val="232733"/>
-                <w:sz w:val="16"/>
-                <w:szCs w:val="16"/>
+              <w:spacing w:before="28" w:after="28"/>
+            </w:pPr>
+            <w:r>
+              <w:rPr>
+                <w:sz w:val="15"/>
+                <w:szCs w:val="15"/>
               </w:rPr>
               <w:t xml:space="preserve">20</w:t>
             </w:r>
@@ -12423,7 +14059,7 @@
       <w:tr>
         <w:tc>
           <w:tcPr>
-            <w:tcW w:type="pct" w:w="2400"/>
+            <w:tcW w:type="pct" w:w="2389"/>
             <w:tcMar>
               <w:top w:type="dxa" w:w="50"/>
               <w:left w:type="dxa" w:w="110"/>
@@ -12433,13 +14069,12 @@
           </w:tcPr>
           <w:p>
             <w:pPr>
-              <w:spacing w:before="26" w:after="26"/>
-            </w:pPr>
-            <w:r>
-              <w:rPr>
-                <w:color w:val="232733"/>
-                <w:sz w:val="16"/>
-                <w:szCs w:val="16"/>
+              <w:spacing w:before="28" w:after="28"/>
+            </w:pPr>
+            <w:r>
+              <w:rPr>
+                <w:sz w:val="15"/>
+                <w:szCs w:val="15"/>
               </w:rPr>
               <w:t xml:space="preserve">M1</w:t>
             </w:r>
@@ -12447,7 +14082,7 @@
         </w:tc>
         <w:tc>
           <w:tcPr>
-            <w:tcW w:type="pct" w:w="2600"/>
+            <w:tcW w:type="pct" w:w="2611"/>
             <w:tcMar>
               <w:top w:type="dxa" w:w="50"/>
               <w:left w:type="dxa" w:w="110"/>
@@ -12457,23 +14092,54 @@
           </w:tcPr>
           <w:p>
             <w:pPr>
-              <w:spacing w:before="26" w:after="26"/>
-            </w:pPr>
-            <w:r>
-              <w:rPr>
-                <w:color w:val="232733"/>
-                <w:sz w:val="16"/>
-                <w:szCs w:val="16"/>
-              </w:rPr>
-              <w:t xml:space="preserve">In August 2026 Barada sold its catering-supply division to focus only on wholesale food. The division was one of Barada's two lines of busin</w:t>
-            </w:r>
-          </w:p>
-        </w:tc>
-      </w:tr>
-      <w:tr>
-        <w:tc>
-          <w:tcPr>
-            <w:tcW w:type="pct" w:w="2400"/>
+              <w:spacing w:before="28" w:after="28"/>
+            </w:pPr>
+            <w:r>
+              <w:rPr>
+                <w:sz w:val="15"/>
+                <w:szCs w:val="15"/>
+              </w:rPr>
+              <w:t xml:space="preserve">In August 2026 Barada sold its </w:t>
+            </w:r>
+            <w:r>
+              <w:rPr>
+                <w:b/>
+                <w:bCs/>
+                <w:color w:val="8186EF"/>
+                <w:sz w:val="14"/>
+                <w:szCs w:val="14"/>
+              </w:rPr>
+              <w:t xml:space="preserve"> (18) </w:t>
+            </w:r>
+            <w:r>
+              <w:rPr>
+                <w:u w:val="single"/>
+                <w:sz w:val="15"/>
+                <w:szCs w:val="15"/>
+              </w:rPr>
+              <w:t xml:space="preserve">              </w:t>
+            </w:r>
+            <w:r>
+              <w:rPr>
+                <w:sz w:val="15"/>
+                <w:szCs w:val="15"/>
+              </w:rPr>
+              <w:t xml:space="preserve"> </w:t>
+            </w:r>
+            <w:r>
+              <w:rPr>
+                <w:sz w:val="15"/>
+                <w:szCs w:val="15"/>
+              </w:rPr>
+              <w:t xml:space="preserve"> division to focus only on wholesale food. The division was one of Barada's two lines of busin</w:t>
+            </w:r>
+          </w:p>
+        </w:tc>
+      </w:tr>
+      <w:tr>
+        <w:tc>
+          <w:tcPr>
+            <w:tcW w:type="pct" w:w="2389"/>
             <w:shd w:fill="FBFAF6" w:val="clear"/>
             <w:tcMar>
               <w:top w:type="dxa" w:w="50"/>
@@ -12484,13 +14150,12 @@
           </w:tcPr>
           <w:p>
             <w:pPr>
-              <w:spacing w:before="26" w:after="26"/>
-            </w:pPr>
-            <w:r>
-              <w:rPr>
-                <w:color w:val="232733"/>
-                <w:sz w:val="16"/>
-                <w:szCs w:val="16"/>
+              <w:spacing w:before="28" w:after="28"/>
+            </w:pPr>
+            <w:r>
+              <w:rPr>
+                <w:sz w:val="15"/>
+                <w:szCs w:val="15"/>
               </w:rPr>
               <w:t xml:space="preserve">M2</w:t>
             </w:r>
@@ -12498,7 +14163,7 @@
         </w:tc>
         <w:tc>
           <w:tcPr>
-            <w:tcW w:type="pct" w:w="2600"/>
+            <w:tcW w:type="pct" w:w="2611"/>
             <w:shd w:fill="FBFAF6" w:val="clear"/>
             <w:tcMar>
               <w:top w:type="dxa" w:w="50"/>
@@ -12509,13 +14174,12 @@
           </w:tcPr>
           <w:p>
             <w:pPr>
-              <w:spacing w:before="26" w:after="26"/>
-            </w:pPr>
-            <w:r>
-              <w:rPr>
-                <w:color w:val="232733"/>
-                <w:sz w:val="16"/>
-                <w:szCs w:val="16"/>
+              <w:spacing w:before="28" w:after="28"/>
+            </w:pPr>
+            <w:r>
+              <w:rPr>
+                <w:sz w:val="15"/>
+                <w:szCs w:val="15"/>
               </w:rPr>
               <w:t xml:space="preserve">In 2026 the division had an operating loss of 60 before tax. Barada lost 40 before tax on the sale.</w:t>
             </w:r>
@@ -12525,7 +14189,7 @@
       <w:tr>
         <w:tc>
           <w:tcPr>
-            <w:tcW w:type="pct" w:w="2400"/>
+            <w:tcW w:type="pct" w:w="2389"/>
             <w:tcMar>
               <w:top w:type="dxa" w:w="50"/>
               <w:left w:type="dxa" w:w="110"/>
@@ -12535,13 +14199,12 @@
           </w:tcPr>
           <w:p>
             <w:pPr>
-              <w:spacing w:before="26" w:after="26"/>
-            </w:pPr>
-            <w:r>
-              <w:rPr>
-                <w:color w:val="232733"/>
-                <w:sz w:val="16"/>
-                <w:szCs w:val="16"/>
+              <w:spacing w:before="28" w:after="28"/>
+            </w:pPr>
+            <w:r>
+              <w:rPr>
+                <w:sz w:val="15"/>
+                <w:szCs w:val="15"/>
               </w:rPr>
               <w:t xml:space="preserve">M3</w:t>
             </w:r>
@@ -12549,7 +14212,7 @@
         </w:tc>
         <w:tc>
           <w:tcPr>
-            <w:tcW w:type="pct" w:w="2600"/>
+            <w:tcW w:type="pct" w:w="2611"/>
             <w:tcMar>
               <w:top w:type="dxa" w:w="50"/>
               <w:left w:type="dxa" w:w="110"/>
@@ -12559,23 +14222,54 @@
           </w:tcPr>
           <w:p>
             <w:pPr>
-              <w:spacing w:before="26" w:after="26"/>
-            </w:pPr>
-            <w:r>
-              <w:rPr>
-                <w:color w:val="232733"/>
-                <w:sz w:val="16"/>
-                <w:szCs w:val="16"/>
-              </w:rPr>
-              <w:t xml:space="preserve">The fire loss is the uninsured inventory destroyed on February 10, 2026. Fires are unusual for Barada.</w:t>
-            </w:r>
-          </w:p>
-        </w:tc>
-      </w:tr>
-      <w:tr>
-        <w:tc>
-          <w:tcPr>
-            <w:tcW w:type="pct" w:w="2400"/>
+              <w:spacing w:before="28" w:after="28"/>
+            </w:pPr>
+            <w:r>
+              <w:rPr>
+                <w:sz w:val="15"/>
+                <w:szCs w:val="15"/>
+              </w:rPr>
+              <w:t xml:space="preserve">The fire loss is the </w:t>
+            </w:r>
+            <w:r>
+              <w:rPr>
+                <w:b/>
+                <w:bCs/>
+                <w:color w:val="8186EF"/>
+                <w:sz w:val="14"/>
+                <w:szCs w:val="14"/>
+              </w:rPr>
+              <w:t xml:space="preserve"> (19) </w:t>
+            </w:r>
+            <w:r>
+              <w:rPr>
+                <w:u w:val="single"/>
+                <w:sz w:val="15"/>
+                <w:szCs w:val="15"/>
+              </w:rPr>
+              <w:t xml:space="preserve">              </w:t>
+            </w:r>
+            <w:r>
+              <w:rPr>
+                <w:sz w:val="15"/>
+                <w:szCs w:val="15"/>
+              </w:rPr>
+              <w:t xml:space="preserve"> </w:t>
+            </w:r>
+            <w:r>
+              <w:rPr>
+                <w:sz w:val="15"/>
+                <w:szCs w:val="15"/>
+              </w:rPr>
+              <w:t xml:space="preserve"> inventory destroyed on February 10, 2026. Fires are unusual for Barada.</w:t>
+            </w:r>
+          </w:p>
+        </w:tc>
+      </w:tr>
+      <w:tr>
+        <w:tc>
+          <w:tcPr>
+            <w:tcW w:type="pct" w:w="2389"/>
             <w:shd w:fill="FBFAF6" w:val="clear"/>
             <w:tcMar>
               <w:top w:type="dxa" w:w="50"/>
@@ -12586,13 +14280,12 @@
           </w:tcPr>
           <w:p>
             <w:pPr>
-              <w:spacing w:before="26" w:after="26"/>
-            </w:pPr>
-            <w:r>
-              <w:rPr>
-                <w:color w:val="232733"/>
-                <w:sz w:val="16"/>
-                <w:szCs w:val="16"/>
+              <w:spacing w:before="28" w:after="28"/>
+            </w:pPr>
+            <w:r>
+              <w:rPr>
+                <w:sz w:val="15"/>
+                <w:szCs w:val="15"/>
               </w:rPr>
               <w:t xml:space="preserve">M4</w:t>
             </w:r>
@@ -12600,7 +14293,7 @@
         </w:tc>
         <w:tc>
           <w:tcPr>
-            <w:tcW w:type="pct" w:w="2600"/>
+            <w:tcW w:type="pct" w:w="2611"/>
             <w:shd w:fill="FBFAF6" w:val="clear"/>
             <w:tcMar>
               <w:top w:type="dxa" w:w="50"/>
@@ -12611,15 +14304,76 @@
           </w:tcPr>
           <w:p>
             <w:pPr>
-              <w:spacing w:before="26" w:after="26"/>
-            </w:pPr>
-            <w:r>
-              <w:rPr>
-                <w:color w:val="232733"/>
-                <w:sz w:val="16"/>
-                <w:szCs w:val="16"/>
+              <w:spacing w:before="28" w:after="28"/>
+            </w:pPr>
+            <w:r>
+              <w:rPr>
+                <w:sz w:val="15"/>
+                <w:szCs w:val="15"/>
               </w:rPr>
               <w:t xml:space="preserve">The income tax rate is 25% on all items. Barada has no other comprehensive income.</w:t>
+            </w:r>
+          </w:p>
+        </w:tc>
+      </w:tr>
+    </w:tbl>
+    <w:p/>
+    <w:tbl>
+      <w:tblPr>
+        <w:tblW w:type="pct" w:w="100%"/>
+        <w:tblLayout w:type="fixed"/>
+        <w:tblBorders>
+          <w:top w:val="single" w:color="FBFAF6" w:sz="4"/>
+          <w:left w:val="single" w:color="FBFAF6" w:sz="4"/>
+          <w:bottom w:val="single" w:color="FBFAF6" w:sz="4"/>
+          <w:right w:val="single" w:color="FBFAF6" w:sz="4"/>
+          <w:insideH w:val="single" w:color="FBFAF6" w:sz="4"/>
+          <w:insideV w:val="single" w:color="FBFAF6" w:sz="4"/>
+        </w:tblBorders>
+      </w:tblPr>
+      <w:tblGrid>
+        <w:gridCol w:w="9600"/>
+      </w:tblGrid>
+      <w:tr>
+        <w:tc>
+          <w:tcPr>
+            <w:tcW w:type="pct" w:w="5000"/>
+            <w:shd w:fill="FBFAF6" w:val="clear"/>
+            <w:tcMar>
+              <w:top w:type="dxa" w:w="40"/>
+              <w:left w:type="dxa" w:w="100"/>
+              <w:bottom w:type="dxa" w:w="40"/>
+              <w:right w:type="dxa" w:w="100"/>
+            </w:tcMar>
+          </w:tcPr>
+          <w:p>
+            <w:pPr>
+              <w:spacing w:before="18" w:after="6"/>
+            </w:pPr>
+            <w:r>
+              <w:rPr>
+                <w:b/>
+                <w:bCs/>
+                <w:color w:val="6B7280"/>
+                <w:sz w:val="14"/>
+                <w:szCs w:val="14"/>
+              </w:rPr>
+              <w:t xml:space="preserve">word list</w:t>
+            </w:r>
+          </w:p>
+          <w:p>
+            <w:pPr>
+              <w:spacing w:before="0" w:after="18"/>
+            </w:pPr>
+            <w:r>
+              <w:rPr>
+                <w:b/>
+                <w:bCs/>
+                <w:color w:val="353A7C"/>
+                <w:sz w:val="16"/>
+                <w:szCs w:val="16"/>
+              </w:rPr>
+              <w:t xml:space="preserve">catering-supply   ·   uninsured   ·   Item</w:t>
             </w:r>
           </w:p>
         </w:tc>
@@ -12776,7 +14530,7 @@
                 <w:sz w:val="14"/>
                 <w:szCs w:val="14"/>
               </w:rPr>
-              <w:t xml:space="preserve">(15)</w:t>
+              <w:t xml:space="preserve">(20)</w:t>
             </w:r>
           </w:p>
         </w:tc>
@@ -12829,7 +14583,7 @@
                 <w:sz w:val="14"/>
                 <w:szCs w:val="14"/>
               </w:rPr>
-              <w:t xml:space="preserve">(16)</w:t>
+              <w:t xml:space="preserve">(21)</w:t>
             </w:r>
           </w:p>
         </w:tc>
@@ -12939,7 +14693,7 @@
                 <w:sz w:val="16"/>
                 <w:szCs w:val="16"/>
               </w:rPr>
-              <w:t xml:space="preserve">420 − 90 = 330, the same as in Chapter 1   ·   1,240 ÷ 3,100 = 40%   ·   1,240 − 520 − 300 = 420</w:t>
+              <w:t xml:space="preserve">420 − 90 = 330, the same as in Chapter 1   ·   Loss on sale of the division   ·   1,240 − 520 − 300 = 420</w:t>
             </w:r>
           </w:p>
         </w:tc>
@@ -13075,7 +14829,7 @@
                 <w:sz w:val="16"/>
                 <w:szCs w:val="16"/>
               </w:rPr>
-              <w:t xml:space="preserve">Lawsuit settlement   ·   Gain on sale of equipment   ·   unusual or infrequent item</w:t>
+              <w:t xml:space="preserve">Lawsuit settlement   ·   Gain on sale of equipment   ·   multi-step income statement</w:t>
             </w:r>
           </w:p>
         </w:tc>
@@ -13179,7 +14933,7 @@
                 <w:sz w:val="16"/>
                 <w:szCs w:val="16"/>
               </w:rPr>
-              <w:t xml:space="preserve">impairment</w:t>
+              <w:t xml:space="preserve">estimates</w:t>
             </w:r>
           </w:p>
         </w:tc>
@@ -13205,14 +14959,14 @@
                 <w:sz w:val="16"/>
                 <w:szCs w:val="16"/>
               </w:rPr>
-              <w:t xml:space="preserve">10  </w:t>
-            </w:r>
-            <w:r>
-              <w:rPr>
-                <w:sz w:val="16"/>
-                <w:szCs w:val="16"/>
-              </w:rPr>
-              <w:t xml:space="preserve">change</w:t>
+              <w:t xml:space="preserve">13  </w:t>
+            </w:r>
+            <w:r>
+              <w:rPr>
+                <w:sz w:val="16"/>
+                <w:szCs w:val="16"/>
+              </w:rPr>
+              <w:t xml:space="preserve">depreciation</w:t>
             </w:r>
           </w:p>
         </w:tc>
@@ -13247,7 +15001,7 @@
                 <w:sz w:val="16"/>
                 <w:szCs w:val="16"/>
               </w:rPr>
-              <w:t xml:space="preserve">inventory</w:t>
+              <w:t xml:space="preserve">impairment</w:t>
             </w:r>
           </w:p>
         </w:tc>
@@ -13273,14 +15027,14 @@
                 <w:sz w:val="16"/>
                 <w:szCs w:val="16"/>
               </w:rPr>
-              <w:t xml:space="preserve">11  </w:t>
-            </w:r>
-            <w:r>
-              <w:rPr>
-                <w:sz w:val="16"/>
-                <w:szCs w:val="16"/>
-              </w:rPr>
-              <w:t xml:space="preserve">subtotals</w:t>
+              <w:t xml:space="preserve">14  </w:t>
+            </w:r>
+            <w:r>
+              <w:rPr>
+                <w:sz w:val="16"/>
+                <w:szCs w:val="16"/>
+              </w:rPr>
+              <w:t xml:space="preserve">statement</w:t>
             </w:r>
           </w:p>
         </w:tc>
@@ -13315,7 +15069,7 @@
                 <w:sz w:val="16"/>
                 <w:szCs w:val="16"/>
               </w:rPr>
-              <w:t xml:space="preserve">therefore</w:t>
+              <w:t xml:space="preserve">methods</w:t>
             </w:r>
           </w:p>
         </w:tc>
@@ -13341,14 +15095,14 @@
                 <w:sz w:val="16"/>
                 <w:szCs w:val="16"/>
               </w:rPr>
-              <w:t xml:space="preserve">12  </w:t>
-            </w:r>
-            <w:r>
-              <w:rPr>
-                <w:sz w:val="16"/>
-                <w:szCs w:val="16"/>
-              </w:rPr>
-              <w:t xml:space="preserve">testable</w:t>
+              <w:t xml:space="preserve">15  </w:t>
+            </w:r>
+            <w:r>
+              <w:rPr>
+                <w:sz w:val="16"/>
+                <w:szCs w:val="16"/>
+              </w:rPr>
+              <w:t xml:space="preserve">subtotals</w:t>
             </w:r>
           </w:p>
         </w:tc>
@@ -13383,7 +15137,7 @@
                 <w:sz w:val="16"/>
                 <w:szCs w:val="16"/>
               </w:rPr>
-              <w:t xml:space="preserve">leaves</w:t>
+              <w:t xml:space="preserve">inventory</w:t>
             </w:r>
           </w:p>
         </w:tc>
@@ -13409,14 +15163,14 @@
                 <w:sz w:val="16"/>
                 <w:szCs w:val="16"/>
               </w:rPr>
-              <w:t xml:space="preserve">13  </w:t>
-            </w:r>
-            <w:r>
-              <w:rPr>
-                <w:sz w:val="16"/>
-                <w:szCs w:val="16"/>
-              </w:rPr>
-              <w:t xml:space="preserve">exceptionnel</w:t>
+              <w:t xml:space="preserve">16  </w:t>
+            </w:r>
+            <w:r>
+              <w:rPr>
+                <w:sz w:val="16"/>
+                <w:szCs w:val="16"/>
+              </w:rPr>
+              <w:t xml:space="preserve">testable</w:t>
             </w:r>
           </w:p>
         </w:tc>
@@ -13451,7 +15205,7 @@
                 <w:sz w:val="16"/>
                 <w:szCs w:val="16"/>
               </w:rPr>
-              <w:t xml:space="preserve">Orontes's</w:t>
+              <w:t xml:space="preserve">therefore</w:t>
             </w:r>
           </w:p>
         </w:tc>
@@ -13477,14 +15231,14 @@
                 <w:sz w:val="16"/>
                 <w:szCs w:val="16"/>
               </w:rPr>
-              <w:t xml:space="preserve">14  </w:t>
-            </w:r>
-            <w:r>
-              <w:rPr>
-                <w:sz w:val="16"/>
-                <w:szCs w:val="16"/>
-              </w:rPr>
-              <w:t xml:space="preserve">activities</w:t>
+              <w:t xml:space="preserve">17  </w:t>
+            </w:r>
+            <w:r>
+              <w:rPr>
+                <w:sz w:val="16"/>
+                <w:szCs w:val="16"/>
+              </w:rPr>
+              <w:t xml:space="preserve">category</w:t>
             </w:r>
           </w:p>
         </w:tc>
@@ -13519,7 +15273,7 @@
                 <w:sz w:val="16"/>
                 <w:szCs w:val="16"/>
               </w:rPr>
-              <w:t xml:space="preserve">discretionary</w:t>
+              <w:t xml:space="preserve">activity</w:t>
             </w:r>
           </w:p>
         </w:tc>
@@ -13545,14 +15299,14 @@
                 <w:sz w:val="16"/>
                 <w:szCs w:val="16"/>
               </w:rPr>
-              <w:t xml:space="preserve">15  </w:t>
-            </w:r>
-            <w:r>
-              <w:rPr>
-                <w:sz w:val="16"/>
-                <w:szCs w:val="16"/>
-              </w:rPr>
-              <w:t xml:space="preserve">1,240 − 520 − 300 = 420</w:t>
+              <w:t xml:space="preserve">18  </w:t>
+            </w:r>
+            <w:r>
+              <w:rPr>
+                <w:sz w:val="16"/>
+                <w:szCs w:val="16"/>
+              </w:rPr>
+              <w:t xml:space="preserve">catering-supply</w:t>
             </w:r>
           </w:p>
         </w:tc>
@@ -13587,7 +15341,7 @@
                 <w:sz w:val="16"/>
                 <w:szCs w:val="16"/>
               </w:rPr>
-              <w:t xml:space="preserve">increases</w:t>
+              <w:t xml:space="preserve">leaves</w:t>
             </w:r>
           </w:p>
         </w:tc>
@@ -13613,14 +15367,14 @@
                 <w:sz w:val="16"/>
                 <w:szCs w:val="16"/>
               </w:rPr>
-              <w:t xml:space="preserve">16  </w:t>
-            </w:r>
-            <w:r>
-              <w:rPr>
-                <w:sz w:val="16"/>
-                <w:szCs w:val="16"/>
-              </w:rPr>
-              <w:t xml:space="preserve">420 − 90 = 330, the same as in Chapter 1</w:t>
+              <w:t xml:space="preserve">19  </w:t>
+            </w:r>
+            <w:r>
+              <w:rPr>
+                <w:sz w:val="16"/>
+                <w:szCs w:val="16"/>
+              </w:rPr>
+              <w:t xml:space="preserve">uninsured</w:t>
             </w:r>
           </w:p>
         </w:tc>
@@ -13655,7 +15409,7 @@
                 <w:sz w:val="16"/>
                 <w:szCs w:val="16"/>
               </w:rPr>
-              <w:t xml:space="preserve">indirect</w:t>
+              <w:t xml:space="preserve">increase</w:t>
             </w:r>
           </w:p>
         </w:tc>
@@ -13681,14 +15435,14 @@
                 <w:sz w:val="16"/>
                 <w:szCs w:val="16"/>
               </w:rPr>
-              <w:t xml:space="preserve">17  </w:t>
-            </w:r>
-            <w:r>
-              <w:rPr>
-                <w:sz w:val="16"/>
-                <w:szCs w:val="16"/>
-              </w:rPr>
-              <w:t xml:space="preserve">Lawsuit settlement</w:t>
+              <w:t xml:space="preserve">20  </w:t>
+            </w:r>
+            <w:r>
+              <w:rPr>
+                <w:sz w:val="16"/>
+                <w:szCs w:val="16"/>
+              </w:rPr>
+              <w:t xml:space="preserve">1,240 − 520 − 300 = 420</w:t>
             </w:r>
           </w:p>
         </w:tc>
@@ -13723,7 +15477,7 @@
                 <w:sz w:val="16"/>
                 <w:szCs w:val="16"/>
               </w:rPr>
-              <w:t xml:space="preserve">depreciation</w:t>
+              <w:t xml:space="preserve">Orontes's</w:t>
             </w:r>
           </w:p>
         </w:tc>
@@ -13749,7 +15503,143 @@
                 <w:sz w:val="16"/>
                 <w:szCs w:val="16"/>
               </w:rPr>
-              <w:t xml:space="preserve">18  </w:t>
+              <w:t xml:space="preserve">21  </w:t>
+            </w:r>
+            <w:r>
+              <w:rPr>
+                <w:sz w:val="16"/>
+                <w:szCs w:val="16"/>
+              </w:rPr>
+              <w:t xml:space="preserve">420 − 90 = 330, the same as in Chapter 1</w:t>
+            </w:r>
+          </w:p>
+        </w:tc>
+      </w:tr>
+      <w:tr>
+        <w:tc>
+          <w:tcPr>
+            <w:tcW w:type="pct" w:w="2500"/>
+            <w:tcMar>
+              <w:top w:type="dxa" w:w="20"/>
+              <w:left w:type="dxa" w:w="80"/>
+              <w:bottom w:type="dxa" w:w="20"/>
+              <w:right w:type="dxa" w:w="80"/>
+            </w:tcMar>
+          </w:tcPr>
+          <w:p>
+            <w:pPr>
+              <w:spacing w:before="12" w:after="12"/>
+            </w:pPr>
+            <w:r>
+              <w:rPr>
+                <w:b/>
+                <w:bCs/>
+                <w:color w:val="8186EF"/>
+                <w:sz w:val="16"/>
+                <w:szCs w:val="16"/>
+              </w:rPr>
+              <w:t xml:space="preserve">10  </w:t>
+            </w:r>
+            <w:r>
+              <w:rPr>
+                <w:sz w:val="16"/>
+                <w:szCs w:val="16"/>
+              </w:rPr>
+              <w:t xml:space="preserve">discretionary</w:t>
+            </w:r>
+          </w:p>
+        </w:tc>
+        <w:tc>
+          <w:tcPr>
+            <w:tcW w:type="pct" w:w="2500"/>
+            <w:tcMar>
+              <w:top w:type="dxa" w:w="20"/>
+              <w:left w:type="dxa" w:w="80"/>
+              <w:bottom w:type="dxa" w:w="20"/>
+              <w:right w:type="dxa" w:w="80"/>
+            </w:tcMar>
+          </w:tcPr>
+          <w:p>
+            <w:pPr>
+              <w:spacing w:before="12" w:after="12"/>
+            </w:pPr>
+            <w:r>
+              <w:rPr>
+                <w:b/>
+                <w:bCs/>
+                <w:color w:val="8186EF"/>
+                <w:sz w:val="16"/>
+                <w:szCs w:val="16"/>
+              </w:rPr>
+              <w:t xml:space="preserve">22  </w:t>
+            </w:r>
+            <w:r>
+              <w:rPr>
+                <w:sz w:val="16"/>
+                <w:szCs w:val="16"/>
+              </w:rPr>
+              <w:t xml:space="preserve">Lawsuit settlement</w:t>
+            </w:r>
+          </w:p>
+        </w:tc>
+      </w:tr>
+      <w:tr>
+        <w:tc>
+          <w:tcPr>
+            <w:tcW w:type="pct" w:w="2500"/>
+            <w:tcMar>
+              <w:top w:type="dxa" w:w="20"/>
+              <w:left w:type="dxa" w:w="80"/>
+              <w:bottom w:type="dxa" w:w="20"/>
+              <w:right w:type="dxa" w:w="80"/>
+            </w:tcMar>
+          </w:tcPr>
+          <w:p>
+            <w:pPr>
+              <w:spacing w:before="12" w:after="12"/>
+            </w:pPr>
+            <w:r>
+              <w:rPr>
+                <w:b/>
+                <w:bCs/>
+                <w:color w:val="8186EF"/>
+                <w:sz w:val="16"/>
+                <w:szCs w:val="16"/>
+              </w:rPr>
+              <w:t xml:space="preserve">11  </w:t>
+            </w:r>
+            <w:r>
+              <w:rPr>
+                <w:sz w:val="16"/>
+                <w:szCs w:val="16"/>
+              </w:rPr>
+              <w:t xml:space="preserve">advertising</w:t>
+            </w:r>
+          </w:p>
+        </w:tc>
+        <w:tc>
+          <w:tcPr>
+            <w:tcW w:type="pct" w:w="2500"/>
+            <w:tcMar>
+              <w:top w:type="dxa" w:w="20"/>
+              <w:left w:type="dxa" w:w="80"/>
+              <w:bottom w:type="dxa" w:w="20"/>
+              <w:right w:type="dxa" w:w="80"/>
+            </w:tcMar>
+          </w:tcPr>
+          <w:p>
+            <w:pPr>
+              <w:spacing w:before="12" w:after="12"/>
+            </w:pPr>
+            <w:r>
+              <w:rPr>
+                <w:b/>
+                <w:bCs/>
+                <w:color w:val="8186EF"/>
+                <w:sz w:val="16"/>
+                <w:szCs w:val="16"/>
+              </w:rPr>
+              <w:t xml:space="preserve">23  </w:t>
             </w:r>
             <w:r>
               <w:rPr>
@@ -13757,6 +15647,64 @@
                 <w:szCs w:val="16"/>
               </w:rPr>
               <w:t xml:space="preserve">Gain on sale of equipment</w:t>
+            </w:r>
+          </w:p>
+        </w:tc>
+      </w:tr>
+      <w:tr>
+        <w:tc>
+          <w:tcPr>
+            <w:tcW w:type="pct" w:w="2500"/>
+            <w:tcMar>
+              <w:top w:type="dxa" w:w="20"/>
+              <w:left w:type="dxa" w:w="80"/>
+              <w:bottom w:type="dxa" w:w="20"/>
+              <w:right w:type="dxa" w:w="80"/>
+            </w:tcMar>
+          </w:tcPr>
+          <w:p>
+            <w:pPr>
+              <w:spacing w:before="12" w:after="12"/>
+            </w:pPr>
+            <w:r>
+              <w:rPr>
+                <w:b/>
+                <w:bCs/>
+                <w:color w:val="8186EF"/>
+                <w:sz w:val="16"/>
+                <w:szCs w:val="16"/>
+              </w:rPr>
+              <w:t xml:space="preserve">12  </w:t>
+            </w:r>
+            <w:r>
+              <w:rPr>
+                <w:sz w:val="16"/>
+                <w:szCs w:val="16"/>
+              </w:rPr>
+              <w:t xml:space="preserve">importantly</w:t>
+            </w:r>
+          </w:p>
+        </w:tc>
+        <w:tc>
+          <w:tcPr>
+            <w:tcW w:type="pct" w:w="2500"/>
+            <w:tcMar>
+              <w:top w:type="dxa" w:w="20"/>
+              <w:left w:type="dxa" w:w="80"/>
+              <w:bottom w:type="dxa" w:w="20"/>
+              <w:right w:type="dxa" w:w="80"/>
+            </w:tcMar>
+          </w:tcPr>
+          <w:p>
+            <w:pPr>
+              <w:spacing w:before="24" w:after="24"/>
+            </w:pPr>
+            <w:r>
+              <w:rPr>
+                <w:sz w:val="16"/>
+                <w:szCs w:val="16"/>
+              </w:rPr>
+              <w:t xml:space="preserve"/>
             </w:r>
           </w:p>
         </w:tc>
@@ -13799,7 +15747,7 @@
           <w:sz w:val="15"/>
           <w:szCs w:val="15"/>
         </w:rPr>
-        <w:t xml:space="preserve">Net income depends on many estimates: useful lives, credit losses, impairment tests and warranty costs. Different companies also choose different methods, such as FIFO or LIFO for inventory. Two similar companies can therefore report different profits from the same activity. The income statement also leaves things out. An increase in the value of Orontes's land, or of a brand it built itself, is not reported. Managers can influence results by timing sales or discretionary costs, such as research or advertising, near the year-end. Net income then moves to the statement of changes in equity, where it increases retained earnings. In the statement of cash flows, the indirect method starts from net income. ASU 2024-03 (DISE) requires public companies to break down some expense captions in the notes, such as employee pay and depreciation. The face of the statement does not change. IFRS 18 replaces IAS 1 and adds required subtotals, including operating profit. Both apply from 2027 and are not testable before about January 2028.</w:t>
+        <w:t xml:space="preserve">Net income depends on many estimates: useful lives, credit losses, impairment tests and warranty costs. Different companies also choose different methods, such as FIFO or LIFO for inventory. Two similar companies can therefore report different profits from the same activity. The income statement also leaves things out. An increase in the value of Orontes's land, or of a brand it built itself, is not reported. Managers can influence results by timing sales or discretionary costs, such as research or advertising, near the year-end. Most importantly, net income is not cash. Accrual accounting records revenue when it is earned and expenses when they are incurred. Depreciation and impairments of $4,824,000 reduced income but used no cash in 2025. Net income then moves to the statement of changes in equity, where it increases retained earnings. In the statement of cash flows, the indirect method starts from net income.</w:t>
       </w:r>
     </w:p>
     <w:p>
@@ -13823,7 +15771,7 @@
           <w:sz w:val="15"/>
           <w:szCs w:val="15"/>
         </w:rPr>
-        <w:t xml:space="preserve">French résultat means profit, not result in general, and résultat exceptionnel is not a U.S. category. Arabic إيرادات can mean revenue or income; in U.S. GAAP, revenue comes from main activities, and income is what remains after expenses.</w:t>
+        <w:t xml:space="preserve">ASU 2024-03 (DISE) requires public companies to break down some expense captions in the notes, such as employee pay and depreciation. The face of the statement does not change. IFRS 18 replaces IAS 1 and adds required subtotals, including operating profit. Both apply from 2027 and are not testable before about January 2028. Not result in general.S. category.</w:t>
       </w:r>
     </w:p>
     <w:p>

--- a/CMA_Summaries_B1_Ch03.docx
+++ b/CMA_Summaries_B1_Ch03.docx
@@ -111,7 +111,7 @@
       <w:r>
         <w:drawing>
           <wp:inline distT="0" distB="0" distL="0" distR="0">
-            <wp:extent cx="5734050" cy="1856025"/>
+            <wp:extent cx="5734050" cy="2112550"/>
             <wp:effectExtent t="0" r="0" b="0" l="0"/>
             <wp:docPr id="1" name="" descr="" title=""/>
             <wp:cNvGraphicFramePr>
@@ -136,7 +136,7 @@
                   <pic:spPr bwMode="auto">
                     <a:xfrm>
                       <a:off x="0" y="0"/>
-                      <a:ext cx="5734050" cy="1856025"/>
+                      <a:ext cx="5734050" cy="2112550"/>
                     </a:xfrm>
                     <a:prstGeom prst="rect">
                       <a:avLst/>
@@ -14829,7 +14829,7 @@
                 <w:sz w:val="16"/>
                 <w:szCs w:val="16"/>
               </w:rPr>
-              <w:t xml:space="preserve">Lawsuit settlement   ·   Gain on sale of equipment   ·   multi-step income statement</w:t>
+              <w:t xml:space="preserve">Lawsuit settlement   ·   Gain on sale of equipment   ·   Fire loss</w:t>
             </w:r>
           </w:p>
         </w:tc>

--- a/CMA_Summaries_B1_Ch03.docx
+++ b/CMA_Summaries_B1_Ch03.docx
@@ -782,8 +782,8 @@
         </w:tblBorders>
       </w:tblPr>
       <w:tblGrid>
-        <w:gridCol w:w="5055"/>
-        <w:gridCol w:w="4545"/>
+        <w:gridCol w:w="4992"/>
+        <w:gridCol w:w="4608"/>
       </w:tblGrid>
       <w:tr>
         <w:tc>
@@ -818,7 +818,7 @@
       <w:tr>
         <w:tc>
           <w:tcPr>
-            <w:tcW w:type="pct" w:w="2633"/>
+            <w:tcW w:type="pct" w:w="2600"/>
             <w:shd w:fill="353A7C" w:val="clear"/>
             <w:tcMar>
               <w:top w:type="dxa" w:w="50"/>
@@ -845,7 +845,7 @@
         </w:tc>
         <w:tc>
           <w:tcPr>
-            <w:tcW w:type="pct" w:w="2367"/>
+            <w:tcW w:type="pct" w:w="2400"/>
             <w:shd w:fill="353A7C" w:val="clear"/>
             <w:tcMar>
               <w:top w:type="dxa" w:w="50"/>
@@ -874,7 +874,7 @@
       <w:tr>
         <w:tc>
           <w:tcPr>
-            <w:tcW w:type="pct" w:w="2633"/>
+            <w:tcW w:type="pct" w:w="2600"/>
             <w:tcMar>
               <w:top w:type="dxa" w:w="50"/>
               <w:left w:type="dxa" w:w="110"/>
@@ -897,7 +897,7 @@
         </w:tc>
         <w:tc>
           <w:tcPr>
-            <w:tcW w:type="pct" w:w="2367"/>
+            <w:tcW w:type="pct" w:w="2400"/>
             <w:tcMar>
               <w:top w:type="dxa" w:w="50"/>
               <w:left w:type="dxa" w:w="110"/>
@@ -922,7 +922,7 @@
       <w:tr>
         <w:tc>
           <w:tcPr>
-            <w:tcW w:type="pct" w:w="2633"/>
+            <w:tcW w:type="pct" w:w="2600"/>
             <w:shd w:fill="FFFFFF" w:val="clear"/>
             <w:tcMar>
               <w:top w:type="dxa" w:w="50"/>
@@ -949,7 +949,7 @@
         </w:tc>
         <w:tc>
           <w:tcPr>
-            <w:tcW w:type="pct" w:w="2367"/>
+            <w:tcW w:type="pct" w:w="2400"/>
             <w:shd w:fill="FBFAF6" w:val="clear"/>
             <w:tcMar>
               <w:top w:type="dxa" w:w="50"/>
@@ -975,7 +975,7 @@
       <w:tr>
         <w:tc>
           <w:tcPr>
-            <w:tcW w:type="pct" w:w="2633"/>
+            <w:tcW w:type="pct" w:w="2600"/>
             <w:tcMar>
               <w:top w:type="dxa" w:w="50"/>
               <w:left w:type="dxa" w:w="110"/>
@@ -998,7 +998,7 @@
         </w:tc>
         <w:tc>
           <w:tcPr>
-            <w:tcW w:type="pct" w:w="2367"/>
+            <w:tcW w:type="pct" w:w="2400"/>
             <w:tcMar>
               <w:top w:type="dxa" w:w="50"/>
               <w:left w:type="dxa" w:w="110"/>
@@ -1023,7 +1023,7 @@
       <w:tr>
         <w:tc>
           <w:tcPr>
-            <w:tcW w:type="pct" w:w="2633"/>
+            <w:tcW w:type="pct" w:w="2600"/>
             <w:shd w:fill="FBFAF6" w:val="clear"/>
             <w:tcMar>
               <w:top w:type="dxa" w:w="50"/>
@@ -1047,7 +1047,7 @@
         </w:tc>
         <w:tc>
           <w:tcPr>
-            <w:tcW w:type="pct" w:w="2367"/>
+            <w:tcW w:type="pct" w:w="2400"/>
             <w:shd w:fill="FBFAF6" w:val="clear"/>
             <w:tcMar>
               <w:top w:type="dxa" w:w="50"/>
@@ -1073,7 +1073,7 @@
       <w:tr>
         <w:tc>
           <w:tcPr>
-            <w:tcW w:type="pct" w:w="2633"/>
+            <w:tcW w:type="pct" w:w="2600"/>
             <w:tcMar>
               <w:top w:type="dxa" w:w="50"/>
               <w:left w:type="dxa" w:w="110"/>
@@ -1096,7 +1096,7 @@
         </w:tc>
         <w:tc>
           <w:tcPr>
-            <w:tcW w:type="pct" w:w="2367"/>
+            <w:tcW w:type="pct" w:w="2400"/>
             <w:tcMar>
               <w:top w:type="dxa" w:w="50"/>
               <w:left w:type="dxa" w:w="110"/>
@@ -1121,7 +1121,7 @@
       <w:tr>
         <w:tc>
           <w:tcPr>
-            <w:tcW w:type="pct" w:w="2633"/>
+            <w:tcW w:type="pct" w:w="2600"/>
             <w:shd w:fill="FBFAF6" w:val="clear"/>
             <w:tcMar>
               <w:top w:type="dxa" w:w="50"/>
@@ -1145,7 +1145,7 @@
         </w:tc>
         <w:tc>
           <w:tcPr>
-            <w:tcW w:type="pct" w:w="2367"/>
+            <w:tcW w:type="pct" w:w="2400"/>
             <w:shd w:fill="FBFAF6" w:val="clear"/>
             <w:tcMar>
               <w:top w:type="dxa" w:w="50"/>
@@ -1171,7 +1171,7 @@
       <w:tr>
         <w:tc>
           <w:tcPr>
-            <w:tcW w:type="pct" w:w="2633"/>
+            <w:tcW w:type="pct" w:w="2600"/>
             <w:shd w:fill="FFFFFF" w:val="clear"/>
             <w:tcMar>
               <w:top w:type="dxa" w:w="50"/>
@@ -1198,7 +1198,7 @@
         </w:tc>
         <w:tc>
           <w:tcPr>
-            <w:tcW w:type="pct" w:w="2367"/>
+            <w:tcW w:type="pct" w:w="2400"/>
             <w:tcMar>
               <w:top w:type="dxa" w:w="50"/>
               <w:left w:type="dxa" w:w="110"/>
@@ -1223,7 +1223,7 @@
       <w:tr>
         <w:tc>
           <w:tcPr>
-            <w:tcW w:type="pct" w:w="2633"/>
+            <w:tcW w:type="pct" w:w="2600"/>
             <w:shd w:fill="FBFAF6" w:val="clear"/>
             <w:tcMar>
               <w:top w:type="dxa" w:w="50"/>
@@ -1247,7 +1247,7 @@
         </w:tc>
         <w:tc>
           <w:tcPr>
-            <w:tcW w:type="pct" w:w="2367"/>
+            <w:tcW w:type="pct" w:w="2400"/>
             <w:shd w:fill="FBFAF6" w:val="clear"/>
             <w:tcMar>
               <w:top w:type="dxa" w:w="50"/>
@@ -1273,7 +1273,7 @@
       <w:tr>
         <w:tc>
           <w:tcPr>
-            <w:tcW w:type="pct" w:w="2633"/>
+            <w:tcW w:type="pct" w:w="2600"/>
             <w:shd w:fill="FFFFFF" w:val="clear"/>
             <w:tcMar>
               <w:top w:type="dxa" w:w="50"/>
@@ -1300,7 +1300,7 @@
         </w:tc>
         <w:tc>
           <w:tcPr>
-            <w:tcW w:type="pct" w:w="2367"/>
+            <w:tcW w:type="pct" w:w="2400"/>
             <w:tcMar>
               <w:top w:type="dxa" w:w="50"/>
               <w:left w:type="dxa" w:w="110"/>
@@ -1325,7 +1325,7 @@
       <w:tr>
         <w:tc>
           <w:tcPr>
-            <w:tcW w:type="pct" w:w="2633"/>
+            <w:tcW w:type="pct" w:w="2600"/>
             <w:shd w:fill="FFFFFF" w:val="clear"/>
             <w:tcMar>
               <w:top w:type="dxa" w:w="50"/>
@@ -1352,7 +1352,7 @@
         </w:tc>
         <w:tc>
           <w:tcPr>
-            <w:tcW w:type="pct" w:w="2367"/>
+            <w:tcW w:type="pct" w:w="2400"/>
             <w:shd w:fill="FBFAF6" w:val="clear"/>
             <w:tcMar>
               <w:top w:type="dxa" w:w="50"/>
@@ -1378,7 +1378,7 @@
       <w:tr>
         <w:tc>
           <w:tcPr>
-            <w:tcW w:type="pct" w:w="2633"/>
+            <w:tcW w:type="pct" w:w="2600"/>
             <w:tcMar>
               <w:top w:type="dxa" w:w="50"/>
               <w:left w:type="dxa" w:w="110"/>
@@ -1401,7 +1401,7 @@
         </w:tc>
         <w:tc>
           <w:tcPr>
-            <w:tcW w:type="pct" w:w="2367"/>
+            <w:tcW w:type="pct" w:w="2400"/>
             <w:tcMar>
               <w:top w:type="dxa" w:w="50"/>
               <w:left w:type="dxa" w:w="110"/>
@@ -1426,7 +1426,7 @@
       <w:tr>
         <w:tc>
           <w:tcPr>
-            <w:tcW w:type="pct" w:w="2633"/>
+            <w:tcW w:type="pct" w:w="2600"/>
             <w:shd w:fill="FBFAF6" w:val="clear"/>
             <w:tcMar>
               <w:top w:type="dxa" w:w="50"/>
@@ -1450,7 +1450,7 @@
         </w:tc>
         <w:tc>
           <w:tcPr>
-            <w:tcW w:type="pct" w:w="2367"/>
+            <w:tcW w:type="pct" w:w="2400"/>
             <w:shd w:fill="FBFAF6" w:val="clear"/>
             <w:tcMar>
               <w:top w:type="dxa" w:w="50"/>
@@ -1476,7 +1476,7 @@
       <w:tr>
         <w:tc>
           <w:tcPr>
-            <w:tcW w:type="pct" w:w="2633"/>
+            <w:tcW w:type="pct" w:w="2600"/>
             <w:tcMar>
               <w:top w:type="dxa" w:w="50"/>
               <w:left w:type="dxa" w:w="110"/>
@@ -1499,7 +1499,7 @@
         </w:tc>
         <w:tc>
           <w:tcPr>
-            <w:tcW w:type="pct" w:w="2367"/>
+            <w:tcW w:type="pct" w:w="2400"/>
             <w:tcMar>
               <w:top w:type="dxa" w:w="50"/>
               <w:left w:type="dxa" w:w="110"/>
@@ -1524,7 +1524,7 @@
       <w:tr>
         <w:tc>
           <w:tcPr>
-            <w:tcW w:type="pct" w:w="2633"/>
+            <w:tcW w:type="pct" w:w="2600"/>
             <w:shd w:fill="FFFFFF" w:val="clear"/>
             <w:tcMar>
               <w:top w:type="dxa" w:w="50"/>
@@ -1551,7 +1551,7 @@
         </w:tc>
         <w:tc>
           <w:tcPr>
-            <w:tcW w:type="pct" w:w="2367"/>
+            <w:tcW w:type="pct" w:w="2400"/>
             <w:shd w:fill="FBFAF6" w:val="clear"/>
             <w:tcMar>
               <w:top w:type="dxa" w:w="50"/>
@@ -1577,7 +1577,7 @@
       <w:tr>
         <w:tc>
           <w:tcPr>
-            <w:tcW w:type="pct" w:w="2633"/>
+            <w:tcW w:type="pct" w:w="2600"/>
             <w:shd w:fill="FFFFFF" w:val="clear"/>
             <w:tcMar>
               <w:top w:type="dxa" w:w="50"/>
@@ -1604,7 +1604,7 @@
         </w:tc>
         <w:tc>
           <w:tcPr>
-            <w:tcW w:type="pct" w:w="2367"/>
+            <w:tcW w:type="pct" w:w="2400"/>
             <w:tcMar>
               <w:top w:type="dxa" w:w="50"/>
               <w:left w:type="dxa" w:w="110"/>
@@ -1629,7 +1629,7 @@
       <w:tr>
         <w:tc>
           <w:tcPr>
-            <w:tcW w:type="pct" w:w="2633"/>
+            <w:tcW w:type="pct" w:w="2600"/>
             <w:shd w:fill="FBFAF6" w:val="clear"/>
             <w:tcMar>
               <w:top w:type="dxa" w:w="50"/>
@@ -1653,7 +1653,7 @@
         </w:tc>
         <w:tc>
           <w:tcPr>
-            <w:tcW w:type="pct" w:w="2367"/>
+            <w:tcW w:type="pct" w:w="2400"/>
             <w:shd w:fill="FBFAF6" w:val="clear"/>
             <w:tcMar>
               <w:top w:type="dxa" w:w="50"/>
@@ -1679,7 +1679,7 @@
       <w:tr>
         <w:tc>
           <w:tcPr>
-            <w:tcW w:type="pct" w:w="2633"/>
+            <w:tcW w:type="pct" w:w="2600"/>
             <w:shd w:fill="FFFFFF" w:val="clear"/>
             <w:tcMar>
               <w:top w:type="dxa" w:w="50"/>
@@ -1706,7 +1706,7 @@
         </w:tc>
         <w:tc>
           <w:tcPr>
-            <w:tcW w:type="pct" w:w="2367"/>
+            <w:tcW w:type="pct" w:w="2400"/>
             <w:tcMar>
               <w:top w:type="dxa" w:w="50"/>
               <w:left w:type="dxa" w:w="110"/>
@@ -1731,7 +1731,7 @@
       <w:tr>
         <w:tc>
           <w:tcPr>
-            <w:tcW w:type="pct" w:w="2633"/>
+            <w:tcW w:type="pct" w:w="2600"/>
             <w:shd w:fill="FFFFFF" w:val="clear"/>
             <w:tcMar>
               <w:top w:type="dxa" w:w="50"/>
@@ -1758,7 +1758,7 @@
         </w:tc>
         <w:tc>
           <w:tcPr>
-            <w:tcW w:type="pct" w:w="2367"/>
+            <w:tcW w:type="pct" w:w="2400"/>
             <w:shd w:fill="FBFAF6" w:val="clear"/>
             <w:tcMar>
               <w:top w:type="dxa" w:w="50"/>
@@ -1784,7 +1784,7 @@
       <w:tr>
         <w:tc>
           <w:tcPr>
-            <w:tcW w:type="pct" w:w="2633"/>
+            <w:tcW w:type="pct" w:w="2600"/>
             <w:shd w:fill="FFFFFF" w:val="clear"/>
             <w:tcMar>
               <w:top w:type="dxa" w:w="50"/>
@@ -1811,7 +1811,7 @@
         </w:tc>
         <w:tc>
           <w:tcPr>
-            <w:tcW w:type="pct" w:w="2367"/>
+            <w:tcW w:type="pct" w:w="2400"/>
             <w:tcMar>
               <w:top w:type="dxa" w:w="50"/>
               <w:left w:type="dxa" w:w="110"/>
@@ -1836,7 +1836,7 @@
       <w:tr>
         <w:tc>
           <w:tcPr>
-            <w:tcW w:type="pct" w:w="2633"/>
+            <w:tcW w:type="pct" w:w="2600"/>
             <w:shd w:fill="FBFAF6" w:val="clear"/>
             <w:tcMar>
               <w:top w:type="dxa" w:w="50"/>
@@ -1860,7 +1860,7 @@
         </w:tc>
         <w:tc>
           <w:tcPr>
-            <w:tcW w:type="pct" w:w="2367"/>
+            <w:tcW w:type="pct" w:w="2400"/>
             <w:shd w:fill="FBFAF6" w:val="clear"/>
             <w:tcMar>
               <w:top w:type="dxa" w:w="50"/>
@@ -1886,7 +1886,7 @@
       <w:tr>
         <w:tc>
           <w:tcPr>
-            <w:tcW w:type="pct" w:w="2633"/>
+            <w:tcW w:type="pct" w:w="2600"/>
             <w:tcMar>
               <w:top w:type="dxa" w:w="50"/>
               <w:left w:type="dxa" w:w="110"/>
@@ -1909,7 +1909,7 @@
         </w:tc>
         <w:tc>
           <w:tcPr>
-            <w:tcW w:type="pct" w:w="2367"/>
+            <w:tcW w:type="pct" w:w="2400"/>
             <w:tcMar>
               <w:top w:type="dxa" w:w="50"/>
               <w:left w:type="dxa" w:w="110"/>
@@ -1934,7 +1934,7 @@
       <w:tr>
         <w:tc>
           <w:tcPr>
-            <w:tcW w:type="pct" w:w="2633"/>
+            <w:tcW w:type="pct" w:w="2600"/>
             <w:shd w:fill="FBFAF6" w:val="clear"/>
             <w:tcMar>
               <w:top w:type="dxa" w:w="50"/>
@@ -1958,7 +1958,7 @@
         </w:tc>
         <w:tc>
           <w:tcPr>
-            <w:tcW w:type="pct" w:w="2367"/>
+            <w:tcW w:type="pct" w:w="2400"/>
             <w:shd w:fill="FBFAF6" w:val="clear"/>
             <w:tcMar>
               <w:top w:type="dxa" w:w="50"/>
@@ -1984,7 +1984,7 @@
       <w:tr>
         <w:tc>
           <w:tcPr>
-            <w:tcW w:type="pct" w:w="2633"/>
+            <w:tcW w:type="pct" w:w="2600"/>
             <w:tcMar>
               <w:top w:type="dxa" w:w="50"/>
               <w:left w:type="dxa" w:w="110"/>
@@ -2007,7 +2007,7 @@
         </w:tc>
         <w:tc>
           <w:tcPr>
-            <w:tcW w:type="pct" w:w="2367"/>
+            <w:tcW w:type="pct" w:w="2400"/>
             <w:tcMar>
               <w:top w:type="dxa" w:w="50"/>
               <w:left w:type="dxa" w:w="110"/>
@@ -2032,7 +2032,7 @@
       <w:tr>
         <w:tc>
           <w:tcPr>
-            <w:tcW w:type="pct" w:w="2633"/>
+            <w:tcW w:type="pct" w:w="2600"/>
             <w:shd w:fill="FFFFFF" w:val="clear"/>
             <w:tcMar>
               <w:top w:type="dxa" w:w="50"/>
@@ -2059,7 +2059,7 @@
         </w:tc>
         <w:tc>
           <w:tcPr>
-            <w:tcW w:type="pct" w:w="2367"/>
+            <w:tcW w:type="pct" w:w="2400"/>
             <w:shd w:fill="FBFAF6" w:val="clear"/>
             <w:tcMar>
               <w:top w:type="dxa" w:w="50"/>
@@ -2085,7 +2085,7 @@
       <w:tr>
         <w:tc>
           <w:tcPr>
-            <w:tcW w:type="pct" w:w="2633"/>
+            <w:tcW w:type="pct" w:w="2600"/>
             <w:tcMar>
               <w:top w:type="dxa" w:w="50"/>
               <w:left w:type="dxa" w:w="110"/>
@@ -2108,7 +2108,7 @@
         </w:tc>
         <w:tc>
           <w:tcPr>
-            <w:tcW w:type="pct" w:w="2367"/>
+            <w:tcW w:type="pct" w:w="2400"/>
             <w:tcMar>
               <w:top w:type="dxa" w:w="50"/>
               <w:left w:type="dxa" w:w="110"/>
@@ -2133,7 +2133,7 @@
       <w:tr>
         <w:tc>
           <w:tcPr>
-            <w:tcW w:type="pct" w:w="2633"/>
+            <w:tcW w:type="pct" w:w="2600"/>
             <w:shd w:fill="FBFAF6" w:val="clear"/>
             <w:tcMar>
               <w:top w:type="dxa" w:w="50"/>
@@ -2157,7 +2157,7 @@
         </w:tc>
         <w:tc>
           <w:tcPr>
-            <w:tcW w:type="pct" w:w="2367"/>
+            <w:tcW w:type="pct" w:w="2400"/>
             <w:shd w:fill="FBFAF6" w:val="clear"/>
             <w:tcMar>
               <w:top w:type="dxa" w:w="50"/>
@@ -3693,7 +3693,7 @@
           <w:sz w:val="16"/>
           <w:szCs w:val="16"/>
         </w:rPr>
-        <w:t xml:space="preserve">      gaps 1–9</w:t>
+        <w:t xml:space="preserve">      gaps 1–11</w:t>
       </w:r>
     </w:p>
     <w:p>
@@ -3727,7 +3727,7 @@
           <w:sz w:val="19"/>
           <w:szCs w:val="19"/>
         </w:rPr>
-        <w:t xml:space="preserve">Operating income is gross profit minus operating expenses: selling, general and </w:t>
+        <w:t xml:space="preserve">Operating income is gross profit minus operating expenses: </w:t>
       </w:r>
       <w:r>
         <w:rPr>
@@ -3745,7 +3745,7 @@
           <w:sz w:val="19"/>
           <w:szCs w:val="19"/>
         </w:rPr>
-        <w:t xml:space="preserve">                </w:t>
+        <w:t xml:space="preserve">           </w:t>
       </w:r>
       <w:r>
         <w:rPr>
@@ -3759,7 +3759,7 @@
           <w:sz w:val="19"/>
           <w:szCs w:val="19"/>
         </w:rPr>
-        <w:t xml:space="preserve"> expenses, research and </w:t>
+        <w:t xml:space="preserve">, general and </w:t>
       </w:r>
       <w:r>
         <w:rPr>
@@ -3777,7 +3777,7 @@
           <w:sz w:val="19"/>
           <w:szCs w:val="19"/>
         </w:rPr>
-        <w:t xml:space="preserve">             </w:t>
+        <w:t xml:space="preserve">                </w:t>
       </w:r>
       <w:r>
         <w:rPr>
@@ -3791,28 +3791,7 @@
           <w:sz w:val="19"/>
           <w:szCs w:val="19"/>
         </w:rPr>
-        <w:t xml:space="preserve">, credit losses and impairments. </w:t>
-      </w:r>
-      <w:r>
-        <w:rPr>
-          <w:sz w:val="19"/>
-          <w:szCs w:val="19"/>
-        </w:rPr>
-        <w:t xml:space="preserve">Interest and income tax are never operating expenses. </w:t>
-      </w:r>
-      <w:r>
-        <w:rPr>
-          <w:sz w:val="19"/>
-          <w:szCs w:val="19"/>
-        </w:rPr>
-        <w:t xml:space="preserve">Orontes's operating income is $4,176,000. </w:t>
-      </w:r>
-      <w:r>
-        <w:rPr>
-          <w:sz w:val="19"/>
-          <w:szCs w:val="19"/>
-        </w:rPr>
-        <w:t xml:space="preserve">Other income and expense </w:t>
+        <w:t xml:space="preserve"> expenses, research and </w:t>
       </w:r>
       <w:r>
         <w:rPr>
@@ -3830,7 +3809,7 @@
           <w:sz w:val="19"/>
           <w:szCs w:val="19"/>
         </w:rPr>
-        <w:t xml:space="preserve">           </w:t>
+        <w:t xml:space="preserve">             </w:t>
       </w:r>
       <w:r>
         <w:rPr>
@@ -3844,14 +3823,7 @@
           <w:sz w:val="19"/>
           <w:szCs w:val="19"/>
         </w:rPr>
-        <w:t xml:space="preserve"> operating income. </w:t>
-      </w:r>
-      <w:r>
-        <w:rPr>
-          <w:sz w:val="19"/>
-          <w:szCs w:val="19"/>
-        </w:rPr>
-        <w:t xml:space="preserve">It contains interest, </w:t>
+        <w:t xml:space="preserve">, credit losses and </w:t>
       </w:r>
       <w:r>
         <w:rPr>
@@ -3869,7 +3841,7 @@
           <w:sz w:val="19"/>
           <w:szCs w:val="19"/>
         </w:rPr>
-        <w:t xml:space="preserve">            </w:t>
+        <w:t xml:space="preserve">             </w:t>
       </w:r>
       <w:r>
         <w:rPr>
@@ -3883,14 +3855,28 @@
           <w:sz w:val="19"/>
           <w:szCs w:val="19"/>
         </w:rPr>
-        <w:t xml:space="preserve"> income and gains and losses. </w:t>
-      </w:r>
-      <w:r>
-        <w:rPr>
-          <w:sz w:val="19"/>
-          <w:szCs w:val="19"/>
-        </w:rPr>
-        <w:t xml:space="preserve">A gain or loss comes from a </w:t>
+        <w:t xml:space="preserve">. </w:t>
+      </w:r>
+      <w:r>
+        <w:rPr>
+          <w:sz w:val="19"/>
+          <w:szCs w:val="19"/>
+        </w:rPr>
+        <w:t xml:space="preserve">Interest and income tax are never operating expenses. </w:t>
+      </w:r>
+      <w:r>
+        <w:rPr>
+          <w:sz w:val="19"/>
+          <w:szCs w:val="19"/>
+        </w:rPr>
+        <w:t xml:space="preserve">Orontes's operating income is $4,176,000. </w:t>
+      </w:r>
+      <w:r>
+        <w:rPr>
+          <w:sz w:val="19"/>
+          <w:szCs w:val="19"/>
+        </w:rPr>
+        <w:t xml:space="preserve">Other income and expense </w:t>
       </w:r>
       <w:r>
         <w:rPr>
@@ -3908,7 +3894,7 @@
           <w:sz w:val="19"/>
           <w:szCs w:val="19"/>
         </w:rPr>
-        <w:t xml:space="preserve">            </w:t>
+        <w:t xml:space="preserve">           </w:t>
       </w:r>
       <w:r>
         <w:rPr>
@@ -3922,7 +3908,14 @@
           <w:sz w:val="19"/>
           <w:szCs w:val="19"/>
         </w:rPr>
-        <w:t xml:space="preserve"> or incidental </w:t>
+        <w:t xml:space="preserve"> operating income. </w:t>
+      </w:r>
+      <w:r>
+        <w:rPr>
+          <w:sz w:val="19"/>
+          <w:szCs w:val="19"/>
+        </w:rPr>
+        <w:t xml:space="preserve">It contains interest, </w:t>
       </w:r>
       <w:r>
         <w:rPr>
@@ -3940,7 +3933,7 @@
           <w:sz w:val="19"/>
           <w:szCs w:val="19"/>
         </w:rPr>
-        <w:t xml:space="preserve">             </w:t>
+        <w:t xml:space="preserve">            </w:t>
       </w:r>
       <w:r>
         <w:rPr>
@@ -3954,14 +3947,14 @@
           <w:sz w:val="19"/>
           <w:szCs w:val="19"/>
         </w:rPr>
-        <w:t xml:space="preserve">, and it is shown net. </w:t>
-      </w:r>
-      <w:r>
-        <w:rPr>
-          <w:sz w:val="19"/>
-          <w:szCs w:val="19"/>
-        </w:rPr>
-        <w:t xml:space="preserve">For example, Orontes sold an old oven and </w:t>
+        <w:t xml:space="preserve"> income and gains and losses. </w:t>
+      </w:r>
+      <w:r>
+        <w:rPr>
+          <w:sz w:val="19"/>
+          <w:szCs w:val="19"/>
+        </w:rPr>
+        <w:t xml:space="preserve">A gain or loss comes from a </w:t>
       </w:r>
       <w:r>
         <w:rPr>
@@ -3979,7 +3972,7 @@
           <w:sz w:val="19"/>
           <w:szCs w:val="19"/>
         </w:rPr>
-        <w:t xml:space="preserve">           </w:t>
+        <w:t xml:space="preserve">            </w:t>
       </w:r>
       <w:r>
         <w:rPr>
@@ -3993,7 +3986,7 @@
           <w:sz w:val="19"/>
           <w:szCs w:val="19"/>
         </w:rPr>
-        <w:t xml:space="preserve"> a gain of $3,000: the proceeds minus the </w:t>
+        <w:t xml:space="preserve"> or incidental </w:t>
       </w:r>
       <w:r>
         <w:rPr>
@@ -4011,7 +4004,7 @@
           <w:sz w:val="19"/>
           <w:szCs w:val="19"/>
         </w:rPr>
-        <w:t xml:space="preserve">           </w:t>
+        <w:t xml:space="preserve">             </w:t>
       </w:r>
       <w:r>
         <w:rPr>
@@ -4025,14 +4018,14 @@
           <w:sz w:val="19"/>
           <w:szCs w:val="19"/>
         </w:rPr>
-        <w:t xml:space="preserve"> amount, not the full proceeds. </w:t>
-      </w:r>
-      <w:r>
-        <w:rPr>
-          <w:sz w:val="19"/>
-          <w:szCs w:val="19"/>
-        </w:rPr>
-        <w:t xml:space="preserve">Income tax expense is then </w:t>
+        <w:t xml:space="preserve">, and it is shown net. </w:t>
+      </w:r>
+      <w:r>
+        <w:rPr>
+          <w:sz w:val="19"/>
+          <w:szCs w:val="19"/>
+        </w:rPr>
+        <w:t xml:space="preserve">For example, Orontes sold an old oven and </w:t>
       </w:r>
       <w:r>
         <w:rPr>
@@ -4043,6 +4036,77 @@
           <w:szCs w:val="15"/>
         </w:rPr>
         <w:t xml:space="preserve"> (9) </w:t>
+      </w:r>
+      <w:r>
+        <w:rPr>
+          <w:u w:val="single"/>
+          <w:sz w:val="19"/>
+          <w:szCs w:val="19"/>
+        </w:rPr>
+        <w:t xml:space="preserve">           </w:t>
+      </w:r>
+      <w:r>
+        <w:rPr>
+          <w:sz w:val="19"/>
+          <w:szCs w:val="19"/>
+        </w:rPr>
+        <w:t xml:space="preserve"> </w:t>
+      </w:r>
+      <w:r>
+        <w:rPr>
+          <w:sz w:val="19"/>
+          <w:szCs w:val="19"/>
+        </w:rPr>
+        <w:t xml:space="preserve"> a gain of $3,000: the proceeds minus the </w:t>
+      </w:r>
+      <w:r>
+        <w:rPr>
+          <w:b/>
+          <w:bCs/>
+          <w:color w:val="8186EF"/>
+          <w:sz w:val="15"/>
+          <w:szCs w:val="15"/>
+        </w:rPr>
+        <w:t xml:space="preserve"> (10) </w:t>
+      </w:r>
+      <w:r>
+        <w:rPr>
+          <w:u w:val="single"/>
+          <w:sz w:val="19"/>
+          <w:szCs w:val="19"/>
+        </w:rPr>
+        <w:t xml:space="preserve">           </w:t>
+      </w:r>
+      <w:r>
+        <w:rPr>
+          <w:sz w:val="19"/>
+          <w:szCs w:val="19"/>
+        </w:rPr>
+        <w:t xml:space="preserve"> </w:t>
+      </w:r>
+      <w:r>
+        <w:rPr>
+          <w:sz w:val="19"/>
+          <w:szCs w:val="19"/>
+        </w:rPr>
+        <w:t xml:space="preserve"> amount, not the full proceeds. </w:t>
+      </w:r>
+      <w:r>
+        <w:rPr>
+          <w:sz w:val="19"/>
+          <w:szCs w:val="19"/>
+        </w:rPr>
+        <w:t xml:space="preserve">Income tax expense is then </w:t>
+      </w:r>
+      <w:r>
+        <w:rPr>
+          <w:b/>
+          <w:bCs/>
+          <w:color w:val="8186EF"/>
+          <w:sz w:val="15"/>
+          <w:szCs w:val="15"/>
+        </w:rPr>
+        <w:t xml:space="preserve"> (11) </w:t>
       </w:r>
       <w:r>
         <w:rPr>
@@ -4122,7 +4186,7 @@
                 <w:sz w:val="16"/>
                 <w:szCs w:val="16"/>
               </w:rPr>
-              <w:t xml:space="preserve">peripheral   ·   development   ·   transaction   ·   deducted   ·   investment   ·   administrative   ·   carrying   ·   reported   ·   divided   ·   follows</w:t>
+              <w:t xml:space="preserve">investment   ·   follows   ·   administrative   ·   reported   ·   transaction   ·   deducted   ·   impairments   ·   selling   ·   peripheral   ·   incidental   ·   carrying   ·   development</w:t>
             </w:r>
           </w:p>
         </w:tc>
@@ -4149,7 +4213,7 @@
           <w:sz w:val="16"/>
           <w:szCs w:val="16"/>
         </w:rPr>
-        <w:t xml:space="preserve">      gaps 10–12</w:t>
+        <w:t xml:space="preserve">      gaps 12–14</w:t>
       </w:r>
     </w:p>
     <w:p>
@@ -4172,7 +4236,7 @@
           <w:sz w:val="15"/>
           <w:szCs w:val="15"/>
         </w:rPr>
-        <w:t xml:space="preserve"> (10) </w:t>
+        <w:t xml:space="preserve"> (12) </w:t>
       </w:r>
       <w:r>
         <w:rPr>
@@ -4211,7 +4275,7 @@
           <w:sz w:val="15"/>
           <w:szCs w:val="15"/>
         </w:rPr>
-        <w:t xml:space="preserve"> (11) </w:t>
+        <w:t xml:space="preserve"> (13) </w:t>
       </w:r>
       <w:r>
         <w:rPr>
@@ -4250,7 +4314,7 @@
           <w:sz w:val="15"/>
           <w:szCs w:val="15"/>
         </w:rPr>
-        <w:t xml:space="preserve"> (12) </w:t>
+        <w:t xml:space="preserve"> (14) </w:t>
       </w:r>
       <w:r>
         <w:rPr>
@@ -4404,7 +4468,7 @@
           <w:sz w:val="16"/>
           <w:szCs w:val="16"/>
         </w:rPr>
-        <w:t xml:space="preserve">      gaps 13–15</w:t>
+        <w:t xml:space="preserve">      gaps 15–17</w:t>
       </w:r>
     </w:p>
     <w:p>
@@ -4427,7 +4491,7 @@
           <w:sz w:val="15"/>
           <w:szCs w:val="15"/>
         </w:rPr>
-        <w:t xml:space="preserve"> (13) </w:t>
+        <w:t xml:space="preserve"> (15) </w:t>
       </w:r>
       <w:r>
         <w:rPr>
@@ -4466,7 +4530,7 @@
           <w:sz w:val="15"/>
           <w:szCs w:val="15"/>
         </w:rPr>
-        <w:t xml:space="preserve"> (14) </w:t>
+        <w:t xml:space="preserve"> (16) </w:t>
       </w:r>
       <w:r>
         <w:rPr>
@@ -4505,7 +4569,7 @@
           <w:sz w:val="15"/>
           <w:szCs w:val="15"/>
         </w:rPr>
-        <w:t xml:space="preserve"> (15) </w:t>
+        <w:t xml:space="preserve"> (17) </w:t>
       </w:r>
       <w:r>
         <w:rPr>
@@ -4713,7 +4777,7 @@
           <w:sz w:val="16"/>
           <w:szCs w:val="16"/>
         </w:rPr>
-        <w:t xml:space="preserve">      gaps 16–18</w:t>
+        <w:t xml:space="preserve">      gaps 18–20</w:t>
       </w:r>
     </w:p>
     <w:p>
@@ -4736,7 +4800,7 @@
           <w:sz w:val="15"/>
           <w:szCs w:val="15"/>
         </w:rPr>
-        <w:t xml:space="preserve"> (16) </w:t>
+        <w:t xml:space="preserve"> (18) </w:t>
       </w:r>
       <w:r>
         <w:rPr>
@@ -4775,7 +4839,7 @@
           <w:sz w:val="15"/>
           <w:szCs w:val="15"/>
         </w:rPr>
-        <w:t xml:space="preserve"> (17) </w:t>
+        <w:t xml:space="preserve"> (19) </w:t>
       </w:r>
       <w:r>
         <w:rPr>
@@ -4814,7 +4878,7 @@
           <w:sz w:val="15"/>
           <w:szCs w:val="15"/>
         </w:rPr>
-        <w:t xml:space="preserve"> (18) </w:t>
+        <w:t xml:space="preserve"> (20) </w:t>
       </w:r>
       <w:r>
         <w:rPr>
@@ -4927,8 +4991,8 @@
         </w:tblBorders>
       </w:tblPr>
       <w:tblGrid>
-        <w:gridCol w:w="5014"/>
-        <w:gridCol w:w="4586"/>
+        <w:gridCol w:w="4992"/>
+        <w:gridCol w:w="4608"/>
       </w:tblGrid>
       <w:tr>
         <w:tc>
@@ -4963,7 +5027,7 @@
       <w:tr>
         <w:tc>
           <w:tcPr>
-            <w:tcW w:type="pct" w:w="2612"/>
+            <w:tcW w:type="pct" w:w="2600"/>
             <w:shd w:fill="353A7C" w:val="clear"/>
             <w:tcMar>
               <w:top w:type="dxa" w:w="50"/>
@@ -4990,7 +5054,7 @@
         </w:tc>
         <w:tc>
           <w:tcPr>
-            <w:tcW w:type="pct" w:w="2388"/>
+            <w:tcW w:type="pct" w:w="2400"/>
             <w:shd w:fill="353A7C" w:val="clear"/>
             <w:tcMar>
               <w:top w:type="dxa" w:w="50"/>
@@ -5019,7 +5083,7 @@
       <w:tr>
         <w:tc>
           <w:tcPr>
-            <w:tcW w:type="pct" w:w="2612"/>
+            <w:tcW w:type="pct" w:w="2600"/>
             <w:shd w:fill="FFFFFF" w:val="clear"/>
             <w:tcMar>
               <w:top w:type="dxa" w:w="50"/>
@@ -5040,13 +5104,13 @@
                 <w:sz w:val="14"/>
                 <w:szCs w:val="14"/>
               </w:rPr>
-              <w:t xml:space="preserve">(19)</w:t>
-            </w:r>
-          </w:p>
-        </w:tc>
-        <w:tc>
-          <w:tcPr>
-            <w:tcW w:type="pct" w:w="2388"/>
+              <w:t xml:space="preserve">(21)</w:t>
+            </w:r>
+          </w:p>
+        </w:tc>
+        <w:tc>
+          <w:tcPr>
+            <w:tcW w:type="pct" w:w="2400"/>
             <w:tcMar>
               <w:top w:type="dxa" w:w="50"/>
               <w:left w:type="dxa" w:w="110"/>
@@ -5071,7 +5135,7 @@
       <w:tr>
         <w:tc>
           <w:tcPr>
-            <w:tcW w:type="pct" w:w="2612"/>
+            <w:tcW w:type="pct" w:w="2600"/>
             <w:shd w:fill="FBFAF6" w:val="clear"/>
             <w:tcMar>
               <w:top w:type="dxa" w:w="50"/>
@@ -5095,7 +5159,7 @@
         </w:tc>
         <w:tc>
           <w:tcPr>
-            <w:tcW w:type="pct" w:w="2388"/>
+            <w:tcW w:type="pct" w:w="2400"/>
             <w:shd w:fill="FBFAF6" w:val="clear"/>
             <w:tcMar>
               <w:top w:type="dxa" w:w="50"/>
@@ -5121,7 +5185,7 @@
       <w:tr>
         <w:tc>
           <w:tcPr>
-            <w:tcW w:type="pct" w:w="2612"/>
+            <w:tcW w:type="pct" w:w="2600"/>
             <w:tcMar>
               <w:top w:type="dxa" w:w="50"/>
               <w:left w:type="dxa" w:w="110"/>
@@ -5144,7 +5208,7 @@
         </w:tc>
         <w:tc>
           <w:tcPr>
-            <w:tcW w:type="pct" w:w="2388"/>
+            <w:tcW w:type="pct" w:w="2400"/>
             <w:tcMar>
               <w:top w:type="dxa" w:w="50"/>
               <w:left w:type="dxa" w:w="110"/>
@@ -5169,8 +5233,8 @@
       <w:tr>
         <w:tc>
           <w:tcPr>
-            <w:tcW w:type="pct" w:w="2612"/>
-            <w:shd w:fill="FBFAF6" w:val="clear"/>
+            <w:tcW w:type="pct" w:w="2600"/>
+            <w:shd w:fill="FFFFFF" w:val="clear"/>
             <w:tcMar>
               <w:top w:type="dxa" w:w="50"/>
               <w:left w:type="dxa" w:w="110"/>
@@ -5180,20 +5244,23 @@
           </w:tcPr>
           <w:p>
             <w:pPr>
-              <w:spacing w:before="28" w:after="28"/>
-            </w:pPr>
-            <w:r>
-              <w:rPr>
-                <w:sz w:val="15"/>
-                <w:szCs w:val="15"/>
-              </w:rPr>
-              <w:t xml:space="preserve">Wages expense</w:t>
-            </w:r>
-          </w:p>
-        </w:tc>
-        <w:tc>
-          <w:tcPr>
-            <w:tcW w:type="pct" w:w="2388"/>
+              <w:spacing w:before="46" w:after="46"/>
+            </w:pPr>
+            <w:r>
+              <w:rPr>
+                <w:b/>
+                <w:bCs/>
+                <w:color w:val="8186EF"/>
+                <w:sz w:val="14"/>
+                <w:szCs w:val="14"/>
+              </w:rPr>
+              <w:t xml:space="preserve">(22)</w:t>
+            </w:r>
+          </w:p>
+        </w:tc>
+        <w:tc>
+          <w:tcPr>
+            <w:tcW w:type="pct" w:w="2400"/>
             <w:shd w:fill="FBFAF6" w:val="clear"/>
             <w:tcMar>
               <w:top w:type="dxa" w:w="50"/>
@@ -5219,7 +5286,7 @@
       <w:tr>
         <w:tc>
           <w:tcPr>
-            <w:tcW w:type="pct" w:w="2612"/>
+            <w:tcW w:type="pct" w:w="2600"/>
             <w:shd w:fill="FFFFFF" w:val="clear"/>
             <w:tcMar>
               <w:top w:type="dxa" w:w="50"/>
@@ -5240,13 +5307,13 @@
                 <w:sz w:val="14"/>
                 <w:szCs w:val="14"/>
               </w:rPr>
-              <w:t xml:space="preserve">(20)</w:t>
-            </w:r>
-          </w:p>
-        </w:tc>
-        <w:tc>
-          <w:tcPr>
-            <w:tcW w:type="pct" w:w="2388"/>
+              <w:t xml:space="preserve">(23)</w:t>
+            </w:r>
+          </w:p>
+        </w:tc>
+        <w:tc>
+          <w:tcPr>
+            <w:tcW w:type="pct" w:w="2400"/>
             <w:tcMar>
               <w:top w:type="dxa" w:w="50"/>
               <w:left w:type="dxa" w:w="110"/>
@@ -5271,8 +5338,8 @@
       <w:tr>
         <w:tc>
           <w:tcPr>
-            <w:tcW w:type="pct" w:w="2612"/>
-            <w:shd w:fill="FFFFFF" w:val="clear"/>
+            <w:tcW w:type="pct" w:w="2600"/>
+            <w:shd w:fill="FBFAF6" w:val="clear"/>
             <w:tcMar>
               <w:top w:type="dxa" w:w="50"/>
               <w:left w:type="dxa" w:w="110"/>
@@ -5282,23 +5349,20 @@
           </w:tcPr>
           <w:p>
             <w:pPr>
-              <w:spacing w:before="46" w:after="46"/>
-            </w:pPr>
-            <w:r>
-              <w:rPr>
-                <w:b/>
-                <w:bCs/>
-                <w:color w:val="8186EF"/>
-                <w:sz w:val="14"/>
-                <w:szCs w:val="14"/>
-              </w:rPr>
-              <w:t xml:space="preserve">(21)</w:t>
-            </w:r>
-          </w:p>
-        </w:tc>
-        <w:tc>
-          <w:tcPr>
-            <w:tcW w:type="pct" w:w="2388"/>
+              <w:spacing w:before="28" w:after="28"/>
+            </w:pPr>
+            <w:r>
+              <w:rPr>
+                <w:sz w:val="15"/>
+                <w:szCs w:val="15"/>
+              </w:rPr>
+              <w:t xml:space="preserve">Operating income</w:t>
+            </w:r>
+          </w:p>
+        </w:tc>
+        <w:tc>
+          <w:tcPr>
+            <w:tcW w:type="pct" w:w="2400"/>
             <w:shd w:fill="FBFAF6" w:val="clear"/>
             <w:tcMar>
               <w:top w:type="dxa" w:w="50"/>
@@ -5324,7 +5388,7 @@
       <w:tr>
         <w:tc>
           <w:tcPr>
-            <w:tcW w:type="pct" w:w="2612"/>
+            <w:tcW w:type="pct" w:w="2600"/>
             <w:tcMar>
               <w:top w:type="dxa" w:w="50"/>
               <w:left w:type="dxa" w:w="110"/>
@@ -5347,7 +5411,7 @@
         </w:tc>
         <w:tc>
           <w:tcPr>
-            <w:tcW w:type="pct" w:w="2388"/>
+            <w:tcW w:type="pct" w:w="2400"/>
             <w:tcMar>
               <w:top w:type="dxa" w:w="50"/>
               <w:left w:type="dxa" w:w="110"/>
@@ -5372,7 +5436,7 @@
       <w:tr>
         <w:tc>
           <w:tcPr>
-            <w:tcW w:type="pct" w:w="2612"/>
+            <w:tcW w:type="pct" w:w="2600"/>
             <w:shd w:fill="FFFFFF" w:val="clear"/>
             <w:tcMar>
               <w:top w:type="dxa" w:w="50"/>
@@ -5393,13 +5457,13 @@
                 <w:sz w:val="14"/>
                 <w:szCs w:val="14"/>
               </w:rPr>
-              <w:t xml:space="preserve">(22)</w:t>
-            </w:r>
-          </w:p>
-        </w:tc>
-        <w:tc>
-          <w:tcPr>
-            <w:tcW w:type="pct" w:w="2388"/>
+              <w:t xml:space="preserve">(24)</w:t>
+            </w:r>
+          </w:p>
+        </w:tc>
+        <w:tc>
+          <w:tcPr>
+            <w:tcW w:type="pct" w:w="2400"/>
             <w:shd w:fill="FBFAF6" w:val="clear"/>
             <w:tcMar>
               <w:top w:type="dxa" w:w="50"/>
@@ -5425,7 +5489,7 @@
       <w:tr>
         <w:tc>
           <w:tcPr>
-            <w:tcW w:type="pct" w:w="2612"/>
+            <w:tcW w:type="pct" w:w="2600"/>
             <w:tcMar>
               <w:top w:type="dxa" w:w="50"/>
               <w:left w:type="dxa" w:w="110"/>
@@ -5448,7 +5512,7 @@
         </w:tc>
         <w:tc>
           <w:tcPr>
-            <w:tcW w:type="pct" w:w="2388"/>
+            <w:tcW w:type="pct" w:w="2400"/>
             <w:tcMar>
               <w:top w:type="dxa" w:w="50"/>
               <w:left w:type="dxa" w:w="110"/>
@@ -5527,7 +5591,7 @@
                 <w:sz w:val="16"/>
                 <w:szCs w:val="16"/>
               </w:rPr>
-              <w:t xml:space="preserve">Interest expense   ·   Depreciation expense   ·   Sales revenue   ·   Net income   ·   Operating income</w:t>
+              <w:t xml:space="preserve">Gross profit   ·   Wages expense   ·   Sales revenue   ·   Net income   ·   Depreciation expense</w:t>
             </w:r>
           </w:p>
         </w:tc>
@@ -6074,7 +6138,7 @@
                 <w:sz w:val="16"/>
                 <w:szCs w:val="16"/>
               </w:rPr>
-              <w:t xml:space="preserve">administrative</w:t>
+              <w:t xml:space="preserve">selling</w:t>
             </w:r>
           </w:p>
         </w:tc>
@@ -6100,14 +6164,14 @@
                 <w:sz w:val="16"/>
                 <w:szCs w:val="16"/>
               </w:rPr>
-              <w:t xml:space="preserve">13  </w:t>
-            </w:r>
-            <w:r>
-              <w:rPr>
-                <w:sz w:val="16"/>
-                <w:szCs w:val="16"/>
-              </w:rPr>
-              <w:t xml:space="preserve">profit</w:t>
+              <w:t xml:space="preserve">14  </w:t>
+            </w:r>
+            <w:r>
+              <w:rPr>
+                <w:sz w:val="16"/>
+                <w:szCs w:val="16"/>
+              </w:rPr>
+              <w:t xml:space="preserve">analyzes</w:t>
             </w:r>
           </w:p>
         </w:tc>
@@ -6142,7 +6206,7 @@
                 <w:sz w:val="16"/>
                 <w:szCs w:val="16"/>
               </w:rPr>
-              <w:t xml:space="preserve">development</w:t>
+              <w:t xml:space="preserve">administrative</w:t>
             </w:r>
           </w:p>
         </w:tc>
@@ -6168,14 +6232,14 @@
                 <w:sz w:val="16"/>
                 <w:szCs w:val="16"/>
               </w:rPr>
-              <w:t xml:space="preserve">14  </w:t>
-            </w:r>
-            <w:r>
-              <w:rPr>
-                <w:sz w:val="16"/>
-                <w:szCs w:val="16"/>
-              </w:rPr>
-              <w:t xml:space="preserve">expenses</w:t>
+              <w:t xml:space="preserve">15  </w:t>
+            </w:r>
+            <w:r>
+              <w:rPr>
+                <w:sz w:val="16"/>
+                <w:szCs w:val="16"/>
+              </w:rPr>
+              <w:t xml:space="preserve">profit</w:t>
             </w:r>
           </w:p>
         </w:tc>
@@ -6210,7 +6274,7 @@
                 <w:sz w:val="16"/>
                 <w:szCs w:val="16"/>
               </w:rPr>
-              <w:t xml:space="preserve">follows</w:t>
+              <w:t xml:space="preserve">development</w:t>
             </w:r>
           </w:p>
         </w:tc>
@@ -6236,14 +6300,14 @@
                 <w:sz w:val="16"/>
                 <w:szCs w:val="16"/>
               </w:rPr>
-              <w:t xml:space="preserve">15  </w:t>
-            </w:r>
-            <w:r>
-              <w:rPr>
-                <w:sz w:val="16"/>
-                <w:szCs w:val="16"/>
-              </w:rPr>
-              <w:t xml:space="preserve">before</w:t>
+              <w:t xml:space="preserve">16  </w:t>
+            </w:r>
+            <w:r>
+              <w:rPr>
+                <w:sz w:val="16"/>
+                <w:szCs w:val="16"/>
+              </w:rPr>
+              <w:t xml:space="preserve">expenses</w:t>
             </w:r>
           </w:p>
         </w:tc>
@@ -6278,7 +6342,7 @@
                 <w:sz w:val="16"/>
                 <w:szCs w:val="16"/>
               </w:rPr>
-              <w:t xml:space="preserve">investment</w:t>
+              <w:t xml:space="preserve">impairments</w:t>
             </w:r>
           </w:p>
         </w:tc>
@@ -6304,14 +6368,14 @@
                 <w:sz w:val="16"/>
                 <w:szCs w:val="16"/>
               </w:rPr>
-              <w:t xml:space="preserve">16  </w:t>
-            </w:r>
-            <w:r>
-              <w:rPr>
-                <w:sz w:val="16"/>
-                <w:szCs w:val="16"/>
-              </w:rPr>
-              <w:t xml:space="preserve">expense</w:t>
+              <w:t xml:space="preserve">17  </w:t>
+            </w:r>
+            <w:r>
+              <w:rPr>
+                <w:sz w:val="16"/>
+                <w:szCs w:val="16"/>
+              </w:rPr>
+              <w:t xml:space="preserve">before</w:t>
             </w:r>
           </w:p>
         </w:tc>
@@ -6346,7 +6410,7 @@
                 <w:sz w:val="16"/>
                 <w:szCs w:val="16"/>
               </w:rPr>
-              <w:t xml:space="preserve">peripheral</w:t>
+              <w:t xml:space="preserve">follows</w:t>
             </w:r>
           </w:p>
         </w:tc>
@@ -6372,14 +6436,14 @@
                 <w:sz w:val="16"/>
                 <w:szCs w:val="16"/>
               </w:rPr>
-              <w:t xml:space="preserve">17  </w:t>
-            </w:r>
-            <w:r>
-              <w:rPr>
-                <w:sz w:val="16"/>
-                <w:szCs w:val="16"/>
-              </w:rPr>
-              <w:t xml:space="preserve">equipment</w:t>
+              <w:t xml:space="preserve">18  </w:t>
+            </w:r>
+            <w:r>
+              <w:rPr>
+                <w:sz w:val="16"/>
+                <w:szCs w:val="16"/>
+              </w:rPr>
+              <w:t xml:space="preserve">expense</w:t>
             </w:r>
           </w:p>
         </w:tc>
@@ -6414,7 +6478,7 @@
                 <w:sz w:val="16"/>
                 <w:szCs w:val="16"/>
               </w:rPr>
-              <w:t xml:space="preserve">transaction</w:t>
+              <w:t xml:space="preserve">investment</w:t>
             </w:r>
           </w:p>
         </w:tc>
@@ -6440,14 +6504,14 @@
                 <w:sz w:val="16"/>
                 <w:szCs w:val="16"/>
               </w:rPr>
-              <w:t xml:space="preserve">18  </w:t>
-            </w:r>
-            <w:r>
-              <w:rPr>
-                <w:sz w:val="16"/>
-                <w:szCs w:val="16"/>
-              </w:rPr>
-              <w:t xml:space="preserve">depreciation</w:t>
+              <w:t xml:space="preserve">19  </w:t>
+            </w:r>
+            <w:r>
+              <w:rPr>
+                <w:sz w:val="16"/>
+                <w:szCs w:val="16"/>
+              </w:rPr>
+              <w:t xml:space="preserve">equipment</w:t>
             </w:r>
           </w:p>
         </w:tc>
@@ -6482,7 +6546,7 @@
                 <w:sz w:val="16"/>
                 <w:szCs w:val="16"/>
               </w:rPr>
-              <w:t xml:space="preserve">reported</w:t>
+              <w:t xml:space="preserve">peripheral</w:t>
             </w:r>
           </w:p>
         </w:tc>
@@ -6508,14 +6572,14 @@
                 <w:sz w:val="16"/>
                 <w:szCs w:val="16"/>
               </w:rPr>
-              <w:t xml:space="preserve">19  </w:t>
-            </w:r>
-            <w:r>
-              <w:rPr>
-                <w:sz w:val="16"/>
-                <w:szCs w:val="16"/>
-              </w:rPr>
-              <w:t xml:space="preserve">Sales revenue</w:t>
+              <w:t xml:space="preserve">20  </w:t>
+            </w:r>
+            <w:r>
+              <w:rPr>
+                <w:sz w:val="16"/>
+                <w:szCs w:val="16"/>
+              </w:rPr>
+              <w:t xml:space="preserve">depreciation</w:t>
             </w:r>
           </w:p>
         </w:tc>
@@ -6550,7 +6614,7 @@
                 <w:sz w:val="16"/>
                 <w:szCs w:val="16"/>
               </w:rPr>
-              <w:t xml:space="preserve">carrying</w:t>
+              <w:t xml:space="preserve">transaction</w:t>
             </w:r>
           </w:p>
         </w:tc>
@@ -6576,14 +6640,14 @@
                 <w:sz w:val="16"/>
                 <w:szCs w:val="16"/>
               </w:rPr>
-              <w:t xml:space="preserve">20  </w:t>
-            </w:r>
-            <w:r>
-              <w:rPr>
-                <w:sz w:val="16"/>
-                <w:szCs w:val="16"/>
-              </w:rPr>
-              <w:t xml:space="preserve">Depreciation expense</w:t>
+              <w:t xml:space="preserve">21  </w:t>
+            </w:r>
+            <w:r>
+              <w:rPr>
+                <w:sz w:val="16"/>
+                <w:szCs w:val="16"/>
+              </w:rPr>
+              <w:t xml:space="preserve">Sales revenue</w:t>
             </w:r>
           </w:p>
         </w:tc>
@@ -6618,7 +6682,7 @@
                 <w:sz w:val="16"/>
                 <w:szCs w:val="16"/>
               </w:rPr>
-              <w:t xml:space="preserve">deducted</w:t>
+              <w:t xml:space="preserve">reported</w:t>
             </w:r>
           </w:p>
         </w:tc>
@@ -6644,14 +6708,14 @@
                 <w:sz w:val="16"/>
                 <w:szCs w:val="16"/>
               </w:rPr>
-              <w:t xml:space="preserve">21  </w:t>
-            </w:r>
-            <w:r>
-              <w:rPr>
-                <w:sz w:val="16"/>
-                <w:szCs w:val="16"/>
-              </w:rPr>
-              <w:t xml:space="preserve">Operating income</w:t>
+              <w:t xml:space="preserve">22  </w:t>
+            </w:r>
+            <w:r>
+              <w:rPr>
+                <w:sz w:val="16"/>
+                <w:szCs w:val="16"/>
+              </w:rPr>
+              <w:t xml:space="preserve">Wages expense</w:t>
             </w:r>
           </w:p>
         </w:tc>
@@ -6686,7 +6750,7 @@
                 <w:sz w:val="16"/>
                 <w:szCs w:val="16"/>
               </w:rPr>
-              <w:t xml:space="preserve">statement</w:t>
+              <w:t xml:space="preserve">carrying</w:t>
             </w:r>
           </w:p>
         </w:tc>
@@ -6712,14 +6776,14 @@
                 <w:sz w:val="16"/>
                 <w:szCs w:val="16"/>
               </w:rPr>
-              <w:t xml:space="preserve">22  </w:t>
-            </w:r>
-            <w:r>
-              <w:rPr>
-                <w:sz w:val="16"/>
-                <w:szCs w:val="16"/>
-              </w:rPr>
-              <w:t xml:space="preserve">Net income</w:t>
+              <w:t xml:space="preserve">23  </w:t>
+            </w:r>
+            <w:r>
+              <w:rPr>
+                <w:sz w:val="16"/>
+                <w:szCs w:val="16"/>
+              </w:rPr>
+              <w:t xml:space="preserve">Depreciation expense</w:t>
             </w:r>
           </w:p>
         </w:tc>
@@ -6754,7 +6818,7 @@
                 <w:sz w:val="16"/>
                 <w:szCs w:val="16"/>
               </w:rPr>
-              <w:t xml:space="preserve">weighted-average</w:t>
+              <w:t xml:space="preserve">deducted</w:t>
             </w:r>
           </w:p>
         </w:tc>
@@ -6780,14 +6844,14 @@
                 <w:sz w:val="16"/>
                 <w:szCs w:val="16"/>
               </w:rPr>
-              <w:t xml:space="preserve">23  </w:t>
-            </w:r>
-            <w:r>
-              <w:rPr>
-                <w:sz w:val="16"/>
-                <w:szCs w:val="16"/>
-              </w:rPr>
-              <w:t xml:space="preserve">other income and expense</w:t>
+              <w:t xml:space="preserve">24  </w:t>
+            </w:r>
+            <w:r>
+              <w:rPr>
+                <w:sz w:val="16"/>
+                <w:szCs w:val="16"/>
+              </w:rPr>
+              <w:t xml:space="preserve">Net income</w:t>
             </w:r>
           </w:p>
         </w:tc>
@@ -6822,7 +6886,7 @@
                 <w:sz w:val="16"/>
                 <w:szCs w:val="16"/>
               </w:rPr>
-              <w:t xml:space="preserve">analyzes</w:t>
+              <w:t xml:space="preserve">statement</w:t>
             </w:r>
           </w:p>
         </w:tc>
@@ -6848,7 +6912,75 @@
                 <w:sz w:val="16"/>
                 <w:szCs w:val="16"/>
               </w:rPr>
-              <w:t xml:space="preserve">24  </w:t>
+              <w:t xml:space="preserve">25  </w:t>
+            </w:r>
+            <w:r>
+              <w:rPr>
+                <w:sz w:val="16"/>
+                <w:szCs w:val="16"/>
+              </w:rPr>
+              <w:t xml:space="preserve">other income and expense</w:t>
+            </w:r>
+          </w:p>
+        </w:tc>
+      </w:tr>
+      <w:tr>
+        <w:tc>
+          <w:tcPr>
+            <w:tcW w:type="pct" w:w="2500"/>
+            <w:tcMar>
+              <w:top w:type="dxa" w:w="20"/>
+              <w:left w:type="dxa" w:w="80"/>
+              <w:bottom w:type="dxa" w:w="20"/>
+              <w:right w:type="dxa" w:w="80"/>
+            </w:tcMar>
+          </w:tcPr>
+          <w:p>
+            <w:pPr>
+              <w:spacing w:before="12" w:after="12"/>
+            </w:pPr>
+            <w:r>
+              <w:rPr>
+                <w:b/>
+                <w:bCs/>
+                <w:color w:val="8186EF"/>
+                <w:sz w:val="16"/>
+                <w:szCs w:val="16"/>
+              </w:rPr>
+              <w:t xml:space="preserve">13  </w:t>
+            </w:r>
+            <w:r>
+              <w:rPr>
+                <w:sz w:val="16"/>
+                <w:szCs w:val="16"/>
+              </w:rPr>
+              <w:t xml:space="preserve">weighted-average</w:t>
+            </w:r>
+          </w:p>
+        </w:tc>
+        <w:tc>
+          <w:tcPr>
+            <w:tcW w:type="pct" w:w="2500"/>
+            <w:tcMar>
+              <w:top w:type="dxa" w:w="20"/>
+              <w:left w:type="dxa" w:w="80"/>
+              <w:bottom w:type="dxa" w:w="20"/>
+              <w:right w:type="dxa" w:w="80"/>
+            </w:tcMar>
+          </w:tcPr>
+          <w:p>
+            <w:pPr>
+              <w:spacing w:before="12" w:after="12"/>
+            </w:pPr>
+            <w:r>
+              <w:rPr>
+                <w:b/>
+                <w:bCs/>
+                <w:color w:val="8186EF"/>
+                <w:sz w:val="16"/>
+                <w:szCs w:val="16"/>
+              </w:rPr>
+              <w:t xml:space="preserve">26  </w:t>
             </w:r>
             <w:r>
               <w:rPr>
@@ -13575,8 +13707,8 @@
         </w:tblBorders>
       </w:tblPr>
       <w:tblGrid>
-        <w:gridCol w:w="4586"/>
-        <w:gridCol w:w="5014"/>
+        <w:gridCol w:w="4608"/>
+        <w:gridCol w:w="4992"/>
       </w:tblGrid>
       <w:tr>
         <w:tc>
@@ -13611,7 +13743,7 @@
       <w:tr>
         <w:tc>
           <w:tcPr>
-            <w:tcW w:type="pct" w:w="2389"/>
+            <w:tcW w:type="pct" w:w="2400"/>
             <w:shd w:fill="353A7C" w:val="clear"/>
             <w:tcMar>
               <w:top w:type="dxa" w:w="50"/>
@@ -13638,7 +13770,7 @@
         </w:tc>
         <w:tc>
           <w:tcPr>
-            <w:tcW w:type="pct" w:w="2611"/>
+            <w:tcW w:type="pct" w:w="2600"/>
             <w:shd w:fill="353A7C" w:val="clear"/>
             <w:tcMar>
               <w:top w:type="dxa" w:w="50"/>
@@ -13667,7 +13799,7 @@
       <w:tr>
         <w:tc>
           <w:tcPr>
-            <w:tcW w:type="pct" w:w="2389"/>
+            <w:tcW w:type="pct" w:w="2400"/>
             <w:tcMar>
               <w:top w:type="dxa" w:w="50"/>
               <w:left w:type="dxa" w:w="110"/>
@@ -13690,7 +13822,7 @@
         </w:tc>
         <w:tc>
           <w:tcPr>
-            <w:tcW w:type="pct" w:w="2611"/>
+            <w:tcW w:type="pct" w:w="2600"/>
             <w:tcMar>
               <w:top w:type="dxa" w:w="50"/>
               <w:left w:type="dxa" w:w="110"/>
@@ -13715,7 +13847,7 @@
       <w:tr>
         <w:tc>
           <w:tcPr>
-            <w:tcW w:type="pct" w:w="2389"/>
+            <w:tcW w:type="pct" w:w="2400"/>
             <w:shd w:fill="FBFAF6" w:val="clear"/>
             <w:tcMar>
               <w:top w:type="dxa" w:w="50"/>
@@ -13739,7 +13871,7 @@
         </w:tc>
         <w:tc>
           <w:tcPr>
-            <w:tcW w:type="pct" w:w="2611"/>
+            <w:tcW w:type="pct" w:w="2600"/>
             <w:shd w:fill="FBFAF6" w:val="clear"/>
             <w:tcMar>
               <w:top w:type="dxa" w:w="50"/>
@@ -13765,7 +13897,7 @@
       <w:tr>
         <w:tc>
           <w:tcPr>
-            <w:tcW w:type="pct" w:w="2389"/>
+            <w:tcW w:type="pct" w:w="2400"/>
             <w:tcMar>
               <w:top w:type="dxa" w:w="50"/>
               <w:left w:type="dxa" w:w="110"/>
@@ -13788,7 +13920,7 @@
         </w:tc>
         <w:tc>
           <w:tcPr>
-            <w:tcW w:type="pct" w:w="2611"/>
+            <w:tcW w:type="pct" w:w="2600"/>
             <w:tcMar>
               <w:top w:type="dxa" w:w="50"/>
               <w:left w:type="dxa" w:w="110"/>
@@ -13813,7 +13945,7 @@
       <w:tr>
         <w:tc>
           <w:tcPr>
-            <w:tcW w:type="pct" w:w="2389"/>
+            <w:tcW w:type="pct" w:w="2400"/>
             <w:shd w:fill="FBFAF6" w:val="clear"/>
             <w:tcMar>
               <w:top w:type="dxa" w:w="50"/>
@@ -13837,7 +13969,7 @@
         </w:tc>
         <w:tc>
           <w:tcPr>
-            <w:tcW w:type="pct" w:w="2611"/>
+            <w:tcW w:type="pct" w:w="2600"/>
             <w:shd w:fill="FBFAF6" w:val="clear"/>
             <w:tcMar>
               <w:top w:type="dxa" w:w="50"/>
@@ -13863,7 +13995,7 @@
       <w:tr>
         <w:tc>
           <w:tcPr>
-            <w:tcW w:type="pct" w:w="2389"/>
+            <w:tcW w:type="pct" w:w="2400"/>
             <w:tcMar>
               <w:top w:type="dxa" w:w="50"/>
               <w:left w:type="dxa" w:w="110"/>
@@ -13886,7 +14018,7 @@
         </w:tc>
         <w:tc>
           <w:tcPr>
-            <w:tcW w:type="pct" w:w="2611"/>
+            <w:tcW w:type="pct" w:w="2600"/>
             <w:tcMar>
               <w:top w:type="dxa" w:w="50"/>
               <w:left w:type="dxa" w:w="110"/>
@@ -13911,7 +14043,7 @@
       <w:tr>
         <w:tc>
           <w:tcPr>
-            <w:tcW w:type="pct" w:w="2389"/>
+            <w:tcW w:type="pct" w:w="2400"/>
             <w:shd w:fill="FBFAF6" w:val="clear"/>
             <w:tcMar>
               <w:top w:type="dxa" w:w="50"/>
@@ -13935,7 +14067,7 @@
         </w:tc>
         <w:tc>
           <w:tcPr>
-            <w:tcW w:type="pct" w:w="2611"/>
+            <w:tcW w:type="pct" w:w="2600"/>
             <w:shd w:fill="FBFAF6" w:val="clear"/>
             <w:tcMar>
               <w:top w:type="dxa" w:w="50"/>
@@ -13961,7 +14093,7 @@
       <w:tr>
         <w:tc>
           <w:tcPr>
-            <w:tcW w:type="pct" w:w="2389"/>
+            <w:tcW w:type="pct" w:w="2400"/>
             <w:tcMar>
               <w:top w:type="dxa" w:w="50"/>
               <w:left w:type="dxa" w:w="110"/>
@@ -13984,7 +14116,7 @@
         </w:tc>
         <w:tc>
           <w:tcPr>
-            <w:tcW w:type="pct" w:w="2611"/>
+            <w:tcW w:type="pct" w:w="2600"/>
             <w:tcMar>
               <w:top w:type="dxa" w:w="50"/>
               <w:left w:type="dxa" w:w="110"/>
@@ -14009,7 +14141,7 @@
       <w:tr>
         <w:tc>
           <w:tcPr>
-            <w:tcW w:type="pct" w:w="2389"/>
+            <w:tcW w:type="pct" w:w="2400"/>
             <w:shd w:fill="FBFAF6" w:val="clear"/>
             <w:tcMar>
               <w:top w:type="dxa" w:w="50"/>
@@ -14033,7 +14165,7 @@
         </w:tc>
         <w:tc>
           <w:tcPr>
-            <w:tcW w:type="pct" w:w="2611"/>
+            <w:tcW w:type="pct" w:w="2600"/>
             <w:shd w:fill="FBFAF6" w:val="clear"/>
             <w:tcMar>
               <w:top w:type="dxa" w:w="50"/>
@@ -14059,7 +14191,7 @@
       <w:tr>
         <w:tc>
           <w:tcPr>
-            <w:tcW w:type="pct" w:w="2389"/>
+            <w:tcW w:type="pct" w:w="2400"/>
             <w:tcMar>
               <w:top w:type="dxa" w:w="50"/>
               <w:left w:type="dxa" w:w="110"/>
@@ -14082,7 +14214,7 @@
         </w:tc>
         <w:tc>
           <w:tcPr>
-            <w:tcW w:type="pct" w:w="2611"/>
+            <w:tcW w:type="pct" w:w="2600"/>
             <w:tcMar>
               <w:top w:type="dxa" w:w="50"/>
               <w:left w:type="dxa" w:w="110"/>
@@ -14139,7 +14271,7 @@
       <w:tr>
         <w:tc>
           <w:tcPr>
-            <w:tcW w:type="pct" w:w="2389"/>
+            <w:tcW w:type="pct" w:w="2400"/>
             <w:shd w:fill="FBFAF6" w:val="clear"/>
             <w:tcMar>
               <w:top w:type="dxa" w:w="50"/>
@@ -14163,7 +14295,7 @@
         </w:tc>
         <w:tc>
           <w:tcPr>
-            <w:tcW w:type="pct" w:w="2611"/>
+            <w:tcW w:type="pct" w:w="2600"/>
             <w:shd w:fill="FBFAF6" w:val="clear"/>
             <w:tcMar>
               <w:top w:type="dxa" w:w="50"/>
@@ -14189,7 +14321,7 @@
       <w:tr>
         <w:tc>
           <w:tcPr>
-            <w:tcW w:type="pct" w:w="2389"/>
+            <w:tcW w:type="pct" w:w="2400"/>
             <w:tcMar>
               <w:top w:type="dxa" w:w="50"/>
               <w:left w:type="dxa" w:w="110"/>
@@ -14212,7 +14344,7 @@
         </w:tc>
         <w:tc>
           <w:tcPr>
-            <w:tcW w:type="pct" w:w="2611"/>
+            <w:tcW w:type="pct" w:w="2600"/>
             <w:tcMar>
               <w:top w:type="dxa" w:w="50"/>
               <w:left w:type="dxa" w:w="110"/>
@@ -14269,7 +14401,7 @@
       <w:tr>
         <w:tc>
           <w:tcPr>
-            <w:tcW w:type="pct" w:w="2389"/>
+            <w:tcW w:type="pct" w:w="2400"/>
             <w:shd w:fill="FBFAF6" w:val="clear"/>
             <w:tcMar>
               <w:top w:type="dxa" w:w="50"/>
@@ -14293,7 +14425,7 @@
         </w:tc>
         <w:tc>
           <w:tcPr>
-            <w:tcW w:type="pct" w:w="2611"/>
+            <w:tcW w:type="pct" w:w="2600"/>
             <w:shd w:fill="FBFAF6" w:val="clear"/>
             <w:tcMar>
               <w:top w:type="dxa" w:w="50"/>

--- a/CMA_Summaries_B1_Ch03.docx
+++ b/CMA_Summaries_B1_Ch03.docx
@@ -749,7 +749,318 @@
                 <w:sz w:val="16"/>
                 <w:szCs w:val="16"/>
               </w:rPr>
-              <w:t xml:space="preserve">interest   ·   balance   ·   increases   ·   company's   ·   whether   ·   profitable   ·   usually   ·   Managers   ·   competitors   ·   result   ·   Investors   ·   Lenders   ·   photograph</w:t>
+              <w:t xml:space="preserve">interest   ·   balance   ·   increases   ·   company's   ·   earnings   ·   profitable   ·   usually   ·   Managers   ·   competitors   ·   result   ·   Investors   ·   Lenders   ·   photograph</w:t>
+            </w:r>
+          </w:p>
+        </w:tc>
+      </w:tr>
+    </w:tbl>
+    <w:p/>
+    <w:p>
+      <w:pPr>
+        <w:spacing w:before="44" w:after="14"/>
+      </w:pPr>
+      <w:r>
+        <w:rPr>
+          <w:b/>
+          <w:bCs/>
+          <w:color w:val="353A7C"/>
+          <w:sz w:val="18"/>
+          <w:szCs w:val="18"/>
+        </w:rPr>
+        <w:t xml:space="preserve">Summary 2</w:t>
+      </w:r>
+      <w:r>
+        <w:rPr>
+          <w:color w:val="6B7280"/>
+          <w:sz w:val="16"/>
+          <w:szCs w:val="16"/>
+        </w:rPr>
+        <w:t xml:space="preserve">      gaps 15–20</w:t>
+      </w:r>
+    </w:p>
+    <w:p>
+      <w:pPr>
+        <w:spacing w:before="20" w:after="20" w:line="360" w:lineRule="auto"/>
+        <w:ind w:left="200"/>
+      </w:pPr>
+      <w:r>
+        <w:rPr>
+          <w:sz w:val="19"/>
+          <w:szCs w:val="19"/>
+        </w:rPr>
+        <w:t xml:space="preserve">All the </w:t>
+      </w:r>
+      <w:r>
+        <w:rPr>
+          <w:b/>
+          <w:bCs/>
+          <w:color w:val="8186EF"/>
+          <w:sz w:val="15"/>
+          <w:szCs w:val="15"/>
+        </w:rPr>
+        <w:t xml:space="preserve"> (15) </w:t>
+      </w:r>
+      <w:r>
+        <w:rPr>
+          <w:u w:val="single"/>
+          <w:sz w:val="19"/>
+          <w:szCs w:val="19"/>
+        </w:rPr>
+        <w:t xml:space="preserve">           </w:t>
+      </w:r>
+      <w:r>
+        <w:rPr>
+          <w:sz w:val="19"/>
+          <w:szCs w:val="19"/>
+        </w:rPr>
+        <w:t xml:space="preserve"> </w:t>
+      </w:r>
+      <w:r>
+        <w:rPr>
+          <w:sz w:val="19"/>
+          <w:szCs w:val="19"/>
+        </w:rPr>
+        <w:t xml:space="preserve"> come from the same </w:t>
+      </w:r>
+      <w:r>
+        <w:rPr>
+          <w:b/>
+          <w:bCs/>
+          <w:color w:val="8186EF"/>
+          <w:sz w:val="15"/>
+          <w:szCs w:val="15"/>
+        </w:rPr>
+        <w:t xml:space="preserve"> (16) </w:t>
+      </w:r>
+      <w:r>
+        <w:rPr>
+          <w:u w:val="single"/>
+          <w:sz w:val="19"/>
+          <w:szCs w:val="19"/>
+        </w:rPr>
+        <w:t xml:space="preserve">           </w:t>
+      </w:r>
+      <w:r>
+        <w:rPr>
+          <w:sz w:val="19"/>
+          <w:szCs w:val="19"/>
+        </w:rPr>
+        <w:t xml:space="preserve"> </w:t>
+      </w:r>
+      <w:r>
+        <w:rPr>
+          <w:sz w:val="19"/>
+          <w:szCs w:val="19"/>
+        </w:rPr>
+        <w:t xml:space="preserve"> as the balance sheet. </w:t>
+      </w:r>
+      <w:r>
+        <w:rPr>
+          <w:sz w:val="19"/>
+          <w:szCs w:val="19"/>
+        </w:rPr>
+        <w:t xml:space="preserve">For example, the </w:t>
+      </w:r>
+      <w:r>
+        <w:rPr>
+          <w:b/>
+          <w:bCs/>
+          <w:color w:val="8186EF"/>
+          <w:sz w:val="15"/>
+          <w:szCs w:val="15"/>
+        </w:rPr>
+        <w:t xml:space="preserve"> (17) </w:t>
+      </w:r>
+      <w:r>
+        <w:rPr>
+          <w:u w:val="single"/>
+          <w:sz w:val="19"/>
+          <w:szCs w:val="19"/>
+        </w:rPr>
+        <w:t xml:space="preserve">            </w:t>
+      </w:r>
+      <w:r>
+        <w:rPr>
+          <w:sz w:val="19"/>
+          <w:szCs w:val="19"/>
+        </w:rPr>
+        <w:t xml:space="preserve"> </w:t>
+      </w:r>
+      <w:r>
+        <w:rPr>
+          <w:sz w:val="19"/>
+          <w:szCs w:val="19"/>
+        </w:rPr>
+        <w:t xml:space="preserve"> losses are the ones you calculated in, and the </w:t>
+      </w:r>
+      <w:r>
+        <w:rPr>
+          <w:b/>
+          <w:bCs/>
+          <w:color w:val="8186EF"/>
+          <w:sz w:val="15"/>
+          <w:szCs w:val="15"/>
+        </w:rPr>
+        <w:t xml:space="preserve"> (18) </w:t>
+      </w:r>
+      <w:r>
+        <w:rPr>
+          <w:u w:val="single"/>
+          <w:sz w:val="19"/>
+          <w:szCs w:val="19"/>
+        </w:rPr>
+        <w:t xml:space="preserve">               </w:t>
+      </w:r>
+      <w:r>
+        <w:rPr>
+          <w:sz w:val="19"/>
+          <w:szCs w:val="19"/>
+        </w:rPr>
+        <w:t xml:space="preserve"> </w:t>
+      </w:r>
+      <w:r>
+        <w:rPr>
+          <w:sz w:val="19"/>
+          <w:szCs w:val="19"/>
+        </w:rPr>
+        <w:t xml:space="preserve"> income comes. </w:t>
+      </w:r>
+      <w:r>
+        <w:rPr>
+          <w:sz w:val="19"/>
+          <w:szCs w:val="19"/>
+        </w:rPr>
+        <w:t xml:space="preserve">The </w:t>
+      </w:r>
+      <w:r>
+        <w:rPr>
+          <w:b/>
+          <w:bCs/>
+          <w:color w:val="8186EF"/>
+          <w:sz w:val="15"/>
+          <w:szCs w:val="15"/>
+        </w:rPr>
+        <w:t xml:space="preserve"> (19) </w:t>
+      </w:r>
+      <w:r>
+        <w:rPr>
+          <w:u w:val="single"/>
+          <w:sz w:val="19"/>
+          <w:szCs w:val="19"/>
+        </w:rPr>
+        <w:t xml:space="preserve">             </w:t>
+      </w:r>
+      <w:r>
+        <w:rPr>
+          <w:sz w:val="19"/>
+          <w:szCs w:val="19"/>
+        </w:rPr>
+        <w:t xml:space="preserve"> </w:t>
+      </w:r>
+      <w:r>
+        <w:rPr>
+          <w:sz w:val="19"/>
+          <w:szCs w:val="19"/>
+        </w:rPr>
+        <w:t xml:space="preserve"> form is simpler to read, but it hides useful </w:t>
+      </w:r>
+      <w:r>
+        <w:rPr>
+          <w:b/>
+          <w:bCs/>
+          <w:color w:val="8186EF"/>
+          <w:sz w:val="15"/>
+          <w:szCs w:val="15"/>
+        </w:rPr>
+        <w:t xml:space="preserve"> (20) </w:t>
+      </w:r>
+      <w:r>
+        <w:rPr>
+          <w:u w:val="single"/>
+          <w:sz w:val="19"/>
+          <w:szCs w:val="19"/>
+        </w:rPr>
+        <w:t xml:space="preserve">             </w:t>
+      </w:r>
+      <w:r>
+        <w:rPr>
+          <w:sz w:val="19"/>
+          <w:szCs w:val="19"/>
+        </w:rPr>
+        <w:t xml:space="preserve"> </w:t>
+      </w:r>
+      <w:r>
+        <w:rPr>
+          <w:sz w:val="19"/>
+          <w:szCs w:val="19"/>
+        </w:rPr>
+        <w:t xml:space="preserve">. </w:t>
+      </w:r>
+      <w:r>
+        <w:rPr>
+          <w:sz w:val="19"/>
+          <w:szCs w:val="19"/>
+        </w:rPr>
+        <w:t xml:space="preserve">The multi-step form tells a reader that Orontes's main business earned $4,176,000 before interest and tax, and that other items reduced this by a net $217,200. </w:t>
+      </w:r>
+    </w:p>
+    <w:tbl>
+      <w:tblPr>
+        <w:tblW w:type="pct" w:w="100%"/>
+        <w:tblLayout w:type="fixed"/>
+        <w:tblBorders>
+          <w:top w:val="single" w:color="FBFAF6" w:sz="4"/>
+          <w:left w:val="single" w:color="FBFAF6" w:sz="4"/>
+          <w:bottom w:val="single" w:color="FBFAF6" w:sz="4"/>
+          <w:right w:val="single" w:color="FBFAF6" w:sz="4"/>
+          <w:insideH w:val="single" w:color="FBFAF6" w:sz="4"/>
+          <w:insideV w:val="single" w:color="FBFAF6" w:sz="4"/>
+        </w:tblBorders>
+      </w:tblPr>
+      <w:tblGrid>
+        <w:gridCol w:w="9600"/>
+      </w:tblGrid>
+      <w:tr>
+        <w:tc>
+          <w:tcPr>
+            <w:tcW w:type="pct" w:w="5000"/>
+            <w:shd w:fill="FBFAF6" w:val="clear"/>
+            <w:tcMar>
+              <w:top w:type="dxa" w:w="40"/>
+              <w:left w:type="dxa" w:w="100"/>
+              <w:bottom w:type="dxa" w:w="40"/>
+              <w:right w:type="dxa" w:w="100"/>
+            </w:tcMar>
+          </w:tcPr>
+          <w:p>
+            <w:pPr>
+              <w:spacing w:before="18" w:after="6"/>
+            </w:pPr>
+            <w:r>
+              <w:rPr>
+                <w:b/>
+                <w:bCs/>
+                <w:color w:val="6B7280"/>
+                <w:sz w:val="14"/>
+                <w:szCs w:val="14"/>
+              </w:rPr>
+              <w:t xml:space="preserve">word list</w:t>
+            </w:r>
+          </w:p>
+          <w:p>
+            <w:pPr>
+              <w:spacing w:before="0" w:after="18"/>
+            </w:pPr>
+            <w:r>
+              <w:rPr>
+                <w:b/>
+                <w:bCs/>
+                <w:color w:val="353A7C"/>
+                <w:sz w:val="16"/>
+                <w:szCs w:val="16"/>
+              </w:rPr>
+              <w:t xml:space="preserve">records   ·   information   ·   single-step   ·   usually   ·   equity-method   ·   impairment   ·   amounts</w:t>
             </w:r>
           </w:p>
         </w:tc>
@@ -875,6 +1186,7 @@
         <w:tc>
           <w:tcPr>
             <w:tcW w:type="pct" w:w="2600"/>
+            <w:shd w:fill="FFFFFF" w:val="clear"/>
             <w:tcMar>
               <w:top w:type="dxa" w:w="50"/>
               <w:left w:type="dxa" w:w="110"/>
@@ -884,14 +1196,17 @@
           </w:tcPr>
           <w:p>
             <w:pPr>
-              <w:spacing w:before="28" w:after="28"/>
-            </w:pPr>
-            <w:r>
-              <w:rPr>
-                <w:sz w:val="15"/>
-                <w:szCs w:val="15"/>
-              </w:rPr>
-              <w:t xml:space="preserve">Net sales</w:t>
+              <w:spacing w:before="46" w:after="46"/>
+            </w:pPr>
+            <w:r>
+              <w:rPr>
+                <w:b/>
+                <w:bCs/>
+                <w:color w:val="8186EF"/>
+                <w:sz w:val="14"/>
+                <w:szCs w:val="14"/>
+              </w:rPr>
+              <w:t xml:space="preserve">(21)</w:t>
             </w:r>
           </w:p>
         </w:tc>
@@ -923,7 +1238,7 @@
         <w:tc>
           <w:tcPr>
             <w:tcW w:type="pct" w:w="2600"/>
-            <w:shd w:fill="FFFFFF" w:val="clear"/>
+            <w:shd w:fill="FBFAF6" w:val="clear"/>
             <w:tcMar>
               <w:top w:type="dxa" w:w="50"/>
               <w:left w:type="dxa" w:w="110"/>
@@ -933,17 +1248,14 @@
           </w:tcPr>
           <w:p>
             <w:pPr>
-              <w:spacing w:before="46" w:after="46"/>
-            </w:pPr>
-            <w:r>
-              <w:rPr>
-                <w:b/>
-                <w:bCs/>
-                <w:color w:val="8186EF"/>
-                <w:sz w:val="14"/>
-                <w:szCs w:val="14"/>
-              </w:rPr>
-              <w:t xml:space="preserve">(15)</w:t>
+              <w:spacing w:before="28" w:after="28"/>
+            </w:pPr>
+            <w:r>
+              <w:rPr>
+                <w:sz w:val="15"/>
+                <w:szCs w:val="15"/>
+              </w:rPr>
+              <w:t xml:space="preserve">Cost of goods sold</w:t>
             </w:r>
           </w:p>
         </w:tc>
@@ -1074,6 +1386,7 @@
         <w:tc>
           <w:tcPr>
             <w:tcW w:type="pct" w:w="2600"/>
+            <w:shd w:fill="FFFFFF" w:val="clear"/>
             <w:tcMar>
               <w:top w:type="dxa" w:w="50"/>
               <w:left w:type="dxa" w:w="110"/>
@@ -1083,14 +1396,17 @@
           </w:tcPr>
           <w:p>
             <w:pPr>
-              <w:spacing w:before="28" w:after="28"/>
-            </w:pPr>
-            <w:r>
-              <w:rPr>
-                <w:sz w:val="15"/>
-                <w:szCs w:val="15"/>
-              </w:rPr>
-              <w:t xml:space="preserve">Selling, general and administrative</w:t>
+              <w:spacing w:before="46" w:after="46"/>
+            </w:pPr>
+            <w:r>
+              <w:rPr>
+                <w:b/>
+                <w:bCs/>
+                <w:color w:val="8186EF"/>
+                <w:sz w:val="14"/>
+                <w:szCs w:val="14"/>
+              </w:rPr>
+              <w:t xml:space="preserve">(22)</w:t>
             </w:r>
           </w:p>
         </w:tc>
@@ -1122,7 +1438,7 @@
         <w:tc>
           <w:tcPr>
             <w:tcW w:type="pct" w:w="2600"/>
-            <w:shd w:fill="FBFAF6" w:val="clear"/>
+            <w:shd w:fill="FFFFFF" w:val="clear"/>
             <w:tcMar>
               <w:top w:type="dxa" w:w="50"/>
               <w:left w:type="dxa" w:w="110"/>
@@ -1132,14 +1448,17 @@
           </w:tcPr>
           <w:p>
             <w:pPr>
-              <w:spacing w:before="28" w:after="28"/>
-            </w:pPr>
-            <w:r>
-              <w:rPr>
-                <w:sz w:val="15"/>
-                <w:szCs w:val="15"/>
-              </w:rPr>
-              <w:t xml:space="preserve">Credit loss expense</w:t>
+              <w:spacing w:before="46" w:after="46"/>
+            </w:pPr>
+            <w:r>
+              <w:rPr>
+                <w:b/>
+                <w:bCs/>
+                <w:color w:val="8186EF"/>
+                <w:sz w:val="14"/>
+                <w:szCs w:val="14"/>
+              </w:rPr>
+              <w:t xml:space="preserve">(23)</w:t>
             </w:r>
           </w:p>
         </w:tc>
@@ -1172,7 +1491,6 @@
         <w:tc>
           <w:tcPr>
             <w:tcW w:type="pct" w:w="2600"/>
-            <w:shd w:fill="FFFFFF" w:val="clear"/>
             <w:tcMar>
               <w:top w:type="dxa" w:w="50"/>
               <w:left w:type="dxa" w:w="110"/>
@@ -1182,17 +1500,14 @@
           </w:tcPr>
           <w:p>
             <w:pPr>
-              <w:spacing w:before="46" w:after="46"/>
-            </w:pPr>
-            <w:r>
-              <w:rPr>
-                <w:b/>
-                <w:bCs/>
-                <w:color w:val="8186EF"/>
-                <w:sz w:val="14"/>
-                <w:szCs w:val="14"/>
-              </w:rPr>
-              <w:t xml:space="preserve">(16)</w:t>
+              <w:spacing w:before="28" w:after="28"/>
+            </w:pPr>
+            <w:r>
+              <w:rPr>
+                <w:sz w:val="15"/>
+                <w:szCs w:val="15"/>
+              </w:rPr>
+              <w:t xml:space="preserve">Research and development</w:t>
             </w:r>
           </w:p>
         </w:tc>
@@ -1294,7 +1609,7 @@
                 <w:sz w:val="14"/>
                 <w:szCs w:val="14"/>
               </w:rPr>
-              <w:t xml:space="preserve">(17)</w:t>
+              <w:t xml:space="preserve">(24)</w:t>
             </w:r>
           </w:p>
         </w:tc>
@@ -1346,7 +1661,7 @@
                 <w:sz w:val="14"/>
                 <w:szCs w:val="14"/>
               </w:rPr>
-              <w:t xml:space="preserve">(18)</w:t>
+              <w:t xml:space="preserve">(25)</w:t>
             </w:r>
           </w:p>
         </w:tc>
@@ -1525,7 +1840,7 @@
         <w:tc>
           <w:tcPr>
             <w:tcW w:type="pct" w:w="2600"/>
-            <w:shd w:fill="FFFFFF" w:val="clear"/>
+            <w:shd w:fill="FBFAF6" w:val="clear"/>
             <w:tcMar>
               <w:top w:type="dxa" w:w="50"/>
               <w:left w:type="dxa" w:w="110"/>
@@ -1535,17 +1850,14 @@
           </w:tcPr>
           <w:p>
             <w:pPr>
-              <w:spacing w:before="46" w:after="46"/>
-            </w:pPr>
-            <w:r>
-              <w:rPr>
-                <w:b/>
-                <w:bCs/>
-                <w:color w:val="8186EF"/>
-                <w:sz w:val="14"/>
-                <w:szCs w:val="14"/>
-              </w:rPr>
-              <w:t xml:space="preserve">(19)</w:t>
+              <w:spacing w:before="28" w:after="28"/>
+            </w:pPr>
+            <w:r>
+              <w:rPr>
+                <w:sz w:val="15"/>
+                <w:szCs w:val="15"/>
+              </w:rPr>
+              <w:t xml:space="preserve">Unrealized gains on securities</w:t>
             </w:r>
           </w:p>
         </w:tc>
@@ -1598,7 +1910,7 @@
                 <w:sz w:val="14"/>
                 <w:szCs w:val="14"/>
               </w:rPr>
-              <w:t xml:space="preserve">(20)</w:t>
+              <w:t xml:space="preserve">(26)</w:t>
             </w:r>
           </w:p>
         </w:tc>
@@ -1630,7 +1942,7 @@
         <w:tc>
           <w:tcPr>
             <w:tcW w:type="pct" w:w="2600"/>
-            <w:shd w:fill="FBFAF6" w:val="clear"/>
+            <w:shd w:fill="FFFFFF" w:val="clear"/>
             <w:tcMar>
               <w:top w:type="dxa" w:w="50"/>
               <w:left w:type="dxa" w:w="110"/>
@@ -1640,14 +1952,17 @@
           </w:tcPr>
           <w:p>
             <w:pPr>
-              <w:spacing w:before="28" w:after="28"/>
-            </w:pPr>
-            <w:r>
-              <w:rPr>
-                <w:sz w:val="15"/>
-                <w:szCs w:val="15"/>
-              </w:rPr>
-              <w:t xml:space="preserve">Gain on sale of equipment</w:t>
+              <w:spacing w:before="46" w:after="46"/>
+            </w:pPr>
+            <w:r>
+              <w:rPr>
+                <w:b/>
+                <w:bCs/>
+                <w:color w:val="8186EF"/>
+                <w:sz w:val="14"/>
+                <w:szCs w:val="14"/>
+              </w:rPr>
+              <w:t xml:space="preserve">(27)</w:t>
             </w:r>
           </w:p>
         </w:tc>
@@ -1700,7 +2015,7 @@
                 <w:sz w:val="14"/>
                 <w:szCs w:val="14"/>
               </w:rPr>
-              <w:t xml:space="preserve">(21)</w:t>
+              <w:t xml:space="preserve">(28)</w:t>
             </w:r>
           </w:p>
         </w:tc>
@@ -1732,7 +2047,7 @@
         <w:tc>
           <w:tcPr>
             <w:tcW w:type="pct" w:w="2600"/>
-            <w:shd w:fill="FFFFFF" w:val="clear"/>
+            <w:shd w:fill="FBFAF6" w:val="clear"/>
             <w:tcMar>
               <w:top w:type="dxa" w:w="50"/>
               <w:left w:type="dxa" w:w="110"/>
@@ -1742,17 +2057,14 @@
           </w:tcPr>
           <w:p>
             <w:pPr>
-              <w:spacing w:before="46" w:after="46"/>
-            </w:pPr>
-            <w:r>
-              <w:rPr>
-                <w:b/>
-                <w:bCs/>
-                <w:color w:val="8186EF"/>
-                <w:sz w:val="14"/>
-                <w:szCs w:val="14"/>
-              </w:rPr>
-              <w:t xml:space="preserve">(22)</w:t>
+              <w:spacing w:before="28" w:after="28"/>
+            </w:pPr>
+            <w:r>
+              <w:rPr>
+                <w:sz w:val="15"/>
+                <w:szCs w:val="15"/>
+              </w:rPr>
+              <w:t xml:space="preserve">Total other income and (expense)</w:t>
             </w:r>
           </w:p>
         </w:tc>
@@ -1805,7 +2117,7 @@
                 <w:sz w:val="14"/>
                 <w:szCs w:val="14"/>
               </w:rPr>
-              <w:t xml:space="preserve">(23)</w:t>
+              <w:t xml:space="preserve">(29)</w:t>
             </w:r>
           </w:p>
         </w:tc>
@@ -1837,7 +2149,7 @@
         <w:tc>
           <w:tcPr>
             <w:tcW w:type="pct" w:w="2600"/>
-            <w:shd w:fill="FBFAF6" w:val="clear"/>
+            <w:shd w:fill="FFFFFF" w:val="clear"/>
             <w:tcMar>
               <w:top w:type="dxa" w:w="50"/>
               <w:left w:type="dxa" w:w="110"/>
@@ -1847,14 +2159,17 @@
           </w:tcPr>
           <w:p>
             <w:pPr>
-              <w:spacing w:before="28" w:after="28"/>
-            </w:pPr>
-            <w:r>
-              <w:rPr>
-                <w:sz w:val="15"/>
-                <w:szCs w:val="15"/>
-              </w:rPr>
-              <w:t xml:space="preserve">Income tax expense</w:t>
+              <w:spacing w:before="46" w:after="46"/>
+            </w:pPr>
+            <w:r>
+              <w:rPr>
+                <w:b/>
+                <w:bCs/>
+                <w:color w:val="8186EF"/>
+                <w:sz w:val="14"/>
+                <w:szCs w:val="14"/>
+              </w:rPr>
+              <w:t xml:space="preserve">(30)</w:t>
             </w:r>
           </w:p>
         </w:tc>
@@ -2033,7 +2348,7 @@
         <w:tc>
           <w:tcPr>
             <w:tcW w:type="pct" w:w="2600"/>
-            <w:shd w:fill="FFFFFF" w:val="clear"/>
+            <w:shd w:fill="FBFAF6" w:val="clear"/>
             <w:tcMar>
               <w:top w:type="dxa" w:w="50"/>
               <w:left w:type="dxa" w:w="110"/>
@@ -2043,17 +2358,14 @@
           </w:tcPr>
           <w:p>
             <w:pPr>
-              <w:spacing w:before="46" w:after="46"/>
-            </w:pPr>
-            <w:r>
-              <w:rPr>
-                <w:b/>
-                <w:bCs/>
-                <w:color w:val="8186EF"/>
-                <w:sz w:val="14"/>
-                <w:szCs w:val="14"/>
-              </w:rPr>
-              <w:t xml:space="preserve">(24)</w:t>
+              <w:spacing w:before="28" w:after="28"/>
+            </w:pPr>
+            <w:r>
+              <w:rPr>
+                <w:sz w:val="15"/>
+                <w:szCs w:val="15"/>
+              </w:rPr>
+              <w:t xml:space="preserve">Other comprehensive income</w:t>
             </w:r>
           </w:p>
         </w:tc>
@@ -2237,7 +2549,7 @@
                 <w:sz w:val="16"/>
                 <w:szCs w:val="16"/>
               </w:rPr>
-              <w:t xml:space="preserve">Income before income taxes   ·   Operating income   ·   Gross profit   ·   Total other income and (expense)   ·   Research and development   ·   Loss on sale of receivables   ·   Total operating expenses   ·   Cost of goods sold   ·   Unrealized gains on securities   ·   Equity-method income   ·   Other comprehensive income</w:t>
+              <w:t xml:space="preserve">income from continuing operations   ·   Credit loss expense   ·   Income tax expense   ·   Loss on sale of receivables   ·   Net sales   ·   Gain on sale of equipment   ·   Total operating expenses   ·   Selling, general and administrative   ·   Operating income   ·   Equity-method income   ·   Income before income taxes</w:t>
             </w:r>
           </w:p>
         </w:tc>
@@ -2720,14 +3032,14 @@
                 <w:sz w:val="16"/>
                 <w:szCs w:val="16"/>
               </w:rPr>
-              <w:t xml:space="preserve">14  </w:t>
-            </w:r>
-            <w:r>
-              <w:rPr>
-                <w:sz w:val="16"/>
-                <w:szCs w:val="16"/>
-              </w:rPr>
-              <w:t xml:space="preserve">competitors</w:t>
+              <w:t xml:space="preserve">17  </w:t>
+            </w:r>
+            <w:r>
+              <w:rPr>
+                <w:sz w:val="16"/>
+                <w:szCs w:val="16"/>
+              </w:rPr>
+              <w:t xml:space="preserve">impairment</w:t>
             </w:r>
           </w:p>
         </w:tc>
@@ -2788,14 +3100,14 @@
                 <w:sz w:val="16"/>
                 <w:szCs w:val="16"/>
               </w:rPr>
-              <w:t xml:space="preserve">15  </w:t>
-            </w:r>
-            <w:r>
-              <w:rPr>
-                <w:sz w:val="16"/>
-                <w:szCs w:val="16"/>
-              </w:rPr>
-              <w:t xml:space="preserve">Cost of goods sold</w:t>
+              <w:t xml:space="preserve">18  </w:t>
+            </w:r>
+            <w:r>
+              <w:rPr>
+                <w:sz w:val="16"/>
+                <w:szCs w:val="16"/>
+              </w:rPr>
+              <w:t xml:space="preserve">equity-method</w:t>
             </w:r>
           </w:p>
         </w:tc>
@@ -2856,14 +3168,14 @@
                 <w:sz w:val="16"/>
                 <w:szCs w:val="16"/>
               </w:rPr>
-              <w:t xml:space="preserve">16  </w:t>
-            </w:r>
-            <w:r>
-              <w:rPr>
-                <w:sz w:val="16"/>
-                <w:szCs w:val="16"/>
-              </w:rPr>
-              <w:t xml:space="preserve">Research and development</w:t>
+              <w:t xml:space="preserve">19  </w:t>
+            </w:r>
+            <w:r>
+              <w:rPr>
+                <w:sz w:val="16"/>
+                <w:szCs w:val="16"/>
+              </w:rPr>
+              <w:t xml:space="preserve">single-step</w:t>
             </w:r>
           </w:p>
         </w:tc>
@@ -2924,14 +3236,14 @@
                 <w:sz w:val="16"/>
                 <w:szCs w:val="16"/>
               </w:rPr>
-              <w:t xml:space="preserve">17  </w:t>
-            </w:r>
-            <w:r>
-              <w:rPr>
-                <w:sz w:val="16"/>
-                <w:szCs w:val="16"/>
-              </w:rPr>
-              <w:t xml:space="preserve">Total operating expenses</w:t>
+              <w:t xml:space="preserve">20  </w:t>
+            </w:r>
+            <w:r>
+              <w:rPr>
+                <w:sz w:val="16"/>
+                <w:szCs w:val="16"/>
+              </w:rPr>
+              <w:t xml:space="preserve">information</w:t>
             </w:r>
           </w:p>
         </w:tc>
@@ -2992,14 +3304,14 @@
                 <w:sz w:val="16"/>
                 <w:szCs w:val="16"/>
               </w:rPr>
-              <w:t xml:space="preserve">18  </w:t>
-            </w:r>
-            <w:r>
-              <w:rPr>
-                <w:sz w:val="16"/>
-                <w:szCs w:val="16"/>
-              </w:rPr>
-              <w:t xml:space="preserve">Operating income</w:t>
+              <w:t xml:space="preserve">21  </w:t>
+            </w:r>
+            <w:r>
+              <w:rPr>
+                <w:sz w:val="16"/>
+                <w:szCs w:val="16"/>
+              </w:rPr>
+              <w:t xml:space="preserve">Net sales</w:t>
             </w:r>
           </w:p>
         </w:tc>
@@ -3060,14 +3372,14 @@
                 <w:sz w:val="16"/>
                 <w:szCs w:val="16"/>
               </w:rPr>
-              <w:t xml:space="preserve">19  </w:t>
-            </w:r>
-            <w:r>
-              <w:rPr>
-                <w:sz w:val="16"/>
-                <w:szCs w:val="16"/>
-              </w:rPr>
-              <w:t xml:space="preserve">Unrealized gains on securities</w:t>
+              <w:t xml:space="preserve">22  </w:t>
+            </w:r>
+            <w:r>
+              <w:rPr>
+                <w:sz w:val="16"/>
+                <w:szCs w:val="16"/>
+              </w:rPr>
+              <w:t xml:space="preserve">Selling, general and administrative</w:t>
             </w:r>
           </w:p>
         </w:tc>
@@ -3128,14 +3440,14 @@
                 <w:sz w:val="16"/>
                 <w:szCs w:val="16"/>
               </w:rPr>
-              <w:t xml:space="preserve">20  </w:t>
-            </w:r>
-            <w:r>
-              <w:rPr>
-                <w:sz w:val="16"/>
-                <w:szCs w:val="16"/>
-              </w:rPr>
-              <w:t xml:space="preserve">Equity-method income</w:t>
+              <w:t xml:space="preserve">23  </w:t>
+            </w:r>
+            <w:r>
+              <w:rPr>
+                <w:sz w:val="16"/>
+                <w:szCs w:val="16"/>
+              </w:rPr>
+              <w:t xml:space="preserve">Credit loss expense</w:t>
             </w:r>
           </w:p>
         </w:tc>
@@ -3196,14 +3508,14 @@
                 <w:sz w:val="16"/>
                 <w:szCs w:val="16"/>
               </w:rPr>
-              <w:t xml:space="preserve">21  </w:t>
-            </w:r>
-            <w:r>
-              <w:rPr>
-                <w:sz w:val="16"/>
-                <w:szCs w:val="16"/>
-              </w:rPr>
-              <w:t xml:space="preserve">Loss on sale of receivables</w:t>
+              <w:t xml:space="preserve">24  </w:t>
+            </w:r>
+            <w:r>
+              <w:rPr>
+                <w:sz w:val="16"/>
+                <w:szCs w:val="16"/>
+              </w:rPr>
+              <w:t xml:space="preserve">Total operating expenses</w:t>
             </w:r>
           </w:p>
         </w:tc>
@@ -3264,14 +3576,14 @@
                 <w:sz w:val="16"/>
                 <w:szCs w:val="16"/>
               </w:rPr>
-              <w:t xml:space="preserve">22  </w:t>
-            </w:r>
-            <w:r>
-              <w:rPr>
-                <w:sz w:val="16"/>
-                <w:szCs w:val="16"/>
-              </w:rPr>
-              <w:t xml:space="preserve">Total other income and (expense)</w:t>
+              <w:t xml:space="preserve">25  </w:t>
+            </w:r>
+            <w:r>
+              <w:rPr>
+                <w:sz w:val="16"/>
+                <w:szCs w:val="16"/>
+              </w:rPr>
+              <w:t xml:space="preserve">Operating income</w:t>
             </w:r>
           </w:p>
         </w:tc>
@@ -3332,14 +3644,14 @@
                 <w:sz w:val="16"/>
                 <w:szCs w:val="16"/>
               </w:rPr>
-              <w:t xml:space="preserve">23  </w:t>
-            </w:r>
-            <w:r>
-              <w:rPr>
-                <w:sz w:val="16"/>
-                <w:szCs w:val="16"/>
-              </w:rPr>
-              <w:t xml:space="preserve">Income before income taxes</w:t>
+              <w:t xml:space="preserve">26  </w:t>
+            </w:r>
+            <w:r>
+              <w:rPr>
+                <w:sz w:val="16"/>
+                <w:szCs w:val="16"/>
+              </w:rPr>
+              <w:t xml:space="preserve">Equity-method income</w:t>
             </w:r>
           </w:p>
         </w:tc>
@@ -3400,14 +3712,14 @@
                 <w:sz w:val="16"/>
                 <w:szCs w:val="16"/>
               </w:rPr>
-              <w:t xml:space="preserve">24  </w:t>
-            </w:r>
-            <w:r>
-              <w:rPr>
-                <w:sz w:val="16"/>
-                <w:szCs w:val="16"/>
-              </w:rPr>
-              <w:t xml:space="preserve">Other comprehensive income</w:t>
+              <w:t xml:space="preserve">27  </w:t>
+            </w:r>
+            <w:r>
+              <w:rPr>
+                <w:sz w:val="16"/>
+                <w:szCs w:val="16"/>
+              </w:rPr>
+              <w:t xml:space="preserve">Gain on sale of equipment</w:t>
             </w:r>
           </w:p>
         </w:tc>
@@ -3468,14 +3780,14 @@
                 <w:sz w:val="16"/>
                 <w:szCs w:val="16"/>
               </w:rPr>
-              <w:t xml:space="preserve">25  </w:t>
-            </w:r>
-            <w:r>
-              <w:rPr>
-                <w:sz w:val="16"/>
-                <w:szCs w:val="16"/>
-              </w:rPr>
-              <w:t xml:space="preserve">multi-step income statement</w:t>
+              <w:t xml:space="preserve">28  </w:t>
+            </w:r>
+            <w:r>
+              <w:rPr>
+                <w:sz w:val="16"/>
+                <w:szCs w:val="16"/>
+              </w:rPr>
+              <w:t xml:space="preserve">Loss on sale of receivables</w:t>
             </w:r>
           </w:p>
         </w:tc>
@@ -3536,7 +3848,211 @@
                 <w:sz w:val="16"/>
                 <w:szCs w:val="16"/>
               </w:rPr>
-              <w:t xml:space="preserve">26  </w:t>
+              <w:t xml:space="preserve">29  </w:t>
+            </w:r>
+            <w:r>
+              <w:rPr>
+                <w:sz w:val="16"/>
+                <w:szCs w:val="16"/>
+              </w:rPr>
+              <w:t xml:space="preserve">Income before income taxes</w:t>
+            </w:r>
+          </w:p>
+        </w:tc>
+      </w:tr>
+      <w:tr>
+        <w:tc>
+          <w:tcPr>
+            <w:tcW w:type="pct" w:w="2500"/>
+            <w:tcMar>
+              <w:top w:type="dxa" w:w="20"/>
+              <w:left w:type="dxa" w:w="80"/>
+              <w:bottom w:type="dxa" w:w="20"/>
+              <w:right w:type="dxa" w:w="80"/>
+            </w:tcMar>
+          </w:tcPr>
+          <w:p>
+            <w:pPr>
+              <w:spacing w:before="12" w:after="12"/>
+            </w:pPr>
+            <w:r>
+              <w:rPr>
+                <w:b/>
+                <w:bCs/>
+                <w:color w:val="8186EF"/>
+                <w:sz w:val="16"/>
+                <w:szCs w:val="16"/>
+              </w:rPr>
+              <w:t xml:space="preserve">14  </w:t>
+            </w:r>
+            <w:r>
+              <w:rPr>
+                <w:sz w:val="16"/>
+                <w:szCs w:val="16"/>
+              </w:rPr>
+              <w:t xml:space="preserve">competitors</w:t>
+            </w:r>
+          </w:p>
+        </w:tc>
+        <w:tc>
+          <w:tcPr>
+            <w:tcW w:type="pct" w:w="2500"/>
+            <w:tcMar>
+              <w:top w:type="dxa" w:w="20"/>
+              <w:left w:type="dxa" w:w="80"/>
+              <w:bottom w:type="dxa" w:w="20"/>
+              <w:right w:type="dxa" w:w="80"/>
+            </w:tcMar>
+          </w:tcPr>
+          <w:p>
+            <w:pPr>
+              <w:spacing w:before="12" w:after="12"/>
+            </w:pPr>
+            <w:r>
+              <w:rPr>
+                <w:b/>
+                <w:bCs/>
+                <w:color w:val="8186EF"/>
+                <w:sz w:val="16"/>
+                <w:szCs w:val="16"/>
+              </w:rPr>
+              <w:t xml:space="preserve">30  </w:t>
+            </w:r>
+            <w:r>
+              <w:rPr>
+                <w:sz w:val="16"/>
+                <w:szCs w:val="16"/>
+              </w:rPr>
+              <w:t xml:space="preserve">Income tax expense</w:t>
+            </w:r>
+          </w:p>
+        </w:tc>
+      </w:tr>
+      <w:tr>
+        <w:tc>
+          <w:tcPr>
+            <w:tcW w:type="pct" w:w="2500"/>
+            <w:tcMar>
+              <w:top w:type="dxa" w:w="20"/>
+              <w:left w:type="dxa" w:w="80"/>
+              <w:bottom w:type="dxa" w:w="20"/>
+              <w:right w:type="dxa" w:w="80"/>
+            </w:tcMar>
+          </w:tcPr>
+          <w:p>
+            <w:pPr>
+              <w:spacing w:before="12" w:after="12"/>
+            </w:pPr>
+            <w:r>
+              <w:rPr>
+                <w:b/>
+                <w:bCs/>
+                <w:color w:val="8186EF"/>
+                <w:sz w:val="16"/>
+                <w:szCs w:val="16"/>
+              </w:rPr>
+              <w:t xml:space="preserve">15  </w:t>
+            </w:r>
+            <w:r>
+              <w:rPr>
+                <w:sz w:val="16"/>
+                <w:szCs w:val="16"/>
+              </w:rPr>
+              <w:t xml:space="preserve">amounts</w:t>
+            </w:r>
+          </w:p>
+        </w:tc>
+        <w:tc>
+          <w:tcPr>
+            <w:tcW w:type="pct" w:w="2500"/>
+            <w:tcMar>
+              <w:top w:type="dxa" w:w="20"/>
+              <w:left w:type="dxa" w:w="80"/>
+              <w:bottom w:type="dxa" w:w="20"/>
+              <w:right w:type="dxa" w:w="80"/>
+            </w:tcMar>
+          </w:tcPr>
+          <w:p>
+            <w:pPr>
+              <w:spacing w:before="12" w:after="12"/>
+            </w:pPr>
+            <w:r>
+              <w:rPr>
+                <w:b/>
+                <w:bCs/>
+                <w:color w:val="8186EF"/>
+                <w:sz w:val="16"/>
+                <w:szCs w:val="16"/>
+              </w:rPr>
+              <w:t xml:space="preserve">31  </w:t>
+            </w:r>
+            <w:r>
+              <w:rPr>
+                <w:sz w:val="16"/>
+                <w:szCs w:val="16"/>
+              </w:rPr>
+              <w:t xml:space="preserve">multi-step income statement</w:t>
+            </w:r>
+          </w:p>
+        </w:tc>
+      </w:tr>
+      <w:tr>
+        <w:tc>
+          <w:tcPr>
+            <w:tcW w:type="pct" w:w="2500"/>
+            <w:tcMar>
+              <w:top w:type="dxa" w:w="20"/>
+              <w:left w:type="dxa" w:w="80"/>
+              <w:bottom w:type="dxa" w:w="20"/>
+              <w:right w:type="dxa" w:w="80"/>
+            </w:tcMar>
+          </w:tcPr>
+          <w:p>
+            <w:pPr>
+              <w:spacing w:before="12" w:after="12"/>
+            </w:pPr>
+            <w:r>
+              <w:rPr>
+                <w:b/>
+                <w:bCs/>
+                <w:color w:val="8186EF"/>
+                <w:sz w:val="16"/>
+                <w:szCs w:val="16"/>
+              </w:rPr>
+              <w:t xml:space="preserve">16  </w:t>
+            </w:r>
+            <w:r>
+              <w:rPr>
+                <w:sz w:val="16"/>
+                <w:szCs w:val="16"/>
+              </w:rPr>
+              <w:t xml:space="preserve">records</w:t>
+            </w:r>
+          </w:p>
+        </w:tc>
+        <w:tc>
+          <w:tcPr>
+            <w:tcW w:type="pct" w:w="2500"/>
+            <w:tcMar>
+              <w:top w:type="dxa" w:w="20"/>
+              <w:left w:type="dxa" w:w="80"/>
+              <w:bottom w:type="dxa" w:w="20"/>
+              <w:right w:type="dxa" w:w="80"/>
+            </w:tcMar>
+          </w:tcPr>
+          <w:p>
+            <w:pPr>
+              <w:spacing w:before="12" w:after="12"/>
+            </w:pPr>
+            <w:r>
+              <w:rPr>
+                <w:b/>
+                <w:bCs/>
+                <w:color w:val="8186EF"/>
+                <w:sz w:val="16"/>
+                <w:szCs w:val="16"/>
+              </w:rPr>
+              <w:t xml:space="preserve">32  </w:t>
             </w:r>
             <w:r>
               <w:rPr>
@@ -3587,6 +4103,30 @@
           <w:szCs w:val="15"/>
         </w:rPr>
         <w:t xml:space="preserve">The income statement reports a company's revenues, expenses, gains and losses for a period, usually a year. The result is net income, which increases retained earnings. Where the balance sheet is a photograph, the income statement is a film of the whole year. Investors use it to judge how profitable the company is and to predict its future earnings and cash flows. Lenders use it to see whether the company earns enough to pay interest. Managers use it to compare results with budgets and with competitors. U.S. GAAP does not require one layout. A multi-step income statement shows subtotals: gross profit, operating income and income before income taxes. A single-step income statement adds all revenues and gains, deducts all expenses and losses, and reaches net income in one step. SEC registrants such as Orontes follow the SEC's list of captions, which gives a multi-step layout.</w:t>
+      </w:r>
+    </w:p>
+    <w:p>
+      <w:pPr>
+        <w:spacing w:before="20" w:after="20"/>
+        <w:ind w:left="240" w:hanging="240"/>
+      </w:pPr>
+      <w:r>
+        <w:rPr>
+          <w:b/>
+          <w:bCs/>
+          <w:color w:val="353A7C"/>
+          <w:sz w:val="15"/>
+          <w:szCs w:val="15"/>
+        </w:rPr>
+        <w:t xml:space="preserve">Summary 2   </w:t>
+      </w:r>
+      <w:r>
+        <w:rPr>
+          <w:color w:val="6B7280"/>
+          <w:sz w:val="15"/>
+          <w:szCs w:val="15"/>
+        </w:rPr>
+        <w:t xml:space="preserve">All the amounts come from the same records as the balance sheet. For example, the impairment losses are the ones you calculated in, and the equity-method income comes. The single-step form is simpler to read, but it hides useful information. The multi-step form tells a reader that Orontes's main business earned $4,176,000 before interest and tax, and that other items reduced this by a net $217,200.</w:t>
       </w:r>
     </w:p>
     <w:p>
@@ -4186,7 +4726,7 @@
                 <w:sz w:val="16"/>
                 <w:szCs w:val="16"/>
               </w:rPr>
-              <w:t xml:space="preserve">investment   ·   follows   ·   administrative   ·   reported   ·   transaction   ·   deducted   ·   impairments   ·   selling   ·   peripheral   ·   incidental   ·   carrying   ·   development</w:t>
+              <w:t xml:space="preserve">investment   ·   follows   ·   administrative   ·   reported   ·   transaction   ·   deducted   ·   impairments   ·   selling   ·   peripheral   ·   proceeds   ·   carrying   ·   development</w:t>
             </w:r>
           </w:p>
         </w:tc>
@@ -4213,7 +4753,7 @@
           <w:sz w:val="16"/>
           <w:szCs w:val="16"/>
         </w:rPr>
-        <w:t xml:space="preserve">      gaps 12–14</w:t>
+        <w:t xml:space="preserve">      gaps 12–15</w:t>
       </w:r>
     </w:p>
     <w:p>
@@ -4337,6 +4877,45 @@
           <w:szCs w:val="19"/>
         </w:rPr>
         <w:t xml:space="preserve"> EPS in depth. </w:t>
+      </w:r>
+      <w:r>
+        <w:rPr>
+          <w:sz w:val="19"/>
+          <w:szCs w:val="19"/>
+        </w:rPr>
+        <w:t xml:space="preserve">The </w:t>
+      </w:r>
+      <w:r>
+        <w:rPr>
+          <w:b/>
+          <w:bCs/>
+          <w:color w:val="8186EF"/>
+          <w:sz w:val="15"/>
+          <w:szCs w:val="15"/>
+        </w:rPr>
+        <w:t xml:space="preserve"> (15) </w:t>
+      </w:r>
+      <w:r>
+        <w:rPr>
+          <w:u w:val="single"/>
+          <w:sz w:val="19"/>
+          <w:szCs w:val="19"/>
+        </w:rPr>
+        <w:t xml:space="preserve">           </w:t>
+      </w:r>
+      <w:r>
+        <w:rPr>
+          <w:sz w:val="19"/>
+          <w:szCs w:val="19"/>
+        </w:rPr>
+        <w:t xml:space="preserve"> </w:t>
+      </w:r>
+      <w:r>
+        <w:rPr>
+          <w:sz w:val="19"/>
+          <w:szCs w:val="19"/>
+        </w:rPr>
+        <w:t xml:space="preserve"> step is the cost of goods sold. </w:t>
       </w:r>
     </w:p>
     <w:tbl>
@@ -4394,7 +4973,7 @@
                 <w:sz w:val="16"/>
                 <w:szCs w:val="16"/>
               </w:rPr>
-              <w:t xml:space="preserve">reported   ·   analyzes   ·   statement   ·   weighted-average</w:t>
+              <w:t xml:space="preserve">biggest   ·   analyzes   ·   statement   ·   weighted-average   ·   Orontes</w:t>
             </w:r>
           </w:p>
         </w:tc>
@@ -4468,7 +5047,7 @@
           <w:sz w:val="16"/>
           <w:szCs w:val="16"/>
         </w:rPr>
-        <w:t xml:space="preserve">      gaps 15–17</w:t>
+        <w:t xml:space="preserve">      gaps 16–18</w:t>
       </w:r>
     </w:p>
     <w:p>
@@ -4491,7 +5070,7 @@
           <w:sz w:val="15"/>
           <w:szCs w:val="15"/>
         </w:rPr>
-        <w:t xml:space="preserve"> (15) </w:t>
+        <w:t xml:space="preserve"> (16) </w:t>
       </w:r>
       <w:r>
         <w:rPr>
@@ -4530,7 +5109,7 @@
           <w:sz w:val="15"/>
           <w:szCs w:val="15"/>
         </w:rPr>
-        <w:t xml:space="preserve"> (16) </w:t>
+        <w:t xml:space="preserve"> (17) </w:t>
       </w:r>
       <w:r>
         <w:rPr>
@@ -4569,7 +5148,7 @@
           <w:sz w:val="15"/>
           <w:szCs w:val="15"/>
         </w:rPr>
-        <w:t xml:space="preserve"> (17) </w:t>
+        <w:t xml:space="preserve"> (18) </w:t>
       </w:r>
       <w:r>
         <w:rPr>
@@ -4656,7 +5235,7 @@
                 <w:sz w:val="16"/>
                 <w:szCs w:val="16"/>
               </w:rPr>
-              <w:t xml:space="preserve">profit   ·   research   ·   expenses   ·   before</w:t>
+              <w:t xml:space="preserve">profit   ·   investment   ·   expenses   ·   before</w:t>
             </w:r>
           </w:p>
         </w:tc>
@@ -4710,6 +5289,19 @@
       </w:tr>
     </w:tbl>
     <w:p/>
+    <w:p>
+      <w:pPr>
+        <w:spacing w:before="20" w:after="20" w:line="360" w:lineRule="auto"/>
+        <w:ind w:left="200"/>
+      </w:pPr>
+      <w:r>
+        <w:rPr>
+          <w:sz w:val="19"/>
+          <w:szCs w:val="19"/>
+        </w:rPr>
+        <w:t xml:space="preserve">Barada's 2025 statements ignore income tax. Fill in the three blanks.</w:t>
+      </w:r>
+    </w:p>
     <w:tbl>
       <w:tblPr>
         <w:tblW w:type="pct" w:w="100%"/>
@@ -4759,6 +5351,18 @@
     <w:p/>
     <w:p>
       <w:pPr>
+        <w:pageBreakBefore w:val="true"/>
+        <w:spacing w:after="0"/>
+      </w:pPr>
+      <w:r>
+        <w:rPr>
+          <w:sz w:val="2"/>
+        </w:rPr>
+        <w:t xml:space="preserve"> </w:t>
+      </w:r>
+    </w:p>
+    <w:p>
+      <w:pPr>
         <w:spacing w:before="44" w:after="14"/>
       </w:pPr>
       <w:r>
@@ -4777,7 +5381,7 @@
           <w:sz w:val="16"/>
           <w:szCs w:val="16"/>
         </w:rPr>
-        <w:t xml:space="preserve">      gaps 18–20</w:t>
+        <w:t xml:space="preserve">      gaps 19–21</w:t>
       </w:r>
     </w:p>
     <w:p>
@@ -4800,7 +5404,7 @@
           <w:sz w:val="15"/>
           <w:szCs w:val="15"/>
         </w:rPr>
-        <w:t xml:space="preserve"> (18) </w:t>
+        <w:t xml:space="preserve"> (19) </w:t>
       </w:r>
       <w:r>
         <w:rPr>
@@ -4839,7 +5443,7 @@
           <w:sz w:val="15"/>
           <w:szCs w:val="15"/>
         </w:rPr>
-        <w:t xml:space="preserve"> (19) </w:t>
+        <w:t xml:space="preserve"> (20) </w:t>
       </w:r>
       <w:r>
         <w:rPr>
@@ -4878,7 +5482,7 @@
           <w:sz w:val="15"/>
           <w:szCs w:val="15"/>
         </w:rPr>
-        <w:t xml:space="preserve"> (20) </w:t>
+        <w:t xml:space="preserve"> (21) </w:t>
       </w:r>
       <w:r>
         <w:rPr>
@@ -4958,25 +5562,13 @@
                 <w:sz w:val="16"/>
                 <w:szCs w:val="16"/>
               </w:rPr>
-              <w:t xml:space="preserve">expense   ·   equipment   ·   Orontes   ·   depreciation</w:t>
+              <w:t xml:space="preserve">general   ·   equipment   ·   depreciation   ·   expense</w:t>
             </w:r>
           </w:p>
         </w:tc>
       </w:tr>
     </w:tbl>
     <w:p/>
-    <w:p>
-      <w:pPr>
-        <w:pageBreakBefore w:val="true"/>
-        <w:spacing w:after="0"/>
-      </w:pPr>
-      <w:r>
-        <w:rPr>
-          <w:sz w:val="2"/>
-        </w:rPr>
-        <w:t xml:space="preserve"> </w:t>
-      </w:r>
-    </w:p>
     <w:tbl>
       <w:tblPr>
         <w:tblW w:type="pct" w:w="100%"/>
@@ -5104,7 +5696,7 @@
                 <w:sz w:val="14"/>
                 <w:szCs w:val="14"/>
               </w:rPr>
-              <w:t xml:space="preserve">(21)</w:t>
+              <w:t xml:space="preserve">(22)</w:t>
             </w:r>
           </w:p>
         </w:tc>
@@ -5136,7 +5728,7 @@
         <w:tc>
           <w:tcPr>
             <w:tcW w:type="pct" w:w="2600"/>
-            <w:shd w:fill="FBFAF6" w:val="clear"/>
+            <w:shd w:fill="FFFFFF" w:val="clear"/>
             <w:tcMar>
               <w:top w:type="dxa" w:w="50"/>
               <w:left w:type="dxa" w:w="110"/>
@@ -5146,14 +5738,17 @@
           </w:tcPr>
           <w:p>
             <w:pPr>
-              <w:spacing w:before="28" w:after="28"/>
-            </w:pPr>
-            <w:r>
-              <w:rPr>
-                <w:sz w:val="15"/>
-                <w:szCs w:val="15"/>
-              </w:rPr>
-              <w:t xml:space="preserve">Cost of goods sold</w:t>
+              <w:spacing w:before="46" w:after="46"/>
+            </w:pPr>
+            <w:r>
+              <w:rPr>
+                <w:b/>
+                <w:bCs/>
+                <w:color w:val="8186EF"/>
+                <w:sz w:val="14"/>
+                <w:szCs w:val="14"/>
+              </w:rPr>
+              <w:t xml:space="preserve">(23)</w:t>
             </w:r>
           </w:p>
         </w:tc>
@@ -5234,7 +5829,7 @@
         <w:tc>
           <w:tcPr>
             <w:tcW w:type="pct" w:w="2600"/>
-            <w:shd w:fill="FFFFFF" w:val="clear"/>
+            <w:shd w:fill="FBFAF6" w:val="clear"/>
             <w:tcMar>
               <w:top w:type="dxa" w:w="50"/>
               <w:left w:type="dxa" w:w="110"/>
@@ -5244,17 +5839,14 @@
           </w:tcPr>
           <w:p>
             <w:pPr>
-              <w:spacing w:before="46" w:after="46"/>
-            </w:pPr>
-            <w:r>
-              <w:rPr>
-                <w:b/>
-                <w:bCs/>
-                <w:color w:val="8186EF"/>
-                <w:sz w:val="14"/>
-                <w:szCs w:val="14"/>
-              </w:rPr>
-              <w:t xml:space="preserve">(22)</w:t>
+              <w:spacing w:before="28" w:after="28"/>
+            </w:pPr>
+            <w:r>
+              <w:rPr>
+                <w:sz w:val="15"/>
+                <w:szCs w:val="15"/>
+              </w:rPr>
+              <w:t xml:space="preserve">Wages expense</w:t>
             </w:r>
           </w:p>
         </w:tc>
@@ -5287,7 +5879,6 @@
         <w:tc>
           <w:tcPr>
             <w:tcW w:type="pct" w:w="2600"/>
-            <w:shd w:fill="FFFFFF" w:val="clear"/>
             <w:tcMar>
               <w:top w:type="dxa" w:w="50"/>
               <w:left w:type="dxa" w:w="110"/>
@@ -5297,17 +5888,14 @@
           </w:tcPr>
           <w:p>
             <w:pPr>
-              <w:spacing w:before="46" w:after="46"/>
-            </w:pPr>
-            <w:r>
-              <w:rPr>
-                <w:b/>
-                <w:bCs/>
-                <w:color w:val="8186EF"/>
-                <w:sz w:val="14"/>
-                <w:szCs w:val="14"/>
-              </w:rPr>
-              <w:t xml:space="preserve">(23)</w:t>
+              <w:spacing w:before="28" w:after="28"/>
+            </w:pPr>
+            <w:r>
+              <w:rPr>
+                <w:sz w:val="15"/>
+                <w:szCs w:val="15"/>
+              </w:rPr>
+              <w:t xml:space="preserve">Depreciation expense</w:t>
             </w:r>
           </w:p>
         </w:tc>
@@ -5339,7 +5927,7 @@
         <w:tc>
           <w:tcPr>
             <w:tcW w:type="pct" w:w="2600"/>
-            <w:shd w:fill="FBFAF6" w:val="clear"/>
+            <w:shd w:fill="FFFFFF" w:val="clear"/>
             <w:tcMar>
               <w:top w:type="dxa" w:w="50"/>
               <w:left w:type="dxa" w:w="110"/>
@@ -5349,14 +5937,17 @@
           </w:tcPr>
           <w:p>
             <w:pPr>
-              <w:spacing w:before="28" w:after="28"/>
-            </w:pPr>
-            <w:r>
-              <w:rPr>
-                <w:sz w:val="15"/>
-                <w:szCs w:val="15"/>
-              </w:rPr>
-              <w:t xml:space="preserve">Operating income</w:t>
+              <w:spacing w:before="46" w:after="46"/>
+            </w:pPr>
+            <w:r>
+              <w:rPr>
+                <w:b/>
+                <w:bCs/>
+                <w:color w:val="8186EF"/>
+                <w:sz w:val="14"/>
+                <w:szCs w:val="14"/>
+              </w:rPr>
+              <w:t xml:space="preserve">(24)</w:t>
             </w:r>
           </w:p>
         </w:tc>
@@ -5389,6 +5980,7 @@
         <w:tc>
           <w:tcPr>
             <w:tcW w:type="pct" w:w="2600"/>
+            <w:shd w:fill="FFFFFF" w:val="clear"/>
             <w:tcMar>
               <w:top w:type="dxa" w:w="50"/>
               <w:left w:type="dxa" w:w="110"/>
@@ -5398,14 +5990,17 @@
           </w:tcPr>
           <w:p>
             <w:pPr>
-              <w:spacing w:before="28" w:after="28"/>
-            </w:pPr>
-            <w:r>
-              <w:rPr>
-                <w:sz w:val="15"/>
-                <w:szCs w:val="15"/>
-              </w:rPr>
-              <w:t xml:space="preserve">Interest expense</w:t>
+              <w:spacing w:before="46" w:after="46"/>
+            </w:pPr>
+            <w:r>
+              <w:rPr>
+                <w:b/>
+                <w:bCs/>
+                <w:color w:val="8186EF"/>
+                <w:sz w:val="14"/>
+                <w:szCs w:val="14"/>
+              </w:rPr>
+              <w:t xml:space="preserve">(25)</w:t>
             </w:r>
           </w:p>
         </w:tc>
@@ -5437,7 +6032,7 @@
         <w:tc>
           <w:tcPr>
             <w:tcW w:type="pct" w:w="2600"/>
-            <w:shd w:fill="FFFFFF" w:val="clear"/>
+            <w:shd w:fill="FBFAF6" w:val="clear"/>
             <w:tcMar>
               <w:top w:type="dxa" w:w="50"/>
               <w:left w:type="dxa" w:w="110"/>
@@ -5447,17 +6042,14 @@
           </w:tcPr>
           <w:p>
             <w:pPr>
-              <w:spacing w:before="46" w:after="46"/>
-            </w:pPr>
-            <w:r>
-              <w:rPr>
-                <w:b/>
-                <w:bCs/>
-                <w:color w:val="8186EF"/>
-                <w:sz w:val="14"/>
-                <w:szCs w:val="14"/>
-              </w:rPr>
-              <w:t xml:space="preserve">(24)</w:t>
+              <w:spacing w:before="28" w:after="28"/>
+            </w:pPr>
+            <w:r>
+              <w:rPr>
+                <w:sz w:val="15"/>
+                <w:szCs w:val="15"/>
+              </w:rPr>
+              <w:t xml:space="preserve">Net income</w:t>
             </w:r>
           </w:p>
         </w:tc>
@@ -5591,7 +6183,7 @@
                 <w:sz w:val="16"/>
                 <w:szCs w:val="16"/>
               </w:rPr>
-              <w:t xml:space="preserve">Gross profit   ·   Wages expense   ·   Sales revenue   ·   Net income   ·   Depreciation expense</w:t>
+              <w:t xml:space="preserve">Operating income   ·   Sales revenue   ·   Interest expense   ·   Wages expense   ·   Cost of goods sold</w:t>
             </w:r>
           </w:p>
         </w:tc>
@@ -5734,6 +6326,18 @@
       </w:tr>
     </w:tbl>
     <w:p/>
+    <w:p>
+      <w:pPr>
+        <w:pageBreakBefore w:val="true"/>
+        <w:spacing w:after="0"/>
+      </w:pPr>
+      <w:r>
+        <w:rPr>
+          <w:sz w:val="2"/>
+        </w:rPr>
+        <w:t xml:space="preserve"> </w:t>
+      </w:r>
+    </w:p>
     <w:tbl>
       <w:tblPr>
         <w:tblW w:type="pct" w:w="100%"/>
@@ -6164,14 +6768,14 @@
                 <w:sz w:val="16"/>
                 <w:szCs w:val="16"/>
               </w:rPr>
-              <w:t xml:space="preserve">14  </w:t>
-            </w:r>
-            <w:r>
-              <w:rPr>
-                <w:sz w:val="16"/>
-                <w:szCs w:val="16"/>
-              </w:rPr>
-              <w:t xml:space="preserve">analyzes</w:t>
+              <w:t xml:space="preserve">15  </w:t>
+            </w:r>
+            <w:r>
+              <w:rPr>
+                <w:sz w:val="16"/>
+                <w:szCs w:val="16"/>
+              </w:rPr>
+              <w:t xml:space="preserve">biggest</w:t>
             </w:r>
           </w:p>
         </w:tc>
@@ -6232,7 +6836,7 @@
                 <w:sz w:val="16"/>
                 <w:szCs w:val="16"/>
               </w:rPr>
-              <w:t xml:space="preserve">15  </w:t>
+              <w:t xml:space="preserve">16  </w:t>
             </w:r>
             <w:r>
               <w:rPr>
@@ -6300,7 +6904,7 @@
                 <w:sz w:val="16"/>
                 <w:szCs w:val="16"/>
               </w:rPr>
-              <w:t xml:space="preserve">16  </w:t>
+              <w:t xml:space="preserve">17  </w:t>
             </w:r>
             <w:r>
               <w:rPr>
@@ -6368,7 +6972,7 @@
                 <w:sz w:val="16"/>
                 <w:szCs w:val="16"/>
               </w:rPr>
-              <w:t xml:space="preserve">17  </w:t>
+              <w:t xml:space="preserve">18  </w:t>
             </w:r>
             <w:r>
               <w:rPr>
@@ -6436,7 +7040,7 @@
                 <w:sz w:val="16"/>
                 <w:szCs w:val="16"/>
               </w:rPr>
-              <w:t xml:space="preserve">18  </w:t>
+              <w:t xml:space="preserve">19  </w:t>
             </w:r>
             <w:r>
               <w:rPr>
@@ -6504,7 +7108,7 @@
                 <w:sz w:val="16"/>
                 <w:szCs w:val="16"/>
               </w:rPr>
-              <w:t xml:space="preserve">19  </w:t>
+              <w:t xml:space="preserve">20  </w:t>
             </w:r>
             <w:r>
               <w:rPr>
@@ -6572,7 +7176,7 @@
                 <w:sz w:val="16"/>
                 <w:szCs w:val="16"/>
               </w:rPr>
-              <w:t xml:space="preserve">20  </w:t>
+              <w:t xml:space="preserve">21  </w:t>
             </w:r>
             <w:r>
               <w:rPr>
@@ -6640,7 +7244,7 @@
                 <w:sz w:val="16"/>
                 <w:szCs w:val="16"/>
               </w:rPr>
-              <w:t xml:space="preserve">21  </w:t>
+              <w:t xml:space="preserve">22  </w:t>
             </w:r>
             <w:r>
               <w:rPr>
@@ -6708,14 +7312,14 @@
                 <w:sz w:val="16"/>
                 <w:szCs w:val="16"/>
               </w:rPr>
-              <w:t xml:space="preserve">22  </w:t>
-            </w:r>
-            <w:r>
-              <w:rPr>
-                <w:sz w:val="16"/>
-                <w:szCs w:val="16"/>
-              </w:rPr>
-              <w:t xml:space="preserve">Wages expense</w:t>
+              <w:t xml:space="preserve">23  </w:t>
+            </w:r>
+            <w:r>
+              <w:rPr>
+                <w:sz w:val="16"/>
+                <w:szCs w:val="16"/>
+              </w:rPr>
+              <w:t xml:space="preserve">Cost of goods sold</w:t>
             </w:r>
           </w:p>
         </w:tc>
@@ -6776,14 +7380,14 @@
                 <w:sz w:val="16"/>
                 <w:szCs w:val="16"/>
               </w:rPr>
-              <w:t xml:space="preserve">23  </w:t>
-            </w:r>
-            <w:r>
-              <w:rPr>
-                <w:sz w:val="16"/>
-                <w:szCs w:val="16"/>
-              </w:rPr>
-              <w:t xml:space="preserve">Depreciation expense</w:t>
+              <w:t xml:space="preserve">24  </w:t>
+            </w:r>
+            <w:r>
+              <w:rPr>
+                <w:sz w:val="16"/>
+                <w:szCs w:val="16"/>
+              </w:rPr>
+              <w:t xml:space="preserve">Operating income</w:t>
             </w:r>
           </w:p>
         </w:tc>
@@ -6844,14 +7448,14 @@
                 <w:sz w:val="16"/>
                 <w:szCs w:val="16"/>
               </w:rPr>
-              <w:t xml:space="preserve">24  </w:t>
-            </w:r>
-            <w:r>
-              <w:rPr>
-                <w:sz w:val="16"/>
-                <w:szCs w:val="16"/>
-              </w:rPr>
-              <w:t xml:space="preserve">Net income</w:t>
+              <w:t xml:space="preserve">25  </w:t>
+            </w:r>
+            <w:r>
+              <w:rPr>
+                <w:sz w:val="16"/>
+                <w:szCs w:val="16"/>
+              </w:rPr>
+              <w:t xml:space="preserve">Interest expense</w:t>
             </w:r>
           </w:p>
         </w:tc>
@@ -6912,7 +7516,7 @@
                 <w:sz w:val="16"/>
                 <w:szCs w:val="16"/>
               </w:rPr>
-              <w:t xml:space="preserve">25  </w:t>
+              <w:t xml:space="preserve">26  </w:t>
             </w:r>
             <w:r>
               <w:rPr>
@@ -6980,7 +7584,7 @@
                 <w:sz w:val="16"/>
                 <w:szCs w:val="16"/>
               </w:rPr>
-              <w:t xml:space="preserve">26  </w:t>
+              <w:t xml:space="preserve">27  </w:t>
             </w:r>
             <w:r>
               <w:rPr>
@@ -6988,6 +7592,64 @@
                 <w:szCs w:val="16"/>
               </w:rPr>
               <w:t xml:space="preserve">earnings per share (EPS)</w:t>
+            </w:r>
+          </w:p>
+        </w:tc>
+      </w:tr>
+      <w:tr>
+        <w:tc>
+          <w:tcPr>
+            <w:tcW w:type="pct" w:w="2500"/>
+            <w:tcMar>
+              <w:top w:type="dxa" w:w="20"/>
+              <w:left w:type="dxa" w:w="80"/>
+              <w:bottom w:type="dxa" w:w="20"/>
+              <w:right w:type="dxa" w:w="80"/>
+            </w:tcMar>
+          </w:tcPr>
+          <w:p>
+            <w:pPr>
+              <w:spacing w:before="12" w:after="12"/>
+            </w:pPr>
+            <w:r>
+              <w:rPr>
+                <w:b/>
+                <w:bCs/>
+                <w:color w:val="8186EF"/>
+                <w:sz w:val="16"/>
+                <w:szCs w:val="16"/>
+              </w:rPr>
+              <w:t xml:space="preserve">14  </w:t>
+            </w:r>
+            <w:r>
+              <w:rPr>
+                <w:sz w:val="16"/>
+                <w:szCs w:val="16"/>
+              </w:rPr>
+              <w:t xml:space="preserve">analyzes</w:t>
+            </w:r>
+          </w:p>
+        </w:tc>
+        <w:tc>
+          <w:tcPr>
+            <w:tcW w:type="pct" w:w="2500"/>
+            <w:tcMar>
+              <w:top w:type="dxa" w:w="20"/>
+              <w:left w:type="dxa" w:w="80"/>
+              <w:bottom w:type="dxa" w:w="20"/>
+              <w:right w:type="dxa" w:w="80"/>
+            </w:tcMar>
+          </w:tcPr>
+          <w:p>
+            <w:pPr>
+              <w:spacing w:before="24" w:after="24"/>
+            </w:pPr>
+            <w:r>
+              <w:rPr>
+                <w:sz w:val="16"/>
+                <w:szCs w:val="16"/>
+              </w:rPr>
+              <w:t xml:space="preserve"/>
             </w:r>
           </w:p>
         </w:tc>
@@ -7054,7 +7716,7 @@
           <w:sz w:val="15"/>
           <w:szCs w:val="15"/>
         </w:rPr>
-        <w:t xml:space="preserve">Public companies also show earnings per share (EPS) on the face of the statement. Orontes's basic EPS is $0.37: net income divided by the weighted-average number of shares outstanding. Part 2 of the CMA exam analyzes EPS in depth.</w:t>
+        <w:t xml:space="preserve">Public companies also show earnings per share (EPS) on the face of the statement. Orontes's basic EPS is $0.37: net income divided by the weighted-average number of shares outstanding. Part 2 of the CMA exam analyzes EPS in depth. The biggest step is the cost of goods sold.</w:t>
       </w:r>
     </w:p>
     <w:p>
@@ -7727,7 +8389,357 @@
                 <w:sz w:val="16"/>
                 <w:szCs w:val="16"/>
               </w:rPr>
-              <w:t xml:space="preserve">extraordinary   ·   geographic   ·   Examples   ·   happen   ·   disposal   ·   removed   ·   infrequent   ·   attention   ·   separate   ·   effect   ·   strategic   ·   component   ·   classified</w:t>
+              <w:t xml:space="preserve">separate   ·   Examples   ·   strategic   ·   removed   ·   component   ·   infrequent   ·   including   ·   attention   ·   classified   ·   geographic   ·   effect   ·   happen   ·   extraordinary</w:t>
+            </w:r>
+          </w:p>
+        </w:tc>
+      </w:tr>
+    </w:tbl>
+    <w:p/>
+    <w:p>
+      <w:pPr>
+        <w:spacing w:before="44" w:after="14"/>
+      </w:pPr>
+      <w:r>
+        <w:rPr>
+          <w:b/>
+          <w:bCs/>
+          <w:color w:val="353A7C"/>
+          <w:sz w:val="18"/>
+          <w:szCs w:val="18"/>
+        </w:rPr>
+        <w:t xml:space="preserve">Summary 2</w:t>
+      </w:r>
+      <w:r>
+        <w:rPr>
+          <w:color w:val="6B7280"/>
+          <w:sz w:val="16"/>
+          <w:szCs w:val="16"/>
+        </w:rPr>
+        <w:t xml:space="preserve">      gaps 13–19</w:t>
+      </w:r>
+    </w:p>
+    <w:p>
+      <w:pPr>
+        <w:spacing w:before="20" w:after="20" w:line="360" w:lineRule="auto"/>
+        <w:ind w:left="200"/>
+      </w:pPr>
+      <w:r>
+        <w:rPr>
+          <w:sz w:val="19"/>
+          <w:szCs w:val="19"/>
+        </w:rPr>
+        <w:t xml:space="preserve">Ask the </w:t>
+      </w:r>
+      <w:r>
+        <w:rPr>
+          <w:b/>
+          <w:bCs/>
+          <w:color w:val="8186EF"/>
+          <w:sz w:val="15"/>
+          <w:szCs w:val="15"/>
+        </w:rPr>
+        <w:t xml:space="preserve"> (13) </w:t>
+      </w:r>
+      <w:r>
+        <w:rPr>
+          <w:u w:val="single"/>
+          <w:sz w:val="19"/>
+          <w:szCs w:val="19"/>
+        </w:rPr>
+        <w:t xml:space="preserve">           </w:t>
+      </w:r>
+      <w:r>
+        <w:rPr>
+          <w:sz w:val="19"/>
+          <w:szCs w:val="19"/>
+        </w:rPr>
+        <w:t xml:space="preserve"> </w:t>
+      </w:r>
+      <w:r>
+        <w:rPr>
+          <w:sz w:val="19"/>
+          <w:szCs w:val="19"/>
+        </w:rPr>
+        <w:t xml:space="preserve"> in order: OCI first, then discontinued operations, then unusual items, and finally main </w:t>
+      </w:r>
+      <w:r>
+        <w:rPr>
+          <w:b/>
+          <w:bCs/>
+          <w:color w:val="8186EF"/>
+          <w:sz w:val="15"/>
+          <w:szCs w:val="15"/>
+        </w:rPr>
+        <w:t xml:space="preserve"> (14) </w:t>
+      </w:r>
+      <w:r>
+        <w:rPr>
+          <w:u w:val="single"/>
+          <w:sz w:val="19"/>
+          <w:szCs w:val="19"/>
+        </w:rPr>
+        <w:t xml:space="preserve">            </w:t>
+      </w:r>
+      <w:r>
+        <w:rPr>
+          <w:sz w:val="19"/>
+          <w:szCs w:val="19"/>
+        </w:rPr>
+        <w:t xml:space="preserve"> </w:t>
+      </w:r>
+      <w:r>
+        <w:rPr>
+          <w:sz w:val="19"/>
+          <w:szCs w:val="19"/>
+        </w:rPr>
+        <w:t xml:space="preserve"> or other income and expense. </w:t>
+      </w:r>
+      <w:r>
+        <w:rPr>
+          <w:sz w:val="19"/>
+          <w:szCs w:val="19"/>
+        </w:rPr>
+        <w:t xml:space="preserve">Suppose that in 2026 Orontes sells its </w:t>
+      </w:r>
+      <w:r>
+        <w:rPr>
+          <w:b/>
+          <w:bCs/>
+          <w:color w:val="8186EF"/>
+          <w:sz w:val="15"/>
+          <w:szCs w:val="15"/>
+        </w:rPr>
+        <w:t xml:space="preserve"> (15) </w:t>
+      </w:r>
+      <w:r>
+        <w:rPr>
+          <w:u w:val="single"/>
+          <w:sz w:val="19"/>
+          <w:szCs w:val="19"/>
+        </w:rPr>
+        <w:t xml:space="preserve">              </w:t>
+      </w:r>
+      <w:r>
+        <w:rPr>
+          <w:sz w:val="19"/>
+          <w:szCs w:val="19"/>
+        </w:rPr>
+        <w:t xml:space="preserve"> </w:t>
+      </w:r>
+      <w:r>
+        <w:rPr>
+          <w:sz w:val="19"/>
+          <w:szCs w:val="19"/>
+        </w:rPr>
+        <w:t xml:space="preserve"> business to focus on </w:t>
+      </w:r>
+      <w:r>
+        <w:rPr>
+          <w:b/>
+          <w:bCs/>
+          <w:color w:val="8186EF"/>
+          <w:sz w:val="15"/>
+          <w:szCs w:val="15"/>
+        </w:rPr>
+        <w:t xml:space="preserve"> (16) </w:t>
+      </w:r>
+      <w:r>
+        <w:rPr>
+          <w:u w:val="single"/>
+          <w:sz w:val="19"/>
+          <w:szCs w:val="19"/>
+        </w:rPr>
+        <w:t xml:space="preserve">           </w:t>
+      </w:r>
+      <w:r>
+        <w:rPr>
+          <w:sz w:val="19"/>
+          <w:szCs w:val="19"/>
+        </w:rPr>
+        <w:t xml:space="preserve"> </w:t>
+      </w:r>
+      <w:r>
+        <w:rPr>
+          <w:sz w:val="19"/>
+          <w:szCs w:val="19"/>
+        </w:rPr>
+        <w:t xml:space="preserve"> and dry foods. </w:t>
+      </w:r>
+      <w:r>
+        <w:rPr>
+          <w:sz w:val="19"/>
+          <w:szCs w:val="19"/>
+        </w:rPr>
+        <w:t xml:space="preserve">This is a </w:t>
+      </w:r>
+      <w:r>
+        <w:rPr>
+          <w:b/>
+          <w:bCs/>
+          <w:color w:val="8186EF"/>
+          <w:sz w:val="15"/>
+          <w:szCs w:val="15"/>
+        </w:rPr>
+        <w:t xml:space="preserve"> (17) </w:t>
+      </w:r>
+      <w:r>
+        <w:rPr>
+          <w:u w:val="single"/>
+          <w:sz w:val="19"/>
+          <w:szCs w:val="19"/>
+        </w:rPr>
+        <w:t xml:space="preserve">           </w:t>
+      </w:r>
+      <w:r>
+        <w:rPr>
+          <w:sz w:val="19"/>
+          <w:szCs w:val="19"/>
+        </w:rPr>
+        <w:t xml:space="preserve"> </w:t>
+      </w:r>
+      <w:r>
+        <w:rPr>
+          <w:sz w:val="19"/>
+          <w:szCs w:val="19"/>
+        </w:rPr>
+        <w:t xml:space="preserve"> shift. </w:t>
+      </w:r>
+      <w:r>
+        <w:rPr>
+          <w:sz w:val="19"/>
+          <w:szCs w:val="19"/>
+        </w:rPr>
+        <w:t xml:space="preserve">The business lost $420,000 </w:t>
+      </w:r>
+      <w:r>
+        <w:rPr>
+          <w:b/>
+          <w:bCs/>
+          <w:color w:val="8186EF"/>
+          <w:sz w:val="15"/>
+          <w:szCs w:val="15"/>
+        </w:rPr>
+        <w:t xml:space="preserve"> (18) </w:t>
+      </w:r>
+      <w:r>
+        <w:rPr>
+          <w:u w:val="single"/>
+          <w:sz w:val="19"/>
+          <w:szCs w:val="19"/>
+        </w:rPr>
+        <w:t xml:space="preserve">           </w:t>
+      </w:r>
+      <w:r>
+        <w:rPr>
+          <w:sz w:val="19"/>
+          <w:szCs w:val="19"/>
+        </w:rPr>
+        <w:t xml:space="preserve"> </w:t>
+      </w:r>
+      <w:r>
+        <w:rPr>
+          <w:sz w:val="19"/>
+          <w:szCs w:val="19"/>
+        </w:rPr>
+        <w:t xml:space="preserve"> tax during the year, and the sale caused a </w:t>
+      </w:r>
+      <w:r>
+        <w:rPr>
+          <w:b/>
+          <w:bCs/>
+          <w:color w:val="8186EF"/>
+          <w:sz w:val="15"/>
+          <w:szCs w:val="15"/>
+        </w:rPr>
+        <w:t xml:space="preserve"> (19) </w:t>
+      </w:r>
+      <w:r>
+        <w:rPr>
+          <w:u w:val="single"/>
+          <w:sz w:val="19"/>
+          <w:szCs w:val="19"/>
+        </w:rPr>
+        <w:t xml:space="preserve">           </w:t>
+      </w:r>
+      <w:r>
+        <w:rPr>
+          <w:sz w:val="19"/>
+          <w:szCs w:val="19"/>
+        </w:rPr>
+        <w:t xml:space="preserve"> </w:t>
+      </w:r>
+      <w:r>
+        <w:rPr>
+          <w:sz w:val="19"/>
+          <w:szCs w:val="19"/>
+        </w:rPr>
+        <w:t xml:space="preserve"> loss of $180,000. </w:t>
+      </w:r>
+      <w:r>
+        <w:rPr>
+          <w:sz w:val="19"/>
+          <w:szCs w:val="19"/>
+        </w:rPr>
+        <w:t xml:space="preserve">Each loss reduces tax, so Orontes reports a loss from discontinued operations of $450,000, net of tax. </w:t>
+      </w:r>
+    </w:p>
+    <w:tbl>
+      <w:tblPr>
+        <w:tblW w:type="pct" w:w="100%"/>
+        <w:tblLayout w:type="fixed"/>
+        <w:tblBorders>
+          <w:top w:val="single" w:color="FBFAF6" w:sz="4"/>
+          <w:left w:val="single" w:color="FBFAF6" w:sz="4"/>
+          <w:bottom w:val="single" w:color="FBFAF6" w:sz="4"/>
+          <w:right w:val="single" w:color="FBFAF6" w:sz="4"/>
+          <w:insideH w:val="single" w:color="FBFAF6" w:sz="4"/>
+          <w:insideV w:val="single" w:color="FBFAF6" w:sz="4"/>
+        </w:tblBorders>
+      </w:tblPr>
+      <w:tblGrid>
+        <w:gridCol w:w="9600"/>
+      </w:tblGrid>
+      <w:tr>
+        <w:tc>
+          <w:tcPr>
+            <w:tcW w:type="pct" w:w="5000"/>
+            <w:shd w:fill="FBFAF6" w:val="clear"/>
+            <w:tcMar>
+              <w:top w:type="dxa" w:w="40"/>
+              <w:left w:type="dxa" w:w="100"/>
+              <w:bottom w:type="dxa" w:w="40"/>
+              <w:right w:type="dxa" w:w="100"/>
+            </w:tcMar>
+          </w:tcPr>
+          <w:p>
+            <w:pPr>
+              <w:spacing w:before="18" w:after="6"/>
+            </w:pPr>
+            <w:r>
+              <w:rPr>
+                <w:b/>
+                <w:bCs/>
+                <w:color w:val="6B7280"/>
+                <w:sz w:val="14"/>
+                <w:szCs w:val="14"/>
+              </w:rPr>
+              <w:t xml:space="preserve">word list</w:t>
+            </w:r>
+          </w:p>
+          <w:p>
+            <w:pPr>
+              <w:spacing w:before="0" w:after="18"/>
+            </w:pPr>
+            <w:r>
+              <w:rPr>
+                <w:b/>
+                <w:bCs/>
+                <w:color w:val="353A7C"/>
+                <w:sz w:val="16"/>
+                <w:szCs w:val="16"/>
+              </w:rPr>
+              <w:t xml:space="preserve">beverages   ·   activities   ·   before   ·   strategic   ·   further   ·   questions   ·   unusual   ·   frozen-foods</w:t>
             </w:r>
           </w:p>
         </w:tc>
@@ -7897,7 +8909,6 @@
         <w:tc>
           <w:tcPr>
             <w:tcW w:type="pct" w:w="2200"/>
-            <w:shd w:fill="FFFFFF" w:val="clear"/>
             <w:tcMar>
               <w:top w:type="dxa" w:w="50"/>
               <w:left w:type="dxa" w:w="110"/>
@@ -7907,17 +8918,14 @@
           </w:tcPr>
           <w:p>
             <w:pPr>
-              <w:spacing w:before="46" w:after="46"/>
-            </w:pPr>
-            <w:r>
-              <w:rPr>
-                <w:b/>
-                <w:bCs/>
-                <w:color w:val="8186EF"/>
-                <w:sz w:val="14"/>
-                <w:szCs w:val="14"/>
-              </w:rPr>
-              <w:t xml:space="preserve">(13)</w:t>
+              <w:spacing w:before="28" w:after="28"/>
+            </w:pPr>
+            <w:r>
+              <w:rPr>
+                <w:sz w:val="15"/>
+                <w:szCs w:val="15"/>
+              </w:rPr>
+              <w:t xml:space="preserve">Loss from operations of the frozen-foods business</w:t>
             </w:r>
           </w:p>
         </w:tc>
@@ -7995,7 +9003,7 @@
         <w:tc>
           <w:tcPr>
             <w:tcW w:type="pct" w:w="2200"/>
-            <w:shd w:fill="FBFAF6" w:val="clear"/>
+            <w:shd w:fill="FFFFFF" w:val="clear"/>
             <w:tcMar>
               <w:top w:type="dxa" w:w="50"/>
               <w:left w:type="dxa" w:w="110"/>
@@ -8005,14 +9013,17 @@
           </w:tcPr>
           <w:p>
             <w:pPr>
-              <w:spacing w:before="28" w:after="28"/>
-            </w:pPr>
-            <w:r>
-              <w:rPr>
-                <w:sz w:val="15"/>
-                <w:szCs w:val="15"/>
-              </w:rPr>
-              <w:t xml:space="preserve">Loss on disposal of the business</w:t>
+              <w:spacing w:before="46" w:after="46"/>
+            </w:pPr>
+            <w:r>
+              <w:rPr>
+                <w:b/>
+                <w:bCs/>
+                <w:color w:val="8186EF"/>
+                <w:sz w:val="14"/>
+                <w:szCs w:val="14"/>
+              </w:rPr>
+              <w:t xml:space="preserve">(20)</w:t>
             </w:r>
           </w:p>
         </w:tc>
@@ -8113,7 +9124,7 @@
                 <w:sz w:val="14"/>
                 <w:szCs w:val="14"/>
               </w:rPr>
-              <w:t xml:space="preserve">(14)</w:t>
+              <w:t xml:space="preserve">(21)</w:t>
             </w:r>
           </w:p>
         </w:tc>
@@ -8244,7 +9255,7 @@
                 <w:sz w:val="16"/>
                 <w:szCs w:val="16"/>
               </w:rPr>
-              <w:t xml:space="preserve">component of an entity   ·   Loss from discontinued operations   ·   Loss from operations of the frozen-foods business</w:t>
+              <w:t xml:space="preserve">Loss on disposal of the business   ·   Loss from discontinued operations   ·   earnings per share (EPS)</w:t>
             </w:r>
           </w:p>
         </w:tc>
@@ -8300,6 +9311,18 @@
     <w:p/>
     <w:p>
       <w:pPr>
+        <w:pageBreakBefore w:val="true"/>
+        <w:spacing w:after="0"/>
+      </w:pPr>
+      <w:r>
+        <w:rPr>
+          <w:sz w:val="2"/>
+        </w:rPr>
+        <w:t xml:space="preserve"> </w:t>
+      </w:r>
+    </w:p>
+    <w:p>
+      <w:pPr>
         <w:spacing w:before="44" w:after="14"/>
       </w:pPr>
       <w:r>
@@ -8310,7 +9333,7 @@
           <w:sz w:val="18"/>
           <w:szCs w:val="18"/>
         </w:rPr>
-        <w:t xml:space="preserve">Summary 2</w:t>
+        <w:t xml:space="preserve">Summary 3</w:t>
       </w:r>
       <w:r>
         <w:rPr>
@@ -8318,7 +9341,7 @@
           <w:sz w:val="16"/>
           <w:szCs w:val="16"/>
         </w:rPr>
-        <w:t xml:space="preserve">      gaps 15–20</w:t>
+        <w:t xml:space="preserve">      gaps 22–27</w:t>
       </w:r>
     </w:p>
     <w:p>
@@ -8341,7 +9364,7 @@
           <w:sz w:val="15"/>
           <w:szCs w:val="15"/>
         </w:rPr>
-        <w:t xml:space="preserve"> (15) </w:t>
+        <w:t xml:space="preserve"> (22) </w:t>
       </w:r>
       <w:r>
         <w:rPr>
@@ -8373,7 +9396,7 @@
           <w:sz w:val="15"/>
           <w:szCs w:val="15"/>
         </w:rPr>
-        <w:t xml:space="preserve"> (16) </w:t>
+        <w:t xml:space="preserve"> (23) </w:t>
       </w:r>
       <w:r>
         <w:rPr>
@@ -8412,7 +9435,7 @@
           <w:sz w:val="15"/>
           <w:szCs w:val="15"/>
         </w:rPr>
-        <w:t xml:space="preserve"> (17) </w:t>
+        <w:t xml:space="preserve"> (24) </w:t>
       </w:r>
       <w:r>
         <w:rPr>
@@ -8444,7 +9467,7 @@
           <w:sz w:val="15"/>
           <w:szCs w:val="15"/>
         </w:rPr>
-        <w:t xml:space="preserve"> (18) </w:t>
+        <w:t xml:space="preserve"> (25) </w:t>
       </w:r>
       <w:r>
         <w:rPr>
@@ -8483,7 +9506,7 @@
           <w:sz w:val="15"/>
           <w:szCs w:val="15"/>
         </w:rPr>
-        <w:t xml:space="preserve"> (19) </w:t>
+        <w:t xml:space="preserve"> (26) </w:t>
       </w:r>
       <w:r>
         <w:rPr>
@@ -8522,7 +9545,7 @@
           <w:sz w:val="15"/>
           <w:szCs w:val="15"/>
         </w:rPr>
-        <w:t xml:space="preserve"> (20) </w:t>
+        <w:t xml:space="preserve"> (27) </w:t>
       </w:r>
       <w:r>
         <w:rPr>
@@ -8609,25 +9632,13 @@
                 <w:sz w:val="16"/>
                 <w:szCs w:val="16"/>
               </w:rPr>
-              <w:t xml:space="preserve">results   ·   textbooks   ·   expropriations   ·   discontinued   ·   infrequent   ·   today's   ·   geographic</w:t>
+              <w:t xml:space="preserve">infrequent   ·   classified   ·   today's   ·   expropriations   ·   discontinued   ·   geographic   ·   textbooks</w:t>
             </w:r>
           </w:p>
         </w:tc>
       </w:tr>
     </w:tbl>
     <w:p/>
-    <w:p>
-      <w:pPr>
-        <w:pageBreakBefore w:val="true"/>
-        <w:spacing w:after="0"/>
-      </w:pPr>
-      <w:r>
-        <w:rPr>
-          <w:sz w:val="2"/>
-        </w:rPr>
-        <w:t xml:space="preserve"> </w:t>
-      </w:r>
-    </w:p>
     <w:p>
       <w:pPr>
         <w:spacing w:before="44" w:after="10"/>
@@ -8764,6 +9775,18 @@
       </w:tr>
     </w:tbl>
     <w:p/>
+    <w:p>
+      <w:pPr>
+        <w:pageBreakBefore w:val="true"/>
+        <w:spacing w:after="0"/>
+      </w:pPr>
+      <w:r>
+        <w:rPr>
+          <w:sz w:val="2"/>
+        </w:rPr>
+        <w:t xml:space="preserve"> </w:t>
+      </w:r>
+    </w:p>
     <w:tbl>
       <w:tblPr>
         <w:tblW w:type="pct" w:w="100%"/>
@@ -9296,14 +10319,14 @@
                 <w:sz w:val="16"/>
                 <w:szCs w:val="16"/>
               </w:rPr>
-              <w:t xml:space="preserve">13  </w:t>
-            </w:r>
-            <w:r>
-              <w:rPr>
-                <w:sz w:val="16"/>
-                <w:szCs w:val="16"/>
-              </w:rPr>
-              <w:t xml:space="preserve">Loss from operations of the frozen-foods business</w:t>
+              <w:t xml:space="preserve">16  </w:t>
+            </w:r>
+            <w:r>
+              <w:rPr>
+                <w:sz w:val="16"/>
+                <w:szCs w:val="16"/>
+              </w:rPr>
+              <w:t xml:space="preserve">beverages</w:t>
             </w:r>
           </w:p>
         </w:tc>
@@ -9364,14 +10387,14 @@
                 <w:sz w:val="16"/>
                 <w:szCs w:val="16"/>
               </w:rPr>
-              <w:t xml:space="preserve">14  </w:t>
-            </w:r>
-            <w:r>
-              <w:rPr>
-                <w:sz w:val="16"/>
-                <w:szCs w:val="16"/>
-              </w:rPr>
-              <w:t xml:space="preserve">Loss from discontinued operations</w:t>
+              <w:t xml:space="preserve">17  </w:t>
+            </w:r>
+            <w:r>
+              <w:rPr>
+                <w:sz w:val="16"/>
+                <w:szCs w:val="16"/>
+              </w:rPr>
+              <w:t xml:space="preserve">strategic</w:t>
             </w:r>
           </w:p>
         </w:tc>
@@ -9432,14 +10455,14 @@
                 <w:sz w:val="16"/>
                 <w:szCs w:val="16"/>
               </w:rPr>
-              <w:t xml:space="preserve">15  </w:t>
-            </w:r>
-            <w:r>
-              <w:rPr>
-                <w:sz w:val="16"/>
-                <w:szCs w:val="16"/>
-              </w:rPr>
-              <w:t xml:space="preserve">textbooks</w:t>
+              <w:t xml:space="preserve">18  </w:t>
+            </w:r>
+            <w:r>
+              <w:rPr>
+                <w:sz w:val="16"/>
+                <w:szCs w:val="16"/>
+              </w:rPr>
+              <w:t xml:space="preserve">before</w:t>
             </w:r>
           </w:p>
         </w:tc>
@@ -9500,14 +10523,14 @@
                 <w:sz w:val="16"/>
                 <w:szCs w:val="16"/>
               </w:rPr>
-              <w:t xml:space="preserve">16  </w:t>
-            </w:r>
-            <w:r>
-              <w:rPr>
-                <w:sz w:val="16"/>
-                <w:szCs w:val="16"/>
-              </w:rPr>
-              <w:t xml:space="preserve">expropriations</w:t>
+              <w:t xml:space="preserve">19  </w:t>
+            </w:r>
+            <w:r>
+              <w:rPr>
+                <w:sz w:val="16"/>
+                <w:szCs w:val="16"/>
+              </w:rPr>
+              <w:t xml:space="preserve">further</w:t>
             </w:r>
           </w:p>
         </w:tc>
@@ -9568,14 +10591,14 @@
                 <w:sz w:val="16"/>
                 <w:szCs w:val="16"/>
               </w:rPr>
-              <w:t xml:space="preserve">17  </w:t>
-            </w:r>
-            <w:r>
-              <w:rPr>
-                <w:sz w:val="16"/>
-                <w:szCs w:val="16"/>
-              </w:rPr>
-              <w:t xml:space="preserve">today's</w:t>
+              <w:t xml:space="preserve">20  </w:t>
+            </w:r>
+            <w:r>
+              <w:rPr>
+                <w:sz w:val="16"/>
+                <w:szCs w:val="16"/>
+              </w:rPr>
+              <w:t xml:space="preserve">Loss on disposal of the business</w:t>
             </w:r>
           </w:p>
         </w:tc>
@@ -9636,14 +10659,14 @@
                 <w:sz w:val="16"/>
                 <w:szCs w:val="16"/>
               </w:rPr>
-              <w:t xml:space="preserve">18  </w:t>
-            </w:r>
-            <w:r>
-              <w:rPr>
-                <w:sz w:val="16"/>
-                <w:szCs w:val="16"/>
-              </w:rPr>
-              <w:t xml:space="preserve">infrequent</w:t>
+              <w:t xml:space="preserve">21  </w:t>
+            </w:r>
+            <w:r>
+              <w:rPr>
+                <w:sz w:val="16"/>
+                <w:szCs w:val="16"/>
+              </w:rPr>
+              <w:t xml:space="preserve">Loss from discontinued operations</w:t>
             </w:r>
           </w:p>
         </w:tc>
@@ -9704,14 +10727,14 @@
                 <w:sz w:val="16"/>
                 <w:szCs w:val="16"/>
               </w:rPr>
-              <w:t xml:space="preserve">19  </w:t>
-            </w:r>
-            <w:r>
-              <w:rPr>
-                <w:sz w:val="16"/>
-                <w:szCs w:val="16"/>
-              </w:rPr>
-              <w:t xml:space="preserve">discontinued</w:t>
+              <w:t xml:space="preserve">22  </w:t>
+            </w:r>
+            <w:r>
+              <w:rPr>
+                <w:sz w:val="16"/>
+                <w:szCs w:val="16"/>
+              </w:rPr>
+              <w:t xml:space="preserve">textbooks</w:t>
             </w:r>
           </w:p>
         </w:tc>
@@ -9772,14 +10795,14 @@
                 <w:sz w:val="16"/>
                 <w:szCs w:val="16"/>
               </w:rPr>
-              <w:t xml:space="preserve">20  </w:t>
-            </w:r>
-            <w:r>
-              <w:rPr>
-                <w:sz w:val="16"/>
-                <w:szCs w:val="16"/>
-              </w:rPr>
-              <w:t xml:space="preserve">geographic</w:t>
+              <w:t xml:space="preserve">23  </w:t>
+            </w:r>
+            <w:r>
+              <w:rPr>
+                <w:sz w:val="16"/>
+                <w:szCs w:val="16"/>
+              </w:rPr>
+              <w:t xml:space="preserve">expropriations</w:t>
             </w:r>
           </w:p>
         </w:tc>
@@ -9840,14 +10863,14 @@
                 <w:sz w:val="16"/>
                 <w:szCs w:val="16"/>
               </w:rPr>
-              <w:t xml:space="preserve">21  </w:t>
-            </w:r>
-            <w:r>
-              <w:rPr>
-                <w:sz w:val="16"/>
-                <w:szCs w:val="16"/>
-              </w:rPr>
-              <w:t xml:space="preserve">income from continuing operations</w:t>
+              <w:t xml:space="preserve">24  </w:t>
+            </w:r>
+            <w:r>
+              <w:rPr>
+                <w:sz w:val="16"/>
+                <w:szCs w:val="16"/>
+              </w:rPr>
+              <w:t xml:space="preserve">today's</w:t>
             </w:r>
           </w:p>
         </w:tc>
@@ -9908,14 +10931,14 @@
                 <w:sz w:val="16"/>
                 <w:szCs w:val="16"/>
               </w:rPr>
-              <w:t xml:space="preserve">22  </w:t>
-            </w:r>
-            <w:r>
-              <w:rPr>
-                <w:sz w:val="16"/>
-                <w:szCs w:val="16"/>
-              </w:rPr>
-              <w:t xml:space="preserve">component of an entity</w:t>
+              <w:t xml:space="preserve">25  </w:t>
+            </w:r>
+            <w:r>
+              <w:rPr>
+                <w:sz w:val="16"/>
+                <w:szCs w:val="16"/>
+              </w:rPr>
+              <w:t xml:space="preserve">infrequent</w:t>
             </w:r>
           </w:p>
         </w:tc>
@@ -9976,14 +10999,14 @@
                 <w:sz w:val="16"/>
                 <w:szCs w:val="16"/>
               </w:rPr>
-              <w:t xml:space="preserve">23  </w:t>
-            </w:r>
-            <w:r>
-              <w:rPr>
-                <w:sz w:val="16"/>
-                <w:szCs w:val="16"/>
-              </w:rPr>
-              <w:t xml:space="preserve">unusual or infrequent item</w:t>
+              <w:t xml:space="preserve">26  </w:t>
+            </w:r>
+            <w:r>
+              <w:rPr>
+                <w:sz w:val="16"/>
+                <w:szCs w:val="16"/>
+              </w:rPr>
+              <w:t xml:space="preserve">discontinued</w:t>
             </w:r>
           </w:p>
         </w:tc>
@@ -10034,14 +11057,228 @@
           </w:tcPr>
           <w:p>
             <w:pPr>
-              <w:spacing w:before="24" w:after="24"/>
-            </w:pPr>
-            <w:r>
-              <w:rPr>
-                <w:sz w:val="16"/>
-                <w:szCs w:val="16"/>
-              </w:rPr>
-              <w:t xml:space="preserve"/>
+              <w:spacing w:before="12" w:after="12"/>
+            </w:pPr>
+            <w:r>
+              <w:rPr>
+                <w:b/>
+                <w:bCs/>
+                <w:color w:val="8186EF"/>
+                <w:sz w:val="16"/>
+                <w:szCs w:val="16"/>
+              </w:rPr>
+              <w:t xml:space="preserve">27  </w:t>
+            </w:r>
+            <w:r>
+              <w:rPr>
+                <w:sz w:val="16"/>
+                <w:szCs w:val="16"/>
+              </w:rPr>
+              <w:t xml:space="preserve">geographic</w:t>
+            </w:r>
+          </w:p>
+        </w:tc>
+      </w:tr>
+      <w:tr>
+        <w:tc>
+          <w:tcPr>
+            <w:tcW w:type="pct" w:w="2500"/>
+            <w:tcMar>
+              <w:top w:type="dxa" w:w="20"/>
+              <w:left w:type="dxa" w:w="80"/>
+              <w:bottom w:type="dxa" w:w="20"/>
+              <w:right w:type="dxa" w:w="80"/>
+            </w:tcMar>
+          </w:tcPr>
+          <w:p>
+            <w:pPr>
+              <w:spacing w:before="12" w:after="12"/>
+            </w:pPr>
+            <w:r>
+              <w:rPr>
+                <w:b/>
+                <w:bCs/>
+                <w:color w:val="8186EF"/>
+                <w:sz w:val="16"/>
+                <w:szCs w:val="16"/>
+              </w:rPr>
+              <w:t xml:space="preserve">13  </w:t>
+            </w:r>
+            <w:r>
+              <w:rPr>
+                <w:sz w:val="16"/>
+                <w:szCs w:val="16"/>
+              </w:rPr>
+              <w:t xml:space="preserve">questions</w:t>
+            </w:r>
+          </w:p>
+        </w:tc>
+        <w:tc>
+          <w:tcPr>
+            <w:tcW w:type="pct" w:w="2500"/>
+            <w:tcMar>
+              <w:top w:type="dxa" w:w="20"/>
+              <w:left w:type="dxa" w:w="80"/>
+              <w:bottom w:type="dxa" w:w="20"/>
+              <w:right w:type="dxa" w:w="80"/>
+            </w:tcMar>
+          </w:tcPr>
+          <w:p>
+            <w:pPr>
+              <w:spacing w:before="12" w:after="12"/>
+            </w:pPr>
+            <w:r>
+              <w:rPr>
+                <w:b/>
+                <w:bCs/>
+                <w:color w:val="8186EF"/>
+                <w:sz w:val="16"/>
+                <w:szCs w:val="16"/>
+              </w:rPr>
+              <w:t xml:space="preserve">28  </w:t>
+            </w:r>
+            <w:r>
+              <w:rPr>
+                <w:sz w:val="16"/>
+                <w:szCs w:val="16"/>
+              </w:rPr>
+              <w:t xml:space="preserve">income from continuing operations</w:t>
+            </w:r>
+          </w:p>
+        </w:tc>
+      </w:tr>
+      <w:tr>
+        <w:tc>
+          <w:tcPr>
+            <w:tcW w:type="pct" w:w="2500"/>
+            <w:tcMar>
+              <w:top w:type="dxa" w:w="20"/>
+              <w:left w:type="dxa" w:w="80"/>
+              <w:bottom w:type="dxa" w:w="20"/>
+              <w:right w:type="dxa" w:w="80"/>
+            </w:tcMar>
+          </w:tcPr>
+          <w:p>
+            <w:pPr>
+              <w:spacing w:before="12" w:after="12"/>
+            </w:pPr>
+            <w:r>
+              <w:rPr>
+                <w:b/>
+                <w:bCs/>
+                <w:color w:val="8186EF"/>
+                <w:sz w:val="16"/>
+                <w:szCs w:val="16"/>
+              </w:rPr>
+              <w:t xml:space="preserve">14  </w:t>
+            </w:r>
+            <w:r>
+              <w:rPr>
+                <w:sz w:val="16"/>
+                <w:szCs w:val="16"/>
+              </w:rPr>
+              <w:t xml:space="preserve">activities</w:t>
+            </w:r>
+          </w:p>
+        </w:tc>
+        <w:tc>
+          <w:tcPr>
+            <w:tcW w:type="pct" w:w="2500"/>
+            <w:tcMar>
+              <w:top w:type="dxa" w:w="20"/>
+              <w:left w:type="dxa" w:w="80"/>
+              <w:bottom w:type="dxa" w:w="20"/>
+              <w:right w:type="dxa" w:w="80"/>
+            </w:tcMar>
+          </w:tcPr>
+          <w:p>
+            <w:pPr>
+              <w:spacing w:before="12" w:after="12"/>
+            </w:pPr>
+            <w:r>
+              <w:rPr>
+                <w:b/>
+                <w:bCs/>
+                <w:color w:val="8186EF"/>
+                <w:sz w:val="16"/>
+                <w:szCs w:val="16"/>
+              </w:rPr>
+              <w:t xml:space="preserve">29  </w:t>
+            </w:r>
+            <w:r>
+              <w:rPr>
+                <w:sz w:val="16"/>
+                <w:szCs w:val="16"/>
+              </w:rPr>
+              <w:t xml:space="preserve">component of an entity</w:t>
+            </w:r>
+          </w:p>
+        </w:tc>
+      </w:tr>
+      <w:tr>
+        <w:tc>
+          <w:tcPr>
+            <w:tcW w:type="pct" w:w="2500"/>
+            <w:tcMar>
+              <w:top w:type="dxa" w:w="20"/>
+              <w:left w:type="dxa" w:w="80"/>
+              <w:bottom w:type="dxa" w:w="20"/>
+              <w:right w:type="dxa" w:w="80"/>
+            </w:tcMar>
+          </w:tcPr>
+          <w:p>
+            <w:pPr>
+              <w:spacing w:before="12" w:after="12"/>
+            </w:pPr>
+            <w:r>
+              <w:rPr>
+                <w:b/>
+                <w:bCs/>
+                <w:color w:val="8186EF"/>
+                <w:sz w:val="16"/>
+                <w:szCs w:val="16"/>
+              </w:rPr>
+              <w:t xml:space="preserve">15  </w:t>
+            </w:r>
+            <w:r>
+              <w:rPr>
+                <w:sz w:val="16"/>
+                <w:szCs w:val="16"/>
+              </w:rPr>
+              <w:t xml:space="preserve">frozen-foods</w:t>
+            </w:r>
+          </w:p>
+        </w:tc>
+        <w:tc>
+          <w:tcPr>
+            <w:tcW w:type="pct" w:w="2500"/>
+            <w:tcMar>
+              <w:top w:type="dxa" w:w="20"/>
+              <w:left w:type="dxa" w:w="80"/>
+              <w:bottom w:type="dxa" w:w="20"/>
+              <w:right w:type="dxa" w:w="80"/>
+            </w:tcMar>
+          </w:tcPr>
+          <w:p>
+            <w:pPr>
+              <w:spacing w:before="12" w:after="12"/>
+            </w:pPr>
+            <w:r>
+              <w:rPr>
+                <w:b/>
+                <w:bCs/>
+                <w:color w:val="8186EF"/>
+                <w:sz w:val="16"/>
+                <w:szCs w:val="16"/>
+              </w:rPr>
+              <w:t xml:space="preserve">30  </w:t>
+            </w:r>
+            <w:r>
+              <w:rPr>
+                <w:sz w:val="16"/>
+                <w:szCs w:val="16"/>
+              </w:rPr>
+              <w:t xml:space="preserve">unusual or infrequent item</w:t>
             </w:r>
           </w:p>
         </w:tc>
@@ -10101,6 +11338,30 @@
           <w:szCs w:val="15"/>
         </w:rPr>
         <w:t xml:space="preserve">Summary 2   </w:t>
+      </w:r>
+      <w:r>
+        <w:rPr>
+          <w:color w:val="6B7280"/>
+          <w:sz w:val="15"/>
+          <w:szCs w:val="15"/>
+        </w:rPr>
+        <w:t xml:space="preserve">Ask the questions in order: OCI first, then discontinued operations, then unusual items, and finally main activities or other income and expense. Suppose that in 2026 Orontes sells its frozen-foods business to focus on beverages and dry foods. This is a strategic shift. The business lost $420,000 before tax during the year, and the sale caused a further loss of $180,000. Each loss reduces tax, so Orontes reports a loss from discontinued operations of $450,000, net of tax.</w:t>
+      </w:r>
+    </w:p>
+    <w:p>
+      <w:pPr>
+        <w:spacing w:before="20" w:after="20"/>
+        <w:ind w:left="240" w:hanging="240"/>
+      </w:pPr>
+      <w:r>
+        <w:rPr>
+          <w:b/>
+          <w:bCs/>
+          <w:color w:val="353A7C"/>
+          <w:sz w:val="15"/>
+          <w:szCs w:val="15"/>
+        </w:rPr>
+        <w:t xml:space="preserve">Summary 3   </w:t>
       </w:r>
       <w:r>
         <w:rPr>
@@ -13388,7 +14649,7 @@
                 <w:sz w:val="16"/>
                 <w:szCs w:val="16"/>
               </w:rPr>
-              <w:t xml:space="preserve">therefore   ·   leaves   ·   Accrual   ·   impairment   ·   Orontes's   ·   importantly   ·   activity   ·   estimates   ·   increase   ·   inventory   ·   advertising   ·   methods   ·   discretionary</w:t>
+              <w:t xml:space="preserve">therefore   ·   leaves   ·   results   ·   impairment   ·   Orontes's   ·   importantly   ·   activity   ·   estimates   ·   increase   ·   inventory   ·   advertising   ·   methods   ·   discretionary</w:t>
             </w:r>
           </w:p>
         </w:tc>
@@ -13415,7 +14676,7 @@
           <w:sz w:val="16"/>
           <w:szCs w:val="16"/>
         </w:rPr>
-        <w:t xml:space="preserve">      gaps 13–17</w:t>
+        <w:t xml:space="preserve">      gaps 13–16</w:t>
       </w:r>
     </w:p>
     <w:p>
@@ -13578,45 +14839,6 @@
           <w:szCs w:val="19"/>
         </w:rPr>
         <w:t xml:space="preserve"> before about January 2028. </w:t>
-      </w:r>
-      <w:r>
-        <w:rPr>
-          <w:sz w:val="19"/>
-          <w:szCs w:val="19"/>
-        </w:rPr>
-        <w:t xml:space="preserve">Not result in general.S. </w:t>
-      </w:r>
-      <w:r>
-        <w:rPr>
-          <w:b/>
-          <w:bCs/>
-          <w:color w:val="8186EF"/>
-          <w:sz w:val="15"/>
-          <w:szCs w:val="15"/>
-        </w:rPr>
-        <w:t xml:space="preserve"> (17) </w:t>
-      </w:r>
-      <w:r>
-        <w:rPr>
-          <w:u w:val="single"/>
-          <w:sz w:val="19"/>
-          <w:szCs w:val="19"/>
-        </w:rPr>
-        <w:t xml:space="preserve">           </w:t>
-      </w:r>
-      <w:r>
-        <w:rPr>
-          <w:sz w:val="19"/>
-          <w:szCs w:val="19"/>
-        </w:rPr>
-        <w:t xml:space="preserve"> </w:t>
-      </w:r>
-      <w:r>
-        <w:rPr>
-          <w:sz w:val="19"/>
-          <w:szCs w:val="19"/>
-        </w:rPr>
-        <w:t xml:space="preserve">. </w:t>
       </w:r>
     </w:p>
     <w:tbl>
@@ -13674,7 +14896,7 @@
                 <w:sz w:val="16"/>
                 <w:szCs w:val="16"/>
               </w:rPr>
-              <w:t xml:space="preserve">statement   ·   category   ·   depreciation   ·   subtotals   ·   testable   ·   expenses</w:t>
+              <w:t xml:space="preserve">statement   ·   earnings   ·   depreciation   ·   subtotals   ·   testable</w:t>
             </w:r>
           </w:p>
         </w:tc>
@@ -14241,7 +15463,7 @@
                 <w:sz w:val="14"/>
                 <w:szCs w:val="14"/>
               </w:rPr>
-              <w:t xml:space="preserve"> (18) </w:t>
+              <w:t xml:space="preserve"> (17) </w:t>
             </w:r>
             <w:r>
               <w:rPr>
@@ -14371,7 +15593,7 @@
                 <w:sz w:val="14"/>
                 <w:szCs w:val="14"/>
               </w:rPr>
-              <w:t xml:space="preserve"> (19) </w:t>
+              <w:t xml:space="preserve"> (18) </w:t>
             </w:r>
             <w:r>
               <w:rPr>
@@ -14662,7 +15884,7 @@
                 <w:sz w:val="14"/>
                 <w:szCs w:val="14"/>
               </w:rPr>
-              <w:t xml:space="preserve">(20)</w:t>
+              <w:t xml:space="preserve">(19)</w:t>
             </w:r>
           </w:p>
         </w:tc>
@@ -14715,7 +15937,7 @@
                 <w:sz w:val="14"/>
                 <w:szCs w:val="14"/>
               </w:rPr>
-              <w:t xml:space="preserve">(21)</w:t>
+              <w:t xml:space="preserve">(20)</w:t>
             </w:r>
           </w:p>
         </w:tc>
@@ -15091,14 +16313,14 @@
                 <w:sz w:val="16"/>
                 <w:szCs w:val="16"/>
               </w:rPr>
-              <w:t xml:space="preserve">13  </w:t>
-            </w:r>
-            <w:r>
-              <w:rPr>
-                <w:sz w:val="16"/>
-                <w:szCs w:val="16"/>
-              </w:rPr>
-              <w:t xml:space="preserve">depreciation</w:t>
+              <w:t xml:space="preserve">12  </w:t>
+            </w:r>
+            <w:r>
+              <w:rPr>
+                <w:sz w:val="16"/>
+                <w:szCs w:val="16"/>
+              </w:rPr>
+              <w:t xml:space="preserve">importantly</w:t>
             </w:r>
           </w:p>
         </w:tc>
@@ -15159,14 +16381,14 @@
                 <w:sz w:val="16"/>
                 <w:szCs w:val="16"/>
               </w:rPr>
-              <w:t xml:space="preserve">14  </w:t>
-            </w:r>
-            <w:r>
-              <w:rPr>
-                <w:sz w:val="16"/>
-                <w:szCs w:val="16"/>
-              </w:rPr>
-              <w:t xml:space="preserve">statement</w:t>
+              <w:t xml:space="preserve">13  </w:t>
+            </w:r>
+            <w:r>
+              <w:rPr>
+                <w:sz w:val="16"/>
+                <w:szCs w:val="16"/>
+              </w:rPr>
+              <w:t xml:space="preserve">depreciation</w:t>
             </w:r>
           </w:p>
         </w:tc>
@@ -15227,14 +16449,14 @@
                 <w:sz w:val="16"/>
                 <w:szCs w:val="16"/>
               </w:rPr>
-              <w:t xml:space="preserve">15  </w:t>
-            </w:r>
-            <w:r>
-              <w:rPr>
-                <w:sz w:val="16"/>
-                <w:szCs w:val="16"/>
-              </w:rPr>
-              <w:t xml:space="preserve">subtotals</w:t>
+              <w:t xml:space="preserve">14  </w:t>
+            </w:r>
+            <w:r>
+              <w:rPr>
+                <w:sz w:val="16"/>
+                <w:szCs w:val="16"/>
+              </w:rPr>
+              <w:t xml:space="preserve">statement</w:t>
             </w:r>
           </w:p>
         </w:tc>
@@ -15295,14 +16517,14 @@
                 <w:sz w:val="16"/>
                 <w:szCs w:val="16"/>
               </w:rPr>
-              <w:t xml:space="preserve">16  </w:t>
-            </w:r>
-            <w:r>
-              <w:rPr>
-                <w:sz w:val="16"/>
-                <w:szCs w:val="16"/>
-              </w:rPr>
-              <w:t xml:space="preserve">testable</w:t>
+              <w:t xml:space="preserve">15  </w:t>
+            </w:r>
+            <w:r>
+              <w:rPr>
+                <w:sz w:val="16"/>
+                <w:szCs w:val="16"/>
+              </w:rPr>
+              <w:t xml:space="preserve">subtotals</w:t>
             </w:r>
           </w:p>
         </w:tc>
@@ -15363,14 +16585,14 @@
                 <w:sz w:val="16"/>
                 <w:szCs w:val="16"/>
               </w:rPr>
-              <w:t xml:space="preserve">17  </w:t>
-            </w:r>
-            <w:r>
-              <w:rPr>
-                <w:sz w:val="16"/>
-                <w:szCs w:val="16"/>
-              </w:rPr>
-              <w:t xml:space="preserve">category</w:t>
+              <w:t xml:space="preserve">16  </w:t>
+            </w:r>
+            <w:r>
+              <w:rPr>
+                <w:sz w:val="16"/>
+                <w:szCs w:val="16"/>
+              </w:rPr>
+              <w:t xml:space="preserve">testable</w:t>
             </w:r>
           </w:p>
         </w:tc>
@@ -15431,7 +16653,7 @@
                 <w:sz w:val="16"/>
                 <w:szCs w:val="16"/>
               </w:rPr>
-              <w:t xml:space="preserve">18  </w:t>
+              <w:t xml:space="preserve">17  </w:t>
             </w:r>
             <w:r>
               <w:rPr>
@@ -15499,7 +16721,7 @@
                 <w:sz w:val="16"/>
                 <w:szCs w:val="16"/>
               </w:rPr>
-              <w:t xml:space="preserve">19  </w:t>
+              <w:t xml:space="preserve">18  </w:t>
             </w:r>
             <w:r>
               <w:rPr>
@@ -15567,7 +16789,7 @@
                 <w:sz w:val="16"/>
                 <w:szCs w:val="16"/>
               </w:rPr>
-              <w:t xml:space="preserve">20  </w:t>
+              <w:t xml:space="preserve">19  </w:t>
             </w:r>
             <w:r>
               <w:rPr>
@@ -15635,7 +16857,7 @@
                 <w:sz w:val="16"/>
                 <w:szCs w:val="16"/>
               </w:rPr>
-              <w:t xml:space="preserve">21  </w:t>
+              <w:t xml:space="preserve">20  </w:t>
             </w:r>
             <w:r>
               <w:rPr>
@@ -15703,7 +16925,7 @@
                 <w:sz w:val="16"/>
                 <w:szCs w:val="16"/>
               </w:rPr>
-              <w:t xml:space="preserve">22  </w:t>
+              <w:t xml:space="preserve">21  </w:t>
             </w:r>
             <w:r>
               <w:rPr>
@@ -15771,7 +16993,7 @@
                 <w:sz w:val="16"/>
                 <w:szCs w:val="16"/>
               </w:rPr>
-              <w:t xml:space="preserve">23  </w:t>
+              <w:t xml:space="preserve">22  </w:t>
             </w:r>
             <w:r>
               <w:rPr>
@@ -15779,64 +17001,6 @@
                 <w:szCs w:val="16"/>
               </w:rPr>
               <w:t xml:space="preserve">Gain on sale of equipment</w:t>
-            </w:r>
-          </w:p>
-        </w:tc>
-      </w:tr>
-      <w:tr>
-        <w:tc>
-          <w:tcPr>
-            <w:tcW w:type="pct" w:w="2500"/>
-            <w:tcMar>
-              <w:top w:type="dxa" w:w="20"/>
-              <w:left w:type="dxa" w:w="80"/>
-              <w:bottom w:type="dxa" w:w="20"/>
-              <w:right w:type="dxa" w:w="80"/>
-            </w:tcMar>
-          </w:tcPr>
-          <w:p>
-            <w:pPr>
-              <w:spacing w:before="12" w:after="12"/>
-            </w:pPr>
-            <w:r>
-              <w:rPr>
-                <w:b/>
-                <w:bCs/>
-                <w:color w:val="8186EF"/>
-                <w:sz w:val="16"/>
-                <w:szCs w:val="16"/>
-              </w:rPr>
-              <w:t xml:space="preserve">12  </w:t>
-            </w:r>
-            <w:r>
-              <w:rPr>
-                <w:sz w:val="16"/>
-                <w:szCs w:val="16"/>
-              </w:rPr>
-              <w:t xml:space="preserve">importantly</w:t>
-            </w:r>
-          </w:p>
-        </w:tc>
-        <w:tc>
-          <w:tcPr>
-            <w:tcW w:type="pct" w:w="2500"/>
-            <w:tcMar>
-              <w:top w:type="dxa" w:w="20"/>
-              <w:left w:type="dxa" w:w="80"/>
-              <w:bottom w:type="dxa" w:w="20"/>
-              <w:right w:type="dxa" w:w="80"/>
-            </w:tcMar>
-          </w:tcPr>
-          <w:p>
-            <w:pPr>
-              <w:spacing w:before="24" w:after="24"/>
-            </w:pPr>
-            <w:r>
-              <w:rPr>
-                <w:sz w:val="16"/>
-                <w:szCs w:val="16"/>
-              </w:rPr>
-              <w:t xml:space="preserve"/>
             </w:r>
           </w:p>
         </w:tc>
@@ -15903,7 +17067,7 @@
           <w:sz w:val="15"/>
           <w:szCs w:val="15"/>
         </w:rPr>
-        <w:t xml:space="preserve">ASU 2024-03 (DISE) requires public companies to break down some expense captions in the notes, such as employee pay and depreciation. The face of the statement does not change. IFRS 18 replaces IAS 1 and adds required subtotals, including operating profit. Both apply from 2027 and are not testable before about January 2028. Not result in general.S. category.</w:t>
+        <w:t xml:space="preserve">ASU 2024-03 (DISE) requires public companies to break down some expense captions in the notes, such as employee pay and depreciation. The face of the statement does not change. IFRS 18 replaces IAS 1 and adds required subtotals, including operating profit. Both apply from 2027 and are not testable before about January 2028.</w:t>
       </w:r>
     </w:p>
     <w:p>
@@ -16278,7 +17442,7 @@
               <w:sz w:val="16"/>
               <w:szCs w:val="16"/>
             </w:rPr>
-            <w:t xml:space="preserve"> of 2</w:t>
+            <w:t xml:space="preserve"> of 3</w:t>
           </w:r>
         </w:p>
       </w:tc>
@@ -16460,7 +17624,7 @@
               <w:sz w:val="16"/>
               <w:szCs w:val="16"/>
             </w:rPr>
-            <w:t xml:space="preserve"> of 2</w:t>
+            <w:t xml:space="preserve"> of 3</w:t>
           </w:r>
         </w:p>
       </w:tc>

--- a/CMA_Summaries_B1_Ch03.docx
+++ b/CMA_Summaries_B1_Ch03.docx
@@ -386,7 +386,7 @@
           <w:sz w:val="19"/>
           <w:szCs w:val="19"/>
         </w:rPr>
-        <w:t xml:space="preserve">Where the </w:t>
+        <w:t xml:space="preserve">Where the balance sheet is a </w:t>
       </w:r>
       <w:r>
         <w:rPr>
@@ -404,7 +404,7 @@
           <w:sz w:val="19"/>
           <w:szCs w:val="19"/>
         </w:rPr>
-        <w:t xml:space="preserve">           </w:t>
+        <w:t xml:space="preserve">            </w:t>
       </w:r>
       <w:r>
         <w:rPr>
@@ -418,7 +418,14 @@
           <w:sz w:val="19"/>
           <w:szCs w:val="19"/>
         </w:rPr>
-        <w:t xml:space="preserve"> sheet is a </w:t>
+        <w:t xml:space="preserve">, the income statement is a film of the whole year. </w:t>
+      </w:r>
+      <w:r>
+        <w:rPr>
+          <w:sz w:val="19"/>
+          <w:szCs w:val="19"/>
+        </w:rPr>
+        <w:t xml:space="preserve"/>
       </w:r>
       <w:r>
         <w:rPr>
@@ -436,7 +443,7 @@
           <w:sz w:val="19"/>
           <w:szCs w:val="19"/>
         </w:rPr>
-        <w:t xml:space="preserve">            </w:t>
+        <w:t xml:space="preserve">           </w:t>
       </w:r>
       <w:r>
         <w:rPr>
@@ -450,14 +457,7 @@
           <w:sz w:val="19"/>
           <w:szCs w:val="19"/>
         </w:rPr>
-        <w:t xml:space="preserve">, the income statement is a film of the whole year. </w:t>
-      </w:r>
-      <w:r>
-        <w:rPr>
-          <w:sz w:val="19"/>
-          <w:szCs w:val="19"/>
-        </w:rPr>
-        <w:t xml:space="preserve"/>
+        <w:t xml:space="preserve"> use it to judge how </w:t>
       </w:r>
       <w:r>
         <w:rPr>
@@ -475,7 +475,7 @@
           <w:sz w:val="19"/>
           <w:szCs w:val="19"/>
         </w:rPr>
-        <w:t xml:space="preserve">           </w:t>
+        <w:t xml:space="preserve">            </w:t>
       </w:r>
       <w:r>
         <w:rPr>
@@ -489,7 +489,14 @@
           <w:sz w:val="19"/>
           <w:szCs w:val="19"/>
         </w:rPr>
-        <w:t xml:space="preserve"> use it to judge how </w:t>
+        <w:t xml:space="preserve"> the company is and to predict its future earnings and cash flows. </w:t>
+      </w:r>
+      <w:r>
+        <w:rPr>
+          <w:sz w:val="19"/>
+          <w:szCs w:val="19"/>
+        </w:rPr>
+        <w:t xml:space="preserve"/>
       </w:r>
       <w:r>
         <w:rPr>
@@ -507,7 +514,7 @@
           <w:sz w:val="19"/>
           <w:szCs w:val="19"/>
         </w:rPr>
-        <w:t xml:space="preserve">            </w:t>
+        <w:t xml:space="preserve">           </w:t>
       </w:r>
       <w:r>
         <w:rPr>
@@ -521,14 +528,7 @@
           <w:sz w:val="19"/>
           <w:szCs w:val="19"/>
         </w:rPr>
-        <w:t xml:space="preserve"> the company is and to predict its future earnings and cash flows. </w:t>
-      </w:r>
-      <w:r>
-        <w:rPr>
-          <w:sz w:val="19"/>
-          <w:szCs w:val="19"/>
-        </w:rPr>
-        <w:t xml:space="preserve"/>
+        <w:t xml:space="preserve"> use it to see </w:t>
       </w:r>
       <w:r>
         <w:rPr>
@@ -560,7 +560,14 @@
           <w:sz w:val="19"/>
           <w:szCs w:val="19"/>
         </w:rPr>
-        <w:t xml:space="preserve"> use it to see whether the company earns enough to pay </w:t>
+        <w:t xml:space="preserve"> the company earns enough to pay interest. </w:t>
+      </w:r>
+      <w:r>
+        <w:rPr>
+          <w:sz w:val="19"/>
+          <w:szCs w:val="19"/>
+        </w:rPr>
+        <w:t xml:space="preserve"/>
       </w:r>
       <w:r>
         <w:rPr>
@@ -592,14 +599,7 @@
           <w:sz w:val="19"/>
           <w:szCs w:val="19"/>
         </w:rPr>
-        <w:t xml:space="preserve">. </w:t>
-      </w:r>
-      <w:r>
-        <w:rPr>
-          <w:sz w:val="19"/>
-          <w:szCs w:val="19"/>
-        </w:rPr>
-        <w:t xml:space="preserve"/>
+        <w:t xml:space="preserve"> use it to compare results with budgets and with </w:t>
       </w:r>
       <w:r>
         <w:rPr>
@@ -617,7 +617,7 @@
           <w:sz w:val="19"/>
           <w:szCs w:val="19"/>
         </w:rPr>
-        <w:t xml:space="preserve">           </w:t>
+        <w:t xml:space="preserve">             </w:t>
       </w:r>
       <w:r>
         <w:rPr>
@@ -631,7 +631,14 @@
           <w:sz w:val="19"/>
           <w:szCs w:val="19"/>
         </w:rPr>
-        <w:t xml:space="preserve"> use it to compare results with budgets and with </w:t>
+        <w:t xml:space="preserve">. </w:t>
+      </w:r>
+      <w:r>
+        <w:rPr>
+          <w:sz w:val="19"/>
+          <w:szCs w:val="19"/>
+        </w:rPr>
+        <w:t xml:space="preserve">U.S. GAAP does not </w:t>
       </w:r>
       <w:r>
         <w:rPr>
@@ -649,7 +656,7 @@
           <w:sz w:val="19"/>
           <w:szCs w:val="19"/>
         </w:rPr>
-        <w:t xml:space="preserve">             </w:t>
+        <w:t xml:space="preserve">           </w:t>
       </w:r>
       <w:r>
         <w:rPr>
@@ -663,14 +670,7 @@
           <w:sz w:val="19"/>
           <w:szCs w:val="19"/>
         </w:rPr>
-        <w:t xml:space="preserve">. </w:t>
-      </w:r>
-      <w:r>
-        <w:rPr>
-          <w:sz w:val="19"/>
-          <w:szCs w:val="19"/>
-        </w:rPr>
-        <w:t xml:space="preserve">U.S. GAAP does not require one layout. </w:t>
+        <w:t xml:space="preserve"> one layout. </w:t>
       </w:r>
       <w:r>
         <w:rPr>
@@ -749,7 +749,7 @@
                 <w:sz w:val="16"/>
                 <w:szCs w:val="16"/>
               </w:rPr>
-              <w:t xml:space="preserve">interest   ·   balance   ·   increases   ·   company's   ·   earnings   ·   profitable   ·   usually   ·   Managers   ·   competitors   ·   result   ·   Investors   ·   Lenders   ·   photograph</w:t>
+              <w:t xml:space="preserve">Managers   ·   photograph   ·   increases   ·   company's   ·   earnings   ·   Lenders   ·   usually   ·   competitors   ·   require   ·   result   ·   profitable   ·   whether   ·   Investors</w:t>
             </w:r>
           </w:p>
         </w:tc>
@@ -860,7 +860,7 @@
           <w:sz w:val="19"/>
           <w:szCs w:val="19"/>
         </w:rPr>
-        <w:t xml:space="preserve">For example, the </w:t>
+        <w:t xml:space="preserve">For example, the impairment losses are the ones you </w:t>
       </w:r>
       <w:r>
         <w:rPr>
@@ -892,7 +892,14 @@
           <w:sz w:val="19"/>
           <w:szCs w:val="19"/>
         </w:rPr>
-        <w:t xml:space="preserve"> losses are the ones you calculated in, and the </w:t>
+        <w:t xml:space="preserve"> in, and the equity-method income comes. </w:t>
+      </w:r>
+      <w:r>
+        <w:rPr>
+          <w:sz w:val="19"/>
+          <w:szCs w:val="19"/>
+        </w:rPr>
+        <w:t xml:space="preserve">The single-step form is </w:t>
       </w:r>
       <w:r>
         <w:rPr>
@@ -910,7 +917,7 @@
           <w:sz w:val="19"/>
           <w:szCs w:val="19"/>
         </w:rPr>
-        <w:t xml:space="preserve">               </w:t>
+        <w:t xml:space="preserve">           </w:t>
       </w:r>
       <w:r>
         <w:rPr>
@@ -924,14 +931,7 @@
           <w:sz w:val="19"/>
           <w:szCs w:val="19"/>
         </w:rPr>
-        <w:t xml:space="preserve"> income comes. </w:t>
-      </w:r>
-      <w:r>
-        <w:rPr>
-          <w:sz w:val="19"/>
-          <w:szCs w:val="19"/>
-        </w:rPr>
-        <w:t xml:space="preserve">The </w:t>
+        <w:t xml:space="preserve"> to read, but it hides useful </w:t>
       </w:r>
       <w:r>
         <w:rPr>
@@ -963,7 +963,14 @@
           <w:sz w:val="19"/>
           <w:szCs w:val="19"/>
         </w:rPr>
-        <w:t xml:space="preserve"> form is simpler to read, but it hides useful </w:t>
+        <w:t xml:space="preserve">. </w:t>
+      </w:r>
+      <w:r>
+        <w:rPr>
+          <w:sz w:val="19"/>
+          <w:szCs w:val="19"/>
+        </w:rPr>
+        <w:t xml:space="preserve">The multi-step form tells a reader that </w:t>
       </w:r>
       <w:r>
         <w:rPr>
@@ -981,7 +988,7 @@
           <w:sz w:val="19"/>
           <w:szCs w:val="19"/>
         </w:rPr>
-        <w:t xml:space="preserve">             </w:t>
+        <w:t xml:space="preserve">           </w:t>
       </w:r>
       <w:r>
         <w:rPr>
@@ -995,14 +1002,7 @@
           <w:sz w:val="19"/>
           <w:szCs w:val="19"/>
         </w:rPr>
-        <w:t xml:space="preserve">. </w:t>
-      </w:r>
-      <w:r>
-        <w:rPr>
-          <w:sz w:val="19"/>
-          <w:szCs w:val="19"/>
-        </w:rPr>
-        <w:t xml:space="preserve">The multi-step form tells a reader that Orontes's main business earned $4,176,000 before interest and tax, and that other items reduced this by a net $217,200. </w:t>
+        <w:t xml:space="preserve"> main business earned $4,176,000 before interest and tax, and that other items reduced this by a net $217,200. </w:t>
       </w:r>
     </w:p>
     <w:tbl>
@@ -1060,7 +1060,7 @@
                 <w:sz w:val="16"/>
                 <w:szCs w:val="16"/>
               </w:rPr>
-              <w:t xml:space="preserve">records   ·   information   ·   single-step   ·   usually   ·   equity-method   ·   impairment   ·   amounts</w:t>
+              <w:t xml:space="preserve">records   ·   Orontes's   ·   information   ·   statement   ·   simpler   ·   calculated   ·   amounts</w:t>
             </w:r>
           </w:p>
         </w:tc>
@@ -1186,7 +1186,6 @@
         <w:tc>
           <w:tcPr>
             <w:tcW w:type="pct" w:w="2600"/>
-            <w:shd w:fill="FFFFFF" w:val="clear"/>
             <w:tcMar>
               <w:top w:type="dxa" w:w="50"/>
               <w:left w:type="dxa" w:w="110"/>
@@ -1196,17 +1195,14 @@
           </w:tcPr>
           <w:p>
             <w:pPr>
-              <w:spacing w:before="46" w:after="46"/>
-            </w:pPr>
-            <w:r>
-              <w:rPr>
-                <w:b/>
-                <w:bCs/>
-                <w:color w:val="8186EF"/>
-                <w:sz w:val="14"/>
-                <w:szCs w:val="14"/>
-              </w:rPr>
-              <w:t xml:space="preserve">(21)</w:t>
+              <w:spacing w:before="28" w:after="28"/>
+            </w:pPr>
+            <w:r>
+              <w:rPr>
+                <w:sz w:val="15"/>
+                <w:szCs w:val="15"/>
+              </w:rPr>
+              <w:t xml:space="preserve">Net sales</w:t>
             </w:r>
           </w:p>
         </w:tc>
@@ -1238,7 +1234,7 @@
         <w:tc>
           <w:tcPr>
             <w:tcW w:type="pct" w:w="2600"/>
-            <w:shd w:fill="FBFAF6" w:val="clear"/>
+            <w:shd w:fill="FFFFFF" w:val="clear"/>
             <w:tcMar>
               <w:top w:type="dxa" w:w="50"/>
               <w:left w:type="dxa" w:w="110"/>
@@ -1248,14 +1244,17 @@
           </w:tcPr>
           <w:p>
             <w:pPr>
-              <w:spacing w:before="28" w:after="28"/>
-            </w:pPr>
-            <w:r>
-              <w:rPr>
-                <w:sz w:val="15"/>
-                <w:szCs w:val="15"/>
-              </w:rPr>
-              <w:t xml:space="preserve">Cost of goods sold</w:t>
+              <w:spacing w:before="46" w:after="46"/>
+            </w:pPr>
+            <w:r>
+              <w:rPr>
+                <w:b/>
+                <w:bCs/>
+                <w:color w:val="8186EF"/>
+                <w:sz w:val="14"/>
+                <w:szCs w:val="14"/>
+              </w:rPr>
+              <w:t xml:space="preserve">(21)</w:t>
             </w:r>
           </w:p>
         </w:tc>
@@ -1386,7 +1385,6 @@
         <w:tc>
           <w:tcPr>
             <w:tcW w:type="pct" w:w="2600"/>
-            <w:shd w:fill="FFFFFF" w:val="clear"/>
             <w:tcMar>
               <w:top w:type="dxa" w:w="50"/>
               <w:left w:type="dxa" w:w="110"/>
@@ -1396,17 +1394,14 @@
           </w:tcPr>
           <w:p>
             <w:pPr>
-              <w:spacing w:before="46" w:after="46"/>
-            </w:pPr>
-            <w:r>
-              <w:rPr>
-                <w:b/>
-                <w:bCs/>
-                <w:color w:val="8186EF"/>
-                <w:sz w:val="14"/>
-                <w:szCs w:val="14"/>
-              </w:rPr>
-              <w:t xml:space="preserve">(22)</w:t>
+              <w:spacing w:before="28" w:after="28"/>
+            </w:pPr>
+            <w:r>
+              <w:rPr>
+                <w:sz w:val="15"/>
+                <w:szCs w:val="15"/>
+              </w:rPr>
+              <w:t xml:space="preserve">Selling, general and administrative</w:t>
             </w:r>
           </w:p>
         </w:tc>
@@ -1458,7 +1453,7 @@
                 <w:sz w:val="14"/>
                 <w:szCs w:val="14"/>
               </w:rPr>
-              <w:t xml:space="preserve">(23)</w:t>
+              <w:t xml:space="preserve">(22)</w:t>
             </w:r>
           </w:p>
         </w:tc>
@@ -1491,6 +1486,7 @@
         <w:tc>
           <w:tcPr>
             <w:tcW w:type="pct" w:w="2600"/>
+            <w:shd w:fill="FFFFFF" w:val="clear"/>
             <w:tcMar>
               <w:top w:type="dxa" w:w="50"/>
               <w:left w:type="dxa" w:w="110"/>
@@ -1500,14 +1496,17 @@
           </w:tcPr>
           <w:p>
             <w:pPr>
-              <w:spacing w:before="28" w:after="28"/>
-            </w:pPr>
-            <w:r>
-              <w:rPr>
-                <w:sz w:val="15"/>
-                <w:szCs w:val="15"/>
-              </w:rPr>
-              <w:t xml:space="preserve">Research and development</w:t>
+              <w:spacing w:before="46" w:after="46"/>
+            </w:pPr>
+            <w:r>
+              <w:rPr>
+                <w:b/>
+                <w:bCs/>
+                <w:color w:val="8186EF"/>
+                <w:sz w:val="14"/>
+                <w:szCs w:val="14"/>
+              </w:rPr>
+              <w:t xml:space="preserve">(23)</w:t>
             </w:r>
           </w:p>
         </w:tc>
@@ -1589,7 +1588,6 @@
         <w:tc>
           <w:tcPr>
             <w:tcW w:type="pct" w:w="2600"/>
-            <w:shd w:fill="FFFFFF" w:val="clear"/>
             <w:tcMar>
               <w:top w:type="dxa" w:w="50"/>
               <w:left w:type="dxa" w:w="110"/>
@@ -1599,17 +1597,14 @@
           </w:tcPr>
           <w:p>
             <w:pPr>
-              <w:spacing w:before="46" w:after="46"/>
-            </w:pPr>
-            <w:r>
-              <w:rPr>
-                <w:b/>
-                <w:bCs/>
-                <w:color w:val="8186EF"/>
-                <w:sz w:val="14"/>
-                <w:szCs w:val="14"/>
-              </w:rPr>
-              <w:t xml:space="preserve">(24)</w:t>
+              <w:spacing w:before="28" w:after="28"/>
+            </w:pPr>
+            <w:r>
+              <w:rPr>
+                <w:sz w:val="15"/>
+                <w:szCs w:val="15"/>
+              </w:rPr>
+              <w:t xml:space="preserve">Total operating expenses</w:t>
             </w:r>
           </w:p>
         </w:tc>
@@ -1641,7 +1636,7 @@
         <w:tc>
           <w:tcPr>
             <w:tcW w:type="pct" w:w="2600"/>
-            <w:shd w:fill="FFFFFF" w:val="clear"/>
+            <w:shd w:fill="FBFAF6" w:val="clear"/>
             <w:tcMar>
               <w:top w:type="dxa" w:w="50"/>
               <w:left w:type="dxa" w:w="110"/>
@@ -1651,17 +1646,14 @@
           </w:tcPr>
           <w:p>
             <w:pPr>
-              <w:spacing w:before="46" w:after="46"/>
-            </w:pPr>
-            <w:r>
-              <w:rPr>
-                <w:b/>
-                <w:bCs/>
-                <w:color w:val="8186EF"/>
-                <w:sz w:val="14"/>
-                <w:szCs w:val="14"/>
-              </w:rPr>
-              <w:t xml:space="preserve">(25)</w:t>
+              <w:spacing w:before="28" w:after="28"/>
+            </w:pPr>
+            <w:r>
+              <w:rPr>
+                <w:sz w:val="15"/>
+                <w:szCs w:val="15"/>
+              </w:rPr>
+              <w:t xml:space="preserve">Operating income</w:t>
             </w:r>
           </w:p>
         </w:tc>
@@ -1742,7 +1734,7 @@
         <w:tc>
           <w:tcPr>
             <w:tcW w:type="pct" w:w="2600"/>
-            <w:shd w:fill="FBFAF6" w:val="clear"/>
+            <w:shd w:fill="FFFFFF" w:val="clear"/>
             <w:tcMar>
               <w:top w:type="dxa" w:w="50"/>
               <w:left w:type="dxa" w:w="110"/>
@@ -1752,14 +1744,17 @@
           </w:tcPr>
           <w:p>
             <w:pPr>
-              <w:spacing w:before="28" w:after="28"/>
-            </w:pPr>
-            <w:r>
-              <w:rPr>
-                <w:sz w:val="15"/>
-                <w:szCs w:val="15"/>
-              </w:rPr>
-              <w:t xml:space="preserve">Interest expense</w:t>
+              <w:spacing w:before="46" w:after="46"/>
+            </w:pPr>
+            <w:r>
+              <w:rPr>
+                <w:b/>
+                <w:bCs/>
+                <w:color w:val="8186EF"/>
+                <w:sz w:val="14"/>
+                <w:szCs w:val="14"/>
+              </w:rPr>
+              <w:t xml:space="preserve">(24)</w:t>
             </w:r>
           </w:p>
         </w:tc>
@@ -1792,6 +1787,7 @@
         <w:tc>
           <w:tcPr>
             <w:tcW w:type="pct" w:w="2600"/>
+            <w:shd w:fill="FFFFFF" w:val="clear"/>
             <w:tcMar>
               <w:top w:type="dxa" w:w="50"/>
               <w:left w:type="dxa" w:w="110"/>
@@ -1801,14 +1797,17 @@
           </w:tcPr>
           <w:p>
             <w:pPr>
-              <w:spacing w:before="28" w:after="28"/>
-            </w:pPr>
-            <w:r>
-              <w:rPr>
-                <w:sz w:val="15"/>
-                <w:szCs w:val="15"/>
-              </w:rPr>
-              <w:t xml:space="preserve">Interest and dividend income</w:t>
+              <w:spacing w:before="46" w:after="46"/>
+            </w:pPr>
+            <w:r>
+              <w:rPr>
+                <w:b/>
+                <w:bCs/>
+                <w:color w:val="8186EF"/>
+                <w:sz w:val="14"/>
+                <w:szCs w:val="14"/>
+              </w:rPr>
+              <w:t xml:space="preserve">(25)</w:t>
             </w:r>
           </w:p>
         </w:tc>
@@ -1840,7 +1839,7 @@
         <w:tc>
           <w:tcPr>
             <w:tcW w:type="pct" w:w="2600"/>
-            <w:shd w:fill="FBFAF6" w:val="clear"/>
+            <w:shd w:fill="FFFFFF" w:val="clear"/>
             <w:tcMar>
               <w:top w:type="dxa" w:w="50"/>
               <w:left w:type="dxa" w:w="110"/>
@@ -1850,14 +1849,17 @@
           </w:tcPr>
           <w:p>
             <w:pPr>
-              <w:spacing w:before="28" w:after="28"/>
-            </w:pPr>
-            <w:r>
-              <w:rPr>
-                <w:sz w:val="15"/>
-                <w:szCs w:val="15"/>
-              </w:rPr>
-              <w:t xml:space="preserve">Unrealized gains on securities</w:t>
+              <w:spacing w:before="46" w:after="46"/>
+            </w:pPr>
+            <w:r>
+              <w:rPr>
+                <w:b/>
+                <w:bCs/>
+                <w:color w:val="8186EF"/>
+                <w:sz w:val="14"/>
+                <w:szCs w:val="14"/>
+              </w:rPr>
+              <w:t xml:space="preserve">(26)</w:t>
             </w:r>
           </w:p>
         </w:tc>
@@ -1890,7 +1892,6 @@
         <w:tc>
           <w:tcPr>
             <w:tcW w:type="pct" w:w="2600"/>
-            <w:shd w:fill="FFFFFF" w:val="clear"/>
             <w:tcMar>
               <w:top w:type="dxa" w:w="50"/>
               <w:left w:type="dxa" w:w="110"/>
@@ -1900,17 +1901,14 @@
           </w:tcPr>
           <w:p>
             <w:pPr>
-              <w:spacing w:before="46" w:after="46"/>
-            </w:pPr>
-            <w:r>
-              <w:rPr>
-                <w:b/>
-                <w:bCs/>
-                <w:color w:val="8186EF"/>
-                <w:sz w:val="14"/>
-                <w:szCs w:val="14"/>
-              </w:rPr>
-              <w:t xml:space="preserve">(26)</w:t>
+              <w:spacing w:before="28" w:after="28"/>
+            </w:pPr>
+            <w:r>
+              <w:rPr>
+                <w:sz w:val="15"/>
+                <w:szCs w:val="15"/>
+              </w:rPr>
+              <w:t xml:space="preserve">Equity-method income</w:t>
             </w:r>
           </w:p>
         </w:tc>
@@ -1942,7 +1940,7 @@
         <w:tc>
           <w:tcPr>
             <w:tcW w:type="pct" w:w="2600"/>
-            <w:shd w:fill="FFFFFF" w:val="clear"/>
+            <w:shd w:fill="FBFAF6" w:val="clear"/>
             <w:tcMar>
               <w:top w:type="dxa" w:w="50"/>
               <w:left w:type="dxa" w:w="110"/>
@@ -1952,17 +1950,14 @@
           </w:tcPr>
           <w:p>
             <w:pPr>
-              <w:spacing w:before="46" w:after="46"/>
-            </w:pPr>
-            <w:r>
-              <w:rPr>
-                <w:b/>
-                <w:bCs/>
-                <w:color w:val="8186EF"/>
-                <w:sz w:val="14"/>
-                <w:szCs w:val="14"/>
-              </w:rPr>
-              <w:t xml:space="preserve">(27)</w:t>
+              <w:spacing w:before="28" w:after="28"/>
+            </w:pPr>
+            <w:r>
+              <w:rPr>
+                <w:sz w:val="15"/>
+                <w:szCs w:val="15"/>
+              </w:rPr>
+              <w:t xml:space="preserve">Gain on sale of equipment</w:t>
             </w:r>
           </w:p>
         </w:tc>
@@ -1995,7 +1990,6 @@
         <w:tc>
           <w:tcPr>
             <w:tcW w:type="pct" w:w="2600"/>
-            <w:shd w:fill="FFFFFF" w:val="clear"/>
             <w:tcMar>
               <w:top w:type="dxa" w:w="50"/>
               <w:left w:type="dxa" w:w="110"/>
@@ -2005,17 +1999,14 @@
           </w:tcPr>
           <w:p>
             <w:pPr>
-              <w:spacing w:before="46" w:after="46"/>
-            </w:pPr>
-            <w:r>
-              <w:rPr>
-                <w:b/>
-                <w:bCs/>
-                <w:color w:val="8186EF"/>
-                <w:sz w:val="14"/>
-                <w:szCs w:val="14"/>
-              </w:rPr>
-              <w:t xml:space="preserve">(28)</w:t>
+              <w:spacing w:before="28" w:after="28"/>
+            </w:pPr>
+            <w:r>
+              <w:rPr>
+                <w:sz w:val="15"/>
+                <w:szCs w:val="15"/>
+              </w:rPr>
+              <w:t xml:space="preserve">Loss on sale of receivables</w:t>
             </w:r>
           </w:p>
         </w:tc>
@@ -2047,7 +2038,7 @@
         <w:tc>
           <w:tcPr>
             <w:tcW w:type="pct" w:w="2600"/>
-            <w:shd w:fill="FBFAF6" w:val="clear"/>
+            <w:shd w:fill="FFFFFF" w:val="clear"/>
             <w:tcMar>
               <w:top w:type="dxa" w:w="50"/>
               <w:left w:type="dxa" w:w="110"/>
@@ -2057,14 +2048,17 @@
           </w:tcPr>
           <w:p>
             <w:pPr>
-              <w:spacing w:before="28" w:after="28"/>
-            </w:pPr>
-            <w:r>
-              <w:rPr>
-                <w:sz w:val="15"/>
-                <w:szCs w:val="15"/>
-              </w:rPr>
-              <w:t xml:space="preserve">Total other income and (expense)</w:t>
+              <w:spacing w:before="46" w:after="46"/>
+            </w:pPr>
+            <w:r>
+              <w:rPr>
+                <w:b/>
+                <w:bCs/>
+                <w:color w:val="8186EF"/>
+                <w:sz w:val="14"/>
+                <w:szCs w:val="14"/>
+              </w:rPr>
+              <w:t xml:space="preserve">(27)</w:t>
             </w:r>
           </w:p>
         </w:tc>
@@ -2097,7 +2091,6 @@
         <w:tc>
           <w:tcPr>
             <w:tcW w:type="pct" w:w="2600"/>
-            <w:shd w:fill="FFFFFF" w:val="clear"/>
             <w:tcMar>
               <w:top w:type="dxa" w:w="50"/>
               <w:left w:type="dxa" w:w="110"/>
@@ -2107,17 +2100,14 @@
           </w:tcPr>
           <w:p>
             <w:pPr>
-              <w:spacing w:before="46" w:after="46"/>
-            </w:pPr>
-            <w:r>
-              <w:rPr>
-                <w:b/>
-                <w:bCs/>
-                <w:color w:val="8186EF"/>
-                <w:sz w:val="14"/>
-                <w:szCs w:val="14"/>
-              </w:rPr>
-              <w:t xml:space="preserve">(29)</w:t>
+              <w:spacing w:before="28" w:after="28"/>
+            </w:pPr>
+            <w:r>
+              <w:rPr>
+                <w:sz w:val="15"/>
+                <w:szCs w:val="15"/>
+              </w:rPr>
+              <w:t xml:space="preserve">Income before income taxes</w:t>
             </w:r>
           </w:p>
         </w:tc>
@@ -2149,7 +2139,7 @@
         <w:tc>
           <w:tcPr>
             <w:tcW w:type="pct" w:w="2600"/>
-            <w:shd w:fill="FFFFFF" w:val="clear"/>
+            <w:shd w:fill="FBFAF6" w:val="clear"/>
             <w:tcMar>
               <w:top w:type="dxa" w:w="50"/>
               <w:left w:type="dxa" w:w="110"/>
@@ -2159,17 +2149,14 @@
           </w:tcPr>
           <w:p>
             <w:pPr>
-              <w:spacing w:before="46" w:after="46"/>
-            </w:pPr>
-            <w:r>
-              <w:rPr>
-                <w:b/>
-                <w:bCs/>
-                <w:color w:val="8186EF"/>
-                <w:sz w:val="14"/>
-                <w:szCs w:val="14"/>
-              </w:rPr>
-              <w:t xml:space="preserve">(30)</w:t>
+              <w:spacing w:before="28" w:after="28"/>
+            </w:pPr>
+            <w:r>
+              <w:rPr>
+                <w:sz w:val="15"/>
+                <w:szCs w:val="15"/>
+              </w:rPr>
+              <w:t xml:space="preserve">Income tax expense</w:t>
             </w:r>
           </w:p>
         </w:tc>
@@ -2348,7 +2335,7 @@
         <w:tc>
           <w:tcPr>
             <w:tcW w:type="pct" w:w="2600"/>
-            <w:shd w:fill="FBFAF6" w:val="clear"/>
+            <w:shd w:fill="FFFFFF" w:val="clear"/>
             <w:tcMar>
               <w:top w:type="dxa" w:w="50"/>
               <w:left w:type="dxa" w:w="110"/>
@@ -2358,14 +2345,17 @@
           </w:tcPr>
           <w:p>
             <w:pPr>
-              <w:spacing w:before="28" w:after="28"/>
-            </w:pPr>
-            <w:r>
-              <w:rPr>
-                <w:sz w:val="15"/>
-                <w:szCs w:val="15"/>
-              </w:rPr>
-              <w:t xml:space="preserve">Other comprehensive income</w:t>
+              <w:spacing w:before="46" w:after="46"/>
+            </w:pPr>
+            <w:r>
+              <w:rPr>
+                <w:b/>
+                <w:bCs/>
+                <w:color w:val="8186EF"/>
+                <w:sz w:val="14"/>
+                <w:szCs w:val="14"/>
+              </w:rPr>
+              <w:t xml:space="preserve">(28)</w:t>
             </w:r>
           </w:p>
         </w:tc>
@@ -2549,7 +2539,7 @@
                 <w:sz w:val="16"/>
                 <w:szCs w:val="16"/>
               </w:rPr>
-              <w:t xml:space="preserve">income from continuing operations   ·   Credit loss expense   ·   Income tax expense   ·   Loss on sale of receivables   ·   Net sales   ·   Gain on sale of equipment   ·   Total operating expenses   ·   Selling, general and administrative   ·   Operating income   ·   Equity-method income   ·   Income before income taxes</w:t>
+              <w:t xml:space="preserve">Credit loss expense   ·   Total other income and (expense)   ·   Other comprehensive income   ·   Interest and dividend income   ·   Interest expense   ·   Cost of goods sold   ·   Research and development   ·   Unrealized gains on securities   ·   Gain on sale of equipment</w:t>
             </w:r>
           </w:p>
         </w:tc>
@@ -3032,14 +3022,14 @@
                 <w:sz w:val="16"/>
                 <w:szCs w:val="16"/>
               </w:rPr>
-              <w:t xml:space="preserve">17  </w:t>
-            </w:r>
-            <w:r>
-              <w:rPr>
-                <w:sz w:val="16"/>
-                <w:szCs w:val="16"/>
-              </w:rPr>
-              <w:t xml:space="preserve">impairment</w:t>
+              <w:t xml:space="preserve">16  </w:t>
+            </w:r>
+            <w:r>
+              <w:rPr>
+                <w:sz w:val="16"/>
+                <w:szCs w:val="16"/>
+              </w:rPr>
+              <w:t xml:space="preserve">records</w:t>
             </w:r>
           </w:p>
         </w:tc>
@@ -3100,14 +3090,14 @@
                 <w:sz w:val="16"/>
                 <w:szCs w:val="16"/>
               </w:rPr>
-              <w:t xml:space="preserve">18  </w:t>
-            </w:r>
-            <w:r>
-              <w:rPr>
-                <w:sz w:val="16"/>
-                <w:szCs w:val="16"/>
-              </w:rPr>
-              <w:t xml:space="preserve">equity-method</w:t>
+              <w:t xml:space="preserve">17  </w:t>
+            </w:r>
+            <w:r>
+              <w:rPr>
+                <w:sz w:val="16"/>
+                <w:szCs w:val="16"/>
+              </w:rPr>
+              <w:t xml:space="preserve">calculated</w:t>
             </w:r>
           </w:p>
         </w:tc>
@@ -3168,14 +3158,14 @@
                 <w:sz w:val="16"/>
                 <w:szCs w:val="16"/>
               </w:rPr>
-              <w:t xml:space="preserve">19  </w:t>
-            </w:r>
-            <w:r>
-              <w:rPr>
-                <w:sz w:val="16"/>
-                <w:szCs w:val="16"/>
-              </w:rPr>
-              <w:t xml:space="preserve">single-step</w:t>
+              <w:t xml:space="preserve">18  </w:t>
+            </w:r>
+            <w:r>
+              <w:rPr>
+                <w:sz w:val="16"/>
+                <w:szCs w:val="16"/>
+              </w:rPr>
+              <w:t xml:space="preserve">simpler</w:t>
             </w:r>
           </w:p>
         </w:tc>
@@ -3236,7 +3226,7 @@
                 <w:sz w:val="16"/>
                 <w:szCs w:val="16"/>
               </w:rPr>
-              <w:t xml:space="preserve">20  </w:t>
+              <w:t xml:space="preserve">19  </w:t>
             </w:r>
             <w:r>
               <w:rPr>
@@ -3304,14 +3294,14 @@
                 <w:sz w:val="16"/>
                 <w:szCs w:val="16"/>
               </w:rPr>
-              <w:t xml:space="preserve">21  </w:t>
-            </w:r>
-            <w:r>
-              <w:rPr>
-                <w:sz w:val="16"/>
-                <w:szCs w:val="16"/>
-              </w:rPr>
-              <w:t xml:space="preserve">Net sales</w:t>
+              <w:t xml:space="preserve">20  </w:t>
+            </w:r>
+            <w:r>
+              <w:rPr>
+                <w:sz w:val="16"/>
+                <w:szCs w:val="16"/>
+              </w:rPr>
+              <w:t xml:space="preserve">Orontes's</w:t>
             </w:r>
           </w:p>
         </w:tc>
@@ -3372,14 +3362,14 @@
                 <w:sz w:val="16"/>
                 <w:szCs w:val="16"/>
               </w:rPr>
-              <w:t xml:space="preserve">22  </w:t>
-            </w:r>
-            <w:r>
-              <w:rPr>
-                <w:sz w:val="16"/>
-                <w:szCs w:val="16"/>
-              </w:rPr>
-              <w:t xml:space="preserve">Selling, general and administrative</w:t>
+              <w:t xml:space="preserve">21  </w:t>
+            </w:r>
+            <w:r>
+              <w:rPr>
+                <w:sz w:val="16"/>
+                <w:szCs w:val="16"/>
+              </w:rPr>
+              <w:t xml:space="preserve">Cost of goods sold</w:t>
             </w:r>
           </w:p>
         </w:tc>
@@ -3414,7 +3404,7 @@
                 <w:sz w:val="16"/>
                 <w:szCs w:val="16"/>
               </w:rPr>
-              <w:t xml:space="preserve">balance</w:t>
+              <w:t xml:space="preserve">photograph</w:t>
             </w:r>
           </w:p>
         </w:tc>
@@ -3440,7 +3430,7 @@
                 <w:sz w:val="16"/>
                 <w:szCs w:val="16"/>
               </w:rPr>
-              <w:t xml:space="preserve">23  </w:t>
+              <w:t xml:space="preserve">22  </w:t>
             </w:r>
             <w:r>
               <w:rPr>
@@ -3482,7 +3472,7 @@
                 <w:sz w:val="16"/>
                 <w:szCs w:val="16"/>
               </w:rPr>
-              <w:t xml:space="preserve">photograph</w:t>
+              <w:t xml:space="preserve">Investors</w:t>
             </w:r>
           </w:p>
         </w:tc>
@@ -3508,14 +3498,14 @@
                 <w:sz w:val="16"/>
                 <w:szCs w:val="16"/>
               </w:rPr>
-              <w:t xml:space="preserve">24  </w:t>
-            </w:r>
-            <w:r>
-              <w:rPr>
-                <w:sz w:val="16"/>
-                <w:szCs w:val="16"/>
-              </w:rPr>
-              <w:t xml:space="preserve">Total operating expenses</w:t>
+              <w:t xml:space="preserve">23  </w:t>
+            </w:r>
+            <w:r>
+              <w:rPr>
+                <w:sz w:val="16"/>
+                <w:szCs w:val="16"/>
+              </w:rPr>
+              <w:t xml:space="preserve">Research and development</w:t>
             </w:r>
           </w:p>
         </w:tc>
@@ -3550,7 +3540,7 @@
                 <w:sz w:val="16"/>
                 <w:szCs w:val="16"/>
               </w:rPr>
-              <w:t xml:space="preserve">Investors</w:t>
+              <w:t xml:space="preserve">profitable</w:t>
             </w:r>
           </w:p>
         </w:tc>
@@ -3576,14 +3566,14 @@
                 <w:sz w:val="16"/>
                 <w:szCs w:val="16"/>
               </w:rPr>
-              <w:t xml:space="preserve">25  </w:t>
-            </w:r>
-            <w:r>
-              <w:rPr>
-                <w:sz w:val="16"/>
-                <w:szCs w:val="16"/>
-              </w:rPr>
-              <w:t xml:space="preserve">Operating income</w:t>
+              <w:t xml:space="preserve">24  </w:t>
+            </w:r>
+            <w:r>
+              <w:rPr>
+                <w:sz w:val="16"/>
+                <w:szCs w:val="16"/>
+              </w:rPr>
+              <w:t xml:space="preserve">Interest expense</w:t>
             </w:r>
           </w:p>
         </w:tc>
@@ -3618,7 +3608,7 @@
                 <w:sz w:val="16"/>
                 <w:szCs w:val="16"/>
               </w:rPr>
-              <w:t xml:space="preserve">profitable</w:t>
+              <w:t xml:space="preserve">Lenders</w:t>
             </w:r>
           </w:p>
         </w:tc>
@@ -3644,14 +3634,14 @@
                 <w:sz w:val="16"/>
                 <w:szCs w:val="16"/>
               </w:rPr>
-              <w:t xml:space="preserve">26  </w:t>
-            </w:r>
-            <w:r>
-              <w:rPr>
-                <w:sz w:val="16"/>
-                <w:szCs w:val="16"/>
-              </w:rPr>
-              <w:t xml:space="preserve">Equity-method income</w:t>
+              <w:t xml:space="preserve">25  </w:t>
+            </w:r>
+            <w:r>
+              <w:rPr>
+                <w:sz w:val="16"/>
+                <w:szCs w:val="16"/>
+              </w:rPr>
+              <w:t xml:space="preserve">Interest and dividend income</w:t>
             </w:r>
           </w:p>
         </w:tc>
@@ -3686,7 +3676,7 @@
                 <w:sz w:val="16"/>
                 <w:szCs w:val="16"/>
               </w:rPr>
-              <w:t xml:space="preserve">Lenders</w:t>
+              <w:t xml:space="preserve">whether</w:t>
             </w:r>
           </w:p>
         </w:tc>
@@ -3712,14 +3702,14 @@
                 <w:sz w:val="16"/>
                 <w:szCs w:val="16"/>
               </w:rPr>
-              <w:t xml:space="preserve">27  </w:t>
-            </w:r>
-            <w:r>
-              <w:rPr>
-                <w:sz w:val="16"/>
-                <w:szCs w:val="16"/>
-              </w:rPr>
-              <w:t xml:space="preserve">Gain on sale of equipment</w:t>
+              <w:t xml:space="preserve">26  </w:t>
+            </w:r>
+            <w:r>
+              <w:rPr>
+                <w:sz w:val="16"/>
+                <w:szCs w:val="16"/>
+              </w:rPr>
+              <w:t xml:space="preserve">Unrealized gains on securities</w:t>
             </w:r>
           </w:p>
         </w:tc>
@@ -3754,7 +3744,7 @@
                 <w:sz w:val="16"/>
                 <w:szCs w:val="16"/>
               </w:rPr>
-              <w:t xml:space="preserve">interest</w:t>
+              <w:t xml:space="preserve">Managers</w:t>
             </w:r>
           </w:p>
         </w:tc>
@@ -3780,14 +3770,14 @@
                 <w:sz w:val="16"/>
                 <w:szCs w:val="16"/>
               </w:rPr>
-              <w:t xml:space="preserve">28  </w:t>
-            </w:r>
-            <w:r>
-              <w:rPr>
-                <w:sz w:val="16"/>
-                <w:szCs w:val="16"/>
-              </w:rPr>
-              <w:t xml:space="preserve">Loss on sale of receivables</w:t>
+              <w:t xml:space="preserve">27  </w:t>
+            </w:r>
+            <w:r>
+              <w:rPr>
+                <w:sz w:val="16"/>
+                <w:szCs w:val="16"/>
+              </w:rPr>
+              <w:t xml:space="preserve">Total other income and (expense)</w:t>
             </w:r>
           </w:p>
         </w:tc>
@@ -3822,7 +3812,7 @@
                 <w:sz w:val="16"/>
                 <w:szCs w:val="16"/>
               </w:rPr>
-              <w:t xml:space="preserve">Managers</w:t>
+              <w:t xml:space="preserve">competitors</w:t>
             </w:r>
           </w:p>
         </w:tc>
@@ -3848,14 +3838,14 @@
                 <w:sz w:val="16"/>
                 <w:szCs w:val="16"/>
               </w:rPr>
-              <w:t xml:space="preserve">29  </w:t>
-            </w:r>
-            <w:r>
-              <w:rPr>
-                <w:sz w:val="16"/>
-                <w:szCs w:val="16"/>
-              </w:rPr>
-              <w:t xml:space="preserve">Income before income taxes</w:t>
+              <w:t xml:space="preserve">28  </w:t>
+            </w:r>
+            <w:r>
+              <w:rPr>
+                <w:sz w:val="16"/>
+                <w:szCs w:val="16"/>
+              </w:rPr>
+              <w:t xml:space="preserve">Other comprehensive income</w:t>
             </w:r>
           </w:p>
         </w:tc>
@@ -3890,7 +3880,7 @@
                 <w:sz w:val="16"/>
                 <w:szCs w:val="16"/>
               </w:rPr>
-              <w:t xml:space="preserve">competitors</w:t>
+              <w:t xml:space="preserve">require</w:t>
             </w:r>
           </w:p>
         </w:tc>
@@ -3916,14 +3906,14 @@
                 <w:sz w:val="16"/>
                 <w:szCs w:val="16"/>
               </w:rPr>
-              <w:t xml:space="preserve">30  </w:t>
-            </w:r>
-            <w:r>
-              <w:rPr>
-                <w:sz w:val="16"/>
-                <w:szCs w:val="16"/>
-              </w:rPr>
-              <w:t xml:space="preserve">Income tax expense</w:t>
+              <w:t xml:space="preserve">29  </w:t>
+            </w:r>
+            <w:r>
+              <w:rPr>
+                <w:sz w:val="16"/>
+                <w:szCs w:val="16"/>
+              </w:rPr>
+              <w:t xml:space="preserve">multi-step income statement</w:t>
             </w:r>
           </w:p>
         </w:tc>
@@ -3984,75 +3974,7 @@
                 <w:sz w:val="16"/>
                 <w:szCs w:val="16"/>
               </w:rPr>
-              <w:t xml:space="preserve">31  </w:t>
-            </w:r>
-            <w:r>
-              <w:rPr>
-                <w:sz w:val="16"/>
-                <w:szCs w:val="16"/>
-              </w:rPr>
-              <w:t xml:space="preserve">multi-step income statement</w:t>
-            </w:r>
-          </w:p>
-        </w:tc>
-      </w:tr>
-      <w:tr>
-        <w:tc>
-          <w:tcPr>
-            <w:tcW w:type="pct" w:w="2500"/>
-            <w:tcMar>
-              <w:top w:type="dxa" w:w="20"/>
-              <w:left w:type="dxa" w:w="80"/>
-              <w:bottom w:type="dxa" w:w="20"/>
-              <w:right w:type="dxa" w:w="80"/>
-            </w:tcMar>
-          </w:tcPr>
-          <w:p>
-            <w:pPr>
-              <w:spacing w:before="12" w:after="12"/>
-            </w:pPr>
-            <w:r>
-              <w:rPr>
-                <w:b/>
-                <w:bCs/>
-                <w:color w:val="8186EF"/>
-                <w:sz w:val="16"/>
-                <w:szCs w:val="16"/>
-              </w:rPr>
-              <w:t xml:space="preserve">16  </w:t>
-            </w:r>
-            <w:r>
-              <w:rPr>
-                <w:sz w:val="16"/>
-                <w:szCs w:val="16"/>
-              </w:rPr>
-              <w:t xml:space="preserve">records</w:t>
-            </w:r>
-          </w:p>
-        </w:tc>
-        <w:tc>
-          <w:tcPr>
-            <w:tcW w:type="pct" w:w="2500"/>
-            <w:tcMar>
-              <w:top w:type="dxa" w:w="20"/>
-              <w:left w:type="dxa" w:w="80"/>
-              <w:bottom w:type="dxa" w:w="20"/>
-              <w:right w:type="dxa" w:w="80"/>
-            </w:tcMar>
-          </w:tcPr>
-          <w:p>
-            <w:pPr>
-              <w:spacing w:before="12" w:after="12"/>
-            </w:pPr>
-            <w:r>
-              <w:rPr>
-                <w:b/>
-                <w:bCs/>
-                <w:color w:val="8186EF"/>
-                <w:sz w:val="16"/>
-                <w:szCs w:val="16"/>
-              </w:rPr>
-              <w:t xml:space="preserve">32  </w:t>
+              <w:t xml:space="preserve">30  </w:t>
             </w:r>
             <w:r>
               <w:rPr>
@@ -4233,7 +4155,7 @@
           <w:sz w:val="16"/>
           <w:szCs w:val="16"/>
         </w:rPr>
-        <w:t xml:space="preserve">      gaps 1–11</w:t>
+        <w:t xml:space="preserve">      gaps 1–10</w:t>
       </w:r>
     </w:p>
     <w:p>
@@ -4267,7 +4189,7 @@
           <w:sz w:val="19"/>
           <w:szCs w:val="19"/>
         </w:rPr>
-        <w:t xml:space="preserve">Operating income is gross profit minus operating expenses: </w:t>
+        <w:t xml:space="preserve">Operating income is gross profit minus operating expenses: selling, general and </w:t>
       </w:r>
       <w:r>
         <w:rPr>
@@ -4285,7 +4207,7 @@
           <w:sz w:val="19"/>
           <w:szCs w:val="19"/>
         </w:rPr>
-        <w:t xml:space="preserve">           </w:t>
+        <w:t xml:space="preserve">                </w:t>
       </w:r>
       <w:r>
         <w:rPr>
@@ -4299,7 +4221,7 @@
           <w:sz w:val="19"/>
           <w:szCs w:val="19"/>
         </w:rPr>
-        <w:t xml:space="preserve">, general and </w:t>
+        <w:t xml:space="preserve"> expenses, research and </w:t>
       </w:r>
       <w:r>
         <w:rPr>
@@ -4317,7 +4239,7 @@
           <w:sz w:val="19"/>
           <w:szCs w:val="19"/>
         </w:rPr>
-        <w:t xml:space="preserve">                </w:t>
+        <w:t xml:space="preserve">             </w:t>
       </w:r>
       <w:r>
         <w:rPr>
@@ -4331,7 +4253,7 @@
           <w:sz w:val="19"/>
           <w:szCs w:val="19"/>
         </w:rPr>
-        <w:t xml:space="preserve"> expenses, research and </w:t>
+        <w:t xml:space="preserve">, credit losses and </w:t>
       </w:r>
       <w:r>
         <w:rPr>
@@ -4363,7 +4285,28 @@
           <w:sz w:val="19"/>
           <w:szCs w:val="19"/>
         </w:rPr>
-        <w:t xml:space="preserve">, credit losses and </w:t>
+        <w:t xml:space="preserve">. </w:t>
+      </w:r>
+      <w:r>
+        <w:rPr>
+          <w:sz w:val="19"/>
+          <w:szCs w:val="19"/>
+        </w:rPr>
+        <w:t xml:space="preserve">Interest and income tax are never operating expenses. </w:t>
+      </w:r>
+      <w:r>
+        <w:rPr>
+          <w:sz w:val="19"/>
+          <w:szCs w:val="19"/>
+        </w:rPr>
+        <w:t xml:space="preserve">Orontes's operating income is $4,176,000. </w:t>
+      </w:r>
+      <w:r>
+        <w:rPr>
+          <w:sz w:val="19"/>
+          <w:szCs w:val="19"/>
+        </w:rPr>
+        <w:t xml:space="preserve">Other income and expense </w:t>
       </w:r>
       <w:r>
         <w:rPr>
@@ -4381,7 +4324,7 @@
           <w:sz w:val="19"/>
           <w:szCs w:val="19"/>
         </w:rPr>
-        <w:t xml:space="preserve">             </w:t>
+        <w:t xml:space="preserve">           </w:t>
       </w:r>
       <w:r>
         <w:rPr>
@@ -4395,28 +4338,14 @@
           <w:sz w:val="19"/>
           <w:szCs w:val="19"/>
         </w:rPr>
-        <w:t xml:space="preserve">. </w:t>
-      </w:r>
-      <w:r>
-        <w:rPr>
-          <w:sz w:val="19"/>
-          <w:szCs w:val="19"/>
-        </w:rPr>
-        <w:t xml:space="preserve">Interest and income tax are never operating expenses. </w:t>
-      </w:r>
-      <w:r>
-        <w:rPr>
-          <w:sz w:val="19"/>
-          <w:szCs w:val="19"/>
-        </w:rPr>
-        <w:t xml:space="preserve">Orontes's operating income is $4,176,000. </w:t>
-      </w:r>
-      <w:r>
-        <w:rPr>
-          <w:sz w:val="19"/>
-          <w:szCs w:val="19"/>
-        </w:rPr>
-        <w:t xml:space="preserve">Other income and expense </w:t>
+        <w:t xml:space="preserve"> operating income. </w:t>
+      </w:r>
+      <w:r>
+        <w:rPr>
+          <w:sz w:val="19"/>
+          <w:szCs w:val="19"/>
+        </w:rPr>
+        <w:t xml:space="preserve">It contains interest, </w:t>
       </w:r>
       <w:r>
         <w:rPr>
@@ -4434,7 +4363,7 @@
           <w:sz w:val="19"/>
           <w:szCs w:val="19"/>
         </w:rPr>
-        <w:t xml:space="preserve">           </w:t>
+        <w:t xml:space="preserve">            </w:t>
       </w:r>
       <w:r>
         <w:rPr>
@@ -4448,14 +4377,14 @@
           <w:sz w:val="19"/>
           <w:szCs w:val="19"/>
         </w:rPr>
-        <w:t xml:space="preserve"> operating income. </w:t>
-      </w:r>
-      <w:r>
-        <w:rPr>
-          <w:sz w:val="19"/>
-          <w:szCs w:val="19"/>
-        </w:rPr>
-        <w:t xml:space="preserve">It contains interest, </w:t>
+        <w:t xml:space="preserve"> income and gains and losses. </w:t>
+      </w:r>
+      <w:r>
+        <w:rPr>
+          <w:sz w:val="19"/>
+          <w:szCs w:val="19"/>
+        </w:rPr>
+        <w:t xml:space="preserve">A gain or loss comes from a </w:t>
       </w:r>
       <w:r>
         <w:rPr>
@@ -4487,14 +4416,7 @@
           <w:sz w:val="19"/>
           <w:szCs w:val="19"/>
         </w:rPr>
-        <w:t xml:space="preserve"> income and gains and losses. </w:t>
-      </w:r>
-      <w:r>
-        <w:rPr>
-          <w:sz w:val="19"/>
-          <w:szCs w:val="19"/>
-        </w:rPr>
-        <w:t xml:space="preserve">A gain or loss comes from a </w:t>
+        <w:t xml:space="preserve"> or incidental </w:t>
       </w:r>
       <w:r>
         <w:rPr>
@@ -4512,7 +4434,7 @@
           <w:sz w:val="19"/>
           <w:szCs w:val="19"/>
         </w:rPr>
-        <w:t xml:space="preserve">            </w:t>
+        <w:t xml:space="preserve">             </w:t>
       </w:r>
       <w:r>
         <w:rPr>
@@ -4526,7 +4448,14 @@
           <w:sz w:val="19"/>
           <w:szCs w:val="19"/>
         </w:rPr>
-        <w:t xml:space="preserve"> or incidental </w:t>
+        <w:t xml:space="preserve">, and it is shown net. </w:t>
+      </w:r>
+      <w:r>
+        <w:rPr>
+          <w:sz w:val="19"/>
+          <w:szCs w:val="19"/>
+        </w:rPr>
+        <w:t xml:space="preserve">For example, Orontes sold an old oven and </w:t>
       </w:r>
       <w:r>
         <w:rPr>
@@ -4544,7 +4473,7 @@
           <w:sz w:val="19"/>
           <w:szCs w:val="19"/>
         </w:rPr>
-        <w:t xml:space="preserve">             </w:t>
+        <w:t xml:space="preserve">           </w:t>
       </w:r>
       <w:r>
         <w:rPr>
@@ -4558,14 +4487,7 @@
           <w:sz w:val="19"/>
           <w:szCs w:val="19"/>
         </w:rPr>
-        <w:t xml:space="preserve">, and it is shown net. </w:t>
-      </w:r>
-      <w:r>
-        <w:rPr>
-          <w:sz w:val="19"/>
-          <w:szCs w:val="19"/>
-        </w:rPr>
-        <w:t xml:space="preserve">For example, Orontes sold an old oven and </w:t>
+        <w:t xml:space="preserve"> a gain of $3,000: the proceeds minus the </w:t>
       </w:r>
       <w:r>
         <w:rPr>
@@ -4597,7 +4519,14 @@
           <w:sz w:val="19"/>
           <w:szCs w:val="19"/>
         </w:rPr>
-        <w:t xml:space="preserve"> a gain of $3,000: the proceeds minus the </w:t>
+        <w:t xml:space="preserve"> amount, not the full proceeds. </w:t>
+      </w:r>
+      <w:r>
+        <w:rPr>
+          <w:sz w:val="19"/>
+          <w:szCs w:val="19"/>
+        </w:rPr>
+        <w:t xml:space="preserve">Income tax expense is then </w:t>
       </w:r>
       <w:r>
         <w:rPr>
@@ -4608,45 +4537,6 @@
           <w:szCs w:val="15"/>
         </w:rPr>
         <w:t xml:space="preserve"> (10) </w:t>
-      </w:r>
-      <w:r>
-        <w:rPr>
-          <w:u w:val="single"/>
-          <w:sz w:val="19"/>
-          <w:szCs w:val="19"/>
-        </w:rPr>
-        <w:t xml:space="preserve">           </w:t>
-      </w:r>
-      <w:r>
-        <w:rPr>
-          <w:sz w:val="19"/>
-          <w:szCs w:val="19"/>
-        </w:rPr>
-        <w:t xml:space="preserve"> </w:t>
-      </w:r>
-      <w:r>
-        <w:rPr>
-          <w:sz w:val="19"/>
-          <w:szCs w:val="19"/>
-        </w:rPr>
-        <w:t xml:space="preserve"> amount, not the full proceeds. </w:t>
-      </w:r>
-      <w:r>
-        <w:rPr>
-          <w:sz w:val="19"/>
-          <w:szCs w:val="19"/>
-        </w:rPr>
-        <w:t xml:space="preserve">Income tax expense is then </w:t>
-      </w:r>
-      <w:r>
-        <w:rPr>
-          <w:b/>
-          <w:bCs/>
-          <w:color w:val="8186EF"/>
-          <w:sz w:val="15"/>
-          <w:szCs w:val="15"/>
-        </w:rPr>
-        <w:t xml:space="preserve"> (11) </w:t>
       </w:r>
       <w:r>
         <w:rPr>
@@ -4726,7 +4616,7 @@
                 <w:sz w:val="16"/>
                 <w:szCs w:val="16"/>
               </w:rPr>
-              <w:t xml:space="preserve">investment   ·   follows   ·   administrative   ·   reported   ·   transaction   ·   deducted   ·   impairments   ·   selling   ·   peripheral   ·   proceeds   ·   carrying   ·   development</w:t>
+              <w:t xml:space="preserve">investment   ·   development   ·   peripheral   ·   carrying   ·   follows   ·   administrative   ·   reported   ·   transaction   ·   expenses   ·   deducted   ·   impairments</w:t>
             </w:r>
           </w:p>
         </w:tc>
@@ -4753,7 +4643,7 @@
           <w:sz w:val="16"/>
           <w:szCs w:val="16"/>
         </w:rPr>
-        <w:t xml:space="preserve">      gaps 12–15</w:t>
+        <w:t xml:space="preserve">      gaps 11–14</w:t>
       </w:r>
     </w:p>
     <w:p>
@@ -4776,7 +4666,7 @@
           <w:sz w:val="15"/>
           <w:szCs w:val="15"/>
         </w:rPr>
-        <w:t xml:space="preserve"> (12) </w:t>
+        <w:t xml:space="preserve"> (11) </w:t>
       </w:r>
       <w:r>
         <w:rPr>
@@ -4815,7 +4705,7 @@
           <w:sz w:val="15"/>
           <w:szCs w:val="15"/>
         </w:rPr>
-        <w:t xml:space="preserve"> (13) </w:t>
+        <w:t xml:space="preserve"> (12) </w:t>
       </w:r>
       <w:r>
         <w:rPr>
@@ -4854,7 +4744,7 @@
           <w:sz w:val="15"/>
           <w:szCs w:val="15"/>
         </w:rPr>
-        <w:t xml:space="preserve"> (14) </w:t>
+        <w:t xml:space="preserve"> (13) </w:t>
       </w:r>
       <w:r>
         <w:rPr>
@@ -4893,7 +4783,7 @@
           <w:sz w:val="15"/>
           <w:szCs w:val="15"/>
         </w:rPr>
-        <w:t xml:space="preserve"> (15) </w:t>
+        <w:t xml:space="preserve"> (14) </w:t>
       </w:r>
       <w:r>
         <w:rPr>
@@ -5047,7 +4937,7 @@
           <w:sz w:val="16"/>
           <w:szCs w:val="16"/>
         </w:rPr>
-        <w:t xml:space="preserve">      gaps 16–18</w:t>
+        <w:t xml:space="preserve">      gaps 15–17</w:t>
       </w:r>
     </w:p>
     <w:p>
@@ -5070,7 +4960,7 @@
           <w:sz w:val="15"/>
           <w:szCs w:val="15"/>
         </w:rPr>
-        <w:t xml:space="preserve"> (16) </w:t>
+        <w:t xml:space="preserve"> (15) </w:t>
       </w:r>
       <w:r>
         <w:rPr>
@@ -5109,7 +4999,7 @@
           <w:sz w:val="15"/>
           <w:szCs w:val="15"/>
         </w:rPr>
-        <w:t xml:space="preserve"> (17) </w:t>
+        <w:t xml:space="preserve"> (16) </w:t>
       </w:r>
       <w:r>
         <w:rPr>
@@ -5148,7 +5038,7 @@
           <w:sz w:val="15"/>
           <w:szCs w:val="15"/>
         </w:rPr>
-        <w:t xml:space="preserve"> (18) </w:t>
+        <w:t xml:space="preserve"> (17) </w:t>
       </w:r>
       <w:r>
         <w:rPr>
@@ -5381,7 +5271,7 @@
           <w:sz w:val="16"/>
           <w:szCs w:val="16"/>
         </w:rPr>
-        <w:t xml:space="preserve">      gaps 19–21</w:t>
+        <w:t xml:space="preserve">      gaps 18–20</w:t>
       </w:r>
     </w:p>
     <w:p>
@@ -5394,7 +5284,7 @@
           <w:sz w:val="19"/>
           <w:szCs w:val="19"/>
         </w:rPr>
-        <w:t xml:space="preserve">Interest </w:t>
+        <w:t xml:space="preserve">Interest expense is below operating income, never </w:t>
       </w:r>
       <w:r>
         <w:rPr>
@@ -5404,7 +5294,7 @@
           <w:sz w:val="15"/>
           <w:szCs w:val="15"/>
         </w:rPr>
-        <w:t xml:space="preserve"> (19) </w:t>
+        <w:t xml:space="preserve"> (18) </w:t>
       </w:r>
       <w:r>
         <w:rPr>
@@ -5426,7 +5316,7 @@
           <w:sz w:val="19"/>
           <w:szCs w:val="19"/>
         </w:rPr>
-        <w:t xml:space="preserve"> is below operating income, never inside it. </w:t>
+        <w:t xml:space="preserve"> it. </w:t>
       </w:r>
       <w:r>
         <w:rPr>
@@ -5443,7 +5333,7 @@
           <w:sz w:val="15"/>
           <w:szCs w:val="15"/>
         </w:rPr>
-        <w:t xml:space="preserve"> (20) </w:t>
+        <w:t xml:space="preserve"> (19) </w:t>
       </w:r>
       <w:r>
         <w:rPr>
@@ -5472,7 +5362,7 @@
           <w:sz w:val="19"/>
           <w:szCs w:val="19"/>
         </w:rPr>
-        <w:t xml:space="preserve">Gross profit uses cost of goods sold only; wages and </w:t>
+        <w:t xml:space="preserve">Gross profit uses cost of goods sold only; wages and depreciation outside </w:t>
       </w:r>
       <w:r>
         <w:rPr>
@@ -5482,7 +5372,7 @@
           <w:sz w:val="15"/>
           <w:szCs w:val="15"/>
         </w:rPr>
-        <w:t xml:space="preserve"> (21) </w:t>
+        <w:t xml:space="preserve"> (20) </w:t>
       </w:r>
       <w:r>
         <w:rPr>
@@ -5490,7 +5380,7 @@
           <w:sz w:val="19"/>
           <w:szCs w:val="19"/>
         </w:rPr>
-        <w:t xml:space="preserve">              </w:t>
+        <w:t xml:space="preserve">            </w:t>
       </w:r>
       <w:r>
         <w:rPr>
@@ -5504,7 +5394,7 @@
           <w:sz w:val="19"/>
           <w:szCs w:val="19"/>
         </w:rPr>
-        <w:t xml:space="preserve"> outside production are operating expenses. </w:t>
+        <w:t xml:space="preserve"> are operating expenses. </w:t>
       </w:r>
     </w:p>
     <w:tbl>
@@ -5562,7 +5452,7 @@
                 <w:sz w:val="16"/>
                 <w:szCs w:val="16"/>
               </w:rPr>
-              <w:t xml:space="preserve">general   ·   equipment   ·   depreciation   ·   expense</w:t>
+              <w:t xml:space="preserve">Orontes's   ·   equipment   ·   production   ·   inside</w:t>
             </w:r>
           </w:p>
         </w:tc>
@@ -5696,7 +5586,7 @@
                 <w:sz w:val="14"/>
                 <w:szCs w:val="14"/>
               </w:rPr>
-              <w:t xml:space="preserve">(22)</w:t>
+              <w:t xml:space="preserve">(21)</w:t>
             </w:r>
           </w:p>
         </w:tc>
@@ -5728,7 +5618,7 @@
         <w:tc>
           <w:tcPr>
             <w:tcW w:type="pct" w:w="2600"/>
-            <w:shd w:fill="FFFFFF" w:val="clear"/>
+            <w:shd w:fill="FBFAF6" w:val="clear"/>
             <w:tcMar>
               <w:top w:type="dxa" w:w="50"/>
               <w:left w:type="dxa" w:w="110"/>
@@ -5738,17 +5628,14 @@
           </w:tcPr>
           <w:p>
             <w:pPr>
-              <w:spacing w:before="46" w:after="46"/>
-            </w:pPr>
-            <w:r>
-              <w:rPr>
-                <w:b/>
-                <w:bCs/>
-                <w:color w:val="8186EF"/>
-                <w:sz w:val="14"/>
-                <w:szCs w:val="14"/>
-              </w:rPr>
-              <w:t xml:space="preserve">(23)</w:t>
+              <w:spacing w:before="28" w:after="28"/>
+            </w:pPr>
+            <w:r>
+              <w:rPr>
+                <w:sz w:val="15"/>
+                <w:szCs w:val="15"/>
+              </w:rPr>
+              <w:t xml:space="preserve">Cost of goods sold</w:t>
             </w:r>
           </w:p>
         </w:tc>
@@ -5927,7 +5814,7 @@
         <w:tc>
           <w:tcPr>
             <w:tcW w:type="pct" w:w="2600"/>
-            <w:shd w:fill="FFFFFF" w:val="clear"/>
+            <w:shd w:fill="FBFAF6" w:val="clear"/>
             <w:tcMar>
               <w:top w:type="dxa" w:w="50"/>
               <w:left w:type="dxa" w:w="110"/>
@@ -5937,17 +5824,14 @@
           </w:tcPr>
           <w:p>
             <w:pPr>
-              <w:spacing w:before="46" w:after="46"/>
-            </w:pPr>
-            <w:r>
-              <w:rPr>
-                <w:b/>
-                <w:bCs/>
-                <w:color w:val="8186EF"/>
-                <w:sz w:val="14"/>
-                <w:szCs w:val="14"/>
-              </w:rPr>
-              <w:t xml:space="preserve">(24)</w:t>
+              <w:spacing w:before="28" w:after="28"/>
+            </w:pPr>
+            <w:r>
+              <w:rPr>
+                <w:sz w:val="15"/>
+                <w:szCs w:val="15"/>
+              </w:rPr>
+              <w:t xml:space="preserve">Operating income</w:t>
             </w:r>
           </w:p>
         </w:tc>
@@ -5980,7 +5864,6 @@
         <w:tc>
           <w:tcPr>
             <w:tcW w:type="pct" w:w="2600"/>
-            <w:shd w:fill="FFFFFF" w:val="clear"/>
             <w:tcMar>
               <w:top w:type="dxa" w:w="50"/>
               <w:left w:type="dxa" w:w="110"/>
@@ -5990,17 +5873,14 @@
           </w:tcPr>
           <w:p>
             <w:pPr>
-              <w:spacing w:before="46" w:after="46"/>
-            </w:pPr>
-            <w:r>
-              <w:rPr>
-                <w:b/>
-                <w:bCs/>
-                <w:color w:val="8186EF"/>
-                <w:sz w:val="14"/>
-                <w:szCs w:val="14"/>
-              </w:rPr>
-              <w:t xml:space="preserve">(25)</w:t>
+              <w:spacing w:before="28" w:after="28"/>
+            </w:pPr>
+            <w:r>
+              <w:rPr>
+                <w:sz w:val="15"/>
+                <w:szCs w:val="15"/>
+              </w:rPr>
+              <w:t xml:space="preserve">Interest expense</w:t>
             </w:r>
           </w:p>
         </w:tc>
@@ -6082,6 +5962,7 @@
         <w:tc>
           <w:tcPr>
             <w:tcW w:type="pct" w:w="2600"/>
+            <w:shd w:fill="FFFFFF" w:val="clear"/>
             <w:tcMar>
               <w:top w:type="dxa" w:w="50"/>
               <w:left w:type="dxa" w:w="110"/>
@@ -6091,14 +5972,17 @@
           </w:tcPr>
           <w:p>
             <w:pPr>
-              <w:spacing w:before="28" w:after="28"/>
-            </w:pPr>
-            <w:r>
-              <w:rPr>
-                <w:sz w:val="15"/>
-                <w:szCs w:val="15"/>
-              </w:rPr>
-              <w:t xml:space="preserve">Gross profit as a percentage of sales</w:t>
+              <w:spacing w:before="46" w:after="46"/>
+            </w:pPr>
+            <w:r>
+              <w:rPr>
+                <w:b/>
+                <w:bCs/>
+                <w:color w:val="8186EF"/>
+                <w:sz w:val="14"/>
+                <w:szCs w:val="14"/>
+              </w:rPr>
+              <w:t xml:space="preserve">(22)</w:t>
             </w:r>
           </w:p>
         </w:tc>
@@ -6183,7 +6067,7 @@
                 <w:sz w:val="16"/>
                 <w:szCs w:val="16"/>
               </w:rPr>
-              <w:t xml:space="preserve">Operating income   ·   Sales revenue   ·   Interest expense   ·   Wages expense   ·   Cost of goods sold</w:t>
+              <w:t xml:space="preserve">Gross profit as a percentage of sales   ·   Cost of goods sold   ·   Sales revenue</w:t>
             </w:r>
           </w:p>
         </w:tc>
@@ -6742,7 +6626,7 @@
                 <w:sz w:val="16"/>
                 <w:szCs w:val="16"/>
               </w:rPr>
-              <w:t xml:space="preserve">selling</w:t>
+              <w:t xml:space="preserve">administrative</w:t>
             </w:r>
           </w:p>
         </w:tc>
@@ -6768,14 +6652,14 @@
                 <w:sz w:val="16"/>
                 <w:szCs w:val="16"/>
               </w:rPr>
-              <w:t xml:space="preserve">15  </w:t>
-            </w:r>
-            <w:r>
-              <w:rPr>
-                <w:sz w:val="16"/>
-                <w:szCs w:val="16"/>
-              </w:rPr>
-              <w:t xml:space="preserve">biggest</w:t>
+              <w:t xml:space="preserve">13  </w:t>
+            </w:r>
+            <w:r>
+              <w:rPr>
+                <w:sz w:val="16"/>
+                <w:szCs w:val="16"/>
+              </w:rPr>
+              <w:t xml:space="preserve">analyzes</w:t>
             </w:r>
           </w:p>
         </w:tc>
@@ -6810,7 +6694,7 @@
                 <w:sz w:val="16"/>
                 <w:szCs w:val="16"/>
               </w:rPr>
-              <w:t xml:space="preserve">administrative</w:t>
+              <w:t xml:space="preserve">development</w:t>
             </w:r>
           </w:p>
         </w:tc>
@@ -6836,14 +6720,14 @@
                 <w:sz w:val="16"/>
                 <w:szCs w:val="16"/>
               </w:rPr>
-              <w:t xml:space="preserve">16  </w:t>
-            </w:r>
-            <w:r>
-              <w:rPr>
-                <w:sz w:val="16"/>
-                <w:szCs w:val="16"/>
-              </w:rPr>
-              <w:t xml:space="preserve">profit</w:t>
+              <w:t xml:space="preserve">14  </w:t>
+            </w:r>
+            <w:r>
+              <w:rPr>
+                <w:sz w:val="16"/>
+                <w:szCs w:val="16"/>
+              </w:rPr>
+              <w:t xml:space="preserve">biggest</w:t>
             </w:r>
           </w:p>
         </w:tc>
@@ -6878,7 +6762,7 @@
                 <w:sz w:val="16"/>
                 <w:szCs w:val="16"/>
               </w:rPr>
-              <w:t xml:space="preserve">development</w:t>
+              <w:t xml:space="preserve">impairments</w:t>
             </w:r>
           </w:p>
         </w:tc>
@@ -6904,14 +6788,14 @@
                 <w:sz w:val="16"/>
                 <w:szCs w:val="16"/>
               </w:rPr>
-              <w:t xml:space="preserve">17  </w:t>
-            </w:r>
-            <w:r>
-              <w:rPr>
-                <w:sz w:val="16"/>
-                <w:szCs w:val="16"/>
-              </w:rPr>
-              <w:t xml:space="preserve">expenses</w:t>
+              <w:t xml:space="preserve">15  </w:t>
+            </w:r>
+            <w:r>
+              <w:rPr>
+                <w:sz w:val="16"/>
+                <w:szCs w:val="16"/>
+              </w:rPr>
+              <w:t xml:space="preserve">profit</w:t>
             </w:r>
           </w:p>
         </w:tc>
@@ -6946,7 +6830,7 @@
                 <w:sz w:val="16"/>
                 <w:szCs w:val="16"/>
               </w:rPr>
-              <w:t xml:space="preserve">impairments</w:t>
+              <w:t xml:space="preserve">follows</w:t>
             </w:r>
           </w:p>
         </w:tc>
@@ -6972,14 +6856,14 @@
                 <w:sz w:val="16"/>
                 <w:szCs w:val="16"/>
               </w:rPr>
-              <w:t xml:space="preserve">18  </w:t>
-            </w:r>
-            <w:r>
-              <w:rPr>
-                <w:sz w:val="16"/>
-                <w:szCs w:val="16"/>
-              </w:rPr>
-              <w:t xml:space="preserve">before</w:t>
+              <w:t xml:space="preserve">16  </w:t>
+            </w:r>
+            <w:r>
+              <w:rPr>
+                <w:sz w:val="16"/>
+                <w:szCs w:val="16"/>
+              </w:rPr>
+              <w:t xml:space="preserve">expenses</w:t>
             </w:r>
           </w:p>
         </w:tc>
@@ -7014,7 +6898,7 @@
                 <w:sz w:val="16"/>
                 <w:szCs w:val="16"/>
               </w:rPr>
-              <w:t xml:space="preserve">follows</w:t>
+              <w:t xml:space="preserve">investment</w:t>
             </w:r>
           </w:p>
         </w:tc>
@@ -7040,14 +6924,14 @@
                 <w:sz w:val="16"/>
                 <w:szCs w:val="16"/>
               </w:rPr>
-              <w:t xml:space="preserve">19  </w:t>
-            </w:r>
-            <w:r>
-              <w:rPr>
-                <w:sz w:val="16"/>
-                <w:szCs w:val="16"/>
-              </w:rPr>
-              <w:t xml:space="preserve">expense</w:t>
+              <w:t xml:space="preserve">17  </w:t>
+            </w:r>
+            <w:r>
+              <w:rPr>
+                <w:sz w:val="16"/>
+                <w:szCs w:val="16"/>
+              </w:rPr>
+              <w:t xml:space="preserve">before</w:t>
             </w:r>
           </w:p>
         </w:tc>
@@ -7082,7 +6966,7 @@
                 <w:sz w:val="16"/>
                 <w:szCs w:val="16"/>
               </w:rPr>
-              <w:t xml:space="preserve">investment</w:t>
+              <w:t xml:space="preserve">peripheral</w:t>
             </w:r>
           </w:p>
         </w:tc>
@@ -7108,14 +6992,14 @@
                 <w:sz w:val="16"/>
                 <w:szCs w:val="16"/>
               </w:rPr>
-              <w:t xml:space="preserve">20  </w:t>
-            </w:r>
-            <w:r>
-              <w:rPr>
-                <w:sz w:val="16"/>
-                <w:szCs w:val="16"/>
-              </w:rPr>
-              <w:t xml:space="preserve">equipment</w:t>
+              <w:t xml:space="preserve">18  </w:t>
+            </w:r>
+            <w:r>
+              <w:rPr>
+                <w:sz w:val="16"/>
+                <w:szCs w:val="16"/>
+              </w:rPr>
+              <w:t xml:space="preserve">inside</w:t>
             </w:r>
           </w:p>
         </w:tc>
@@ -7150,7 +7034,7 @@
                 <w:sz w:val="16"/>
                 <w:szCs w:val="16"/>
               </w:rPr>
-              <w:t xml:space="preserve">peripheral</w:t>
+              <w:t xml:space="preserve">transaction</w:t>
             </w:r>
           </w:p>
         </w:tc>
@@ -7176,14 +7060,14 @@
                 <w:sz w:val="16"/>
                 <w:szCs w:val="16"/>
               </w:rPr>
-              <w:t xml:space="preserve">21  </w:t>
-            </w:r>
-            <w:r>
-              <w:rPr>
-                <w:sz w:val="16"/>
-                <w:szCs w:val="16"/>
-              </w:rPr>
-              <w:t xml:space="preserve">depreciation</w:t>
+              <w:t xml:space="preserve">19  </w:t>
+            </w:r>
+            <w:r>
+              <w:rPr>
+                <w:sz w:val="16"/>
+                <w:szCs w:val="16"/>
+              </w:rPr>
+              <w:t xml:space="preserve">equipment</w:t>
             </w:r>
           </w:p>
         </w:tc>
@@ -7218,7 +7102,7 @@
                 <w:sz w:val="16"/>
                 <w:szCs w:val="16"/>
               </w:rPr>
-              <w:t xml:space="preserve">transaction</w:t>
+              <w:t xml:space="preserve">reported</w:t>
             </w:r>
           </w:p>
         </w:tc>
@@ -7244,14 +7128,14 @@
                 <w:sz w:val="16"/>
                 <w:szCs w:val="16"/>
               </w:rPr>
-              <w:t xml:space="preserve">22  </w:t>
-            </w:r>
-            <w:r>
-              <w:rPr>
-                <w:sz w:val="16"/>
-                <w:szCs w:val="16"/>
-              </w:rPr>
-              <w:t xml:space="preserve">Sales revenue</w:t>
+              <w:t xml:space="preserve">20  </w:t>
+            </w:r>
+            <w:r>
+              <w:rPr>
+                <w:sz w:val="16"/>
+                <w:szCs w:val="16"/>
+              </w:rPr>
+              <w:t xml:space="preserve">production</w:t>
             </w:r>
           </w:p>
         </w:tc>
@@ -7286,7 +7170,7 @@
                 <w:sz w:val="16"/>
                 <w:szCs w:val="16"/>
               </w:rPr>
-              <w:t xml:space="preserve">reported</w:t>
+              <w:t xml:space="preserve">carrying</w:t>
             </w:r>
           </w:p>
         </w:tc>
@@ -7312,14 +7196,14 @@
                 <w:sz w:val="16"/>
                 <w:szCs w:val="16"/>
               </w:rPr>
-              <w:t xml:space="preserve">23  </w:t>
-            </w:r>
-            <w:r>
-              <w:rPr>
-                <w:sz w:val="16"/>
-                <w:szCs w:val="16"/>
-              </w:rPr>
-              <w:t xml:space="preserve">Cost of goods sold</w:t>
+              <w:t xml:space="preserve">21  </w:t>
+            </w:r>
+            <w:r>
+              <w:rPr>
+                <w:sz w:val="16"/>
+                <w:szCs w:val="16"/>
+              </w:rPr>
+              <w:t xml:space="preserve">Sales revenue</w:t>
             </w:r>
           </w:p>
         </w:tc>
@@ -7354,7 +7238,7 @@
                 <w:sz w:val="16"/>
                 <w:szCs w:val="16"/>
               </w:rPr>
-              <w:t xml:space="preserve">carrying</w:t>
+              <w:t xml:space="preserve">deducted</w:t>
             </w:r>
           </w:p>
         </w:tc>
@@ -7380,14 +7264,14 @@
                 <w:sz w:val="16"/>
                 <w:szCs w:val="16"/>
               </w:rPr>
-              <w:t xml:space="preserve">24  </w:t>
-            </w:r>
-            <w:r>
-              <w:rPr>
-                <w:sz w:val="16"/>
-                <w:szCs w:val="16"/>
-              </w:rPr>
-              <w:t xml:space="preserve">Operating income</w:t>
+              <w:t xml:space="preserve">22  </w:t>
+            </w:r>
+            <w:r>
+              <w:rPr>
+                <w:sz w:val="16"/>
+                <w:szCs w:val="16"/>
+              </w:rPr>
+              <w:t xml:space="preserve">Gross profit as a percentage of sales</w:t>
             </w:r>
           </w:p>
         </w:tc>
@@ -7422,7 +7306,7 @@
                 <w:sz w:val="16"/>
                 <w:szCs w:val="16"/>
               </w:rPr>
-              <w:t xml:space="preserve">deducted</w:t>
+              <w:t xml:space="preserve">statement</w:t>
             </w:r>
           </w:p>
         </w:tc>
@@ -7448,14 +7332,14 @@
                 <w:sz w:val="16"/>
                 <w:szCs w:val="16"/>
               </w:rPr>
-              <w:t xml:space="preserve">25  </w:t>
-            </w:r>
-            <w:r>
-              <w:rPr>
-                <w:sz w:val="16"/>
-                <w:szCs w:val="16"/>
-              </w:rPr>
-              <w:t xml:space="preserve">Interest expense</w:t>
+              <w:t xml:space="preserve">23  </w:t>
+            </w:r>
+            <w:r>
+              <w:rPr>
+                <w:sz w:val="16"/>
+                <w:szCs w:val="16"/>
+              </w:rPr>
+              <w:t xml:space="preserve">other income and expense</w:t>
             </w:r>
           </w:p>
         </w:tc>
@@ -7490,7 +7374,7 @@
                 <w:sz w:val="16"/>
                 <w:szCs w:val="16"/>
               </w:rPr>
-              <w:t xml:space="preserve">statement</w:t>
+              <w:t xml:space="preserve">weighted-average</w:t>
             </w:r>
           </w:p>
         </w:tc>
@@ -7516,75 +7400,7 @@
                 <w:sz w:val="16"/>
                 <w:szCs w:val="16"/>
               </w:rPr>
-              <w:t xml:space="preserve">26  </w:t>
-            </w:r>
-            <w:r>
-              <w:rPr>
-                <w:sz w:val="16"/>
-                <w:szCs w:val="16"/>
-              </w:rPr>
-              <w:t xml:space="preserve">other income and expense</w:t>
-            </w:r>
-          </w:p>
-        </w:tc>
-      </w:tr>
-      <w:tr>
-        <w:tc>
-          <w:tcPr>
-            <w:tcW w:type="pct" w:w="2500"/>
-            <w:tcMar>
-              <w:top w:type="dxa" w:w="20"/>
-              <w:left w:type="dxa" w:w="80"/>
-              <w:bottom w:type="dxa" w:w="20"/>
-              <w:right w:type="dxa" w:w="80"/>
-            </w:tcMar>
-          </w:tcPr>
-          <w:p>
-            <w:pPr>
-              <w:spacing w:before="12" w:after="12"/>
-            </w:pPr>
-            <w:r>
-              <w:rPr>
-                <w:b/>
-                <w:bCs/>
-                <w:color w:val="8186EF"/>
-                <w:sz w:val="16"/>
-                <w:szCs w:val="16"/>
-              </w:rPr>
-              <w:t xml:space="preserve">13  </w:t>
-            </w:r>
-            <w:r>
-              <w:rPr>
-                <w:sz w:val="16"/>
-                <w:szCs w:val="16"/>
-              </w:rPr>
-              <w:t xml:space="preserve">weighted-average</w:t>
-            </w:r>
-          </w:p>
-        </w:tc>
-        <w:tc>
-          <w:tcPr>
-            <w:tcW w:type="pct" w:w="2500"/>
-            <w:tcMar>
-              <w:top w:type="dxa" w:w="20"/>
-              <w:left w:type="dxa" w:w="80"/>
-              <w:bottom w:type="dxa" w:w="20"/>
-              <w:right w:type="dxa" w:w="80"/>
-            </w:tcMar>
-          </w:tcPr>
-          <w:p>
-            <w:pPr>
-              <w:spacing w:before="12" w:after="12"/>
-            </w:pPr>
-            <w:r>
-              <w:rPr>
-                <w:b/>
-                <w:bCs/>
-                <w:color w:val="8186EF"/>
-                <w:sz w:val="16"/>
-                <w:szCs w:val="16"/>
-              </w:rPr>
-              <w:t xml:space="preserve">27  </w:t>
+              <w:t xml:space="preserve">24  </w:t>
             </w:r>
             <w:r>
               <w:rPr>
@@ -7592,64 +7408,6 @@
                 <w:szCs w:val="16"/>
               </w:rPr>
               <w:t xml:space="preserve">earnings per share (EPS)</w:t>
-            </w:r>
-          </w:p>
-        </w:tc>
-      </w:tr>
-      <w:tr>
-        <w:tc>
-          <w:tcPr>
-            <w:tcW w:type="pct" w:w="2500"/>
-            <w:tcMar>
-              <w:top w:type="dxa" w:w="20"/>
-              <w:left w:type="dxa" w:w="80"/>
-              <w:bottom w:type="dxa" w:w="20"/>
-              <w:right w:type="dxa" w:w="80"/>
-            </w:tcMar>
-          </w:tcPr>
-          <w:p>
-            <w:pPr>
-              <w:spacing w:before="12" w:after="12"/>
-            </w:pPr>
-            <w:r>
-              <w:rPr>
-                <w:b/>
-                <w:bCs/>
-                <w:color w:val="8186EF"/>
-                <w:sz w:val="16"/>
-                <w:szCs w:val="16"/>
-              </w:rPr>
-              <w:t xml:space="preserve">14  </w:t>
-            </w:r>
-            <w:r>
-              <w:rPr>
-                <w:sz w:val="16"/>
-                <w:szCs w:val="16"/>
-              </w:rPr>
-              <w:t xml:space="preserve">analyzes</w:t>
-            </w:r>
-          </w:p>
-        </w:tc>
-        <w:tc>
-          <w:tcPr>
-            <w:tcW w:type="pct" w:w="2500"/>
-            <w:tcMar>
-              <w:top w:type="dxa" w:w="20"/>
-              <w:left w:type="dxa" w:w="80"/>
-              <w:bottom w:type="dxa" w:w="20"/>
-              <w:right w:type="dxa" w:w="80"/>
-            </w:tcMar>
-          </w:tcPr>
-          <w:p>
-            <w:pPr>
-              <w:spacing w:before="24" w:after="24"/>
-            </w:pPr>
-            <w:r>
-              <w:rPr>
-                <w:sz w:val="16"/>
-                <w:szCs w:val="16"/>
-              </w:rPr>
-              <w:t xml:space="preserve"/>
             </w:r>
           </w:p>
         </w:tc>
@@ -7955,7 +7713,7 @@
           <w:sz w:val="19"/>
           <w:szCs w:val="19"/>
         </w:rPr>
-        <w:t xml:space="preserve">U.S. GAAP no longer has </w:t>
+        <w:t xml:space="preserve">U.S. GAAP no </w:t>
       </w:r>
       <w:r>
         <w:rPr>
@@ -7973,7 +7731,7 @@
           <w:sz w:val="19"/>
           <w:szCs w:val="19"/>
         </w:rPr>
-        <w:t xml:space="preserve">               </w:t>
+        <w:t xml:space="preserve">           </w:t>
       </w:r>
       <w:r>
         <w:rPr>
@@ -7987,7 +7745,7 @@
           <w:sz w:val="19"/>
           <w:szCs w:val="19"/>
         </w:rPr>
-        <w:t xml:space="preserve"> items; the FASB </w:t>
+        <w:t xml:space="preserve"> has extraordinary items; the FASB </w:t>
       </w:r>
       <w:r>
         <w:rPr>
@@ -8026,7 +7784,7 @@
           <w:sz w:val="19"/>
           <w:szCs w:val="19"/>
         </w:rPr>
-        <w:t xml:space="preserve">An unusual or </w:t>
+        <w:t xml:space="preserve">An unusual or infrequent item, such as a large fire loss, is shown as a separate line </w:t>
       </w:r>
       <w:r>
         <w:rPr>
@@ -8044,7 +7802,7 @@
           <w:sz w:val="19"/>
           <w:szCs w:val="19"/>
         </w:rPr>
-        <w:t xml:space="preserve">            </w:t>
+        <w:t xml:space="preserve">           </w:t>
       </w:r>
       <w:r>
         <w:rPr>
@@ -8058,7 +7816,21 @@
           <w:sz w:val="19"/>
           <w:szCs w:val="19"/>
         </w:rPr>
-        <w:t xml:space="preserve"> item, such as a large fire loss, is shown as a </w:t>
+        <w:t xml:space="preserve"> continuing operations, before tax. </w:t>
+      </w:r>
+      <w:r>
+        <w:rPr>
+          <w:sz w:val="19"/>
+          <w:szCs w:val="19"/>
+        </w:rPr>
+        <w:t xml:space="preserve">It is never shown net of tax. </w:t>
+      </w:r>
+      <w:r>
+        <w:rPr>
+          <w:sz w:val="19"/>
+          <w:szCs w:val="19"/>
+        </w:rPr>
+        <w:t xml:space="preserve">A discontinued operation is a </w:t>
       </w:r>
       <w:r>
         <w:rPr>
@@ -8090,21 +7862,7 @@
           <w:sz w:val="19"/>
           <w:szCs w:val="19"/>
         </w:rPr>
-        <w:t xml:space="preserve"> line within continuing operations, before tax. </w:t>
-      </w:r>
-      <w:r>
-        <w:rPr>
-          <w:sz w:val="19"/>
-          <w:szCs w:val="19"/>
-        </w:rPr>
-        <w:t xml:space="preserve">It is never shown net of tax. </w:t>
-      </w:r>
-      <w:r>
-        <w:rPr>
-          <w:sz w:val="19"/>
-          <w:szCs w:val="19"/>
-        </w:rPr>
-        <w:t xml:space="preserve">A discontinued operation is a </w:t>
+        <w:t xml:space="preserve"> of an entity that the company has sold, has </w:t>
       </w:r>
       <w:r>
         <w:rPr>
@@ -8122,7 +7880,7 @@
           <w:sz w:val="19"/>
           <w:szCs w:val="19"/>
         </w:rPr>
-        <w:t xml:space="preserve">           </w:t>
+        <w:t xml:space="preserve">            </w:t>
       </w:r>
       <w:r>
         <w:rPr>
@@ -8136,7 +7894,14 @@
           <w:sz w:val="19"/>
           <w:szCs w:val="19"/>
         </w:rPr>
-        <w:t xml:space="preserve"> of an entity that the company has sold, has </w:t>
+        <w:t xml:space="preserve"> as held for sale, or has abandoned. </w:t>
+      </w:r>
+      <w:r>
+        <w:rPr>
+          <w:sz w:val="19"/>
+          <w:szCs w:val="19"/>
+        </w:rPr>
+        <w:t xml:space="preserve">The disposal must also be a strategic shift with a major </w:t>
       </w:r>
       <w:r>
         <w:rPr>
@@ -8154,7 +7919,7 @@
           <w:sz w:val="19"/>
           <w:szCs w:val="19"/>
         </w:rPr>
-        <w:t xml:space="preserve">            </w:t>
+        <w:t xml:space="preserve">           </w:t>
       </w:r>
       <w:r>
         <w:rPr>
@@ -8168,14 +7933,14 @@
           <w:sz w:val="19"/>
           <w:szCs w:val="19"/>
         </w:rPr>
-        <w:t xml:space="preserve"> as held for sale, or has abandoned. </w:t>
-      </w:r>
-      <w:r>
-        <w:rPr>
-          <w:sz w:val="19"/>
-          <w:szCs w:val="19"/>
-        </w:rPr>
-        <w:t xml:space="preserve">The disposal must also be a </w:t>
+        <w:t xml:space="preserve"> on the company. </w:t>
+      </w:r>
+      <w:r>
+        <w:rPr>
+          <w:sz w:val="19"/>
+          <w:szCs w:val="19"/>
+        </w:rPr>
+        <w:t xml:space="preserve"/>
       </w:r>
       <w:r>
         <w:rPr>
@@ -8207,7 +7972,14 @@
           <w:sz w:val="19"/>
           <w:szCs w:val="19"/>
         </w:rPr>
-        <w:t xml:space="preserve"> shift with a major </w:t>
+        <w:t xml:space="preserve"> are leaving a major line of business or a major geographic area. </w:t>
+      </w:r>
+      <w:r>
+        <w:rPr>
+          <w:sz w:val="19"/>
+          <w:szCs w:val="19"/>
+        </w:rPr>
+        <w:t xml:space="preserve"/>
       </w:r>
       <w:r>
         <w:rPr>
@@ -8239,14 +8011,7 @@
           <w:sz w:val="19"/>
           <w:szCs w:val="19"/>
         </w:rPr>
-        <w:t xml:space="preserve"> on the company. </w:t>
-      </w:r>
-      <w:r>
-        <w:rPr>
-          <w:sz w:val="19"/>
-          <w:szCs w:val="19"/>
-        </w:rPr>
-        <w:t xml:space="preserve"/>
+        <w:t xml:space="preserve"> one store or </w:t>
       </w:r>
       <w:r>
         <w:rPr>
@@ -8278,7 +8043,14 @@
           <w:sz w:val="19"/>
           <w:szCs w:val="19"/>
         </w:rPr>
-        <w:t xml:space="preserve"> are leaving a major line of business or a major </w:t>
+        <w:t xml:space="preserve"> one small product does not qualify. </w:t>
+      </w:r>
+      <w:r>
+        <w:rPr>
+          <w:sz w:val="19"/>
+          <w:szCs w:val="19"/>
+        </w:rPr>
+        <w:t xml:space="preserve">The results of a discontinued operation, </w:t>
       </w:r>
       <w:r>
         <w:rPr>
@@ -8296,7 +8068,7 @@
           <w:sz w:val="19"/>
           <w:szCs w:val="19"/>
         </w:rPr>
-        <w:t xml:space="preserve">            </w:t>
+        <w:t xml:space="preserve">           </w:t>
       </w:r>
       <w:r>
         <w:rPr>
@@ -8310,21 +8082,7 @@
           <w:sz w:val="19"/>
           <w:szCs w:val="19"/>
         </w:rPr>
-        <w:t xml:space="preserve"> area. </w:t>
-      </w:r>
-      <w:r>
-        <w:rPr>
-          <w:sz w:val="19"/>
-          <w:szCs w:val="19"/>
-        </w:rPr>
-        <w:t xml:space="preserve">Closing one store or stopping one small product does not qualify. </w:t>
-      </w:r>
-      <w:r>
-        <w:rPr>
-          <w:sz w:val="19"/>
-          <w:szCs w:val="19"/>
-        </w:rPr>
-        <w:t xml:space="preserve">The results of a discontinued operation, including any gain or loss on disposal, appear below income from continuing operations, net of their own tax. </w:t>
+        <w:t xml:space="preserve"> any gain or loss on disposal, appear below income from continuing operations, net of their own tax. </w:t>
       </w:r>
       <w:r>
         <w:rPr>
@@ -8389,7 +8147,7 @@
                 <w:sz w:val="16"/>
                 <w:szCs w:val="16"/>
               </w:rPr>
-              <w:t xml:space="preserve">separate   ·   Examples   ·   strategic   ·   removed   ·   component   ·   infrequent   ·   including   ·   attention   ·   classified   ·   geographic   ·   effect   ·   happen   ·   extraordinary</w:t>
+              <w:t xml:space="preserve">component   ·   stopping   ·   Examples   ·   removed   ·   classified   ·   within   ·   reduces   ·   attention   ·   effect   ·   including   ·   Closing   ·   happen   ·   longer</w:t>
             </w:r>
           </w:p>
         </w:tc>
@@ -8500,7 +8258,7 @@
           <w:sz w:val="19"/>
           <w:szCs w:val="19"/>
         </w:rPr>
-        <w:t xml:space="preserve">Suppose that in 2026 Orontes sells its </w:t>
+        <w:t xml:space="preserve">Suppose that in 2026 Orontes sells its frozen-foods business to focus on </w:t>
       </w:r>
       <w:r>
         <w:rPr>
@@ -8518,7 +8276,7 @@
           <w:sz w:val="19"/>
           <w:szCs w:val="19"/>
         </w:rPr>
-        <w:t xml:space="preserve">              </w:t>
+        <w:t xml:space="preserve">           </w:t>
       </w:r>
       <w:r>
         <w:rPr>
@@ -8532,7 +8290,21 @@
           <w:sz w:val="19"/>
           <w:szCs w:val="19"/>
         </w:rPr>
-        <w:t xml:space="preserve"> business to focus on </w:t>
+        <w:t xml:space="preserve"> and dry foods. </w:t>
+      </w:r>
+      <w:r>
+        <w:rPr>
+          <w:sz w:val="19"/>
+          <w:szCs w:val="19"/>
+        </w:rPr>
+        <w:t xml:space="preserve">This is a strategic shift. </w:t>
+      </w:r>
+      <w:r>
+        <w:rPr>
+          <w:sz w:val="19"/>
+          <w:szCs w:val="19"/>
+        </w:rPr>
+        <w:t xml:space="preserve">The business lost $420,000 before tax </w:t>
       </w:r>
       <w:r>
         <w:rPr>
@@ -8564,14 +8336,7 @@
           <w:sz w:val="19"/>
           <w:szCs w:val="19"/>
         </w:rPr>
-        <w:t xml:space="preserve"> and dry foods. </w:t>
-      </w:r>
-      <w:r>
-        <w:rPr>
-          <w:sz w:val="19"/>
-          <w:szCs w:val="19"/>
-        </w:rPr>
-        <w:t xml:space="preserve">This is a </w:t>
+        <w:t xml:space="preserve"> the year, and the sale caused a </w:t>
       </w:r>
       <w:r>
         <w:rPr>
@@ -8603,14 +8368,14 @@
           <w:sz w:val="19"/>
           <w:szCs w:val="19"/>
         </w:rPr>
-        <w:t xml:space="preserve"> shift. </w:t>
-      </w:r>
-      <w:r>
-        <w:rPr>
-          <w:sz w:val="19"/>
-          <w:szCs w:val="19"/>
-        </w:rPr>
-        <w:t xml:space="preserve">The business lost $420,000 </w:t>
+        <w:t xml:space="preserve"> loss of $180,000. </w:t>
+      </w:r>
+      <w:r>
+        <w:rPr>
+          <w:sz w:val="19"/>
+          <w:szCs w:val="19"/>
+        </w:rPr>
+        <w:t xml:space="preserve">Each loss </w:t>
       </w:r>
       <w:r>
         <w:rPr>
@@ -8642,7 +8407,7 @@
           <w:sz w:val="19"/>
           <w:szCs w:val="19"/>
         </w:rPr>
-        <w:t xml:space="preserve"> tax during the year, and the sale caused a </w:t>
+        <w:t xml:space="preserve"> tax, so Orontes </w:t>
       </w:r>
       <w:r>
         <w:rPr>
@@ -8674,14 +8439,7 @@
           <w:sz w:val="19"/>
           <w:szCs w:val="19"/>
         </w:rPr>
-        <w:t xml:space="preserve"> loss of $180,000. </w:t>
-      </w:r>
-      <w:r>
-        <w:rPr>
-          <w:sz w:val="19"/>
-          <w:szCs w:val="19"/>
-        </w:rPr>
-        <w:t xml:space="preserve">Each loss reduces tax, so Orontes reports a loss from discontinued operations of $450,000, net of tax. </w:t>
+        <w:t xml:space="preserve"> a loss from discontinued operations of $450,000, net of tax. </w:t>
       </w:r>
     </w:p>
     <w:tbl>
@@ -8739,7 +8497,7 @@
                 <w:sz w:val="16"/>
                 <w:szCs w:val="16"/>
               </w:rPr>
-              <w:t xml:space="preserve">beverages   ·   activities   ·   before   ·   strategic   ·   further   ·   questions   ·   unusual   ·   frozen-foods</w:t>
+              <w:t xml:space="preserve">during   ·   activities   ·   reduces   ·   further   ·   reports   ·   questions   ·   component   ·   beverages</w:t>
             </w:r>
           </w:p>
         </w:tc>
@@ -8761,9 +8519,9 @@
       </w:tblPr>
       <w:tblGrid>
         <w:gridCol w:w="4224"/>
-        <w:gridCol w:w="1930"/>
-        <w:gridCol w:w="1516"/>
-        <w:gridCol w:w="1930"/>
+        <w:gridCol w:w="2143"/>
+        <w:gridCol w:w="1091"/>
+        <w:gridCol w:w="2143"/>
       </w:tblGrid>
       <w:tr>
         <w:tc>
@@ -8825,7 +8583,7 @@
         </w:tc>
         <w:tc>
           <w:tcPr>
-            <w:tcW w:type="pct" w:w="1005"/>
+            <w:tcW w:type="pct" w:w="1116"/>
             <w:shd w:fill="353A7C" w:val="clear"/>
             <w:tcMar>
               <w:top w:type="dxa" w:w="50"/>
@@ -8852,7 +8610,7 @@
         </w:tc>
         <w:tc>
           <w:tcPr>
-            <w:tcW w:type="pct" w:w="790"/>
+            <w:tcW w:type="pct" w:w="568"/>
             <w:shd w:fill="353A7C" w:val="clear"/>
             <w:tcMar>
               <w:top w:type="dxa" w:w="50"/>
@@ -8879,7 +8637,7 @@
         </w:tc>
         <w:tc>
           <w:tcPr>
-            <w:tcW w:type="pct" w:w="1005"/>
+            <w:tcW w:type="pct" w:w="1116"/>
             <w:shd w:fill="353A7C" w:val="clear"/>
             <w:tcMar>
               <w:top w:type="dxa" w:w="50"/>
@@ -8931,7 +8689,7 @@
         </w:tc>
         <w:tc>
           <w:tcPr>
-            <w:tcW w:type="pct" w:w="1005"/>
+            <w:tcW w:type="pct" w:w="1116"/>
             <w:tcMar>
               <w:top w:type="dxa" w:w="50"/>
               <w:left w:type="dxa" w:w="110"/>
@@ -8954,7 +8712,7 @@
         </w:tc>
         <w:tc>
           <w:tcPr>
-            <w:tcW w:type="pct" w:w="790"/>
+            <w:tcW w:type="pct" w:w="568"/>
             <w:tcMar>
               <w:top w:type="dxa" w:w="50"/>
               <w:left w:type="dxa" w:w="110"/>
@@ -8977,7 +8735,7 @@
         </w:tc>
         <w:tc>
           <w:tcPr>
-            <w:tcW w:type="pct" w:w="1005"/>
+            <w:tcW w:type="pct" w:w="1116"/>
             <w:tcMar>
               <w:top w:type="dxa" w:w="50"/>
               <w:left w:type="dxa" w:w="110"/>
@@ -9029,7 +8787,7 @@
         </w:tc>
         <w:tc>
           <w:tcPr>
-            <w:tcW w:type="pct" w:w="1005"/>
+            <w:tcW w:type="pct" w:w="1116"/>
             <w:shd w:fill="FBFAF6" w:val="clear"/>
             <w:tcMar>
               <w:top w:type="dxa" w:w="50"/>
@@ -9053,7 +8811,7 @@
         </w:tc>
         <w:tc>
           <w:tcPr>
-            <w:tcW w:type="pct" w:w="790"/>
+            <w:tcW w:type="pct" w:w="568"/>
             <w:shd w:fill="FBFAF6" w:val="clear"/>
             <w:tcMar>
               <w:top w:type="dxa" w:w="50"/>
@@ -9077,7 +8835,7 @@
         </w:tc>
         <w:tc>
           <w:tcPr>
-            <w:tcW w:type="pct" w:w="1005"/>
+            <w:tcW w:type="pct" w:w="1116"/>
             <w:shd w:fill="FBFAF6" w:val="clear"/>
             <w:tcMar>
               <w:top w:type="dxa" w:w="50"/>
@@ -9104,7 +8862,6 @@
         <w:tc>
           <w:tcPr>
             <w:tcW w:type="pct" w:w="2200"/>
-            <w:shd w:fill="FFFFFF" w:val="clear"/>
             <w:tcMar>
               <w:top w:type="dxa" w:w="50"/>
               <w:left w:type="dxa" w:w="110"/>
@@ -9114,23 +8871,20 @@
           </w:tcPr>
           <w:p>
             <w:pPr>
-              <w:spacing w:before="46" w:after="46"/>
-            </w:pPr>
-            <w:r>
-              <w:rPr>
-                <w:b/>
-                <w:bCs/>
-                <w:color w:val="8186EF"/>
-                <w:sz w:val="14"/>
-                <w:szCs w:val="14"/>
-              </w:rPr>
-              <w:t xml:space="preserve">(21)</w:t>
-            </w:r>
-          </w:p>
-        </w:tc>
-        <w:tc>
-          <w:tcPr>
-            <w:tcW w:type="pct" w:w="1005"/>
+              <w:spacing w:before="28" w:after="28"/>
+            </w:pPr>
+            <w:r>
+              <w:rPr>
+                <w:sz w:val="15"/>
+                <w:szCs w:val="15"/>
+              </w:rPr>
+              <w:t xml:space="preserve">Loss from discontinued operations</w:t>
+            </w:r>
+          </w:p>
+        </w:tc>
+        <w:tc>
+          <w:tcPr>
+            <w:tcW w:type="pct" w:w="1116"/>
             <w:tcMar>
               <w:top w:type="dxa" w:w="50"/>
               <w:left w:type="dxa" w:w="110"/>
@@ -9153,7 +8907,7 @@
         </w:tc>
         <w:tc>
           <w:tcPr>
-            <w:tcW w:type="pct" w:w="790"/>
+            <w:tcW w:type="pct" w:w="568"/>
             <w:tcMar>
               <w:top w:type="dxa" w:w="50"/>
               <w:left w:type="dxa" w:w="110"/>
@@ -9176,7 +8930,7 @@
         </w:tc>
         <w:tc>
           <w:tcPr>
-            <w:tcW w:type="pct" w:w="1005"/>
+            <w:tcW w:type="pct" w:w="1116"/>
             <w:tcMar>
               <w:top w:type="dxa" w:w="50"/>
               <w:left w:type="dxa" w:w="110"/>
@@ -9255,7 +9009,7 @@
                 <w:sz w:val="16"/>
                 <w:szCs w:val="16"/>
               </w:rPr>
-              <w:t xml:space="preserve">Loss on disposal of the business   ·   Loss from discontinued operations   ·   earnings per share (EPS)</w:t>
+              <w:t xml:space="preserve">Loss on disposal of the business   ·   Loss from operations of the frozen-foods business</w:t>
             </w:r>
           </w:p>
         </w:tc>
@@ -9341,7 +9095,7 @@
           <w:sz w:val="16"/>
           <w:szCs w:val="16"/>
         </w:rPr>
-        <w:t xml:space="preserve">      gaps 22–27</w:t>
+        <w:t xml:space="preserve">      gaps 21–26</w:t>
       </w:r>
     </w:p>
     <w:p>
@@ -9364,7 +9118,7 @@
           <w:sz w:val="15"/>
           <w:szCs w:val="15"/>
         </w:rPr>
-        <w:t xml:space="preserve"> (22) </w:t>
+        <w:t xml:space="preserve"> (21) </w:t>
       </w:r>
       <w:r>
         <w:rPr>
@@ -9396,7 +9150,7 @@
           <w:sz w:val="15"/>
           <w:szCs w:val="15"/>
         </w:rPr>
-        <w:t xml:space="preserve"> (23) </w:t>
+        <w:t xml:space="preserve"> (22) </w:t>
       </w:r>
       <w:r>
         <w:rPr>
@@ -9435,7 +9189,7 @@
           <w:sz w:val="15"/>
           <w:szCs w:val="15"/>
         </w:rPr>
-        <w:t xml:space="preserve"> (24) </w:t>
+        <w:t xml:space="preserve"> (23) </w:t>
       </w:r>
       <w:r>
         <w:rPr>
@@ -9457,7 +9211,7 @@
           <w:sz w:val="19"/>
           <w:szCs w:val="19"/>
         </w:rPr>
-        <w:t xml:space="preserve"> exam, such an item is unusual or </w:t>
+        <w:t xml:space="preserve"> exam, such an item is unusual or infrequent: a separate </w:t>
       </w:r>
       <w:r>
         <w:rPr>
@@ -9467,7 +9221,7 @@
           <w:sz w:val="15"/>
           <w:szCs w:val="15"/>
         </w:rPr>
-        <w:t xml:space="preserve"> (25) </w:t>
+        <w:t xml:space="preserve"> (24) </w:t>
       </w:r>
       <w:r>
         <w:rPr>
@@ -9475,7 +9229,7 @@
           <w:sz w:val="19"/>
           <w:szCs w:val="19"/>
         </w:rPr>
-        <w:t xml:space="preserve">            </w:t>
+        <w:t xml:space="preserve">           </w:t>
       </w:r>
       <w:r>
         <w:rPr>
@@ -9489,14 +9243,28 @@
           <w:sz w:val="19"/>
           <w:szCs w:val="19"/>
         </w:rPr>
-        <w:t xml:space="preserve">: a separate pre-tax line in continuing operations. </w:t>
-      </w:r>
-      <w:r>
-        <w:rPr>
-          <w:sz w:val="19"/>
-          <w:szCs w:val="19"/>
-        </w:rPr>
-        <w:t xml:space="preserve">Only </w:t>
+        <w:t xml:space="preserve"> line in continuing operations. </w:t>
+      </w:r>
+      <w:r>
+        <w:rPr>
+          <w:sz w:val="19"/>
+          <w:szCs w:val="19"/>
+        </w:rPr>
+        <w:t xml:space="preserve">Only discontinued operations are shown net of tax below continuing operations. </w:t>
+      </w:r>
+      <w:r>
+        <w:rPr>
+          <w:sz w:val="19"/>
+          <w:szCs w:val="19"/>
+        </w:rPr>
+        <w:t xml:space="preserve">IFRS 5 uses a similar idea: a separate major line of business or geographic area. </w:t>
+      </w:r>
+      <w:r>
+        <w:rPr>
+          <w:sz w:val="19"/>
+          <w:szCs w:val="19"/>
+        </w:rPr>
+        <w:t xml:space="preserve">IFRS also </w:t>
       </w:r>
       <w:r>
         <w:rPr>
@@ -9506,7 +9274,7 @@
           <w:sz w:val="15"/>
           <w:szCs w:val="15"/>
         </w:rPr>
-        <w:t xml:space="preserve"> (26) </w:t>
+        <w:t xml:space="preserve"> (25) </w:t>
       </w:r>
       <w:r>
         <w:rPr>
@@ -9514,7 +9282,7 @@
           <w:sz w:val="19"/>
           <w:szCs w:val="19"/>
         </w:rPr>
-        <w:t xml:space="preserve">              </w:t>
+        <w:t xml:space="preserve">           </w:t>
       </w:r>
       <w:r>
         <w:rPr>
@@ -9528,14 +9296,7 @@
           <w:sz w:val="19"/>
           <w:szCs w:val="19"/>
         </w:rPr>
-        <w:t xml:space="preserve"> operations are shown net of tax below continuing operations. </w:t>
-      </w:r>
-      <w:r>
-        <w:rPr>
-          <w:sz w:val="19"/>
-          <w:szCs w:val="19"/>
-        </w:rPr>
-        <w:t xml:space="preserve">IFRS 5 uses a similar idea: a separate major line of business or </w:t>
+        <w:t xml:space="preserve"> extraordinary items, so the two </w:t>
       </w:r>
       <w:r>
         <w:rPr>
@@ -9545,7 +9306,7 @@
           <w:sz w:val="15"/>
           <w:szCs w:val="15"/>
         </w:rPr>
-        <w:t xml:space="preserve"> (27) </w:t>
+        <w:t xml:space="preserve"> (26) </w:t>
       </w:r>
       <w:r>
         <w:rPr>
@@ -9567,14 +9328,7 @@
           <w:sz w:val="19"/>
           <w:szCs w:val="19"/>
         </w:rPr>
-        <w:t xml:space="preserve"> area. </w:t>
-      </w:r>
-      <w:r>
-        <w:rPr>
-          <w:sz w:val="19"/>
-          <w:szCs w:val="19"/>
-        </w:rPr>
-        <w:t xml:space="preserve">IFRS also prohibits extraordinary items, so the two frameworks now give very similar results in this area. </w:t>
+        <w:t xml:space="preserve"> now give very similar results in this area. </w:t>
       </w:r>
     </w:p>
     <w:tbl>
@@ -9632,7 +9386,7 @@
                 <w:sz w:val="16"/>
                 <w:szCs w:val="16"/>
               </w:rPr>
-              <w:t xml:space="preserve">infrequent   ·   classified   ·   today's   ·   expropriations   ·   discontinued   ·   geographic   ·   textbooks</w:t>
+              <w:t xml:space="preserve">pre-tax   ·   discontinued   ·   today's   ·   expropriations   ·   prohibits   ·   frameworks   ·   textbooks</w:t>
             </w:r>
           </w:p>
         </w:tc>
@@ -10326,7 +10080,7 @@
                 <w:sz w:val="16"/>
                 <w:szCs w:val="16"/>
               </w:rPr>
-              <w:t xml:space="preserve">beverages</w:t>
+              <w:t xml:space="preserve">during</w:t>
             </w:r>
           </w:p>
         </w:tc>
@@ -10394,7 +10148,7 @@
                 <w:sz w:val="16"/>
                 <w:szCs w:val="16"/>
               </w:rPr>
-              <w:t xml:space="preserve">strategic</w:t>
+              <w:t xml:space="preserve">further</w:t>
             </w:r>
           </w:p>
         </w:tc>
@@ -10429,7 +10183,7 @@
                 <w:sz w:val="16"/>
                 <w:szCs w:val="16"/>
               </w:rPr>
-              <w:t xml:space="preserve">extraordinary</w:t>
+              <w:t xml:space="preserve">longer</w:t>
             </w:r>
           </w:p>
         </w:tc>
@@ -10462,7 +10216,7 @@
                 <w:sz w:val="16"/>
                 <w:szCs w:val="16"/>
               </w:rPr>
-              <w:t xml:space="preserve">before</w:t>
+              <w:t xml:space="preserve">reduces</w:t>
             </w:r>
           </w:p>
         </w:tc>
@@ -10530,7 +10284,7 @@
                 <w:sz w:val="16"/>
                 <w:szCs w:val="16"/>
               </w:rPr>
-              <w:t xml:space="preserve">further</w:t>
+              <w:t xml:space="preserve">reports</w:t>
             </w:r>
           </w:p>
         </w:tc>
@@ -10565,7 +10319,7 @@
                 <w:sz w:val="16"/>
                 <w:szCs w:val="16"/>
               </w:rPr>
-              <w:t xml:space="preserve">infrequent</w:t>
+              <w:t xml:space="preserve">within</w:t>
             </w:r>
           </w:p>
         </w:tc>
@@ -10633,7 +10387,7 @@
                 <w:sz w:val="16"/>
                 <w:szCs w:val="16"/>
               </w:rPr>
-              <w:t xml:space="preserve">separate</w:t>
+              <w:t xml:space="preserve">component</w:t>
             </w:r>
           </w:p>
         </w:tc>
@@ -10666,7 +10420,7 @@
                 <w:sz w:val="16"/>
                 <w:szCs w:val="16"/>
               </w:rPr>
-              <w:t xml:space="preserve">Loss from discontinued operations</w:t>
+              <w:t xml:space="preserve">textbooks</w:t>
             </w:r>
           </w:p>
         </w:tc>
@@ -10701,7 +10455,7 @@
                 <w:sz w:val="16"/>
                 <w:szCs w:val="16"/>
               </w:rPr>
-              <w:t xml:space="preserve">component</w:t>
+              <w:t xml:space="preserve">classified</w:t>
             </w:r>
           </w:p>
         </w:tc>
@@ -10734,7 +10488,7 @@
                 <w:sz w:val="16"/>
                 <w:szCs w:val="16"/>
               </w:rPr>
-              <w:t xml:space="preserve">textbooks</w:t>
+              <w:t xml:space="preserve">expropriations</w:t>
             </w:r>
           </w:p>
         </w:tc>
@@ -10769,7 +10523,7 @@
                 <w:sz w:val="16"/>
                 <w:szCs w:val="16"/>
               </w:rPr>
-              <w:t xml:space="preserve">classified</w:t>
+              <w:t xml:space="preserve">effect</w:t>
             </w:r>
           </w:p>
         </w:tc>
@@ -10802,7 +10556,7 @@
                 <w:sz w:val="16"/>
                 <w:szCs w:val="16"/>
               </w:rPr>
-              <w:t xml:space="preserve">expropriations</w:t>
+              <w:t xml:space="preserve">today's</w:t>
             </w:r>
           </w:p>
         </w:tc>
@@ -10837,7 +10591,7 @@
                 <w:sz w:val="16"/>
                 <w:szCs w:val="16"/>
               </w:rPr>
-              <w:t xml:space="preserve">strategic</w:t>
+              <w:t xml:space="preserve">Examples</w:t>
             </w:r>
           </w:p>
         </w:tc>
@@ -10870,7 +10624,7 @@
                 <w:sz w:val="16"/>
                 <w:szCs w:val="16"/>
               </w:rPr>
-              <w:t xml:space="preserve">today's</w:t>
+              <w:t xml:space="preserve">pre-tax</w:t>
             </w:r>
           </w:p>
         </w:tc>
@@ -10905,7 +10659,7 @@
                 <w:sz w:val="16"/>
                 <w:szCs w:val="16"/>
               </w:rPr>
-              <w:t xml:space="preserve">effect</w:t>
+              <w:t xml:space="preserve">Closing</w:t>
             </w:r>
           </w:p>
         </w:tc>
@@ -10938,7 +10692,7 @@
                 <w:sz w:val="16"/>
                 <w:szCs w:val="16"/>
               </w:rPr>
-              <w:t xml:space="preserve">infrequent</w:t>
+              <w:t xml:space="preserve">prohibits</w:t>
             </w:r>
           </w:p>
         </w:tc>
@@ -10973,7 +10727,7 @@
                 <w:sz w:val="16"/>
                 <w:szCs w:val="16"/>
               </w:rPr>
-              <w:t xml:space="preserve">Examples</w:t>
+              <w:t xml:space="preserve">stopping</w:t>
             </w:r>
           </w:p>
         </w:tc>
@@ -11006,7 +10760,7 @@
                 <w:sz w:val="16"/>
                 <w:szCs w:val="16"/>
               </w:rPr>
-              <w:t xml:space="preserve">discontinued</w:t>
+              <w:t xml:space="preserve">frameworks</w:t>
             </w:r>
           </w:p>
         </w:tc>
@@ -11041,7 +10795,7 @@
                 <w:sz w:val="16"/>
                 <w:szCs w:val="16"/>
               </w:rPr>
-              <w:t xml:space="preserve">geographic</w:t>
+              <w:t xml:space="preserve">including</w:t>
             </w:r>
           </w:p>
         </w:tc>
@@ -11074,7 +10828,7 @@
                 <w:sz w:val="16"/>
                 <w:szCs w:val="16"/>
               </w:rPr>
-              <w:t xml:space="preserve">geographic</w:t>
+              <w:t xml:space="preserve">income from continuing operations</w:t>
             </w:r>
           </w:p>
         </w:tc>
@@ -11142,7 +10896,7 @@
                 <w:sz w:val="16"/>
                 <w:szCs w:val="16"/>
               </w:rPr>
-              <w:t xml:space="preserve">income from continuing operations</w:t>
+              <w:t xml:space="preserve">component of an entity</w:t>
             </w:r>
           </w:p>
         </w:tc>
@@ -11210,7 +10964,7 @@
                 <w:sz w:val="16"/>
                 <w:szCs w:val="16"/>
               </w:rPr>
-              <w:t xml:space="preserve">component of an entity</w:t>
+              <w:t xml:space="preserve">unusual or infrequent item</w:t>
             </w:r>
           </w:p>
         </w:tc>
@@ -11245,7 +10999,7 @@
                 <w:sz w:val="16"/>
                 <w:szCs w:val="16"/>
               </w:rPr>
-              <w:t xml:space="preserve">frozen-foods</w:t>
+              <w:t xml:space="preserve">beverages</w:t>
             </w:r>
           </w:p>
         </w:tc>
@@ -11261,24 +11015,14 @@
           </w:tcPr>
           <w:p>
             <w:pPr>
-              <w:spacing w:before="12" w:after="12"/>
-            </w:pPr>
-            <w:r>
-              <w:rPr>
-                <w:b/>
-                <w:bCs/>
-                <w:color w:val="8186EF"/>
-                <w:sz w:val="16"/>
-                <w:szCs w:val="16"/>
-              </w:rPr>
-              <w:t xml:space="preserve">30  </w:t>
-            </w:r>
-            <w:r>
-              <w:rPr>
-                <w:sz w:val="16"/>
-                <w:szCs w:val="16"/>
-              </w:rPr>
-              <w:t xml:space="preserve">unusual or infrequent item</w:t>
+              <w:spacing w:before="24" w:after="24"/>
+            </w:pPr>
+            <w:r>
+              <w:rPr>
+                <w:sz w:val="16"/>
+                <w:szCs w:val="16"/>
+              </w:rPr>
+              <w:t xml:space="preserve"/>
             </w:r>
           </w:p>
         </w:tc>
@@ -11762,7 +11506,7 @@
           <w:sz w:val="19"/>
           <w:szCs w:val="19"/>
         </w:rPr>
-        <w:t xml:space="preserve">OCI builds a </w:t>
+        <w:t xml:space="preserve">OCI </w:t>
       </w:r>
       <w:r>
         <w:rPr>
@@ -11794,7 +11538,7 @@
           <w:sz w:val="19"/>
           <w:szCs w:val="19"/>
         </w:rPr>
-        <w:t xml:space="preserve"> in equity called </w:t>
+        <w:t xml:space="preserve"> a balance in equity called </w:t>
       </w:r>
       <w:r>
         <w:rPr>
@@ -11994,7 +11738,7 @@
                 <w:sz w:val="16"/>
                 <w:szCs w:val="16"/>
               </w:rPr>
-              <w:t xml:space="preserve">question   ·   allowed   ·   through   ·   counted   ·   Showing   ·   accumulated   ·   security   ·   continuous   ·   balance   ·   consecutive   ·   period   ·   reclassification   ·   available-for-sale</w:t>
+              <w:t xml:space="preserve">balance   ·   allowed   ·   through   ·   counted   ·   Showing   ·   accumulated   ·   security   ·   continuous   ·   builds   ·   consecutive   ·   period   ·   reclassification   ·   available-for-sale</w:t>
             </w:r>
           </w:p>
         </w:tc>
@@ -12430,7 +12174,7 @@
           <w:sz w:val="19"/>
           <w:szCs w:val="19"/>
         </w:rPr>
-        <w:t xml:space="preserve">Comprehensive income adds this year's OCI, not the AOCI </w:t>
+        <w:t xml:space="preserve">Comprehensive income adds this </w:t>
       </w:r>
       <w:r>
         <w:rPr>
@@ -12462,7 +12206,7 @@
           <w:sz w:val="19"/>
           <w:szCs w:val="19"/>
         </w:rPr>
-        <w:t xml:space="preserve">. </w:t>
+        <w:t xml:space="preserve"> OCI, not the AOCI balance. </w:t>
       </w:r>
       <w:r>
         <w:rPr>
@@ -12598,7 +12342,7 @@
                 <w:sz w:val="16"/>
                 <w:szCs w:val="16"/>
               </w:rPr>
-              <w:t xml:space="preserve">Unrealized   ·   balance   ·   through   ·   question</w:t>
+              <w:t xml:space="preserve">Unrealized   ·   year's   ·   through   ·   question</w:t>
             </w:r>
           </w:p>
         </w:tc>
@@ -13621,7 +13365,7 @@
                 <w:sz w:val="16"/>
                 <w:szCs w:val="16"/>
               </w:rPr>
-              <w:t xml:space="preserve">balance</w:t>
+              <w:t xml:space="preserve">builds</w:t>
             </w:r>
           </w:p>
         </w:tc>
@@ -13654,7 +13398,7 @@
                 <w:sz w:val="16"/>
                 <w:szCs w:val="16"/>
               </w:rPr>
-              <w:t xml:space="preserve">balance</w:t>
+              <w:t xml:space="preserve">year's</w:t>
             </w:r>
           </w:p>
         </w:tc>
@@ -14240,7 +13984,14 @@
           <w:sz w:val="19"/>
           <w:szCs w:val="19"/>
         </w:rPr>
-        <w:t xml:space="preserve">, such as FIFO or LIFO for </w:t>
+        <w:t xml:space="preserve">, such as FIFO or LIFO for inventory. </w:t>
+      </w:r>
+      <w:r>
+        <w:rPr>
+          <w:sz w:val="19"/>
+          <w:szCs w:val="19"/>
+        </w:rPr>
+        <w:t xml:space="preserve">Two similar companies can </w:t>
       </w:r>
       <w:r>
         <w:rPr>
@@ -14272,14 +14023,7 @@
           <w:sz w:val="19"/>
           <w:szCs w:val="19"/>
         </w:rPr>
-        <w:t xml:space="preserve">. </w:t>
-      </w:r>
-      <w:r>
-        <w:rPr>
-          <w:sz w:val="19"/>
-          <w:szCs w:val="19"/>
-        </w:rPr>
-        <w:t xml:space="preserve">Two similar companies can </w:t>
+        <w:t xml:space="preserve"> report different profits from the same </w:t>
       </w:r>
       <w:r>
         <w:rPr>
@@ -14311,7 +14055,14 @@
           <w:sz w:val="19"/>
           <w:szCs w:val="19"/>
         </w:rPr>
-        <w:t xml:space="preserve"> report different profits from the same </w:t>
+        <w:t xml:space="preserve">. </w:t>
+      </w:r>
+      <w:r>
+        <w:rPr>
+          <w:sz w:val="19"/>
+          <w:szCs w:val="19"/>
+        </w:rPr>
+        <w:t xml:space="preserve">The income statement also </w:t>
       </w:r>
       <w:r>
         <w:rPr>
@@ -14343,14 +14094,14 @@
           <w:sz w:val="19"/>
           <w:szCs w:val="19"/>
         </w:rPr>
-        <w:t xml:space="preserve">. </w:t>
-      </w:r>
-      <w:r>
-        <w:rPr>
-          <w:sz w:val="19"/>
-          <w:szCs w:val="19"/>
-        </w:rPr>
-        <w:t xml:space="preserve">The income statement also </w:t>
+        <w:t xml:space="preserve"> things out. </w:t>
+      </w:r>
+      <w:r>
+        <w:rPr>
+          <w:sz w:val="19"/>
+          <w:szCs w:val="19"/>
+        </w:rPr>
+        <w:t xml:space="preserve">An </w:t>
       </w:r>
       <w:r>
         <w:rPr>
@@ -14382,14 +14133,7 @@
           <w:sz w:val="19"/>
           <w:szCs w:val="19"/>
         </w:rPr>
-        <w:t xml:space="preserve"> things out. </w:t>
-      </w:r>
-      <w:r>
-        <w:rPr>
-          <w:sz w:val="19"/>
-          <w:szCs w:val="19"/>
-        </w:rPr>
-        <w:t xml:space="preserve">An </w:t>
+        <w:t xml:space="preserve"> in the value of </w:t>
       </w:r>
       <w:r>
         <w:rPr>
@@ -14421,7 +14165,14 @@
           <w:sz w:val="19"/>
           <w:szCs w:val="19"/>
         </w:rPr>
-        <w:t xml:space="preserve"> in the value of </w:t>
+        <w:t xml:space="preserve"> land, or of a brand it built itself, is not reported. </w:t>
+      </w:r>
+      <w:r>
+        <w:rPr>
+          <w:sz w:val="19"/>
+          <w:szCs w:val="19"/>
+        </w:rPr>
+        <w:t xml:space="preserve">Managers can influence results by timing sales or </w:t>
       </w:r>
       <w:r>
         <w:rPr>
@@ -14439,7 +14190,7 @@
           <w:sz w:val="19"/>
           <w:szCs w:val="19"/>
         </w:rPr>
-        <w:t xml:space="preserve">           </w:t>
+        <w:t xml:space="preserve">               </w:t>
       </w:r>
       <w:r>
         <w:rPr>
@@ -14453,14 +14204,7 @@
           <w:sz w:val="19"/>
           <w:szCs w:val="19"/>
         </w:rPr>
-        <w:t xml:space="preserve"> land, or of a brand it built itself, is not reported. </w:t>
-      </w:r>
-      <w:r>
-        <w:rPr>
-          <w:sz w:val="19"/>
-          <w:szCs w:val="19"/>
-        </w:rPr>
-        <w:t xml:space="preserve">Managers can influence results by timing sales or </w:t>
+        <w:t xml:space="preserve"> costs, such as research or </w:t>
       </w:r>
       <w:r>
         <w:rPr>
@@ -14478,7 +14222,7 @@
           <w:sz w:val="19"/>
           <w:szCs w:val="19"/>
         </w:rPr>
-        <w:t xml:space="preserve">               </w:t>
+        <w:t xml:space="preserve">             </w:t>
       </w:r>
       <w:r>
         <w:rPr>
@@ -14492,7 +14236,14 @@
           <w:sz w:val="19"/>
           <w:szCs w:val="19"/>
         </w:rPr>
-        <w:t xml:space="preserve"> costs, such as research or </w:t>
+        <w:t xml:space="preserve">, near the year-end. </w:t>
+      </w:r>
+      <w:r>
+        <w:rPr>
+          <w:sz w:val="19"/>
+          <w:szCs w:val="19"/>
+        </w:rPr>
+        <w:t xml:space="preserve">Most </w:t>
       </w:r>
       <w:r>
         <w:rPr>
@@ -14524,14 +14275,14 @@
           <w:sz w:val="19"/>
           <w:szCs w:val="19"/>
         </w:rPr>
-        <w:t xml:space="preserve">, near the year-end. </w:t>
-      </w:r>
-      <w:r>
-        <w:rPr>
-          <w:sz w:val="19"/>
-          <w:szCs w:val="19"/>
-        </w:rPr>
-        <w:t xml:space="preserve">Most </w:t>
+        <w:t xml:space="preserve">, net income is not cash. </w:t>
+      </w:r>
+      <w:r>
+        <w:rPr>
+          <w:sz w:val="19"/>
+          <w:szCs w:val="19"/>
+        </w:rPr>
+        <w:t xml:space="preserve">Accrual </w:t>
       </w:r>
       <w:r>
         <w:rPr>
@@ -14549,7 +14300,7 @@
           <w:sz w:val="19"/>
           <w:szCs w:val="19"/>
         </w:rPr>
-        <w:t xml:space="preserve">             </w:t>
+        <w:t xml:space="preserve">            </w:t>
       </w:r>
       <w:r>
         <w:rPr>
@@ -14563,14 +14314,7 @@
           <w:sz w:val="19"/>
           <w:szCs w:val="19"/>
         </w:rPr>
-        <w:t xml:space="preserve">, net income is not cash. </w:t>
-      </w:r>
-      <w:r>
-        <w:rPr>
-          <w:sz w:val="19"/>
-          <w:szCs w:val="19"/>
-        </w:rPr>
-        <w:t xml:space="preserve">Accrual accounting records revenue when it is earned and expenses when they are incurred. </w:t>
+        <w:t xml:space="preserve"> records revenue when it is earned and expenses when they are incurred. </w:t>
       </w:r>
       <w:r>
         <w:rPr>
@@ -14649,7 +14393,7 @@
                 <w:sz w:val="16"/>
                 <w:szCs w:val="16"/>
               </w:rPr>
-              <w:t xml:space="preserve">therefore   ·   leaves   ·   results   ·   impairment   ·   Orontes's   ·   importantly   ·   activity   ·   estimates   ·   increase   ·   inventory   ·   advertising   ·   methods   ·   discretionary</w:t>
+              <w:t xml:space="preserve">activity   ·   increase   ·   results   ·   impairment   ·   discretionary   ·   accounting   ·   leaves   ·   estimates   ·   Orontes's   ·   therefore   ·   importantly   ·   methods   ·   advertising</w:t>
             </w:r>
           </w:p>
         </w:tc>
@@ -14689,7 +14433,7 @@
           <w:sz w:val="19"/>
           <w:szCs w:val="19"/>
         </w:rPr>
-        <w:t xml:space="preserve">ASU 2024-03 (DISE) requires public companies to break down some expense captions in the notes, such as employee pay and </w:t>
+        <w:t xml:space="preserve">ASU 2024-03 (DISE) </w:t>
       </w:r>
       <w:r>
         <w:rPr>
@@ -14707,7 +14451,7 @@
           <w:sz w:val="19"/>
           <w:szCs w:val="19"/>
         </w:rPr>
-        <w:t xml:space="preserve">              </w:t>
+        <w:t xml:space="preserve">           </w:t>
       </w:r>
       <w:r>
         <w:rPr>
@@ -14721,14 +14465,14 @@
           <w:sz w:val="19"/>
           <w:szCs w:val="19"/>
         </w:rPr>
-        <w:t xml:space="preserve">. </w:t>
-      </w:r>
-      <w:r>
-        <w:rPr>
-          <w:sz w:val="19"/>
-          <w:szCs w:val="19"/>
-        </w:rPr>
-        <w:t xml:space="preserve">The face of the </w:t>
+        <w:t xml:space="preserve"> public companies to break down some expense captions in the notes, such as employee pay and depreciation. </w:t>
+      </w:r>
+      <w:r>
+        <w:rPr>
+          <w:sz w:val="19"/>
+          <w:szCs w:val="19"/>
+        </w:rPr>
+        <w:t xml:space="preserve">The face of the statement does not </w:t>
       </w:r>
       <w:r>
         <w:rPr>
@@ -14760,7 +14504,7 @@
           <w:sz w:val="19"/>
           <w:szCs w:val="19"/>
         </w:rPr>
-        <w:t xml:space="preserve"> does not change. </w:t>
+        <w:t xml:space="preserve">. </w:t>
       </w:r>
       <w:r>
         <w:rPr>
@@ -14896,7 +14640,7 @@
                 <w:sz w:val="16"/>
                 <w:szCs w:val="16"/>
               </w:rPr>
-              <w:t xml:space="preserve">statement   ·   earnings   ·   depreciation   ·   subtotals   ·   testable</w:t>
+              <w:t xml:space="preserve">change   ·   earnings   ·   requires   ·   subtotals   ·   testable</w:t>
             </w:r>
           </w:p>
         </w:tc>
@@ -15583,39 +15327,7 @@
                 <w:sz w:val="15"/>
                 <w:szCs w:val="15"/>
               </w:rPr>
-              <w:t xml:space="preserve">The fire loss is the </w:t>
-            </w:r>
-            <w:r>
-              <w:rPr>
-                <w:b/>
-                <w:bCs/>
-                <w:color w:val="8186EF"/>
-                <w:sz w:val="14"/>
-                <w:szCs w:val="14"/>
-              </w:rPr>
-              <w:t xml:space="preserve"> (18) </w:t>
-            </w:r>
-            <w:r>
-              <w:rPr>
-                <w:u w:val="single"/>
-                <w:sz w:val="15"/>
-                <w:szCs w:val="15"/>
-              </w:rPr>
-              <w:t xml:space="preserve">              </w:t>
-            </w:r>
-            <w:r>
-              <w:rPr>
-                <w:sz w:val="15"/>
-                <w:szCs w:val="15"/>
-              </w:rPr>
-              <w:t xml:space="preserve"> </w:t>
-            </w:r>
-            <w:r>
-              <w:rPr>
-                <w:sz w:val="15"/>
-                <w:szCs w:val="15"/>
-              </w:rPr>
-              <w:t xml:space="preserve"> inventory destroyed on February 10, 2026. Fires are unusual for Barada.</w:t>
+              <w:t xml:space="preserve">The fire loss is the uninsured inventory destroyed on February 10, 2026. Fires are unusual for Barada.</w:t>
             </w:r>
           </w:p>
         </w:tc>
@@ -15665,7 +15377,39 @@
                 <w:sz w:val="15"/>
                 <w:szCs w:val="15"/>
               </w:rPr>
-              <w:t xml:space="preserve">The income tax rate is 25% on all items. Barada has no other comprehensive income.</w:t>
+              <w:t xml:space="preserve">The income tax rate is 25% on all items. Barada has no other </w:t>
+            </w:r>
+            <w:r>
+              <w:rPr>
+                <w:b/>
+                <w:bCs/>
+                <w:color w:val="8186EF"/>
+                <w:sz w:val="14"/>
+                <w:szCs w:val="14"/>
+              </w:rPr>
+              <w:t xml:space="preserve"> (18) </w:t>
+            </w:r>
+            <w:r>
+              <w:rPr>
+                <w:u w:val="single"/>
+                <w:sz w:val="15"/>
+                <w:szCs w:val="15"/>
+              </w:rPr>
+              <w:t xml:space="preserve">              </w:t>
+            </w:r>
+            <w:r>
+              <w:rPr>
+                <w:sz w:val="15"/>
+                <w:szCs w:val="15"/>
+              </w:rPr>
+              <w:t xml:space="preserve"> </w:t>
+            </w:r>
+            <w:r>
+              <w:rPr>
+                <w:sz w:val="15"/>
+                <w:szCs w:val="15"/>
+              </w:rPr>
+              <w:t xml:space="preserve">.</w:t>
             </w:r>
           </w:p>
         </w:tc>
@@ -15727,7 +15471,7 @@
                 <w:sz w:val="16"/>
                 <w:szCs w:val="16"/>
               </w:rPr>
-              <w:t xml:space="preserve">catering-supply   ·   uninsured   ·   Item</w:t>
+              <w:t xml:space="preserve">catering-supply   ·   comprehensive income   ·   operating</w:t>
             </w:r>
           </w:p>
         </w:tc>
@@ -16054,80 +15798,366 @@
       </w:tr>
     </w:tbl>
     <w:p/>
-    <w:p>
-      <w:pPr>
-        <w:spacing w:before="44" w:after="10"/>
-      </w:pPr>
-      <w:r>
-        <w:rPr>
-          <w:b/>
-          <w:bCs/>
-          <w:color w:val="353A7C"/>
-          <w:sz w:val="18"/>
-          <w:szCs w:val="18"/>
-        </w:rPr>
-        <w:t xml:space="preserve">Item — Category</w:t>
-      </w:r>
-    </w:p>
-    <w:p>
-      <w:pPr>
-        <w:spacing w:before="0" w:after="12"/>
-      </w:pPr>
-      <w:r>
-        <w:rPr>
-          <w:color w:val="6B7280"/>
-          <w:sz w:val="15"/>
-          <w:szCs w:val="15"/>
-        </w:rPr>
-        <w:t xml:space="preserve">Every item belongs to exactly one group.</w:t>
-      </w:r>
-    </w:p>
-    <w:p>
-      <w:pPr>
-        <w:spacing w:after="40" w:before="90"/>
-        <w:jc w:val="center"/>
-      </w:pPr>
-      <w:r>
-        <w:drawing>
-          <wp:inline distT="0" distB="0" distL="0" distR="0">
-            <wp:extent cx="5734050" cy="1705125"/>
-            <wp:effectExtent t="0" r="0" b="0" l="0"/>
-            <wp:docPr id="1" name="" descr="" title=""/>
-            <wp:cNvGraphicFramePr>
-              <a:graphicFrameLocks xmlns:a="http://schemas.openxmlformats.org/drawingml/2006/main" noChangeAspect="1"/>
-            </wp:cNvGraphicFramePr>
-            <a:graphic xmlns:a="http://schemas.openxmlformats.org/drawingml/2006/main">
-              <a:graphicData uri="http://schemas.openxmlformats.org/drawingml/2006/picture">
-                <pic:pic xmlns:pic="http://schemas.openxmlformats.org/drawingml/2006/picture">
-                  <pic:nvPicPr>
-                    <pic:cNvPr id="0" name="" descr=""/>
-                    <pic:cNvPicPr>
-                      <a:picLocks noChangeAspect="1" noChangeArrowheads="1"/>
-                    </pic:cNvPicPr>
-                  </pic:nvPicPr>
-                  <pic:blipFill>
-                    <a:blip r:embed="rId107" cstate="none"/>
-                    <a:srcRect/>
-                    <a:stretch>
-                      <a:fillRect/>
-                    </a:stretch>
-                  </pic:blipFill>
-                  <pic:spPr bwMode="auto">
-                    <a:xfrm>
-                      <a:off x="0" y="0"/>
-                      <a:ext cx="5734050" cy="1705125"/>
-                    </a:xfrm>
-                    <a:prstGeom prst="rect">
-                      <a:avLst/>
-                    </a:prstGeom>
-                  </pic:spPr>
-                </pic:pic>
-              </a:graphicData>
-            </a:graphic>
-          </wp:inline>
-        </w:drawing>
-      </w:r>
-    </w:p>
+    <w:tbl>
+      <w:tblPr>
+        <w:tblW w:type="pct" w:w="100%"/>
+        <w:tblLayout w:type="fixed"/>
+        <w:tblBorders>
+          <w:top w:val="single" w:color="353A7C" w:sz="6"/>
+          <w:left w:val="single" w:color="353A7C" w:sz="6"/>
+          <w:bottom w:val="single" w:color="353A7C" w:sz="6"/>
+          <w:right w:val="single" w:color="353A7C" w:sz="6"/>
+          <w:insideH w:val="single" w:color="353A7C" w:sz="6"/>
+          <w:insideV w:val="single" w:color="353A7C" w:sz="6"/>
+        </w:tblBorders>
+      </w:tblPr>
+      <w:tblGrid>
+        <w:gridCol w:w="4992"/>
+        <w:gridCol w:w="4608"/>
+      </w:tblGrid>
+      <w:tr>
+        <w:tc>
+          <w:tcPr>
+            <w:tcW w:type="pct" w:w="5000"/>
+            <w:gridSpan w:val="2"/>
+            <w:shd w:fill="353A7C" w:val="clear"/>
+            <w:tcMar>
+              <w:top w:type="dxa" w:w="60"/>
+              <w:left w:type="dxa" w:w="120"/>
+              <w:bottom w:type="dxa" w:w="60"/>
+              <w:right w:type="dxa" w:w="120"/>
+            </w:tcMar>
+          </w:tcPr>
+          <w:p>
+            <w:pPr>
+              <w:spacing w:before="40" w:after="40"/>
+            </w:pPr>
+            <w:r>
+              <w:rPr>
+                <w:b/>
+                <w:bCs/>
+                <w:color w:val="FFFFFF"/>
+                <w:sz w:val="17"/>
+                <w:szCs w:val="17"/>
+              </w:rPr>
+              <w:t xml:space="preserve">Item — Category</w:t>
+            </w:r>
+          </w:p>
+        </w:tc>
+      </w:tr>
+      <w:tr>
+        <w:tc>
+          <w:tcPr>
+            <w:tcW w:type="pct" w:w="2600"/>
+            <w:shd w:fill="353A7C" w:val="clear"/>
+            <w:tcMar>
+              <w:top w:type="dxa" w:w="50"/>
+              <w:left w:type="dxa" w:w="110"/>
+              <w:bottom w:type="dxa" w:w="50"/>
+              <w:right w:type="dxa" w:w="110"/>
+            </w:tcMar>
+          </w:tcPr>
+          <w:p>
+            <w:pPr>
+              <w:spacing w:before="30" w:after="30"/>
+            </w:pPr>
+            <w:r>
+              <w:rPr>
+                <w:b/>
+                <w:bCs/>
+                <w:color w:val="FFFFFF"/>
+                <w:sz w:val="15"/>
+                <w:szCs w:val="15"/>
+              </w:rPr>
+              <w:t xml:space="preserve">Item</w:t>
+            </w:r>
+          </w:p>
+        </w:tc>
+        <w:tc>
+          <w:tcPr>
+            <w:tcW w:type="pct" w:w="2400"/>
+            <w:shd w:fill="353A7C" w:val="clear"/>
+            <w:tcMar>
+              <w:top w:type="dxa" w:w="50"/>
+              <w:left w:type="dxa" w:w="110"/>
+              <w:bottom w:type="dxa" w:w="50"/>
+              <w:right w:type="dxa" w:w="110"/>
+            </w:tcMar>
+          </w:tcPr>
+          <w:p>
+            <w:pPr>
+              <w:spacing w:before="30" w:after="30"/>
+            </w:pPr>
+            <w:r>
+              <w:rPr>
+                <w:b/>
+                <w:bCs/>
+                <w:color w:val="FFFFFF"/>
+                <w:sz w:val="15"/>
+                <w:szCs w:val="15"/>
+              </w:rPr>
+              <w:t xml:space="preserve">Category</w:t>
+            </w:r>
+          </w:p>
+        </w:tc>
+      </w:tr>
+      <w:tr>
+        <w:tc>
+          <w:tcPr>
+            <w:tcW w:type="pct" w:w="2600"/>
+            <w:tcMar>
+              <w:top w:type="dxa" w:w="50"/>
+              <w:left w:type="dxa" w:w="110"/>
+              <w:bottom w:type="dxa" w:w="50"/>
+              <w:right w:type="dxa" w:w="110"/>
+            </w:tcMar>
+          </w:tcPr>
+          <w:p>
+            <w:pPr>
+              <w:spacing w:before="28" w:after="28"/>
+            </w:pPr>
+            <w:r>
+              <w:rPr>
+                <w:sz w:val="15"/>
+                <w:szCs w:val="15"/>
+              </w:rPr>
+              <w:t xml:space="preserve">Fire loss</w:t>
+            </w:r>
+          </w:p>
+        </w:tc>
+        <w:tc>
+          <w:tcPr>
+            <w:tcW w:type="pct" w:w="2400"/>
+            <w:tcMar>
+              <w:top w:type="dxa" w:w="50"/>
+              <w:left w:type="dxa" w:w="110"/>
+              <w:bottom w:type="dxa" w:w="50"/>
+              <w:right w:type="dxa" w:w="110"/>
+            </w:tcMar>
+          </w:tcPr>
+          <w:p>
+            <w:pPr>
+              <w:spacing w:before="28" w:after="28"/>
+            </w:pPr>
+            <w:r>
+              <w:rPr>
+                <w:sz w:val="15"/>
+                <w:szCs w:val="15"/>
+              </w:rPr>
+              <w:t xml:space="preserve">Operating expenses</w:t>
+            </w:r>
+          </w:p>
+        </w:tc>
+      </w:tr>
+      <w:tr>
+        <w:tc>
+          <w:tcPr>
+            <w:tcW w:type="pct" w:w="2600"/>
+            <w:shd w:fill="FBFAF6" w:val="clear"/>
+            <w:tcMar>
+              <w:top w:type="dxa" w:w="50"/>
+              <w:left w:type="dxa" w:w="110"/>
+              <w:bottom w:type="dxa" w:w="50"/>
+              <w:right w:type="dxa" w:w="110"/>
+            </w:tcMar>
+          </w:tcPr>
+          <w:p>
+            <w:pPr>
+              <w:spacing w:before="28" w:after="28"/>
+            </w:pPr>
+            <w:r>
+              <w:rPr>
+                <w:sz w:val="15"/>
+                <w:szCs w:val="15"/>
+              </w:rPr>
+              <w:t xml:space="preserve">Lawsuit settlement</w:t>
+            </w:r>
+          </w:p>
+        </w:tc>
+        <w:tc>
+          <w:tcPr>
+            <w:tcW w:type="pct" w:w="2400"/>
+            <w:shd w:fill="FFFFFF" w:val="clear"/>
+            <w:tcMar>
+              <w:top w:type="dxa" w:w="50"/>
+              <w:left w:type="dxa" w:w="110"/>
+              <w:bottom w:type="dxa" w:w="50"/>
+              <w:right w:type="dxa" w:w="110"/>
+            </w:tcMar>
+          </w:tcPr>
+          <w:p>
+            <w:pPr>
+              <w:spacing w:before="46" w:after="46"/>
+            </w:pPr>
+            <w:r>
+              <w:rPr>
+                <w:b/>
+                <w:bCs/>
+                <w:color w:val="8186EF"/>
+                <w:sz w:val="14"/>
+                <w:szCs w:val="14"/>
+              </w:rPr>
+              <w:t xml:space="preserve">(21)</w:t>
+            </w:r>
+          </w:p>
+        </w:tc>
+      </w:tr>
+      <w:tr>
+        <w:tc>
+          <w:tcPr>
+            <w:tcW w:type="pct" w:w="2600"/>
+            <w:tcMar>
+              <w:top w:type="dxa" w:w="50"/>
+              <w:left w:type="dxa" w:w="110"/>
+              <w:bottom w:type="dxa" w:w="50"/>
+              <w:right w:type="dxa" w:w="110"/>
+            </w:tcMar>
+          </w:tcPr>
+          <w:p>
+            <w:pPr>
+              <w:spacing w:before="28" w:after="28"/>
+            </w:pPr>
+            <w:r>
+              <w:rPr>
+                <w:sz w:val="15"/>
+                <w:szCs w:val="15"/>
+              </w:rPr>
+              <w:t xml:space="preserve">Interest expense</w:t>
+            </w:r>
+          </w:p>
+        </w:tc>
+        <w:tc>
+          <w:tcPr>
+            <w:tcW w:type="pct" w:w="2400"/>
+            <w:shd w:fill="FFFFFF" w:val="clear"/>
+            <w:tcMar>
+              <w:top w:type="dxa" w:w="50"/>
+              <w:left w:type="dxa" w:w="110"/>
+              <w:bottom w:type="dxa" w:w="50"/>
+              <w:right w:type="dxa" w:w="110"/>
+            </w:tcMar>
+          </w:tcPr>
+          <w:p>
+            <w:pPr>
+              <w:spacing w:before="46" w:after="46"/>
+            </w:pPr>
+            <w:r>
+              <w:rPr>
+                <w:b/>
+                <w:bCs/>
+                <w:color w:val="8186EF"/>
+                <w:sz w:val="14"/>
+                <w:szCs w:val="14"/>
+              </w:rPr>
+              <w:t xml:space="preserve">(22)</w:t>
+            </w:r>
+          </w:p>
+        </w:tc>
+      </w:tr>
+      <w:tr>
+        <w:tc>
+          <w:tcPr>
+            <w:tcW w:type="pct" w:w="2600"/>
+            <w:shd w:fill="FBFAF6" w:val="clear"/>
+            <w:tcMar>
+              <w:top w:type="dxa" w:w="50"/>
+              <w:left w:type="dxa" w:w="110"/>
+              <w:bottom w:type="dxa" w:w="50"/>
+              <w:right w:type="dxa" w:w="110"/>
+            </w:tcMar>
+          </w:tcPr>
+          <w:p>
+            <w:pPr>
+              <w:spacing w:before="28" w:after="28"/>
+            </w:pPr>
+            <w:r>
+              <w:rPr>
+                <w:sz w:val="15"/>
+                <w:szCs w:val="15"/>
+              </w:rPr>
+              <w:t xml:space="preserve">Gain on sale of equipment</w:t>
+            </w:r>
+          </w:p>
+        </w:tc>
+        <w:tc>
+          <w:tcPr>
+            <w:tcW w:type="pct" w:w="2400"/>
+            <w:shd w:fill="FBFAF6" w:val="clear"/>
+            <w:tcMar>
+              <w:top w:type="dxa" w:w="50"/>
+              <w:left w:type="dxa" w:w="110"/>
+              <w:bottom w:type="dxa" w:w="50"/>
+              <w:right w:type="dxa" w:w="110"/>
+            </w:tcMar>
+          </w:tcPr>
+          <w:p>
+            <w:pPr>
+              <w:spacing w:before="28" w:after="28"/>
+            </w:pPr>
+            <w:r>
+              <w:rPr>
+                <w:sz w:val="15"/>
+                <w:szCs w:val="15"/>
+              </w:rPr>
+              <w:t xml:space="preserve">Other income and expense</w:t>
+            </w:r>
+          </w:p>
+        </w:tc>
+      </w:tr>
+      <w:tr>
+        <w:tc>
+          <w:tcPr>
+            <w:tcW w:type="pct" w:w="2600"/>
+            <w:tcMar>
+              <w:top w:type="dxa" w:w="50"/>
+              <w:left w:type="dxa" w:w="110"/>
+              <w:bottom w:type="dxa" w:w="50"/>
+              <w:right w:type="dxa" w:w="110"/>
+            </w:tcMar>
+          </w:tcPr>
+          <w:p>
+            <w:pPr>
+              <w:spacing w:before="28" w:after="28"/>
+            </w:pPr>
+            <w:r>
+              <w:rPr>
+                <w:sz w:val="15"/>
+                <w:szCs w:val="15"/>
+              </w:rPr>
+              <w:t xml:space="preserve">Loss on sale of the division</w:t>
+            </w:r>
+          </w:p>
+        </w:tc>
+        <w:tc>
+          <w:tcPr>
+            <w:tcW w:type="pct" w:w="2400"/>
+            <w:shd w:fill="FFFFFF" w:val="clear"/>
+            <w:tcMar>
+              <w:top w:type="dxa" w:w="50"/>
+              <w:left w:type="dxa" w:w="110"/>
+              <w:bottom w:type="dxa" w:w="50"/>
+              <w:right w:type="dxa" w:w="110"/>
+            </w:tcMar>
+          </w:tcPr>
+          <w:p>
+            <w:pPr>
+              <w:spacing w:before="46" w:after="46"/>
+            </w:pPr>
+            <w:r>
+              <w:rPr>
+                <w:b/>
+                <w:bCs/>
+                <w:color w:val="8186EF"/>
+                <w:sz w:val="14"/>
+                <w:szCs w:val="14"/>
+              </w:rPr>
+              <w:t xml:space="preserve">(23)</w:t>
+            </w:r>
+          </w:p>
+        </w:tc>
+      </w:tr>
+    </w:tbl>
+    <w:p/>
     <w:tbl>
       <w:tblPr>
         <w:tblW w:type="pct" w:w="100%"/>
@@ -16183,7 +16213,7 @@
                 <w:sz w:val="16"/>
                 <w:szCs w:val="16"/>
               </w:rPr>
-              <w:t xml:space="preserve">Lawsuit settlement   ·   Gain on sale of equipment   ·   Fire loss</w:t>
+              <w:t xml:space="preserve">Operating expenses   ·   Discontinued operations   ·   Other income and expense   ·   intraperiod tax allocation</w:t>
             </w:r>
           </w:p>
         </w:tc>
@@ -16313,14 +16343,14 @@
                 <w:sz w:val="16"/>
                 <w:szCs w:val="16"/>
               </w:rPr>
-              <w:t xml:space="preserve">12  </w:t>
-            </w:r>
-            <w:r>
-              <w:rPr>
-                <w:sz w:val="16"/>
-                <w:szCs w:val="16"/>
-              </w:rPr>
-              <w:t xml:space="preserve">importantly</w:t>
+              <w:t xml:space="preserve">13  </w:t>
+            </w:r>
+            <w:r>
+              <w:rPr>
+                <w:sz w:val="16"/>
+                <w:szCs w:val="16"/>
+              </w:rPr>
+              <w:t xml:space="preserve">requires</w:t>
             </w:r>
           </w:p>
         </w:tc>
@@ -16381,14 +16411,14 @@
                 <w:sz w:val="16"/>
                 <w:szCs w:val="16"/>
               </w:rPr>
-              <w:t xml:space="preserve">13  </w:t>
-            </w:r>
-            <w:r>
-              <w:rPr>
-                <w:sz w:val="16"/>
-                <w:szCs w:val="16"/>
-              </w:rPr>
-              <w:t xml:space="preserve">depreciation</w:t>
+              <w:t xml:space="preserve">14  </w:t>
+            </w:r>
+            <w:r>
+              <w:rPr>
+                <w:sz w:val="16"/>
+                <w:szCs w:val="16"/>
+              </w:rPr>
+              <w:t xml:space="preserve">change</w:t>
             </w:r>
           </w:p>
         </w:tc>
@@ -16449,14 +16479,14 @@
                 <w:sz w:val="16"/>
                 <w:szCs w:val="16"/>
               </w:rPr>
-              <w:t xml:space="preserve">14  </w:t>
-            </w:r>
-            <w:r>
-              <w:rPr>
-                <w:sz w:val="16"/>
-                <w:szCs w:val="16"/>
-              </w:rPr>
-              <w:t xml:space="preserve">statement</w:t>
+              <w:t xml:space="preserve">15  </w:t>
+            </w:r>
+            <w:r>
+              <w:rPr>
+                <w:sz w:val="16"/>
+                <w:szCs w:val="16"/>
+              </w:rPr>
+              <w:t xml:space="preserve">subtotals</w:t>
             </w:r>
           </w:p>
         </w:tc>
@@ -16491,7 +16521,7 @@
                 <w:sz w:val="16"/>
                 <w:szCs w:val="16"/>
               </w:rPr>
-              <w:t xml:space="preserve">inventory</w:t>
+              <w:t xml:space="preserve">therefore</w:t>
             </w:r>
           </w:p>
         </w:tc>
@@ -16517,14 +16547,14 @@
                 <w:sz w:val="16"/>
                 <w:szCs w:val="16"/>
               </w:rPr>
-              <w:t xml:space="preserve">15  </w:t>
-            </w:r>
-            <w:r>
-              <w:rPr>
-                <w:sz w:val="16"/>
-                <w:szCs w:val="16"/>
-              </w:rPr>
-              <w:t xml:space="preserve">subtotals</w:t>
+              <w:t xml:space="preserve">16  </w:t>
+            </w:r>
+            <w:r>
+              <w:rPr>
+                <w:sz w:val="16"/>
+                <w:szCs w:val="16"/>
+              </w:rPr>
+              <w:t xml:space="preserve">testable</w:t>
             </w:r>
           </w:p>
         </w:tc>
@@ -16559,7 +16589,7 @@
                 <w:sz w:val="16"/>
                 <w:szCs w:val="16"/>
               </w:rPr>
-              <w:t xml:space="preserve">therefore</w:t>
+              <w:t xml:space="preserve">activity</w:t>
             </w:r>
           </w:p>
         </w:tc>
@@ -16585,14 +16615,14 @@
                 <w:sz w:val="16"/>
                 <w:szCs w:val="16"/>
               </w:rPr>
-              <w:t xml:space="preserve">16  </w:t>
-            </w:r>
-            <w:r>
-              <w:rPr>
-                <w:sz w:val="16"/>
-                <w:szCs w:val="16"/>
-              </w:rPr>
-              <w:t xml:space="preserve">testable</w:t>
+              <w:t xml:space="preserve">17  </w:t>
+            </w:r>
+            <w:r>
+              <w:rPr>
+                <w:sz w:val="16"/>
+                <w:szCs w:val="16"/>
+              </w:rPr>
+              <w:t xml:space="preserve">catering-supply</w:t>
             </w:r>
           </w:p>
         </w:tc>
@@ -16627,7 +16657,7 @@
                 <w:sz w:val="16"/>
                 <w:szCs w:val="16"/>
               </w:rPr>
-              <w:t xml:space="preserve">activity</w:t>
+              <w:t xml:space="preserve">leaves</w:t>
             </w:r>
           </w:p>
         </w:tc>
@@ -16653,14 +16683,14 @@
                 <w:sz w:val="16"/>
                 <w:szCs w:val="16"/>
               </w:rPr>
-              <w:t xml:space="preserve">17  </w:t>
-            </w:r>
-            <w:r>
-              <w:rPr>
-                <w:sz w:val="16"/>
-                <w:szCs w:val="16"/>
-              </w:rPr>
-              <w:t xml:space="preserve">catering-supply</w:t>
+              <w:t xml:space="preserve">18  </w:t>
+            </w:r>
+            <w:r>
+              <w:rPr>
+                <w:sz w:val="16"/>
+                <w:szCs w:val="16"/>
+              </w:rPr>
+              <w:t xml:space="preserve">comprehensive income</w:t>
             </w:r>
           </w:p>
         </w:tc>
@@ -16695,7 +16725,7 @@
                 <w:sz w:val="16"/>
                 <w:szCs w:val="16"/>
               </w:rPr>
-              <w:t xml:space="preserve">leaves</w:t>
+              <w:t xml:space="preserve">increase</w:t>
             </w:r>
           </w:p>
         </w:tc>
@@ -16721,14 +16751,14 @@
                 <w:sz w:val="16"/>
                 <w:szCs w:val="16"/>
               </w:rPr>
-              <w:t xml:space="preserve">18  </w:t>
-            </w:r>
-            <w:r>
-              <w:rPr>
-                <w:sz w:val="16"/>
-                <w:szCs w:val="16"/>
-              </w:rPr>
-              <w:t xml:space="preserve">uninsured</w:t>
+              <w:t xml:space="preserve">19  </w:t>
+            </w:r>
+            <w:r>
+              <w:rPr>
+                <w:sz w:val="16"/>
+                <w:szCs w:val="16"/>
+              </w:rPr>
+              <w:t xml:space="preserve">1,240 − 520 − 300 = 420</w:t>
             </w:r>
           </w:p>
         </w:tc>
@@ -16763,7 +16793,7 @@
                 <w:sz w:val="16"/>
                 <w:szCs w:val="16"/>
               </w:rPr>
-              <w:t xml:space="preserve">increase</w:t>
+              <w:t xml:space="preserve">Orontes's</w:t>
             </w:r>
           </w:p>
         </w:tc>
@@ -16789,14 +16819,14 @@
                 <w:sz w:val="16"/>
                 <w:szCs w:val="16"/>
               </w:rPr>
-              <w:t xml:space="preserve">19  </w:t>
-            </w:r>
-            <w:r>
-              <w:rPr>
-                <w:sz w:val="16"/>
-                <w:szCs w:val="16"/>
-              </w:rPr>
-              <w:t xml:space="preserve">1,240 − 520 − 300 = 420</w:t>
+              <w:t xml:space="preserve">20  </w:t>
+            </w:r>
+            <w:r>
+              <w:rPr>
+                <w:sz w:val="16"/>
+                <w:szCs w:val="16"/>
+              </w:rPr>
+              <w:t xml:space="preserve">420 − 90 = 330, the same as in Chapter 1</w:t>
             </w:r>
           </w:p>
         </w:tc>
@@ -16831,7 +16861,7 @@
                 <w:sz w:val="16"/>
                 <w:szCs w:val="16"/>
               </w:rPr>
-              <w:t xml:space="preserve">Orontes's</w:t>
+              <w:t xml:space="preserve">discretionary</w:t>
             </w:r>
           </w:p>
         </w:tc>
@@ -16857,14 +16887,14 @@
                 <w:sz w:val="16"/>
                 <w:szCs w:val="16"/>
               </w:rPr>
-              <w:t xml:space="preserve">20  </w:t>
-            </w:r>
-            <w:r>
-              <w:rPr>
-                <w:sz w:val="16"/>
-                <w:szCs w:val="16"/>
-              </w:rPr>
-              <w:t xml:space="preserve">420 − 90 = 330, the same as in Chapter 1</w:t>
+              <w:t xml:space="preserve">21  </w:t>
+            </w:r>
+            <w:r>
+              <w:rPr>
+                <w:sz w:val="16"/>
+                <w:szCs w:val="16"/>
+              </w:rPr>
+              <w:t xml:space="preserve">Operating expenses</w:t>
             </w:r>
           </w:p>
         </w:tc>
@@ -16899,7 +16929,7 @@
                 <w:sz w:val="16"/>
                 <w:szCs w:val="16"/>
               </w:rPr>
-              <w:t xml:space="preserve">discretionary</w:t>
+              <w:t xml:space="preserve">advertising</w:t>
             </w:r>
           </w:p>
         </w:tc>
@@ -16925,14 +16955,14 @@
                 <w:sz w:val="16"/>
                 <w:szCs w:val="16"/>
               </w:rPr>
-              <w:t xml:space="preserve">21  </w:t>
-            </w:r>
-            <w:r>
-              <w:rPr>
-                <w:sz w:val="16"/>
-                <w:szCs w:val="16"/>
-              </w:rPr>
-              <w:t xml:space="preserve">Lawsuit settlement</w:t>
+              <w:t xml:space="preserve">22  </w:t>
+            </w:r>
+            <w:r>
+              <w:rPr>
+                <w:sz w:val="16"/>
+                <w:szCs w:val="16"/>
+              </w:rPr>
+              <w:t xml:space="preserve">Other income and expense</w:t>
             </w:r>
           </w:p>
         </w:tc>
@@ -16967,7 +16997,7 @@
                 <w:sz w:val="16"/>
                 <w:szCs w:val="16"/>
               </w:rPr>
-              <w:t xml:space="preserve">advertising</w:t>
+              <w:t xml:space="preserve">importantly</w:t>
             </w:r>
           </w:p>
         </w:tc>
@@ -16993,14 +17023,72 @@
                 <w:sz w:val="16"/>
                 <w:szCs w:val="16"/>
               </w:rPr>
-              <w:t xml:space="preserve">22  </w:t>
-            </w:r>
-            <w:r>
-              <w:rPr>
-                <w:sz w:val="16"/>
-                <w:szCs w:val="16"/>
-              </w:rPr>
-              <w:t xml:space="preserve">Gain on sale of equipment</w:t>
+              <w:t xml:space="preserve">23  </w:t>
+            </w:r>
+            <w:r>
+              <w:rPr>
+                <w:sz w:val="16"/>
+                <w:szCs w:val="16"/>
+              </w:rPr>
+              <w:t xml:space="preserve">Discontinued operations</w:t>
+            </w:r>
+          </w:p>
+        </w:tc>
+      </w:tr>
+      <w:tr>
+        <w:tc>
+          <w:tcPr>
+            <w:tcW w:type="pct" w:w="2500"/>
+            <w:tcMar>
+              <w:top w:type="dxa" w:w="20"/>
+              <w:left w:type="dxa" w:w="80"/>
+              <w:bottom w:type="dxa" w:w="20"/>
+              <w:right w:type="dxa" w:w="80"/>
+            </w:tcMar>
+          </w:tcPr>
+          <w:p>
+            <w:pPr>
+              <w:spacing w:before="12" w:after="12"/>
+            </w:pPr>
+            <w:r>
+              <w:rPr>
+                <w:b/>
+                <w:bCs/>
+                <w:color w:val="8186EF"/>
+                <w:sz w:val="16"/>
+                <w:szCs w:val="16"/>
+              </w:rPr>
+              <w:t xml:space="preserve">12  </w:t>
+            </w:r>
+            <w:r>
+              <w:rPr>
+                <w:sz w:val="16"/>
+                <w:szCs w:val="16"/>
+              </w:rPr>
+              <w:t xml:space="preserve">accounting</w:t>
+            </w:r>
+          </w:p>
+        </w:tc>
+        <w:tc>
+          <w:tcPr>
+            <w:tcW w:type="pct" w:w="2500"/>
+            <w:tcMar>
+              <w:top w:type="dxa" w:w="20"/>
+              <w:left w:type="dxa" w:w="80"/>
+              <w:bottom w:type="dxa" w:w="20"/>
+              <w:right w:type="dxa" w:w="80"/>
+            </w:tcMar>
+          </w:tcPr>
+          <w:p>
+            <w:pPr>
+              <w:spacing w:before="24" w:after="24"/>
+            </w:pPr>
+            <w:r>
+              <w:rPr>
+                <w:sz w:val="16"/>
+                <w:szCs w:val="16"/>
+              </w:rPr>
+              <w:t xml:space="preserve"/>
             </w:r>
           </w:p>
         </w:tc>
